--- a/Cahier des charge/Cahier des charge .docx
+++ b/Cahier des charge/Cahier des charge .docx
@@ -37,6 +37,7 @@
           <w:szCs w:val="28"/>
         </w:rPr>
       </w:pPr>
+      <w:proofErr w:type="spellStart"/>
       <w:r>
         <w:rPr>
           <w:rFonts w:ascii="Times New Roman" w:eastAsia="Gill Sans MT" w:hAnsi="Times New Roman" w:cs="Times New Roman"/>
@@ -45,8 +46,19 @@
           <w:sz w:val="28"/>
           <w:szCs w:val="28"/>
         </w:rPr>
-        <w:t>NextStep</w:t>
-      </w:r>
+        <w:t>Next</w:t>
+      </w:r>
+      <w:r>
+        <w:rPr>
+          <w:rFonts w:ascii="Times New Roman" w:eastAsia="Gill Sans MT" w:hAnsi="Times New Roman" w:cs="Times New Roman"/>
+          <w:b/>
+          <w:bCs/>
+          <w:sz w:val="28"/>
+          <w:szCs w:val="28"/>
+        </w:rPr>
+        <w:t>Ori</w:t>
+      </w:r>
+      <w:proofErr w:type="spellEnd"/>
     </w:p>
     <w:p>
       <w:pPr>
@@ -280,13 +292,31 @@
           <w:szCs w:val="28"/>
         </w:rPr>
       </w:pPr>
+      <w:proofErr w:type="spellStart"/>
       <w:r>
         <w:rPr>
           <w:rFonts w:ascii="Times New Roman" w:eastAsia="Gill Sans MT" w:hAnsi="Times New Roman" w:cs="Times New Roman"/>
           <w:sz w:val="28"/>
           <w:szCs w:val="28"/>
         </w:rPr>
-        <w:t xml:space="preserve">NextStep est une plateforme numérique d'orientation académique et professionnelle conçue pour accompagner les élèves, étudiants et personnes en reconversion dans le choix d'un parcours d'études et </w:t>
+        <w:t>Next</w:t>
+      </w:r>
+      <w:r>
+        <w:rPr>
+          <w:rFonts w:ascii="Times New Roman" w:eastAsia="Gill Sans MT" w:hAnsi="Times New Roman" w:cs="Times New Roman"/>
+          <w:sz w:val="28"/>
+          <w:szCs w:val="28"/>
+        </w:rPr>
+        <w:t>Ori</w:t>
+      </w:r>
+      <w:proofErr w:type="spellEnd"/>
+      <w:r>
+        <w:rPr>
+          <w:rFonts w:ascii="Times New Roman" w:eastAsia="Gill Sans MT" w:hAnsi="Times New Roman" w:cs="Times New Roman"/>
+          <w:sz w:val="28"/>
+          <w:szCs w:val="28"/>
+        </w:rPr>
+        <w:t xml:space="preserve"> est une plateforme numérique d'orientation académique et professionnelle conçue pour accompagner les élèves, étudiants et personnes en reconversion dans le choix d'un parcours d'études et </w:t>
       </w:r>
       <w:r>
         <w:rPr>
@@ -342,7 +372,33 @@
           <w:sz w:val="28"/>
           <w:szCs w:val="28"/>
         </w:rPr>
-        <w:t>Contrairement aux plateformes traditionnelles qui présentent uniquement des listes de métiers ou de formations, NextStep établit une chaîne logique entre la personnalité de l'utilisateur, les métiers compatibles, les filières de formation correspondantes et les établissements d'enseignement qui les proposent.</w:t>
+        <w:t xml:space="preserve">Contrairement aux plateformes traditionnelles qui présentent uniquement des listes de métiers ou de formations, </w:t>
+      </w:r>
+      <w:proofErr w:type="spellStart"/>
+      <w:r>
+        <w:rPr>
+          <w:rFonts w:ascii="Times New Roman" w:eastAsia="Gill Sans MT" w:hAnsi="Times New Roman" w:cs="Times New Roman"/>
+          <w:sz w:val="28"/>
+          <w:szCs w:val="28"/>
+        </w:rPr>
+        <w:t>Next</w:t>
+      </w:r>
+      <w:r>
+        <w:rPr>
+          <w:rFonts w:ascii="Times New Roman" w:eastAsia="Gill Sans MT" w:hAnsi="Times New Roman" w:cs="Times New Roman"/>
+          <w:sz w:val="28"/>
+          <w:szCs w:val="28"/>
+        </w:rPr>
+        <w:t>Ori</w:t>
+      </w:r>
+      <w:proofErr w:type="spellEnd"/>
+      <w:r>
+        <w:rPr>
+          <w:rFonts w:ascii="Times New Roman" w:eastAsia="Gill Sans MT" w:hAnsi="Times New Roman" w:cs="Times New Roman"/>
+          <w:sz w:val="28"/>
+          <w:szCs w:val="28"/>
+        </w:rPr>
+        <w:t xml:space="preserve"> établit une chaîne logique entre la personnalité de l'utilisateur, les métiers compatibles, les filières de formation correspondantes et les établissements d'enseignement qui les proposent.</w:t>
       </w:r>
     </w:p>
     <w:p>
@@ -583,13 +639,39 @@
           <w:szCs w:val="28"/>
         </w:rPr>
       </w:pPr>
+      <w:proofErr w:type="spellStart"/>
       <w:r>
         <w:rPr>
           <w:rFonts w:ascii="Times New Roman" w:eastAsia="Gill Sans MT" w:hAnsi="Times New Roman" w:cs="Times New Roman"/>
           <w:sz w:val="28"/>
           <w:szCs w:val="28"/>
         </w:rPr>
-        <w:t>NextStep vise à répondre à ce besoin en proposant un outil d'aide à la décision fondé sur une approche scientifique, accessible et adaptée au contexte local.</w:t>
+        <w:t>Next</w:t>
+      </w:r>
+      <w:r>
+        <w:rPr>
+          <w:rFonts w:ascii="Times New Roman" w:eastAsia="Gill Sans MT" w:hAnsi="Times New Roman" w:cs="Times New Roman"/>
+          <w:sz w:val="28"/>
+          <w:szCs w:val="28"/>
+        </w:rPr>
+        <w:t>Ori</w:t>
+      </w:r>
+      <w:proofErr w:type="spellEnd"/>
+      <w:r>
+        <w:rPr>
+          <w:rFonts w:ascii="Times New Roman" w:eastAsia="Gill Sans MT" w:hAnsi="Times New Roman" w:cs="Times New Roman"/>
+          <w:sz w:val="28"/>
+          <w:szCs w:val="28"/>
+        </w:rPr>
+        <w:t xml:space="preserve"> </w:t>
+      </w:r>
+      <w:r>
+        <w:rPr>
+          <w:rFonts w:ascii="Times New Roman" w:eastAsia="Gill Sans MT" w:hAnsi="Times New Roman" w:cs="Times New Roman"/>
+          <w:sz w:val="28"/>
+          <w:szCs w:val="28"/>
+        </w:rPr>
+        <w:t>vise à répondre à ce besoin en proposant un outil d'aide à la décision fondé sur une approche scientifique, accessible et adaptée au contexte local.</w:t>
       </w:r>
     </w:p>
     <w:p>
@@ -1116,13 +1198,39 @@
           <w:szCs w:val="28"/>
         </w:rPr>
       </w:pPr>
+      <w:proofErr w:type="spellStart"/>
       <w:r>
         <w:rPr>
           <w:rFonts w:ascii="Times New Roman" w:eastAsia="Gill Sans MT" w:hAnsi="Times New Roman" w:cs="Times New Roman"/>
           <w:sz w:val="28"/>
           <w:szCs w:val="28"/>
         </w:rPr>
-        <w:t>NextStep ambitionne de devenir une plateforme de référence en matière d'orientation académique et professionnelle en Afrique francophone.</w:t>
+        <w:t>Next</w:t>
+      </w:r>
+      <w:r>
+        <w:rPr>
+          <w:rFonts w:ascii="Times New Roman" w:eastAsia="Gill Sans MT" w:hAnsi="Times New Roman" w:cs="Times New Roman"/>
+          <w:sz w:val="28"/>
+          <w:szCs w:val="28"/>
+        </w:rPr>
+        <w:t>Ori</w:t>
+      </w:r>
+      <w:proofErr w:type="spellEnd"/>
+      <w:r>
+        <w:rPr>
+          <w:rFonts w:ascii="Times New Roman" w:eastAsia="Gill Sans MT" w:hAnsi="Times New Roman" w:cs="Times New Roman"/>
+          <w:sz w:val="28"/>
+          <w:szCs w:val="28"/>
+        </w:rPr>
+        <w:t xml:space="preserve"> </w:t>
+      </w:r>
+      <w:r>
+        <w:rPr>
+          <w:rFonts w:ascii="Times New Roman" w:eastAsia="Gill Sans MT" w:hAnsi="Times New Roman" w:cs="Times New Roman"/>
+          <w:sz w:val="28"/>
+          <w:szCs w:val="28"/>
+        </w:rPr>
+        <w:t>ambitionne de devenir une plateforme de référence en matière d'orientation académique et professionnelle en Afrique francophone.</w:t>
       </w:r>
     </w:p>
     <w:p>
@@ -15812,7 +15920,7 @@
           <w:szCs w:val="28"/>
         </w:rPr>
         <w:pict w14:anchorId="084C8538">
-          <v:rect id="_x0000_i1204" style="width:0;height:1.5pt" o:hralign="center" o:hrstd="t" o:hr="t" fillcolor="#a0a0a0" stroked="f"/>
+          <v:rect id="_x0000_i1110" style="width:0;height:1.5pt" o:hralign="center" o:hrstd="t" o:hr="t" fillcolor="#a0a0a0" stroked="f"/>
         </w:pict>
       </w:r>
     </w:p>
@@ -15923,7 +16031,7 @@
           <w:szCs w:val="28"/>
         </w:rPr>
         <w:pict w14:anchorId="4FDC4BE7">
-          <v:rect id="_x0000_i1205" style="width:0;height:1.5pt" o:hralign="center" o:hrstd="t" o:hr="t" fillcolor="#a0a0a0" stroked="f"/>
+          <v:rect id="_x0000_i1111" style="width:0;height:1.5pt" o:hralign="center" o:hrstd="t" o:hr="t" fillcolor="#a0a0a0" stroked="f"/>
         </w:pict>
       </w:r>
     </w:p>
@@ -16187,7 +16295,7 @@
           <w:szCs w:val="28"/>
         </w:rPr>
         <w:pict w14:anchorId="06B56990">
-          <v:rect id="_x0000_i1111" style="width:0;height:1.5pt" o:hralign="center" o:hrstd="t" o:hr="t" fillcolor="#a0a0a0" stroked="f"/>
+          <v:rect id="_x0000_i1112" style="width:0;height:1.5pt" o:hralign="center" o:hrstd="t" o:hr="t" fillcolor="#a0a0a0" stroked="f"/>
         </w:pict>
       </w:r>
     </w:p>
@@ -16739,7 +16847,7 @@
           <w:szCs w:val="28"/>
         </w:rPr>
         <w:pict w14:anchorId="789F7B8C">
-          <v:rect id="_x0000_i1112" style="width:0;height:1.5pt" o:hralign="center" o:hrstd="t" o:hr="t" fillcolor="#a0a0a0" stroked="f"/>
+          <v:rect id="_x0000_i1113" style="width:0;height:1.5pt" o:hralign="center" o:hrstd="t" o:hr="t" fillcolor="#a0a0a0" stroked="f"/>
         </w:pict>
       </w:r>
     </w:p>
@@ -16933,7 +17041,7 @@
           <w:szCs w:val="28"/>
         </w:rPr>
         <w:pict w14:anchorId="19539995">
-          <v:rect id="_x0000_i1113" style="width:0;height:1.5pt" o:hralign="center" o:hrstd="t" o:hr="t" fillcolor="#a0a0a0" stroked="f"/>
+          <v:rect id="_x0000_i1114" style="width:0;height:1.5pt" o:hralign="center" o:hrstd="t" o:hr="t" fillcolor="#a0a0a0" stroked="f"/>
         </w:pict>
       </w:r>
     </w:p>
@@ -17172,7 +17280,7 @@
           <w:szCs w:val="28"/>
         </w:rPr>
         <w:pict w14:anchorId="37379603">
-          <v:rect id="_x0000_i1114" style="width:0;height:1.5pt" o:hralign="center" o:hrstd="t" o:hr="t" fillcolor="#a0a0a0" stroked="f"/>
+          <v:rect id="_x0000_i1115" style="width:0;height:1.5pt" o:hralign="center" o:hrstd="t" o:hr="t" fillcolor="#a0a0a0" stroked="f"/>
         </w:pict>
       </w:r>
     </w:p>
@@ -17396,7 +17504,7 @@
           <w:szCs w:val="28"/>
         </w:rPr>
         <w:pict w14:anchorId="6A82C35C">
-          <v:rect id="_x0000_i1115" style="width:0;height:1.5pt" o:hralign="center" o:hrstd="t" o:hr="t" fillcolor="#a0a0a0" stroked="f"/>
+          <v:rect id="_x0000_i1116" style="width:0;height:1.5pt" o:hralign="center" o:hrstd="t" o:hr="t" fillcolor="#a0a0a0" stroked="f"/>
         </w:pict>
       </w:r>
     </w:p>
@@ -18165,7 +18273,7 @@
           <w:szCs w:val="28"/>
         </w:rPr>
         <w:pict w14:anchorId="358D8B32">
-          <v:rect id="_x0000_i1116" style="width:0;height:1.5pt" o:hralign="center" o:hrstd="t" o:hr="t" fillcolor="#a0a0a0" stroked="f"/>
+          <v:rect id="_x0000_i1117" style="width:0;height:1.5pt" o:hralign="center" o:hrstd="t" o:hr="t" fillcolor="#a0a0a0" stroked="f"/>
         </w:pict>
       </w:r>
     </w:p>
@@ -18480,7 +18588,7 @@
           <w:szCs w:val="28"/>
         </w:rPr>
         <w:pict w14:anchorId="1221D0CA">
-          <v:rect id="_x0000_i1117" style="width:0;height:1.5pt" o:hralign="center" o:hrstd="t" o:hr="t" fillcolor="#a0a0a0" stroked="f"/>
+          <v:rect id="_x0000_i1118" style="width:0;height:1.5pt" o:hralign="center" o:hrstd="t" o:hr="t" fillcolor="#a0a0a0" stroked="f"/>
         </w:pict>
       </w:r>
     </w:p>
@@ -18786,110 +18894,6 @@
           <w:szCs w:val="28"/>
         </w:rPr>
         <w:pict w14:anchorId="36537DC5">
-          <v:rect id="_x0000_i1118" style="width:0;height:1.5pt" o:hralign="center" o:hrstd="t" o:hr="t" fillcolor="#a0a0a0" stroked="f"/>
-        </w:pict>
-      </w:r>
-    </w:p>
-    <w:p>
-      <w:pPr>
-        <w:rPr>
-          <w:rFonts w:ascii="Times New Roman" w:hAnsi="Times New Roman" w:cs="Times New Roman"/>
-          <w:sz w:val="28"/>
-          <w:szCs w:val="28"/>
-        </w:rPr>
-      </w:pPr>
-      <w:r>
-        <w:rPr>
-          <w:rFonts w:ascii="Times New Roman" w:hAnsi="Times New Roman" w:cs="Times New Roman"/>
-          <w:sz w:val="28"/>
-          <w:szCs w:val="28"/>
-        </w:rPr>
-        <w:t>Architecte</w:t>
-      </w:r>
-    </w:p>
-    <w:p>
-      <w:pPr>
-        <w:rPr>
-          <w:rFonts w:ascii="Times New Roman" w:hAnsi="Times New Roman" w:cs="Times New Roman"/>
-          <w:sz w:val="28"/>
-          <w:szCs w:val="28"/>
-        </w:rPr>
-      </w:pPr>
-      <w:r>
-        <w:rPr>
-          <w:rFonts w:ascii="Times New Roman" w:hAnsi="Times New Roman" w:cs="Times New Roman"/>
-          <w:sz w:val="28"/>
-          <w:szCs w:val="28"/>
-        </w:rPr>
-        <w:t>Profils :</w:t>
-      </w:r>
-    </w:p>
-    <w:p>
-      <w:pPr>
-        <w:rPr>
-          <w:rFonts w:ascii="Times New Roman" w:hAnsi="Times New Roman" w:cs="Times New Roman"/>
-          <w:sz w:val="28"/>
-          <w:szCs w:val="28"/>
-        </w:rPr>
-      </w:pPr>
-      <w:r>
-        <w:rPr>
-          <w:rFonts w:ascii="Times New Roman" w:hAnsi="Times New Roman" w:cs="Times New Roman"/>
-          <w:sz w:val="28"/>
-          <w:szCs w:val="28"/>
-        </w:rPr>
-        <w:t>A</w:t>
-      </w:r>
-    </w:p>
-    <w:p>
-      <w:pPr>
-        <w:rPr>
-          <w:rFonts w:ascii="Times New Roman" w:hAnsi="Times New Roman" w:cs="Times New Roman"/>
-          <w:sz w:val="28"/>
-          <w:szCs w:val="28"/>
-        </w:rPr>
-      </w:pPr>
-      <w:r>
-        <w:rPr>
-          <w:rFonts w:ascii="Times New Roman" w:hAnsi="Times New Roman" w:cs="Times New Roman"/>
-          <w:sz w:val="28"/>
-          <w:szCs w:val="28"/>
-        </w:rPr>
-        <w:t>I</w:t>
-      </w:r>
-    </w:p>
-    <w:p>
-      <w:pPr>
-        <w:rPr>
-          <w:rFonts w:ascii="Times New Roman" w:hAnsi="Times New Roman" w:cs="Times New Roman"/>
-          <w:sz w:val="28"/>
-          <w:szCs w:val="28"/>
-        </w:rPr>
-      </w:pPr>
-      <w:r>
-        <w:rPr>
-          <w:rFonts w:ascii="Times New Roman" w:hAnsi="Times New Roman" w:cs="Times New Roman"/>
-          <w:sz w:val="28"/>
-          <w:szCs w:val="28"/>
-        </w:rPr>
-        <w:t>R</w:t>
-      </w:r>
-    </w:p>
-    <w:p>
-      <w:pPr>
-        <w:rPr>
-          <w:rFonts w:ascii="Times New Roman" w:hAnsi="Times New Roman" w:cs="Times New Roman"/>
-          <w:sz w:val="28"/>
-          <w:szCs w:val="28"/>
-        </w:rPr>
-      </w:pPr>
-      <w:r>
-        <w:rPr>
-          <w:rFonts w:ascii="Times New Roman" w:hAnsi="Times New Roman" w:cs="Times New Roman"/>
-          <w:sz w:val="28"/>
-          <w:szCs w:val="28"/>
-        </w:rPr>
-        <w:pict w14:anchorId="3C0CC4BC">
           <v:rect id="_x0000_i1119" style="width:0;height:1.5pt" o:hralign="center" o:hrstd="t" o:hr="t" fillcolor="#a0a0a0" stroked="f"/>
         </w:pict>
       </w:r>
@@ -18908,7 +18912,7 @@
           <w:sz w:val="28"/>
           <w:szCs w:val="28"/>
         </w:rPr>
-        <w:t>Psychologue</w:t>
+        <w:t>Architecte</w:t>
       </w:r>
     </w:p>
     <w:p>
@@ -18942,7 +18946,7 @@
           <w:sz w:val="28"/>
           <w:szCs w:val="28"/>
         </w:rPr>
-        <w:t>S</w:t>
+        <w:t>A</w:t>
       </w:r>
     </w:p>
     <w:p>
@@ -18976,7 +18980,24 @@
           <w:sz w:val="28"/>
           <w:szCs w:val="28"/>
         </w:rPr>
-        <w:pict w14:anchorId="50E435CA">
+        <w:t>R</w:t>
+      </w:r>
+    </w:p>
+    <w:p>
+      <w:pPr>
+        <w:rPr>
+          <w:rFonts w:ascii="Times New Roman" w:hAnsi="Times New Roman" w:cs="Times New Roman"/>
+          <w:sz w:val="28"/>
+          <w:szCs w:val="28"/>
+        </w:rPr>
+      </w:pPr>
+      <w:r>
+        <w:rPr>
+          <w:rFonts w:ascii="Times New Roman" w:hAnsi="Times New Roman" w:cs="Times New Roman"/>
+          <w:sz w:val="28"/>
+          <w:szCs w:val="28"/>
+        </w:rPr>
+        <w:pict w14:anchorId="3C0CC4BC">
           <v:rect id="_x0000_i1120" style="width:0;height:1.5pt" o:hralign="center" o:hrstd="t" o:hr="t" fillcolor="#a0a0a0" stroked="f"/>
         </w:pict>
       </w:r>
@@ -18995,7 +19016,7 @@
           <w:sz w:val="28"/>
           <w:szCs w:val="28"/>
         </w:rPr>
-        <w:t>Comptable</w:t>
+        <w:t>Psychologue</w:t>
       </w:r>
     </w:p>
     <w:p>
@@ -19029,41 +19050,41 @@
           <w:sz w:val="28"/>
           <w:szCs w:val="28"/>
         </w:rPr>
-        <w:t>C</w:t>
-      </w:r>
-    </w:p>
-    <w:p>
-      <w:pPr>
-        <w:rPr>
-          <w:rFonts w:ascii="Times New Roman" w:hAnsi="Times New Roman" w:cs="Times New Roman"/>
-          <w:sz w:val="28"/>
-          <w:szCs w:val="28"/>
-        </w:rPr>
-      </w:pPr>
-      <w:r>
-        <w:rPr>
-          <w:rFonts w:ascii="Times New Roman" w:hAnsi="Times New Roman" w:cs="Times New Roman"/>
-          <w:sz w:val="28"/>
-          <w:szCs w:val="28"/>
-        </w:rPr>
-        <w:t>E</w:t>
-      </w:r>
-    </w:p>
-    <w:p>
-      <w:pPr>
-        <w:rPr>
-          <w:rFonts w:ascii="Times New Roman" w:hAnsi="Times New Roman" w:cs="Times New Roman"/>
-          <w:sz w:val="28"/>
-          <w:szCs w:val="28"/>
-        </w:rPr>
-      </w:pPr>
-      <w:r>
-        <w:rPr>
-          <w:rFonts w:ascii="Times New Roman" w:hAnsi="Times New Roman" w:cs="Times New Roman"/>
-          <w:sz w:val="28"/>
-          <w:szCs w:val="28"/>
-        </w:rPr>
-        <w:pict w14:anchorId="5DF069E3">
+        <w:t>S</w:t>
+      </w:r>
+    </w:p>
+    <w:p>
+      <w:pPr>
+        <w:rPr>
+          <w:rFonts w:ascii="Times New Roman" w:hAnsi="Times New Roman" w:cs="Times New Roman"/>
+          <w:sz w:val="28"/>
+          <w:szCs w:val="28"/>
+        </w:rPr>
+      </w:pPr>
+      <w:r>
+        <w:rPr>
+          <w:rFonts w:ascii="Times New Roman" w:hAnsi="Times New Roman" w:cs="Times New Roman"/>
+          <w:sz w:val="28"/>
+          <w:szCs w:val="28"/>
+        </w:rPr>
+        <w:t>I</w:t>
+      </w:r>
+    </w:p>
+    <w:p>
+      <w:pPr>
+        <w:rPr>
+          <w:rFonts w:ascii="Times New Roman" w:hAnsi="Times New Roman" w:cs="Times New Roman"/>
+          <w:sz w:val="28"/>
+          <w:szCs w:val="28"/>
+        </w:rPr>
+      </w:pPr>
+      <w:r>
+        <w:rPr>
+          <w:rFonts w:ascii="Times New Roman" w:hAnsi="Times New Roman" w:cs="Times New Roman"/>
+          <w:sz w:val="28"/>
+          <w:szCs w:val="28"/>
+        </w:rPr>
+        <w:pict w14:anchorId="50E435CA">
           <v:rect id="_x0000_i1121" style="width:0;height:1.5pt" o:hralign="center" o:hrstd="t" o:hr="t" fillcolor="#a0a0a0" stroked="f"/>
         </w:pict>
       </w:r>
@@ -19072,6 +19093,93 @@
       <w:pPr>
         <w:rPr>
           <w:rFonts w:ascii="Times New Roman" w:hAnsi="Times New Roman" w:cs="Times New Roman"/>
+          <w:sz w:val="28"/>
+          <w:szCs w:val="28"/>
+        </w:rPr>
+      </w:pPr>
+      <w:r>
+        <w:rPr>
+          <w:rFonts w:ascii="Times New Roman" w:hAnsi="Times New Roman" w:cs="Times New Roman"/>
+          <w:sz w:val="28"/>
+          <w:szCs w:val="28"/>
+        </w:rPr>
+        <w:t>Comptable</w:t>
+      </w:r>
+    </w:p>
+    <w:p>
+      <w:pPr>
+        <w:rPr>
+          <w:rFonts w:ascii="Times New Roman" w:hAnsi="Times New Roman" w:cs="Times New Roman"/>
+          <w:sz w:val="28"/>
+          <w:szCs w:val="28"/>
+        </w:rPr>
+      </w:pPr>
+      <w:r>
+        <w:rPr>
+          <w:rFonts w:ascii="Times New Roman" w:hAnsi="Times New Roman" w:cs="Times New Roman"/>
+          <w:sz w:val="28"/>
+          <w:szCs w:val="28"/>
+        </w:rPr>
+        <w:t>Profils :</w:t>
+      </w:r>
+    </w:p>
+    <w:p>
+      <w:pPr>
+        <w:rPr>
+          <w:rFonts w:ascii="Times New Roman" w:hAnsi="Times New Roman" w:cs="Times New Roman"/>
+          <w:sz w:val="28"/>
+          <w:szCs w:val="28"/>
+        </w:rPr>
+      </w:pPr>
+      <w:r>
+        <w:rPr>
+          <w:rFonts w:ascii="Times New Roman" w:hAnsi="Times New Roman" w:cs="Times New Roman"/>
+          <w:sz w:val="28"/>
+          <w:szCs w:val="28"/>
+        </w:rPr>
+        <w:t>C</w:t>
+      </w:r>
+    </w:p>
+    <w:p>
+      <w:pPr>
+        <w:rPr>
+          <w:rFonts w:ascii="Times New Roman" w:hAnsi="Times New Roman" w:cs="Times New Roman"/>
+          <w:sz w:val="28"/>
+          <w:szCs w:val="28"/>
+        </w:rPr>
+      </w:pPr>
+      <w:r>
+        <w:rPr>
+          <w:rFonts w:ascii="Times New Roman" w:hAnsi="Times New Roman" w:cs="Times New Roman"/>
+          <w:sz w:val="28"/>
+          <w:szCs w:val="28"/>
+        </w:rPr>
+        <w:t>E</w:t>
+      </w:r>
+    </w:p>
+    <w:p>
+      <w:pPr>
+        <w:rPr>
+          <w:rFonts w:ascii="Times New Roman" w:hAnsi="Times New Roman" w:cs="Times New Roman"/>
+          <w:sz w:val="28"/>
+          <w:szCs w:val="28"/>
+        </w:rPr>
+      </w:pPr>
+      <w:r>
+        <w:rPr>
+          <w:rFonts w:ascii="Times New Roman" w:hAnsi="Times New Roman" w:cs="Times New Roman"/>
+          <w:sz w:val="28"/>
+          <w:szCs w:val="28"/>
+        </w:rPr>
+        <w:pict w14:anchorId="5DF069E3">
+          <v:rect id="_x0000_i1122" style="width:0;height:1.5pt" o:hralign="center" o:hrstd="t" o:hr="t" fillcolor="#a0a0a0" stroked="f"/>
+        </w:pict>
+      </w:r>
+    </w:p>
+    <w:p>
+      <w:pPr>
+        <w:rPr>
+          <w:rFonts w:ascii="Times New Roman" w:hAnsi="Times New Roman" w:cs="Times New Roman"/>
           <w:b/>
           <w:bCs/>
           <w:sz w:val="28"/>
@@ -19427,190 +19535,6 @@
           <w:szCs w:val="28"/>
         </w:rPr>
         <w:pict w14:anchorId="6B1B0BB2">
-          <v:rect id="_x0000_i1122" style="width:0;height:1.5pt" o:hralign="center" o:hrstd="t" o:hr="t" fillcolor="#a0a0a0" stroked="f"/>
-        </w:pict>
-      </w:r>
-    </w:p>
-    <w:p>
-      <w:pPr>
-        <w:rPr>
-          <w:rFonts w:ascii="Times New Roman" w:hAnsi="Times New Roman" w:cs="Times New Roman"/>
-          <w:b/>
-          <w:bCs/>
-          <w:sz w:val="28"/>
-          <w:szCs w:val="28"/>
-        </w:rPr>
-      </w:pPr>
-      <w:r>
-        <w:rPr>
-          <w:rFonts w:ascii="Times New Roman" w:hAnsi="Times New Roman" w:cs="Times New Roman"/>
-          <w:b/>
-          <w:bCs/>
-          <w:sz w:val="28"/>
-          <w:szCs w:val="28"/>
-        </w:rPr>
-        <w:t>19.8 Sélection des métiers</w:t>
-      </w:r>
-    </w:p>
-    <w:p>
-      <w:pPr>
-        <w:rPr>
-          <w:rFonts w:ascii="Times New Roman" w:hAnsi="Times New Roman" w:cs="Times New Roman"/>
-          <w:sz w:val="28"/>
-          <w:szCs w:val="28"/>
-        </w:rPr>
-      </w:pPr>
-      <w:r>
-        <w:rPr>
-          <w:rFonts w:ascii="Times New Roman" w:hAnsi="Times New Roman" w:cs="Times New Roman"/>
-          <w:sz w:val="28"/>
-          <w:szCs w:val="28"/>
-        </w:rPr>
-        <w:t>Le moteur :</w:t>
-      </w:r>
-    </w:p>
-    <w:p>
-      <w:pPr>
-        <w:rPr>
-          <w:rFonts w:ascii="Times New Roman" w:hAnsi="Times New Roman" w:cs="Times New Roman"/>
-          <w:sz w:val="28"/>
-          <w:szCs w:val="28"/>
-        </w:rPr>
-      </w:pPr>
-      <w:r>
-        <w:rPr>
-          <w:rFonts w:ascii="Times New Roman" w:hAnsi="Times New Roman" w:cs="Times New Roman"/>
-          <w:sz w:val="28"/>
-          <w:szCs w:val="28"/>
-        </w:rPr>
-        <w:t xml:space="preserve">récupère uniquement les métiers compatibles avec les deux ou trois profils dominants ; </w:t>
-      </w:r>
-    </w:p>
-    <w:p>
-      <w:pPr>
-        <w:rPr>
-          <w:rFonts w:ascii="Times New Roman" w:hAnsi="Times New Roman" w:cs="Times New Roman"/>
-          <w:sz w:val="28"/>
-          <w:szCs w:val="28"/>
-        </w:rPr>
-      </w:pPr>
-      <w:r>
-        <w:rPr>
-          <w:rFonts w:ascii="Times New Roman" w:hAnsi="Times New Roman" w:cs="Times New Roman"/>
-          <w:sz w:val="28"/>
-          <w:szCs w:val="28"/>
-        </w:rPr>
-        <w:t xml:space="preserve">calcule un score de compatibilité pour chacun ; </w:t>
-      </w:r>
-    </w:p>
-    <w:p>
-      <w:pPr>
-        <w:rPr>
-          <w:rFonts w:ascii="Times New Roman" w:hAnsi="Times New Roman" w:cs="Times New Roman"/>
-          <w:sz w:val="28"/>
-          <w:szCs w:val="28"/>
-        </w:rPr>
-      </w:pPr>
-      <w:r>
-        <w:rPr>
-          <w:rFonts w:ascii="Times New Roman" w:hAnsi="Times New Roman" w:cs="Times New Roman"/>
-          <w:sz w:val="28"/>
-          <w:szCs w:val="28"/>
-        </w:rPr>
-        <w:t xml:space="preserve">trie les métiers par ordre décroissant ; </w:t>
-      </w:r>
-    </w:p>
-    <w:p>
-      <w:pPr>
-        <w:rPr>
-          <w:rFonts w:ascii="Times New Roman" w:hAnsi="Times New Roman" w:cs="Times New Roman"/>
-          <w:sz w:val="28"/>
-          <w:szCs w:val="28"/>
-        </w:rPr>
-      </w:pPr>
-      <w:r>
-        <w:rPr>
-          <w:rFonts w:ascii="Times New Roman" w:hAnsi="Times New Roman" w:cs="Times New Roman"/>
-          <w:sz w:val="28"/>
-          <w:szCs w:val="28"/>
-        </w:rPr>
-        <w:t xml:space="preserve">conserve uniquement les meilleurs. </w:t>
-      </w:r>
-    </w:p>
-    <w:p>
-      <w:pPr>
-        <w:rPr>
-          <w:rFonts w:ascii="Times New Roman" w:hAnsi="Times New Roman" w:cs="Times New Roman"/>
-          <w:sz w:val="28"/>
-          <w:szCs w:val="28"/>
-        </w:rPr>
-      </w:pPr>
-      <w:r>
-        <w:rPr>
-          <w:rFonts w:ascii="Times New Roman" w:hAnsi="Times New Roman" w:cs="Times New Roman"/>
-          <w:sz w:val="28"/>
-          <w:szCs w:val="28"/>
-        </w:rPr>
-        <w:t>Résultat :</w:t>
-      </w:r>
-    </w:p>
-    <w:p>
-      <w:pPr>
-        <w:numPr>
-          <w:ilvl w:val="0"/>
-          <w:numId w:val="65"/>
-        </w:numPr>
-        <w:rPr>
-          <w:rFonts w:ascii="Times New Roman" w:hAnsi="Times New Roman" w:cs="Times New Roman"/>
-          <w:sz w:val="28"/>
-          <w:szCs w:val="28"/>
-        </w:rPr>
-      </w:pPr>
-      <w:r>
-        <w:rPr>
-          <w:rFonts w:ascii="Times New Roman" w:hAnsi="Times New Roman" w:cs="Times New Roman"/>
-          <w:sz w:val="28"/>
-          <w:szCs w:val="28"/>
-        </w:rPr>
-        <w:t xml:space="preserve">3 à 5 métiers principaux ; </w:t>
-      </w:r>
-    </w:p>
-    <w:p>
-      <w:pPr>
-        <w:numPr>
-          <w:ilvl w:val="0"/>
-          <w:numId w:val="65"/>
-        </w:numPr>
-        <w:rPr>
-          <w:rFonts w:ascii="Times New Roman" w:hAnsi="Times New Roman" w:cs="Times New Roman"/>
-          <w:sz w:val="28"/>
-          <w:szCs w:val="28"/>
-        </w:rPr>
-      </w:pPr>
-      <w:r>
-        <w:rPr>
-          <w:rFonts w:ascii="Times New Roman" w:hAnsi="Times New Roman" w:cs="Times New Roman"/>
-          <w:sz w:val="28"/>
-          <w:szCs w:val="28"/>
-        </w:rPr>
-        <w:t xml:space="preserve">3 à 5 métiers complémentaires. </w:t>
-      </w:r>
-    </w:p>
-    <w:p>
-      <w:pPr>
-        <w:rPr>
-          <w:rFonts w:ascii="Times New Roman" w:hAnsi="Times New Roman" w:cs="Times New Roman"/>
-          <w:sz w:val="28"/>
-          <w:szCs w:val="28"/>
-        </w:rPr>
-      </w:pPr>
-      <w:r>
-        <w:rPr>
-          <w:rFonts w:ascii="Times New Roman" w:hAnsi="Times New Roman" w:cs="Times New Roman"/>
-          <w:sz w:val="28"/>
-          <w:szCs w:val="28"/>
-        </w:rPr>
-        <w:pict w14:anchorId="079C8A87">
           <v:rect id="_x0000_i1123" style="width:0;height:1.5pt" o:hralign="center" o:hrstd="t" o:hr="t" fillcolor="#a0a0a0" stroked="f"/>
         </w:pict>
       </w:r>
@@ -19633,6 +19557,190 @@
           <w:sz w:val="28"/>
           <w:szCs w:val="28"/>
         </w:rPr>
+        <w:t>19.8 Sélection des métiers</w:t>
+      </w:r>
+    </w:p>
+    <w:p>
+      <w:pPr>
+        <w:rPr>
+          <w:rFonts w:ascii="Times New Roman" w:hAnsi="Times New Roman" w:cs="Times New Roman"/>
+          <w:sz w:val="28"/>
+          <w:szCs w:val="28"/>
+        </w:rPr>
+      </w:pPr>
+      <w:r>
+        <w:rPr>
+          <w:rFonts w:ascii="Times New Roman" w:hAnsi="Times New Roman" w:cs="Times New Roman"/>
+          <w:sz w:val="28"/>
+          <w:szCs w:val="28"/>
+        </w:rPr>
+        <w:t>Le moteur :</w:t>
+      </w:r>
+    </w:p>
+    <w:p>
+      <w:pPr>
+        <w:rPr>
+          <w:rFonts w:ascii="Times New Roman" w:hAnsi="Times New Roman" w:cs="Times New Roman"/>
+          <w:sz w:val="28"/>
+          <w:szCs w:val="28"/>
+        </w:rPr>
+      </w:pPr>
+      <w:r>
+        <w:rPr>
+          <w:rFonts w:ascii="Times New Roman" w:hAnsi="Times New Roman" w:cs="Times New Roman"/>
+          <w:sz w:val="28"/>
+          <w:szCs w:val="28"/>
+        </w:rPr>
+        <w:t xml:space="preserve">récupère uniquement les métiers compatibles avec les deux ou trois profils dominants ; </w:t>
+      </w:r>
+    </w:p>
+    <w:p>
+      <w:pPr>
+        <w:rPr>
+          <w:rFonts w:ascii="Times New Roman" w:hAnsi="Times New Roman" w:cs="Times New Roman"/>
+          <w:sz w:val="28"/>
+          <w:szCs w:val="28"/>
+        </w:rPr>
+      </w:pPr>
+      <w:r>
+        <w:rPr>
+          <w:rFonts w:ascii="Times New Roman" w:hAnsi="Times New Roman" w:cs="Times New Roman"/>
+          <w:sz w:val="28"/>
+          <w:szCs w:val="28"/>
+        </w:rPr>
+        <w:t xml:space="preserve">calcule un score de compatibilité pour chacun ; </w:t>
+      </w:r>
+    </w:p>
+    <w:p>
+      <w:pPr>
+        <w:rPr>
+          <w:rFonts w:ascii="Times New Roman" w:hAnsi="Times New Roman" w:cs="Times New Roman"/>
+          <w:sz w:val="28"/>
+          <w:szCs w:val="28"/>
+        </w:rPr>
+      </w:pPr>
+      <w:r>
+        <w:rPr>
+          <w:rFonts w:ascii="Times New Roman" w:hAnsi="Times New Roman" w:cs="Times New Roman"/>
+          <w:sz w:val="28"/>
+          <w:szCs w:val="28"/>
+        </w:rPr>
+        <w:t xml:space="preserve">trie les métiers par ordre décroissant ; </w:t>
+      </w:r>
+    </w:p>
+    <w:p>
+      <w:pPr>
+        <w:rPr>
+          <w:rFonts w:ascii="Times New Roman" w:hAnsi="Times New Roman" w:cs="Times New Roman"/>
+          <w:sz w:val="28"/>
+          <w:szCs w:val="28"/>
+        </w:rPr>
+      </w:pPr>
+      <w:r>
+        <w:rPr>
+          <w:rFonts w:ascii="Times New Roman" w:hAnsi="Times New Roman" w:cs="Times New Roman"/>
+          <w:sz w:val="28"/>
+          <w:szCs w:val="28"/>
+        </w:rPr>
+        <w:t xml:space="preserve">conserve uniquement les meilleurs. </w:t>
+      </w:r>
+    </w:p>
+    <w:p>
+      <w:pPr>
+        <w:rPr>
+          <w:rFonts w:ascii="Times New Roman" w:hAnsi="Times New Roman" w:cs="Times New Roman"/>
+          <w:sz w:val="28"/>
+          <w:szCs w:val="28"/>
+        </w:rPr>
+      </w:pPr>
+      <w:r>
+        <w:rPr>
+          <w:rFonts w:ascii="Times New Roman" w:hAnsi="Times New Roman" w:cs="Times New Roman"/>
+          <w:sz w:val="28"/>
+          <w:szCs w:val="28"/>
+        </w:rPr>
+        <w:t>Résultat :</w:t>
+      </w:r>
+    </w:p>
+    <w:p>
+      <w:pPr>
+        <w:numPr>
+          <w:ilvl w:val="0"/>
+          <w:numId w:val="65"/>
+        </w:numPr>
+        <w:rPr>
+          <w:rFonts w:ascii="Times New Roman" w:hAnsi="Times New Roman" w:cs="Times New Roman"/>
+          <w:sz w:val="28"/>
+          <w:szCs w:val="28"/>
+        </w:rPr>
+      </w:pPr>
+      <w:r>
+        <w:rPr>
+          <w:rFonts w:ascii="Times New Roman" w:hAnsi="Times New Roman" w:cs="Times New Roman"/>
+          <w:sz w:val="28"/>
+          <w:szCs w:val="28"/>
+        </w:rPr>
+        <w:t xml:space="preserve">3 à 5 métiers principaux ; </w:t>
+      </w:r>
+    </w:p>
+    <w:p>
+      <w:pPr>
+        <w:numPr>
+          <w:ilvl w:val="0"/>
+          <w:numId w:val="65"/>
+        </w:numPr>
+        <w:rPr>
+          <w:rFonts w:ascii="Times New Roman" w:hAnsi="Times New Roman" w:cs="Times New Roman"/>
+          <w:sz w:val="28"/>
+          <w:szCs w:val="28"/>
+        </w:rPr>
+      </w:pPr>
+      <w:r>
+        <w:rPr>
+          <w:rFonts w:ascii="Times New Roman" w:hAnsi="Times New Roman" w:cs="Times New Roman"/>
+          <w:sz w:val="28"/>
+          <w:szCs w:val="28"/>
+        </w:rPr>
+        <w:t xml:space="preserve">3 à 5 métiers complémentaires. </w:t>
+      </w:r>
+    </w:p>
+    <w:p>
+      <w:pPr>
+        <w:rPr>
+          <w:rFonts w:ascii="Times New Roman" w:hAnsi="Times New Roman" w:cs="Times New Roman"/>
+          <w:sz w:val="28"/>
+          <w:szCs w:val="28"/>
+        </w:rPr>
+      </w:pPr>
+      <w:r>
+        <w:rPr>
+          <w:rFonts w:ascii="Times New Roman" w:hAnsi="Times New Roman" w:cs="Times New Roman"/>
+          <w:sz w:val="28"/>
+          <w:szCs w:val="28"/>
+        </w:rPr>
+        <w:pict w14:anchorId="079C8A87">
+          <v:rect id="_x0000_i1124" style="width:0;height:1.5pt" o:hralign="center" o:hrstd="t" o:hr="t" fillcolor="#a0a0a0" stroked="f"/>
+        </w:pict>
+      </w:r>
+    </w:p>
+    <w:p>
+      <w:pPr>
+        <w:rPr>
+          <w:rFonts w:ascii="Times New Roman" w:hAnsi="Times New Roman" w:cs="Times New Roman"/>
+          <w:b/>
+          <w:bCs/>
+          <w:sz w:val="28"/>
+          <w:szCs w:val="28"/>
+        </w:rPr>
+      </w:pPr>
+      <w:r>
+        <w:rPr>
+          <w:rFonts w:ascii="Times New Roman" w:hAnsi="Times New Roman" w:cs="Times New Roman"/>
+          <w:b/>
+          <w:bCs/>
+          <w:sz w:val="28"/>
+          <w:szCs w:val="28"/>
+        </w:rPr>
         <w:t>19.9 Sélection des filières</w:t>
       </w:r>
     </w:p>
@@ -19852,288 +19960,6 @@
           <w:szCs w:val="28"/>
         </w:rPr>
         <w:pict w14:anchorId="1B7B0F06">
-          <v:rect id="_x0000_i1124" style="width:0;height:1.5pt" o:hralign="center" o:hrstd="t" o:hr="t" fillcolor="#a0a0a0" stroked="f"/>
-        </w:pict>
-      </w:r>
-    </w:p>
-    <w:p>
-      <w:pPr>
-        <w:rPr>
-          <w:rFonts w:ascii="Times New Roman" w:hAnsi="Times New Roman" w:cs="Times New Roman"/>
-          <w:b/>
-          <w:bCs/>
-          <w:sz w:val="28"/>
-          <w:szCs w:val="28"/>
-        </w:rPr>
-      </w:pPr>
-      <w:r>
-        <w:rPr>
-          <w:rFonts w:ascii="Times New Roman" w:hAnsi="Times New Roman" w:cs="Times New Roman"/>
-          <w:b/>
-          <w:bCs/>
-          <w:sz w:val="28"/>
-          <w:szCs w:val="28"/>
-        </w:rPr>
-        <w:t>19.10 Sélection des établissements</w:t>
-      </w:r>
-    </w:p>
-    <w:p>
-      <w:pPr>
-        <w:rPr>
-          <w:rFonts w:ascii="Times New Roman" w:hAnsi="Times New Roman" w:cs="Times New Roman"/>
-          <w:sz w:val="28"/>
-          <w:szCs w:val="28"/>
-        </w:rPr>
-      </w:pPr>
-      <w:r>
-        <w:rPr>
-          <w:rFonts w:ascii="Times New Roman" w:hAnsi="Times New Roman" w:cs="Times New Roman"/>
-          <w:sz w:val="28"/>
-          <w:szCs w:val="28"/>
-        </w:rPr>
-        <w:t>Pour chaque filière :</w:t>
-      </w:r>
-    </w:p>
-    <w:p>
-      <w:pPr>
-        <w:rPr>
-          <w:rFonts w:ascii="Times New Roman" w:hAnsi="Times New Roman" w:cs="Times New Roman"/>
-          <w:sz w:val="28"/>
-          <w:szCs w:val="28"/>
-        </w:rPr>
-      </w:pPr>
-      <w:r>
-        <w:rPr>
-          <w:rFonts w:ascii="Times New Roman" w:hAnsi="Times New Roman" w:cs="Times New Roman"/>
-          <w:sz w:val="28"/>
-          <w:szCs w:val="28"/>
-        </w:rPr>
-        <w:t>Le système recherche les établissements qui la proposent.</w:t>
-      </w:r>
-    </w:p>
-    <w:p>
-      <w:pPr>
-        <w:rPr>
-          <w:rFonts w:ascii="Times New Roman" w:hAnsi="Times New Roman" w:cs="Times New Roman"/>
-          <w:sz w:val="28"/>
-          <w:szCs w:val="28"/>
-        </w:rPr>
-      </w:pPr>
-      <w:r>
-        <w:rPr>
-          <w:rFonts w:ascii="Times New Roman" w:hAnsi="Times New Roman" w:cs="Times New Roman"/>
-          <w:sz w:val="28"/>
-          <w:szCs w:val="28"/>
-        </w:rPr>
-        <w:t>Exemple :</w:t>
-      </w:r>
-    </w:p>
-    <w:p>
-      <w:pPr>
-        <w:rPr>
-          <w:rFonts w:ascii="Times New Roman" w:hAnsi="Times New Roman" w:cs="Times New Roman"/>
-          <w:sz w:val="28"/>
-          <w:szCs w:val="28"/>
-        </w:rPr>
-      </w:pPr>
-      <w:r>
-        <w:rPr>
-          <w:rFonts w:ascii="Times New Roman" w:hAnsi="Times New Roman" w:cs="Times New Roman"/>
-          <w:sz w:val="28"/>
-          <w:szCs w:val="28"/>
-        </w:rPr>
-        <w:t>Informatique</w:t>
-      </w:r>
-    </w:p>
-    <w:p>
-      <w:pPr>
-        <w:rPr>
-          <w:rFonts w:ascii="Times New Roman" w:hAnsi="Times New Roman" w:cs="Times New Roman"/>
-          <w:sz w:val="28"/>
-          <w:szCs w:val="28"/>
-        </w:rPr>
-      </w:pPr>
-      <w:r>
-        <w:rPr>
-          <w:rFonts w:ascii="Times New Roman" w:hAnsi="Times New Roman" w:cs="Times New Roman"/>
-          <w:sz w:val="28"/>
-          <w:szCs w:val="28"/>
-        </w:rPr>
-        <w:t>↓</w:t>
-      </w:r>
-    </w:p>
-    <w:p>
-      <w:pPr>
-        <w:numPr>
-          <w:ilvl w:val="0"/>
-          <w:numId w:val="67"/>
-        </w:numPr>
-        <w:rPr>
-          <w:rFonts w:ascii="Times New Roman" w:hAnsi="Times New Roman" w:cs="Times New Roman"/>
-          <w:sz w:val="28"/>
-          <w:szCs w:val="28"/>
-        </w:rPr>
-      </w:pPr>
-      <w:r>
-        <w:rPr>
-          <w:rFonts w:ascii="Times New Roman" w:hAnsi="Times New Roman" w:cs="Times New Roman"/>
-          <w:sz w:val="28"/>
-          <w:szCs w:val="28"/>
-        </w:rPr>
-        <w:t xml:space="preserve">UCAD </w:t>
-      </w:r>
-    </w:p>
-    <w:p>
-      <w:pPr>
-        <w:numPr>
-          <w:ilvl w:val="0"/>
-          <w:numId w:val="67"/>
-        </w:numPr>
-        <w:rPr>
-          <w:rFonts w:ascii="Times New Roman" w:hAnsi="Times New Roman" w:cs="Times New Roman"/>
-          <w:sz w:val="28"/>
-          <w:szCs w:val="28"/>
-        </w:rPr>
-      </w:pPr>
-      <w:r>
-        <w:rPr>
-          <w:rFonts w:ascii="Times New Roman" w:hAnsi="Times New Roman" w:cs="Times New Roman"/>
-          <w:sz w:val="28"/>
-          <w:szCs w:val="28"/>
-        </w:rPr>
-        <w:t xml:space="preserve">ESP </w:t>
-      </w:r>
-    </w:p>
-    <w:p>
-      <w:pPr>
-        <w:numPr>
-          <w:ilvl w:val="0"/>
-          <w:numId w:val="67"/>
-        </w:numPr>
-        <w:rPr>
-          <w:rFonts w:ascii="Times New Roman" w:hAnsi="Times New Roman" w:cs="Times New Roman"/>
-          <w:sz w:val="28"/>
-          <w:szCs w:val="28"/>
-        </w:rPr>
-      </w:pPr>
-      <w:r>
-        <w:rPr>
-          <w:rFonts w:ascii="Times New Roman" w:hAnsi="Times New Roman" w:cs="Times New Roman"/>
-          <w:sz w:val="28"/>
-          <w:szCs w:val="28"/>
-        </w:rPr>
-        <w:t xml:space="preserve">Université IBA Der Thiam </w:t>
-      </w:r>
-    </w:p>
-    <w:p>
-      <w:pPr>
-        <w:numPr>
-          <w:ilvl w:val="0"/>
-          <w:numId w:val="67"/>
-        </w:numPr>
-        <w:rPr>
-          <w:rFonts w:ascii="Times New Roman" w:hAnsi="Times New Roman" w:cs="Times New Roman"/>
-          <w:sz w:val="28"/>
-          <w:szCs w:val="28"/>
-        </w:rPr>
-      </w:pPr>
-      <w:proofErr w:type="spellStart"/>
-      <w:r>
-        <w:rPr>
-          <w:rFonts w:ascii="Times New Roman" w:hAnsi="Times New Roman" w:cs="Times New Roman"/>
-          <w:sz w:val="28"/>
-          <w:szCs w:val="28"/>
-        </w:rPr>
-        <w:t>SupInfo</w:t>
-      </w:r>
-      <w:proofErr w:type="spellEnd"/>
-      <w:r>
-        <w:rPr>
-          <w:rFonts w:ascii="Times New Roman" w:hAnsi="Times New Roman" w:cs="Times New Roman"/>
-          <w:sz w:val="28"/>
-          <w:szCs w:val="28"/>
-        </w:rPr>
-        <w:t xml:space="preserve"> </w:t>
-      </w:r>
-    </w:p>
-    <w:p>
-      <w:pPr>
-        <w:numPr>
-          <w:ilvl w:val="0"/>
-          <w:numId w:val="67"/>
-        </w:numPr>
-        <w:rPr>
-          <w:rFonts w:ascii="Times New Roman" w:hAnsi="Times New Roman" w:cs="Times New Roman"/>
-          <w:sz w:val="28"/>
-          <w:szCs w:val="28"/>
-        </w:rPr>
-      </w:pPr>
-      <w:r>
-        <w:rPr>
-          <w:rFonts w:ascii="Times New Roman" w:hAnsi="Times New Roman" w:cs="Times New Roman"/>
-          <w:sz w:val="28"/>
-          <w:szCs w:val="28"/>
-        </w:rPr>
-        <w:t xml:space="preserve">ISM </w:t>
-      </w:r>
-    </w:p>
-    <w:p>
-      <w:pPr>
-        <w:numPr>
-          <w:ilvl w:val="0"/>
-          <w:numId w:val="67"/>
-        </w:numPr>
-        <w:rPr>
-          <w:rFonts w:ascii="Times New Roman" w:hAnsi="Times New Roman" w:cs="Times New Roman"/>
-          <w:sz w:val="28"/>
-          <w:szCs w:val="28"/>
-        </w:rPr>
-      </w:pPr>
-      <w:r>
-        <w:rPr>
-          <w:rFonts w:ascii="Times New Roman" w:hAnsi="Times New Roman" w:cs="Times New Roman"/>
-          <w:sz w:val="28"/>
-          <w:szCs w:val="28"/>
-        </w:rPr>
-        <w:t xml:space="preserve">ESP Dakar </w:t>
-      </w:r>
-    </w:p>
-    <w:p>
-      <w:pPr>
-        <w:numPr>
-          <w:ilvl w:val="0"/>
-          <w:numId w:val="67"/>
-        </w:numPr>
-        <w:rPr>
-          <w:rFonts w:ascii="Times New Roman" w:hAnsi="Times New Roman" w:cs="Times New Roman"/>
-          <w:sz w:val="28"/>
-          <w:szCs w:val="28"/>
-        </w:rPr>
-      </w:pPr>
-      <w:r>
-        <w:rPr>
-          <w:rFonts w:ascii="Times New Roman" w:hAnsi="Times New Roman" w:cs="Times New Roman"/>
-          <w:sz w:val="28"/>
-          <w:szCs w:val="28"/>
-        </w:rPr>
-        <w:t xml:space="preserve">etc. </w:t>
-      </w:r>
-    </w:p>
-    <w:p>
-      <w:pPr>
-        <w:rPr>
-          <w:rFonts w:ascii="Times New Roman" w:hAnsi="Times New Roman" w:cs="Times New Roman"/>
-          <w:sz w:val="28"/>
-          <w:szCs w:val="28"/>
-        </w:rPr>
-      </w:pPr>
-      <w:r>
-        <w:rPr>
-          <w:rFonts w:ascii="Times New Roman" w:hAnsi="Times New Roman" w:cs="Times New Roman"/>
-          <w:sz w:val="28"/>
-          <w:szCs w:val="28"/>
-        </w:rPr>
-        <w:pict w14:anchorId="5AFC1293">
           <v:rect id="_x0000_i1125" style="width:0;height:1.5pt" o:hralign="center" o:hrstd="t" o:hr="t" fillcolor="#a0a0a0" stroked="f"/>
         </w:pict>
       </w:r>
@@ -20156,6 +19982,288 @@
           <w:sz w:val="28"/>
           <w:szCs w:val="28"/>
         </w:rPr>
+        <w:t>19.10 Sélection des établissements</w:t>
+      </w:r>
+    </w:p>
+    <w:p>
+      <w:pPr>
+        <w:rPr>
+          <w:rFonts w:ascii="Times New Roman" w:hAnsi="Times New Roman" w:cs="Times New Roman"/>
+          <w:sz w:val="28"/>
+          <w:szCs w:val="28"/>
+        </w:rPr>
+      </w:pPr>
+      <w:r>
+        <w:rPr>
+          <w:rFonts w:ascii="Times New Roman" w:hAnsi="Times New Roman" w:cs="Times New Roman"/>
+          <w:sz w:val="28"/>
+          <w:szCs w:val="28"/>
+        </w:rPr>
+        <w:t>Pour chaque filière :</w:t>
+      </w:r>
+    </w:p>
+    <w:p>
+      <w:pPr>
+        <w:rPr>
+          <w:rFonts w:ascii="Times New Roman" w:hAnsi="Times New Roman" w:cs="Times New Roman"/>
+          <w:sz w:val="28"/>
+          <w:szCs w:val="28"/>
+        </w:rPr>
+      </w:pPr>
+      <w:r>
+        <w:rPr>
+          <w:rFonts w:ascii="Times New Roman" w:hAnsi="Times New Roman" w:cs="Times New Roman"/>
+          <w:sz w:val="28"/>
+          <w:szCs w:val="28"/>
+        </w:rPr>
+        <w:t>Le système recherche les établissements qui la proposent.</w:t>
+      </w:r>
+    </w:p>
+    <w:p>
+      <w:pPr>
+        <w:rPr>
+          <w:rFonts w:ascii="Times New Roman" w:hAnsi="Times New Roman" w:cs="Times New Roman"/>
+          <w:sz w:val="28"/>
+          <w:szCs w:val="28"/>
+        </w:rPr>
+      </w:pPr>
+      <w:r>
+        <w:rPr>
+          <w:rFonts w:ascii="Times New Roman" w:hAnsi="Times New Roman" w:cs="Times New Roman"/>
+          <w:sz w:val="28"/>
+          <w:szCs w:val="28"/>
+        </w:rPr>
+        <w:t>Exemple :</w:t>
+      </w:r>
+    </w:p>
+    <w:p>
+      <w:pPr>
+        <w:rPr>
+          <w:rFonts w:ascii="Times New Roman" w:hAnsi="Times New Roman" w:cs="Times New Roman"/>
+          <w:sz w:val="28"/>
+          <w:szCs w:val="28"/>
+        </w:rPr>
+      </w:pPr>
+      <w:r>
+        <w:rPr>
+          <w:rFonts w:ascii="Times New Roman" w:hAnsi="Times New Roman" w:cs="Times New Roman"/>
+          <w:sz w:val="28"/>
+          <w:szCs w:val="28"/>
+        </w:rPr>
+        <w:t>Informatique</w:t>
+      </w:r>
+    </w:p>
+    <w:p>
+      <w:pPr>
+        <w:rPr>
+          <w:rFonts w:ascii="Times New Roman" w:hAnsi="Times New Roman" w:cs="Times New Roman"/>
+          <w:sz w:val="28"/>
+          <w:szCs w:val="28"/>
+        </w:rPr>
+      </w:pPr>
+      <w:r>
+        <w:rPr>
+          <w:rFonts w:ascii="Times New Roman" w:hAnsi="Times New Roman" w:cs="Times New Roman"/>
+          <w:sz w:val="28"/>
+          <w:szCs w:val="28"/>
+        </w:rPr>
+        <w:t>↓</w:t>
+      </w:r>
+    </w:p>
+    <w:p>
+      <w:pPr>
+        <w:numPr>
+          <w:ilvl w:val="0"/>
+          <w:numId w:val="67"/>
+        </w:numPr>
+        <w:rPr>
+          <w:rFonts w:ascii="Times New Roman" w:hAnsi="Times New Roman" w:cs="Times New Roman"/>
+          <w:sz w:val="28"/>
+          <w:szCs w:val="28"/>
+        </w:rPr>
+      </w:pPr>
+      <w:r>
+        <w:rPr>
+          <w:rFonts w:ascii="Times New Roman" w:hAnsi="Times New Roman" w:cs="Times New Roman"/>
+          <w:sz w:val="28"/>
+          <w:szCs w:val="28"/>
+        </w:rPr>
+        <w:t xml:space="preserve">UCAD </w:t>
+      </w:r>
+    </w:p>
+    <w:p>
+      <w:pPr>
+        <w:numPr>
+          <w:ilvl w:val="0"/>
+          <w:numId w:val="67"/>
+        </w:numPr>
+        <w:rPr>
+          <w:rFonts w:ascii="Times New Roman" w:hAnsi="Times New Roman" w:cs="Times New Roman"/>
+          <w:sz w:val="28"/>
+          <w:szCs w:val="28"/>
+        </w:rPr>
+      </w:pPr>
+      <w:r>
+        <w:rPr>
+          <w:rFonts w:ascii="Times New Roman" w:hAnsi="Times New Roman" w:cs="Times New Roman"/>
+          <w:sz w:val="28"/>
+          <w:szCs w:val="28"/>
+        </w:rPr>
+        <w:t xml:space="preserve">ESP </w:t>
+      </w:r>
+    </w:p>
+    <w:p>
+      <w:pPr>
+        <w:numPr>
+          <w:ilvl w:val="0"/>
+          <w:numId w:val="67"/>
+        </w:numPr>
+        <w:rPr>
+          <w:rFonts w:ascii="Times New Roman" w:hAnsi="Times New Roman" w:cs="Times New Roman"/>
+          <w:sz w:val="28"/>
+          <w:szCs w:val="28"/>
+        </w:rPr>
+      </w:pPr>
+      <w:r>
+        <w:rPr>
+          <w:rFonts w:ascii="Times New Roman" w:hAnsi="Times New Roman" w:cs="Times New Roman"/>
+          <w:sz w:val="28"/>
+          <w:szCs w:val="28"/>
+        </w:rPr>
+        <w:t xml:space="preserve">Université IBA Der Thiam </w:t>
+      </w:r>
+    </w:p>
+    <w:p>
+      <w:pPr>
+        <w:numPr>
+          <w:ilvl w:val="0"/>
+          <w:numId w:val="67"/>
+        </w:numPr>
+        <w:rPr>
+          <w:rFonts w:ascii="Times New Roman" w:hAnsi="Times New Roman" w:cs="Times New Roman"/>
+          <w:sz w:val="28"/>
+          <w:szCs w:val="28"/>
+        </w:rPr>
+      </w:pPr>
+      <w:proofErr w:type="spellStart"/>
+      <w:r>
+        <w:rPr>
+          <w:rFonts w:ascii="Times New Roman" w:hAnsi="Times New Roman" w:cs="Times New Roman"/>
+          <w:sz w:val="28"/>
+          <w:szCs w:val="28"/>
+        </w:rPr>
+        <w:t>SupInfo</w:t>
+      </w:r>
+      <w:proofErr w:type="spellEnd"/>
+      <w:r>
+        <w:rPr>
+          <w:rFonts w:ascii="Times New Roman" w:hAnsi="Times New Roman" w:cs="Times New Roman"/>
+          <w:sz w:val="28"/>
+          <w:szCs w:val="28"/>
+        </w:rPr>
+        <w:t xml:space="preserve"> </w:t>
+      </w:r>
+    </w:p>
+    <w:p>
+      <w:pPr>
+        <w:numPr>
+          <w:ilvl w:val="0"/>
+          <w:numId w:val="67"/>
+        </w:numPr>
+        <w:rPr>
+          <w:rFonts w:ascii="Times New Roman" w:hAnsi="Times New Roman" w:cs="Times New Roman"/>
+          <w:sz w:val="28"/>
+          <w:szCs w:val="28"/>
+        </w:rPr>
+      </w:pPr>
+      <w:r>
+        <w:rPr>
+          <w:rFonts w:ascii="Times New Roman" w:hAnsi="Times New Roman" w:cs="Times New Roman"/>
+          <w:sz w:val="28"/>
+          <w:szCs w:val="28"/>
+        </w:rPr>
+        <w:t xml:space="preserve">ISM </w:t>
+      </w:r>
+    </w:p>
+    <w:p>
+      <w:pPr>
+        <w:numPr>
+          <w:ilvl w:val="0"/>
+          <w:numId w:val="67"/>
+        </w:numPr>
+        <w:rPr>
+          <w:rFonts w:ascii="Times New Roman" w:hAnsi="Times New Roman" w:cs="Times New Roman"/>
+          <w:sz w:val="28"/>
+          <w:szCs w:val="28"/>
+        </w:rPr>
+      </w:pPr>
+      <w:r>
+        <w:rPr>
+          <w:rFonts w:ascii="Times New Roman" w:hAnsi="Times New Roman" w:cs="Times New Roman"/>
+          <w:sz w:val="28"/>
+          <w:szCs w:val="28"/>
+        </w:rPr>
+        <w:t xml:space="preserve">ESP Dakar </w:t>
+      </w:r>
+    </w:p>
+    <w:p>
+      <w:pPr>
+        <w:numPr>
+          <w:ilvl w:val="0"/>
+          <w:numId w:val="67"/>
+        </w:numPr>
+        <w:rPr>
+          <w:rFonts w:ascii="Times New Roman" w:hAnsi="Times New Roman" w:cs="Times New Roman"/>
+          <w:sz w:val="28"/>
+          <w:szCs w:val="28"/>
+        </w:rPr>
+      </w:pPr>
+      <w:r>
+        <w:rPr>
+          <w:rFonts w:ascii="Times New Roman" w:hAnsi="Times New Roman" w:cs="Times New Roman"/>
+          <w:sz w:val="28"/>
+          <w:szCs w:val="28"/>
+        </w:rPr>
+        <w:t xml:space="preserve">etc. </w:t>
+      </w:r>
+    </w:p>
+    <w:p>
+      <w:pPr>
+        <w:rPr>
+          <w:rFonts w:ascii="Times New Roman" w:hAnsi="Times New Roman" w:cs="Times New Roman"/>
+          <w:sz w:val="28"/>
+          <w:szCs w:val="28"/>
+        </w:rPr>
+      </w:pPr>
+      <w:r>
+        <w:rPr>
+          <w:rFonts w:ascii="Times New Roman" w:hAnsi="Times New Roman" w:cs="Times New Roman"/>
+          <w:sz w:val="28"/>
+          <w:szCs w:val="28"/>
+        </w:rPr>
+        <w:pict w14:anchorId="5AFC1293">
+          <v:rect id="_x0000_i1126" style="width:0;height:1.5pt" o:hralign="center" o:hrstd="t" o:hr="t" fillcolor="#a0a0a0" stroked="f"/>
+        </w:pict>
+      </w:r>
+    </w:p>
+    <w:p>
+      <w:pPr>
+        <w:rPr>
+          <w:rFonts w:ascii="Times New Roman" w:hAnsi="Times New Roman" w:cs="Times New Roman"/>
+          <w:b/>
+          <w:bCs/>
+          <w:sz w:val="28"/>
+          <w:szCs w:val="28"/>
+        </w:rPr>
+      </w:pPr>
+      <w:r>
+        <w:rPr>
+          <w:rFonts w:ascii="Times New Roman" w:hAnsi="Times New Roman" w:cs="Times New Roman"/>
+          <w:b/>
+          <w:bCs/>
+          <w:sz w:val="28"/>
+          <w:szCs w:val="28"/>
+        </w:rPr>
         <w:t>19.11 Personnalisation</w:t>
       </w:r>
     </w:p>
@@ -20277,93 +20385,6 @@
           <w:szCs w:val="28"/>
         </w:rPr>
         <w:pict w14:anchorId="1361707D">
-          <v:rect id="_x0000_i1126" style="width:0;height:1.5pt" o:hralign="center" o:hrstd="t" o:hr="t" fillcolor="#a0a0a0" stroked="f"/>
-        </w:pict>
-      </w:r>
-    </w:p>
-    <w:p>
-      <w:pPr>
-        <w:rPr>
-          <w:rFonts w:ascii="Times New Roman" w:hAnsi="Times New Roman" w:cs="Times New Roman"/>
-          <w:sz w:val="28"/>
-          <w:szCs w:val="28"/>
-        </w:rPr>
-      </w:pPr>
-      <w:r>
-        <w:rPr>
-          <w:rFonts w:ascii="Times New Roman" w:hAnsi="Times New Roman" w:cs="Times New Roman"/>
-          <w:sz w:val="28"/>
-          <w:szCs w:val="28"/>
-        </w:rPr>
-        <w:t>Préférence :</w:t>
-      </w:r>
-    </w:p>
-    <w:p>
-      <w:pPr>
-        <w:rPr>
-          <w:rFonts w:ascii="Times New Roman" w:hAnsi="Times New Roman" w:cs="Times New Roman"/>
-          <w:sz w:val="28"/>
-          <w:szCs w:val="28"/>
-        </w:rPr>
-      </w:pPr>
-      <w:r>
-        <w:rPr>
-          <w:rFonts w:ascii="Times New Roman" w:hAnsi="Times New Roman" w:cs="Times New Roman"/>
-          <w:sz w:val="28"/>
-          <w:szCs w:val="28"/>
-        </w:rPr>
-        <w:t>Études courtes</w:t>
-      </w:r>
-    </w:p>
-    <w:p>
-      <w:pPr>
-        <w:rPr>
-          <w:rFonts w:ascii="Times New Roman" w:hAnsi="Times New Roman" w:cs="Times New Roman"/>
-          <w:sz w:val="28"/>
-          <w:szCs w:val="28"/>
-        </w:rPr>
-      </w:pPr>
-      <w:r>
-        <w:rPr>
-          <w:rFonts w:ascii="Times New Roman" w:hAnsi="Times New Roman" w:cs="Times New Roman"/>
-          <w:sz w:val="28"/>
-          <w:szCs w:val="28"/>
-        </w:rPr>
-        <w:t>↓</w:t>
-      </w:r>
-    </w:p>
-    <w:p>
-      <w:pPr>
-        <w:rPr>
-          <w:rFonts w:ascii="Times New Roman" w:hAnsi="Times New Roman" w:cs="Times New Roman"/>
-          <w:sz w:val="28"/>
-          <w:szCs w:val="28"/>
-        </w:rPr>
-      </w:pPr>
-      <w:r>
-        <w:rPr>
-          <w:rFonts w:ascii="Times New Roman" w:hAnsi="Times New Roman" w:cs="Times New Roman"/>
-          <w:sz w:val="28"/>
-          <w:szCs w:val="28"/>
-        </w:rPr>
-        <w:t>Mettre en avant les BTS, DUT, licences professionnelles, etc.</w:t>
-      </w:r>
-    </w:p>
-    <w:p>
-      <w:pPr>
-        <w:rPr>
-          <w:rFonts w:ascii="Times New Roman" w:hAnsi="Times New Roman" w:cs="Times New Roman"/>
-          <w:sz w:val="28"/>
-          <w:szCs w:val="28"/>
-        </w:rPr>
-      </w:pPr>
-      <w:r>
-        <w:rPr>
-          <w:rFonts w:ascii="Times New Roman" w:hAnsi="Times New Roman" w:cs="Times New Roman"/>
-          <w:sz w:val="28"/>
-          <w:szCs w:val="28"/>
-        </w:rPr>
-        <w:pict w14:anchorId="1C253225">
           <v:rect id="_x0000_i1127" style="width:0;height:1.5pt" o:hralign="center" o:hrstd="t" o:hr="t" fillcolor="#a0a0a0" stroked="f"/>
         </w:pict>
       </w:r>
@@ -20372,6 +20393,93 @@
       <w:pPr>
         <w:rPr>
           <w:rFonts w:ascii="Times New Roman" w:hAnsi="Times New Roman" w:cs="Times New Roman"/>
+          <w:sz w:val="28"/>
+          <w:szCs w:val="28"/>
+        </w:rPr>
+      </w:pPr>
+      <w:r>
+        <w:rPr>
+          <w:rFonts w:ascii="Times New Roman" w:hAnsi="Times New Roman" w:cs="Times New Roman"/>
+          <w:sz w:val="28"/>
+          <w:szCs w:val="28"/>
+        </w:rPr>
+        <w:t>Préférence :</w:t>
+      </w:r>
+    </w:p>
+    <w:p>
+      <w:pPr>
+        <w:rPr>
+          <w:rFonts w:ascii="Times New Roman" w:hAnsi="Times New Roman" w:cs="Times New Roman"/>
+          <w:sz w:val="28"/>
+          <w:szCs w:val="28"/>
+        </w:rPr>
+      </w:pPr>
+      <w:r>
+        <w:rPr>
+          <w:rFonts w:ascii="Times New Roman" w:hAnsi="Times New Roman" w:cs="Times New Roman"/>
+          <w:sz w:val="28"/>
+          <w:szCs w:val="28"/>
+        </w:rPr>
+        <w:t>Études courtes</w:t>
+      </w:r>
+    </w:p>
+    <w:p>
+      <w:pPr>
+        <w:rPr>
+          <w:rFonts w:ascii="Times New Roman" w:hAnsi="Times New Roman" w:cs="Times New Roman"/>
+          <w:sz w:val="28"/>
+          <w:szCs w:val="28"/>
+        </w:rPr>
+      </w:pPr>
+      <w:r>
+        <w:rPr>
+          <w:rFonts w:ascii="Times New Roman" w:hAnsi="Times New Roman" w:cs="Times New Roman"/>
+          <w:sz w:val="28"/>
+          <w:szCs w:val="28"/>
+        </w:rPr>
+        <w:t>↓</w:t>
+      </w:r>
+    </w:p>
+    <w:p>
+      <w:pPr>
+        <w:rPr>
+          <w:rFonts w:ascii="Times New Roman" w:hAnsi="Times New Roman" w:cs="Times New Roman"/>
+          <w:sz w:val="28"/>
+          <w:szCs w:val="28"/>
+        </w:rPr>
+      </w:pPr>
+      <w:r>
+        <w:rPr>
+          <w:rFonts w:ascii="Times New Roman" w:hAnsi="Times New Roman" w:cs="Times New Roman"/>
+          <w:sz w:val="28"/>
+          <w:szCs w:val="28"/>
+        </w:rPr>
+        <w:t>Mettre en avant les BTS, DUT, licences professionnelles, etc.</w:t>
+      </w:r>
+    </w:p>
+    <w:p>
+      <w:pPr>
+        <w:rPr>
+          <w:rFonts w:ascii="Times New Roman" w:hAnsi="Times New Roman" w:cs="Times New Roman"/>
+          <w:sz w:val="28"/>
+          <w:szCs w:val="28"/>
+        </w:rPr>
+      </w:pPr>
+      <w:r>
+        <w:rPr>
+          <w:rFonts w:ascii="Times New Roman" w:hAnsi="Times New Roman" w:cs="Times New Roman"/>
+          <w:sz w:val="28"/>
+          <w:szCs w:val="28"/>
+        </w:rPr>
+        <w:pict w14:anchorId="1C253225">
+          <v:rect id="_x0000_i1128" style="width:0;height:1.5pt" o:hralign="center" o:hrstd="t" o:hr="t" fillcolor="#a0a0a0" stroked="f"/>
+        </w:pict>
+      </w:r>
+    </w:p>
+    <w:p>
+      <w:pPr>
+        <w:rPr>
+          <w:rFonts w:ascii="Times New Roman" w:hAnsi="Times New Roman" w:cs="Times New Roman"/>
           <w:b/>
           <w:bCs/>
           <w:sz w:val="28"/>
@@ -20699,7 +20807,7 @@
           <w:szCs w:val="28"/>
         </w:rPr>
         <w:pict w14:anchorId="2C4D27B9">
-          <v:rect id="_x0000_i1128" style="width:0;height:1.5pt" o:hralign="center" o:hrstd="t" o:hr="t" fillcolor="#a0a0a0" stroked="f"/>
+          <v:rect id="_x0000_i1129" style="width:0;height:1.5pt" o:hralign="center" o:hrstd="t" o:hr="t" fillcolor="#a0a0a0" stroked="f"/>
         </w:pict>
       </w:r>
     </w:p>
@@ -20916,90 +21024,6 @@
           <w:szCs w:val="28"/>
         </w:rPr>
         <w:pict w14:anchorId="6008CD02">
-          <v:rect id="_x0000_i1129" style="width:0;height:1.5pt" o:hralign="center" o:hrstd="t" o:hr="t" fillcolor="#a0a0a0" stroked="f"/>
-        </w:pict>
-      </w:r>
-    </w:p>
-    <w:p>
-      <w:pPr>
-        <w:rPr>
-          <w:rFonts w:ascii="Times New Roman" w:hAnsi="Times New Roman" w:cs="Times New Roman"/>
-          <w:b/>
-          <w:bCs/>
-          <w:sz w:val="28"/>
-          <w:szCs w:val="28"/>
-        </w:rPr>
-      </w:pPr>
-      <w:proofErr w:type="spellStart"/>
-      <w:r>
-        <w:rPr>
-          <w:rFonts w:ascii="Times New Roman" w:hAnsi="Times New Roman" w:cs="Times New Roman"/>
-          <w:b/>
-          <w:bCs/>
-          <w:sz w:val="28"/>
-          <w:szCs w:val="28"/>
-        </w:rPr>
-        <w:t>Back-end</w:t>
-      </w:r>
-      <w:proofErr w:type="spellEnd"/>
-    </w:p>
-    <w:p>
-      <w:pPr>
-        <w:numPr>
-          <w:ilvl w:val="0"/>
-          <w:numId w:val="71"/>
-        </w:numPr>
-        <w:rPr>
-          <w:rFonts w:ascii="Times New Roman" w:hAnsi="Times New Roman" w:cs="Times New Roman"/>
-          <w:sz w:val="28"/>
-          <w:szCs w:val="28"/>
-        </w:rPr>
-      </w:pPr>
-      <w:r>
-        <w:rPr>
-          <w:rFonts w:ascii="Times New Roman" w:hAnsi="Times New Roman" w:cs="Times New Roman"/>
-          <w:sz w:val="28"/>
-          <w:szCs w:val="28"/>
-        </w:rPr>
-        <w:t xml:space="preserve">Node.js </w:t>
-      </w:r>
-    </w:p>
-    <w:p>
-      <w:pPr>
-        <w:numPr>
-          <w:ilvl w:val="0"/>
-          <w:numId w:val="71"/>
-        </w:numPr>
-        <w:rPr>
-          <w:rFonts w:ascii="Times New Roman" w:hAnsi="Times New Roman" w:cs="Times New Roman"/>
-          <w:sz w:val="28"/>
-          <w:szCs w:val="28"/>
-        </w:rPr>
-      </w:pPr>
-      <w:r>
-        <w:rPr>
-          <w:rFonts w:ascii="Times New Roman" w:hAnsi="Times New Roman" w:cs="Times New Roman"/>
-          <w:sz w:val="28"/>
-          <w:szCs w:val="28"/>
-        </w:rPr>
-        <w:t xml:space="preserve">Express.js </w:t>
-      </w:r>
-    </w:p>
-    <w:p>
-      <w:pPr>
-        <w:rPr>
-          <w:rFonts w:ascii="Times New Roman" w:hAnsi="Times New Roman" w:cs="Times New Roman"/>
-          <w:sz w:val="28"/>
-          <w:szCs w:val="28"/>
-        </w:rPr>
-      </w:pPr>
-      <w:r>
-        <w:rPr>
-          <w:rFonts w:ascii="Times New Roman" w:hAnsi="Times New Roman" w:cs="Times New Roman"/>
-          <w:sz w:val="28"/>
-          <w:szCs w:val="28"/>
-        </w:rPr>
-        <w:pict w14:anchorId="4CADA7BB">
           <v:rect id="_x0000_i1130" style="width:0;height:1.5pt" o:hralign="center" o:hrstd="t" o:hr="t" fillcolor="#a0a0a0" stroked="f"/>
         </w:pict>
       </w:r>
@@ -21014,6 +21038,90 @@
           <w:szCs w:val="28"/>
         </w:rPr>
       </w:pPr>
+      <w:proofErr w:type="spellStart"/>
+      <w:r>
+        <w:rPr>
+          <w:rFonts w:ascii="Times New Roman" w:hAnsi="Times New Roman" w:cs="Times New Roman"/>
+          <w:b/>
+          <w:bCs/>
+          <w:sz w:val="28"/>
+          <w:szCs w:val="28"/>
+        </w:rPr>
+        <w:t>Back-end</w:t>
+      </w:r>
+      <w:proofErr w:type="spellEnd"/>
+    </w:p>
+    <w:p>
+      <w:pPr>
+        <w:numPr>
+          <w:ilvl w:val="0"/>
+          <w:numId w:val="71"/>
+        </w:numPr>
+        <w:rPr>
+          <w:rFonts w:ascii="Times New Roman" w:hAnsi="Times New Roman" w:cs="Times New Roman"/>
+          <w:sz w:val="28"/>
+          <w:szCs w:val="28"/>
+        </w:rPr>
+      </w:pPr>
+      <w:r>
+        <w:rPr>
+          <w:rFonts w:ascii="Times New Roman" w:hAnsi="Times New Roman" w:cs="Times New Roman"/>
+          <w:sz w:val="28"/>
+          <w:szCs w:val="28"/>
+        </w:rPr>
+        <w:t xml:space="preserve">Node.js </w:t>
+      </w:r>
+    </w:p>
+    <w:p>
+      <w:pPr>
+        <w:numPr>
+          <w:ilvl w:val="0"/>
+          <w:numId w:val="71"/>
+        </w:numPr>
+        <w:rPr>
+          <w:rFonts w:ascii="Times New Roman" w:hAnsi="Times New Roman" w:cs="Times New Roman"/>
+          <w:sz w:val="28"/>
+          <w:szCs w:val="28"/>
+        </w:rPr>
+      </w:pPr>
+      <w:r>
+        <w:rPr>
+          <w:rFonts w:ascii="Times New Roman" w:hAnsi="Times New Roman" w:cs="Times New Roman"/>
+          <w:sz w:val="28"/>
+          <w:szCs w:val="28"/>
+        </w:rPr>
+        <w:t xml:space="preserve">Express.js </w:t>
+      </w:r>
+    </w:p>
+    <w:p>
+      <w:pPr>
+        <w:rPr>
+          <w:rFonts w:ascii="Times New Roman" w:hAnsi="Times New Roman" w:cs="Times New Roman"/>
+          <w:sz w:val="28"/>
+          <w:szCs w:val="28"/>
+        </w:rPr>
+      </w:pPr>
+      <w:r>
+        <w:rPr>
+          <w:rFonts w:ascii="Times New Roman" w:hAnsi="Times New Roman" w:cs="Times New Roman"/>
+          <w:sz w:val="28"/>
+          <w:szCs w:val="28"/>
+        </w:rPr>
+        <w:pict w14:anchorId="4CADA7BB">
+          <v:rect id="_x0000_i1131" style="width:0;height:1.5pt" o:hralign="center" o:hrstd="t" o:hr="t" fillcolor="#a0a0a0" stroked="f"/>
+        </w:pict>
+      </w:r>
+    </w:p>
+    <w:p>
+      <w:pPr>
+        <w:rPr>
+          <w:rFonts w:ascii="Times New Roman" w:hAnsi="Times New Roman" w:cs="Times New Roman"/>
+          <w:b/>
+          <w:bCs/>
+          <w:sz w:val="28"/>
+          <w:szCs w:val="28"/>
+        </w:rPr>
+      </w:pPr>
       <w:r>
         <w:rPr>
           <w:rFonts w:ascii="Times New Roman" w:hAnsi="Times New Roman" w:cs="Times New Roman"/>
@@ -21184,67 +21292,6 @@
         </w:rPr>
         <w:lastRenderedPageBreak/>
         <w:pict w14:anchorId="3D08A140">
-          <v:rect id="_x0000_i1131" style="width:0;height:1.5pt" o:hralign="center" o:hrstd="t" o:hr="t" fillcolor="#a0a0a0" stroked="f"/>
-        </w:pict>
-      </w:r>
-    </w:p>
-    <w:p>
-      <w:pPr>
-        <w:rPr>
-          <w:rFonts w:ascii="Times New Roman" w:hAnsi="Times New Roman" w:cs="Times New Roman"/>
-          <w:b/>
-          <w:bCs/>
-          <w:sz w:val="28"/>
-          <w:szCs w:val="28"/>
-        </w:rPr>
-      </w:pPr>
-      <w:r>
-        <w:rPr>
-          <w:rFonts w:ascii="Times New Roman" w:hAnsi="Times New Roman" w:cs="Times New Roman"/>
-          <w:b/>
-          <w:bCs/>
-          <w:sz w:val="28"/>
-          <w:szCs w:val="28"/>
-        </w:rPr>
-        <w:t>ORM</w:t>
-      </w:r>
-    </w:p>
-    <w:p>
-      <w:pPr>
-        <w:numPr>
-          <w:ilvl w:val="0"/>
-          <w:numId w:val="74"/>
-        </w:numPr>
-        <w:rPr>
-          <w:rFonts w:ascii="Times New Roman" w:hAnsi="Times New Roman" w:cs="Times New Roman"/>
-          <w:sz w:val="28"/>
-          <w:szCs w:val="28"/>
-        </w:rPr>
-      </w:pPr>
-      <w:r>
-        <w:rPr>
-          <w:rFonts w:ascii="Times New Roman" w:hAnsi="Times New Roman" w:cs="Times New Roman"/>
-          <w:sz w:val="28"/>
-          <w:szCs w:val="28"/>
-        </w:rPr>
-        <w:t xml:space="preserve">Prisma </w:t>
-      </w:r>
-    </w:p>
-    <w:p>
-      <w:pPr>
-        <w:rPr>
-          <w:rFonts w:ascii="Times New Roman" w:hAnsi="Times New Roman" w:cs="Times New Roman"/>
-          <w:sz w:val="28"/>
-          <w:szCs w:val="28"/>
-        </w:rPr>
-      </w:pPr>
-      <w:r>
-        <w:rPr>
-          <w:rFonts w:ascii="Times New Roman" w:hAnsi="Times New Roman" w:cs="Times New Roman"/>
-          <w:sz w:val="28"/>
-          <w:szCs w:val="28"/>
-        </w:rPr>
-        <w:pict w14:anchorId="0F1EF8CF">
           <v:rect id="_x0000_i1132" style="width:0;height:1.5pt" o:hralign="center" o:hrstd="t" o:hr="t" fillcolor="#a0a0a0" stroked="f"/>
         </w:pict>
       </w:r>
@@ -21267,94 +21314,45 @@
           <w:sz w:val="28"/>
           <w:szCs w:val="28"/>
         </w:rPr>
-        <w:t>Authentification</w:t>
-      </w:r>
-    </w:p>
-    <w:p>
-      <w:pPr>
-        <w:numPr>
-          <w:ilvl w:val="0"/>
-          <w:numId w:val="75"/>
-        </w:numPr>
-        <w:rPr>
-          <w:rFonts w:ascii="Times New Roman" w:hAnsi="Times New Roman" w:cs="Times New Roman"/>
-          <w:sz w:val="28"/>
-          <w:szCs w:val="28"/>
-        </w:rPr>
-      </w:pPr>
-      <w:r>
-        <w:rPr>
-          <w:rFonts w:ascii="Times New Roman" w:hAnsi="Times New Roman" w:cs="Times New Roman"/>
-          <w:sz w:val="28"/>
-          <w:szCs w:val="28"/>
-        </w:rPr>
-        <w:t xml:space="preserve">JWT </w:t>
-      </w:r>
-    </w:p>
-    <w:p>
-      <w:pPr>
-        <w:numPr>
-          <w:ilvl w:val="0"/>
-          <w:numId w:val="75"/>
-        </w:numPr>
-        <w:rPr>
-          <w:rFonts w:ascii="Times New Roman" w:hAnsi="Times New Roman" w:cs="Times New Roman"/>
-          <w:sz w:val="28"/>
-          <w:szCs w:val="28"/>
-        </w:rPr>
-      </w:pPr>
-      <w:proofErr w:type="spellStart"/>
-      <w:r>
-        <w:rPr>
-          <w:rFonts w:ascii="Times New Roman" w:hAnsi="Times New Roman" w:cs="Times New Roman"/>
-          <w:sz w:val="28"/>
-          <w:szCs w:val="28"/>
-        </w:rPr>
-        <w:t>Refresh</w:t>
-      </w:r>
-      <w:proofErr w:type="spellEnd"/>
-      <w:r>
-        <w:rPr>
-          <w:rFonts w:ascii="Times New Roman" w:hAnsi="Times New Roman" w:cs="Times New Roman"/>
-          <w:sz w:val="28"/>
-          <w:szCs w:val="28"/>
-        </w:rPr>
-        <w:t xml:space="preserve"> </w:t>
-      </w:r>
-      <w:proofErr w:type="spellStart"/>
-      <w:r>
-        <w:rPr>
-          <w:rFonts w:ascii="Times New Roman" w:hAnsi="Times New Roman" w:cs="Times New Roman"/>
-          <w:sz w:val="28"/>
-          <w:szCs w:val="28"/>
-        </w:rPr>
-        <w:t>Token</w:t>
-      </w:r>
-      <w:proofErr w:type="spellEnd"/>
-      <w:r>
-        <w:rPr>
-          <w:rFonts w:ascii="Times New Roman" w:hAnsi="Times New Roman" w:cs="Times New Roman"/>
-          <w:sz w:val="28"/>
-          <w:szCs w:val="28"/>
-        </w:rPr>
-        <w:t xml:space="preserve"> </w:t>
-      </w:r>
-    </w:p>
-    <w:p>
-      <w:pPr>
-        <w:rPr>
-          <w:rFonts w:ascii="Times New Roman" w:hAnsi="Times New Roman" w:cs="Times New Roman"/>
-          <w:sz w:val="28"/>
-          <w:szCs w:val="28"/>
-        </w:rPr>
-      </w:pPr>
-      <w:r>
-        <w:rPr>
-          <w:rFonts w:ascii="Times New Roman" w:hAnsi="Times New Roman" w:cs="Times New Roman"/>
-          <w:sz w:val="28"/>
-          <w:szCs w:val="28"/>
-        </w:rPr>
-        <w:pict w14:anchorId="323BC789">
+        <w:t>ORM</w:t>
+      </w:r>
+    </w:p>
+    <w:p>
+      <w:pPr>
+        <w:numPr>
+          <w:ilvl w:val="0"/>
+          <w:numId w:val="74"/>
+        </w:numPr>
+        <w:rPr>
+          <w:rFonts w:ascii="Times New Roman" w:hAnsi="Times New Roman" w:cs="Times New Roman"/>
+          <w:sz w:val="28"/>
+          <w:szCs w:val="28"/>
+        </w:rPr>
+      </w:pPr>
+      <w:r>
+        <w:rPr>
+          <w:rFonts w:ascii="Times New Roman" w:hAnsi="Times New Roman" w:cs="Times New Roman"/>
+          <w:sz w:val="28"/>
+          <w:szCs w:val="28"/>
+        </w:rPr>
+        <w:t xml:space="preserve">Prisma </w:t>
+      </w:r>
+    </w:p>
+    <w:p>
+      <w:pPr>
+        <w:rPr>
+          <w:rFonts w:ascii="Times New Roman" w:hAnsi="Times New Roman" w:cs="Times New Roman"/>
+          <w:sz w:val="28"/>
+          <w:szCs w:val="28"/>
+        </w:rPr>
+      </w:pPr>
+      <w:r>
+        <w:rPr>
+          <w:rFonts w:ascii="Times New Roman" w:hAnsi="Times New Roman" w:cs="Times New Roman"/>
+          <w:sz w:val="28"/>
+          <w:szCs w:val="28"/>
+        </w:rPr>
+        <w:pict w14:anchorId="0F1EF8CF">
           <v:rect id="_x0000_i1133" style="width:0;height:1.5pt" o:hralign="center" o:hrstd="t" o:hr="t" fillcolor="#a0a0a0" stroked="f"/>
         </w:pict>
       </w:r>
@@ -21377,14 +21375,35 @@
           <w:sz w:val="28"/>
           <w:szCs w:val="28"/>
         </w:rPr>
-        <w:t>Stockage</w:t>
-      </w:r>
-    </w:p>
-    <w:p>
-      <w:pPr>
-        <w:numPr>
-          <w:ilvl w:val="0"/>
-          <w:numId w:val="76"/>
+        <w:t>Authentification</w:t>
+      </w:r>
+    </w:p>
+    <w:p>
+      <w:pPr>
+        <w:numPr>
+          <w:ilvl w:val="0"/>
+          <w:numId w:val="75"/>
+        </w:numPr>
+        <w:rPr>
+          <w:rFonts w:ascii="Times New Roman" w:hAnsi="Times New Roman" w:cs="Times New Roman"/>
+          <w:sz w:val="28"/>
+          <w:szCs w:val="28"/>
+        </w:rPr>
+      </w:pPr>
+      <w:r>
+        <w:rPr>
+          <w:rFonts w:ascii="Times New Roman" w:hAnsi="Times New Roman" w:cs="Times New Roman"/>
+          <w:sz w:val="28"/>
+          <w:szCs w:val="28"/>
+        </w:rPr>
+        <w:t xml:space="preserve">JWT </w:t>
+      </w:r>
+    </w:p>
+    <w:p>
+      <w:pPr>
+        <w:numPr>
+          <w:ilvl w:val="0"/>
+          <w:numId w:val="75"/>
         </w:numPr>
         <w:rPr>
           <w:rFonts w:ascii="Times New Roman" w:hAnsi="Times New Roman" w:cs="Times New Roman"/>
@@ -21399,7 +21418,7 @@
           <w:sz w:val="28"/>
           <w:szCs w:val="28"/>
         </w:rPr>
-        <w:t>Cloudinary</w:t>
+        <w:t>Refresh</w:t>
       </w:r>
       <w:proofErr w:type="spellEnd"/>
       <w:r>
@@ -21408,45 +21427,42 @@
           <w:sz w:val="28"/>
           <w:szCs w:val="28"/>
         </w:rPr>
-        <w:t xml:space="preserve"> (images) </w:t>
-      </w:r>
-    </w:p>
-    <w:p>
-      <w:pPr>
-        <w:numPr>
-          <w:ilvl w:val="0"/>
-          <w:numId w:val="76"/>
-        </w:numPr>
-        <w:rPr>
-          <w:rFonts w:ascii="Times New Roman" w:hAnsi="Times New Roman" w:cs="Times New Roman"/>
-          <w:sz w:val="28"/>
-          <w:szCs w:val="28"/>
-        </w:rPr>
-      </w:pPr>
-      <w:r>
-        <w:rPr>
-          <w:rFonts w:ascii="Times New Roman" w:hAnsi="Times New Roman" w:cs="Times New Roman"/>
-          <w:sz w:val="28"/>
-          <w:szCs w:val="28"/>
-        </w:rPr>
-        <w:t xml:space="preserve">AWS S3 (documents futurs) </w:t>
-      </w:r>
-    </w:p>
-    <w:p>
-      <w:pPr>
-        <w:rPr>
-          <w:rFonts w:ascii="Times New Roman" w:hAnsi="Times New Roman" w:cs="Times New Roman"/>
-          <w:sz w:val="28"/>
-          <w:szCs w:val="28"/>
-        </w:rPr>
-      </w:pPr>
-      <w:r>
-        <w:rPr>
-          <w:rFonts w:ascii="Times New Roman" w:hAnsi="Times New Roman" w:cs="Times New Roman"/>
-          <w:sz w:val="28"/>
-          <w:szCs w:val="28"/>
-        </w:rPr>
-        <w:pict w14:anchorId="3A629E4C">
+        <w:t xml:space="preserve"> </w:t>
+      </w:r>
+      <w:proofErr w:type="spellStart"/>
+      <w:r>
+        <w:rPr>
+          <w:rFonts w:ascii="Times New Roman" w:hAnsi="Times New Roman" w:cs="Times New Roman"/>
+          <w:sz w:val="28"/>
+          <w:szCs w:val="28"/>
+        </w:rPr>
+        <w:t>Token</w:t>
+      </w:r>
+      <w:proofErr w:type="spellEnd"/>
+      <w:r>
+        <w:rPr>
+          <w:rFonts w:ascii="Times New Roman" w:hAnsi="Times New Roman" w:cs="Times New Roman"/>
+          <w:sz w:val="28"/>
+          <w:szCs w:val="28"/>
+        </w:rPr>
+        <w:t xml:space="preserve"> </w:t>
+      </w:r>
+    </w:p>
+    <w:p>
+      <w:pPr>
+        <w:rPr>
+          <w:rFonts w:ascii="Times New Roman" w:hAnsi="Times New Roman" w:cs="Times New Roman"/>
+          <w:sz w:val="28"/>
+          <w:szCs w:val="28"/>
+        </w:rPr>
+      </w:pPr>
+      <w:r>
+        <w:rPr>
+          <w:rFonts w:ascii="Times New Roman" w:hAnsi="Times New Roman" w:cs="Times New Roman"/>
+          <w:sz w:val="28"/>
+          <w:szCs w:val="28"/>
+        </w:rPr>
+        <w:pict w14:anchorId="323BC789">
           <v:rect id="_x0000_i1134" style="width:0;height:1.5pt" o:hralign="center" o:hrstd="t" o:hr="t" fillcolor="#a0a0a0" stroked="f"/>
         </w:pict>
       </w:r>
@@ -21469,29 +21485,21 @@
           <w:sz w:val="28"/>
           <w:szCs w:val="28"/>
         </w:rPr>
-        <w:t>Hébergement</w:t>
-      </w:r>
-    </w:p>
-    <w:p>
-      <w:pPr>
-        <w:numPr>
-          <w:ilvl w:val="0"/>
-          <w:numId w:val="77"/>
-        </w:numPr>
-        <w:rPr>
-          <w:rFonts w:ascii="Times New Roman" w:hAnsi="Times New Roman" w:cs="Times New Roman"/>
-          <w:sz w:val="28"/>
-          <w:szCs w:val="28"/>
-        </w:rPr>
-      </w:pPr>
-      <w:r>
-        <w:rPr>
-          <w:rFonts w:ascii="Times New Roman" w:hAnsi="Times New Roman" w:cs="Times New Roman"/>
-          <w:sz w:val="28"/>
-          <w:szCs w:val="28"/>
-        </w:rPr>
-        <w:t xml:space="preserve">Front : </w:t>
-      </w:r>
+        <w:t>Stockage</w:t>
+      </w:r>
+    </w:p>
+    <w:p>
+      <w:pPr>
+        <w:numPr>
+          <w:ilvl w:val="0"/>
+          <w:numId w:val="76"/>
+        </w:numPr>
+        <w:rPr>
+          <w:rFonts w:ascii="Times New Roman" w:hAnsi="Times New Roman" w:cs="Times New Roman"/>
+          <w:sz w:val="28"/>
+          <w:szCs w:val="28"/>
+        </w:rPr>
+      </w:pPr>
       <w:proofErr w:type="spellStart"/>
       <w:r>
         <w:rPr>
@@ -21499,7 +21507,7 @@
           <w:sz w:val="28"/>
           <w:szCs w:val="28"/>
         </w:rPr>
-        <w:t>Vercel</w:t>
+        <w:t>Cloudinary</w:t>
       </w:r>
       <w:proofErr w:type="spellEnd"/>
       <w:r>
@@ -21508,66 +21516,45 @@
           <w:sz w:val="28"/>
           <w:szCs w:val="28"/>
         </w:rPr>
-        <w:t xml:space="preserve"> </w:t>
-      </w:r>
-    </w:p>
-    <w:p>
-      <w:pPr>
-        <w:numPr>
-          <w:ilvl w:val="0"/>
-          <w:numId w:val="77"/>
-        </w:numPr>
-        <w:rPr>
-          <w:rFonts w:ascii="Times New Roman" w:hAnsi="Times New Roman" w:cs="Times New Roman"/>
-          <w:sz w:val="28"/>
-          <w:szCs w:val="28"/>
-        </w:rPr>
-      </w:pPr>
-      <w:r>
-        <w:rPr>
-          <w:rFonts w:ascii="Times New Roman" w:hAnsi="Times New Roman" w:cs="Times New Roman"/>
-          <w:sz w:val="28"/>
-          <w:szCs w:val="28"/>
-        </w:rPr>
-        <w:t xml:space="preserve">API : Render ou Railway (MVP), puis AWS ou Azure en production </w:t>
-      </w:r>
-    </w:p>
-    <w:p>
-      <w:pPr>
-        <w:numPr>
-          <w:ilvl w:val="0"/>
-          <w:numId w:val="77"/>
-        </w:numPr>
-        <w:rPr>
-          <w:rFonts w:ascii="Times New Roman" w:hAnsi="Times New Roman" w:cs="Times New Roman"/>
-          <w:sz w:val="28"/>
-          <w:szCs w:val="28"/>
-        </w:rPr>
-      </w:pPr>
-      <w:r>
-        <w:rPr>
-          <w:rFonts w:ascii="Times New Roman" w:hAnsi="Times New Roman" w:cs="Times New Roman"/>
-          <w:sz w:val="28"/>
-          <w:szCs w:val="28"/>
-        </w:rPr>
-        <w:t xml:space="preserve">Base de données : PostgreSQL managé </w:t>
-      </w:r>
-    </w:p>
-    <w:p>
-      <w:pPr>
-        <w:rPr>
-          <w:rFonts w:ascii="Times New Roman" w:hAnsi="Times New Roman" w:cs="Times New Roman"/>
-          <w:sz w:val="28"/>
-          <w:szCs w:val="28"/>
-        </w:rPr>
-      </w:pPr>
-      <w:r>
-        <w:rPr>
-          <w:rFonts w:ascii="Times New Roman" w:hAnsi="Times New Roman" w:cs="Times New Roman"/>
-          <w:sz w:val="28"/>
-          <w:szCs w:val="28"/>
-        </w:rPr>
-        <w:pict w14:anchorId="745FA70B">
+        <w:t xml:space="preserve"> (images) </w:t>
+      </w:r>
+    </w:p>
+    <w:p>
+      <w:pPr>
+        <w:numPr>
+          <w:ilvl w:val="0"/>
+          <w:numId w:val="76"/>
+        </w:numPr>
+        <w:rPr>
+          <w:rFonts w:ascii="Times New Roman" w:hAnsi="Times New Roman" w:cs="Times New Roman"/>
+          <w:sz w:val="28"/>
+          <w:szCs w:val="28"/>
+        </w:rPr>
+      </w:pPr>
+      <w:r>
+        <w:rPr>
+          <w:rFonts w:ascii="Times New Roman" w:hAnsi="Times New Roman" w:cs="Times New Roman"/>
+          <w:sz w:val="28"/>
+          <w:szCs w:val="28"/>
+        </w:rPr>
+        <w:t xml:space="preserve">AWS S3 (documents futurs) </w:t>
+      </w:r>
+    </w:p>
+    <w:p>
+      <w:pPr>
+        <w:rPr>
+          <w:rFonts w:ascii="Times New Roman" w:hAnsi="Times New Roman" w:cs="Times New Roman"/>
+          <w:sz w:val="28"/>
+          <w:szCs w:val="28"/>
+        </w:rPr>
+      </w:pPr>
+      <w:r>
+        <w:rPr>
+          <w:rFonts w:ascii="Times New Roman" w:hAnsi="Times New Roman" w:cs="Times New Roman"/>
+          <w:sz w:val="28"/>
+          <w:szCs w:val="28"/>
+        </w:rPr>
+        <w:pict w14:anchorId="3A629E4C">
           <v:rect id="_x0000_i1135" style="width:0;height:1.5pt" o:hralign="center" o:hrstd="t" o:hr="t" fillcolor="#a0a0a0" stroked="f"/>
         </w:pict>
       </w:r>
@@ -21590,6 +21577,127 @@
           <w:sz w:val="28"/>
           <w:szCs w:val="28"/>
         </w:rPr>
+        <w:t>Hébergement</w:t>
+      </w:r>
+    </w:p>
+    <w:p>
+      <w:pPr>
+        <w:numPr>
+          <w:ilvl w:val="0"/>
+          <w:numId w:val="77"/>
+        </w:numPr>
+        <w:rPr>
+          <w:rFonts w:ascii="Times New Roman" w:hAnsi="Times New Roman" w:cs="Times New Roman"/>
+          <w:sz w:val="28"/>
+          <w:szCs w:val="28"/>
+        </w:rPr>
+      </w:pPr>
+      <w:r>
+        <w:rPr>
+          <w:rFonts w:ascii="Times New Roman" w:hAnsi="Times New Roman" w:cs="Times New Roman"/>
+          <w:sz w:val="28"/>
+          <w:szCs w:val="28"/>
+        </w:rPr>
+        <w:t xml:space="preserve">Front : </w:t>
+      </w:r>
+      <w:proofErr w:type="spellStart"/>
+      <w:r>
+        <w:rPr>
+          <w:rFonts w:ascii="Times New Roman" w:hAnsi="Times New Roman" w:cs="Times New Roman"/>
+          <w:sz w:val="28"/>
+          <w:szCs w:val="28"/>
+        </w:rPr>
+        <w:t>Vercel</w:t>
+      </w:r>
+      <w:proofErr w:type="spellEnd"/>
+      <w:r>
+        <w:rPr>
+          <w:rFonts w:ascii="Times New Roman" w:hAnsi="Times New Roman" w:cs="Times New Roman"/>
+          <w:sz w:val="28"/>
+          <w:szCs w:val="28"/>
+        </w:rPr>
+        <w:t xml:space="preserve"> </w:t>
+      </w:r>
+    </w:p>
+    <w:p>
+      <w:pPr>
+        <w:numPr>
+          <w:ilvl w:val="0"/>
+          <w:numId w:val="77"/>
+        </w:numPr>
+        <w:rPr>
+          <w:rFonts w:ascii="Times New Roman" w:hAnsi="Times New Roman" w:cs="Times New Roman"/>
+          <w:sz w:val="28"/>
+          <w:szCs w:val="28"/>
+        </w:rPr>
+      </w:pPr>
+      <w:r>
+        <w:rPr>
+          <w:rFonts w:ascii="Times New Roman" w:hAnsi="Times New Roman" w:cs="Times New Roman"/>
+          <w:sz w:val="28"/>
+          <w:szCs w:val="28"/>
+        </w:rPr>
+        <w:t xml:space="preserve">API : Render ou Railway (MVP), puis AWS ou Azure en production </w:t>
+      </w:r>
+    </w:p>
+    <w:p>
+      <w:pPr>
+        <w:numPr>
+          <w:ilvl w:val="0"/>
+          <w:numId w:val="77"/>
+        </w:numPr>
+        <w:rPr>
+          <w:rFonts w:ascii="Times New Roman" w:hAnsi="Times New Roman" w:cs="Times New Roman"/>
+          <w:sz w:val="28"/>
+          <w:szCs w:val="28"/>
+        </w:rPr>
+      </w:pPr>
+      <w:r>
+        <w:rPr>
+          <w:rFonts w:ascii="Times New Roman" w:hAnsi="Times New Roman" w:cs="Times New Roman"/>
+          <w:sz w:val="28"/>
+          <w:szCs w:val="28"/>
+        </w:rPr>
+        <w:t xml:space="preserve">Base de données : PostgreSQL managé </w:t>
+      </w:r>
+    </w:p>
+    <w:p>
+      <w:pPr>
+        <w:rPr>
+          <w:rFonts w:ascii="Times New Roman" w:hAnsi="Times New Roman" w:cs="Times New Roman"/>
+          <w:sz w:val="28"/>
+          <w:szCs w:val="28"/>
+        </w:rPr>
+      </w:pPr>
+      <w:r>
+        <w:rPr>
+          <w:rFonts w:ascii="Times New Roman" w:hAnsi="Times New Roman" w:cs="Times New Roman"/>
+          <w:sz w:val="28"/>
+          <w:szCs w:val="28"/>
+        </w:rPr>
+        <w:pict w14:anchorId="745FA70B">
+          <v:rect id="_x0000_i1136" style="width:0;height:1.5pt" o:hralign="center" o:hrstd="t" o:hr="t" fillcolor="#a0a0a0" stroked="f"/>
+        </w:pict>
+      </w:r>
+    </w:p>
+    <w:p>
+      <w:pPr>
+        <w:rPr>
+          <w:rFonts w:ascii="Times New Roman" w:hAnsi="Times New Roman" w:cs="Times New Roman"/>
+          <w:b/>
+          <w:bCs/>
+          <w:sz w:val="28"/>
+          <w:szCs w:val="28"/>
+        </w:rPr>
+      </w:pPr>
+      <w:r>
+        <w:rPr>
+          <w:rFonts w:ascii="Times New Roman" w:hAnsi="Times New Roman" w:cs="Times New Roman"/>
+          <w:b/>
+          <w:bCs/>
+          <w:sz w:val="28"/>
+          <w:szCs w:val="28"/>
+        </w:rPr>
         <w:t>20.4 Architecture logicielle</w:t>
       </w:r>
     </w:p>
@@ -21857,311 +21965,6 @@
           <w:szCs w:val="28"/>
         </w:rPr>
         <w:pict w14:anchorId="14983E3F">
-          <v:rect id="_x0000_i1136" style="width:0;height:1.5pt" o:hralign="center" o:hrstd="t" o:hr="t" fillcolor="#a0a0a0" stroked="f"/>
-        </w:pict>
-      </w:r>
-    </w:p>
-    <w:p>
-      <w:pPr>
-        <w:rPr>
-          <w:rFonts w:ascii="Times New Roman" w:hAnsi="Times New Roman" w:cs="Times New Roman"/>
-          <w:b/>
-          <w:bCs/>
-          <w:sz w:val="28"/>
-          <w:szCs w:val="28"/>
-        </w:rPr>
-      </w:pPr>
-      <w:r>
-        <w:rPr>
-          <w:rFonts w:ascii="Times New Roman" w:hAnsi="Times New Roman" w:cs="Times New Roman"/>
-          <w:b/>
-          <w:bCs/>
-          <w:sz w:val="28"/>
-          <w:szCs w:val="28"/>
-        </w:rPr>
-        <w:t>21. Modèle de données (Présentation)</w:t>
-      </w:r>
-    </w:p>
-    <w:p>
-      <w:pPr>
-        <w:rPr>
-          <w:rFonts w:ascii="Times New Roman" w:hAnsi="Times New Roman" w:cs="Times New Roman"/>
-          <w:sz w:val="28"/>
-          <w:szCs w:val="28"/>
-        </w:rPr>
-      </w:pPr>
-      <w:r>
-        <w:rPr>
-          <w:rFonts w:ascii="Times New Roman" w:hAnsi="Times New Roman" w:cs="Times New Roman"/>
-          <w:sz w:val="28"/>
-          <w:szCs w:val="28"/>
-        </w:rPr>
-        <w:t>Le modèle de données de NextStep repose sur plusieurs entités principales :</w:t>
-      </w:r>
-    </w:p>
-    <w:p>
-      <w:pPr>
-        <w:numPr>
-          <w:ilvl w:val="0"/>
-          <w:numId w:val="79"/>
-        </w:numPr>
-        <w:rPr>
-          <w:rFonts w:ascii="Times New Roman" w:hAnsi="Times New Roman" w:cs="Times New Roman"/>
-          <w:sz w:val="28"/>
-          <w:szCs w:val="28"/>
-        </w:rPr>
-      </w:pPr>
-      <w:r>
-        <w:rPr>
-          <w:rFonts w:ascii="Times New Roman" w:hAnsi="Times New Roman" w:cs="Times New Roman"/>
-          <w:sz w:val="28"/>
-          <w:szCs w:val="28"/>
-        </w:rPr>
-        <w:t xml:space="preserve">Utilisateur </w:t>
-      </w:r>
-    </w:p>
-    <w:p>
-      <w:pPr>
-        <w:numPr>
-          <w:ilvl w:val="0"/>
-          <w:numId w:val="79"/>
-        </w:numPr>
-        <w:rPr>
-          <w:rFonts w:ascii="Times New Roman" w:hAnsi="Times New Roman" w:cs="Times New Roman"/>
-          <w:sz w:val="28"/>
-          <w:szCs w:val="28"/>
-        </w:rPr>
-      </w:pPr>
-      <w:r>
-        <w:rPr>
-          <w:rFonts w:ascii="Times New Roman" w:hAnsi="Times New Roman" w:cs="Times New Roman"/>
-          <w:sz w:val="28"/>
-          <w:szCs w:val="28"/>
-        </w:rPr>
-        <w:t xml:space="preserve">Test </w:t>
-      </w:r>
-    </w:p>
-    <w:p>
-      <w:pPr>
-        <w:numPr>
-          <w:ilvl w:val="0"/>
-          <w:numId w:val="79"/>
-        </w:numPr>
-        <w:rPr>
-          <w:rFonts w:ascii="Times New Roman" w:hAnsi="Times New Roman" w:cs="Times New Roman"/>
-          <w:sz w:val="28"/>
-          <w:szCs w:val="28"/>
-        </w:rPr>
-      </w:pPr>
-      <w:r>
-        <w:rPr>
-          <w:rFonts w:ascii="Times New Roman" w:hAnsi="Times New Roman" w:cs="Times New Roman"/>
-          <w:sz w:val="28"/>
-          <w:szCs w:val="28"/>
-        </w:rPr>
-        <w:t xml:space="preserve">Réponse </w:t>
-      </w:r>
-    </w:p>
-    <w:p>
-      <w:pPr>
-        <w:numPr>
-          <w:ilvl w:val="0"/>
-          <w:numId w:val="79"/>
-        </w:numPr>
-        <w:rPr>
-          <w:rFonts w:ascii="Times New Roman" w:hAnsi="Times New Roman" w:cs="Times New Roman"/>
-          <w:sz w:val="28"/>
-          <w:szCs w:val="28"/>
-        </w:rPr>
-      </w:pPr>
-      <w:r>
-        <w:rPr>
-          <w:rFonts w:ascii="Times New Roman" w:hAnsi="Times New Roman" w:cs="Times New Roman"/>
-          <w:sz w:val="28"/>
-          <w:szCs w:val="28"/>
-        </w:rPr>
-        <w:t xml:space="preserve">Question </w:t>
-      </w:r>
-    </w:p>
-    <w:p>
-      <w:pPr>
-        <w:numPr>
-          <w:ilvl w:val="0"/>
-          <w:numId w:val="79"/>
-        </w:numPr>
-        <w:rPr>
-          <w:rFonts w:ascii="Times New Roman" w:hAnsi="Times New Roman" w:cs="Times New Roman"/>
-          <w:sz w:val="28"/>
-          <w:szCs w:val="28"/>
-        </w:rPr>
-      </w:pPr>
-      <w:r>
-        <w:rPr>
-          <w:rFonts w:ascii="Times New Roman" w:hAnsi="Times New Roman" w:cs="Times New Roman"/>
-          <w:sz w:val="28"/>
-          <w:szCs w:val="28"/>
-        </w:rPr>
-        <w:t xml:space="preserve">Profil RIASEC </w:t>
-      </w:r>
-    </w:p>
-    <w:p>
-      <w:pPr>
-        <w:numPr>
-          <w:ilvl w:val="0"/>
-          <w:numId w:val="79"/>
-        </w:numPr>
-        <w:rPr>
-          <w:rFonts w:ascii="Times New Roman" w:hAnsi="Times New Roman" w:cs="Times New Roman"/>
-          <w:sz w:val="28"/>
-          <w:szCs w:val="28"/>
-        </w:rPr>
-      </w:pPr>
-      <w:r>
-        <w:rPr>
-          <w:rFonts w:ascii="Times New Roman" w:hAnsi="Times New Roman" w:cs="Times New Roman"/>
-          <w:sz w:val="28"/>
-          <w:szCs w:val="28"/>
-        </w:rPr>
-        <w:t xml:space="preserve">Métier </w:t>
-      </w:r>
-    </w:p>
-    <w:p>
-      <w:pPr>
-        <w:numPr>
-          <w:ilvl w:val="0"/>
-          <w:numId w:val="79"/>
-        </w:numPr>
-        <w:rPr>
-          <w:rFonts w:ascii="Times New Roman" w:hAnsi="Times New Roman" w:cs="Times New Roman"/>
-          <w:sz w:val="28"/>
-          <w:szCs w:val="28"/>
-        </w:rPr>
-      </w:pPr>
-      <w:r>
-        <w:rPr>
-          <w:rFonts w:ascii="Times New Roman" w:hAnsi="Times New Roman" w:cs="Times New Roman"/>
-          <w:sz w:val="28"/>
-          <w:szCs w:val="28"/>
-        </w:rPr>
-        <w:t xml:space="preserve">Filière </w:t>
-      </w:r>
-    </w:p>
-    <w:p>
-      <w:pPr>
-        <w:numPr>
-          <w:ilvl w:val="0"/>
-          <w:numId w:val="79"/>
-        </w:numPr>
-        <w:rPr>
-          <w:rFonts w:ascii="Times New Roman" w:hAnsi="Times New Roman" w:cs="Times New Roman"/>
-          <w:sz w:val="28"/>
-          <w:szCs w:val="28"/>
-        </w:rPr>
-      </w:pPr>
-      <w:r>
-        <w:rPr>
-          <w:rFonts w:ascii="Times New Roman" w:hAnsi="Times New Roman" w:cs="Times New Roman"/>
-          <w:sz w:val="28"/>
-          <w:szCs w:val="28"/>
-        </w:rPr>
-        <w:t xml:space="preserve">Université </w:t>
-      </w:r>
-    </w:p>
-    <w:p>
-      <w:pPr>
-        <w:numPr>
-          <w:ilvl w:val="0"/>
-          <w:numId w:val="79"/>
-        </w:numPr>
-        <w:rPr>
-          <w:rFonts w:ascii="Times New Roman" w:hAnsi="Times New Roman" w:cs="Times New Roman"/>
-          <w:sz w:val="28"/>
-          <w:szCs w:val="28"/>
-        </w:rPr>
-      </w:pPr>
-      <w:r>
-        <w:rPr>
-          <w:rFonts w:ascii="Times New Roman" w:hAnsi="Times New Roman" w:cs="Times New Roman"/>
-          <w:sz w:val="28"/>
-          <w:szCs w:val="28"/>
-        </w:rPr>
-        <w:t xml:space="preserve">Conseiller </w:t>
-      </w:r>
-    </w:p>
-    <w:p>
-      <w:pPr>
-        <w:numPr>
-          <w:ilvl w:val="0"/>
-          <w:numId w:val="79"/>
-        </w:numPr>
-        <w:rPr>
-          <w:rFonts w:ascii="Times New Roman" w:hAnsi="Times New Roman" w:cs="Times New Roman"/>
-          <w:sz w:val="28"/>
-          <w:szCs w:val="28"/>
-        </w:rPr>
-      </w:pPr>
-      <w:r>
-        <w:rPr>
-          <w:rFonts w:ascii="Times New Roman" w:hAnsi="Times New Roman" w:cs="Times New Roman"/>
-          <w:sz w:val="28"/>
-          <w:szCs w:val="28"/>
-        </w:rPr>
-        <w:t xml:space="preserve">Historique </w:t>
-      </w:r>
-    </w:p>
-    <w:p>
-      <w:pPr>
-        <w:numPr>
-          <w:ilvl w:val="0"/>
-          <w:numId w:val="79"/>
-        </w:numPr>
-        <w:rPr>
-          <w:rFonts w:ascii="Times New Roman" w:hAnsi="Times New Roman" w:cs="Times New Roman"/>
-          <w:sz w:val="28"/>
-          <w:szCs w:val="28"/>
-        </w:rPr>
-      </w:pPr>
-      <w:r>
-        <w:rPr>
-          <w:rFonts w:ascii="Times New Roman" w:hAnsi="Times New Roman" w:cs="Times New Roman"/>
-          <w:sz w:val="28"/>
-          <w:szCs w:val="28"/>
-        </w:rPr>
-        <w:t xml:space="preserve">Favori </w:t>
-      </w:r>
-    </w:p>
-    <w:p>
-      <w:pPr>
-        <w:rPr>
-          <w:rFonts w:ascii="Times New Roman" w:hAnsi="Times New Roman" w:cs="Times New Roman"/>
-          <w:sz w:val="28"/>
-          <w:szCs w:val="28"/>
-        </w:rPr>
-      </w:pPr>
-      <w:r>
-        <w:rPr>
-          <w:rFonts w:ascii="Times New Roman" w:hAnsi="Times New Roman" w:cs="Times New Roman"/>
-          <w:sz w:val="28"/>
-          <w:szCs w:val="28"/>
-        </w:rPr>
-        <w:t>Les modèles conceptuel (MCD), logique (MLD) et physique (MPD) seront développés dans un document technique dédié.</w:t>
-      </w:r>
-    </w:p>
-    <w:p>
-      <w:pPr>
-        <w:rPr>
-          <w:rFonts w:ascii="Times New Roman" w:hAnsi="Times New Roman" w:cs="Times New Roman"/>
-          <w:sz w:val="28"/>
-          <w:szCs w:val="28"/>
-        </w:rPr>
-      </w:pPr>
-      <w:r>
-        <w:rPr>
-          <w:rFonts w:ascii="Times New Roman" w:hAnsi="Times New Roman" w:cs="Times New Roman"/>
-          <w:sz w:val="28"/>
-          <w:szCs w:val="28"/>
-        </w:rPr>
-        <w:pict w14:anchorId="2F98A412">
           <v:rect id="_x0000_i1137" style="width:0;height:1.5pt" o:hralign="center" o:hrstd="t" o:hr="t" fillcolor="#a0a0a0" stroked="f"/>
         </w:pict>
       </w:r>
@@ -22184,69 +21987,31 @@
           <w:sz w:val="28"/>
           <w:szCs w:val="28"/>
         </w:rPr>
-        <w:t>22. Diagrammes UML</w:t>
-      </w:r>
-    </w:p>
-    <w:p>
-      <w:pPr>
-        <w:rPr>
-          <w:rFonts w:ascii="Times New Roman" w:hAnsi="Times New Roman" w:cs="Times New Roman"/>
-          <w:sz w:val="28"/>
-          <w:szCs w:val="28"/>
-        </w:rPr>
-      </w:pPr>
-      <w:r>
-        <w:rPr>
-          <w:rFonts w:ascii="Times New Roman" w:hAnsi="Times New Roman" w:cs="Times New Roman"/>
-          <w:sz w:val="28"/>
-          <w:szCs w:val="28"/>
-        </w:rPr>
-        <w:t>Pour faciliter le développement, les diagrammes suivants seront produits :</w:t>
-      </w:r>
-    </w:p>
-    <w:p>
-      <w:pPr>
-        <w:rPr>
-          <w:rFonts w:ascii="Times New Roman" w:hAnsi="Times New Roman" w:cs="Times New Roman"/>
-          <w:b/>
-          <w:bCs/>
-          <w:sz w:val="28"/>
-          <w:szCs w:val="28"/>
-        </w:rPr>
-      </w:pPr>
-      <w:r>
-        <w:rPr>
-          <w:rFonts w:ascii="Times New Roman" w:hAnsi="Times New Roman" w:cs="Times New Roman"/>
-          <w:b/>
-          <w:bCs/>
-          <w:sz w:val="28"/>
-          <w:szCs w:val="28"/>
-        </w:rPr>
-        <w:t>Diagramme de cas d'utilisation</w:t>
-      </w:r>
-    </w:p>
-    <w:p>
-      <w:pPr>
-        <w:rPr>
-          <w:rFonts w:ascii="Times New Roman" w:hAnsi="Times New Roman" w:cs="Times New Roman"/>
-          <w:sz w:val="28"/>
-          <w:szCs w:val="28"/>
-        </w:rPr>
-      </w:pPr>
-      <w:r>
-        <w:rPr>
-          <w:rFonts w:ascii="Times New Roman" w:hAnsi="Times New Roman" w:cs="Times New Roman"/>
-          <w:sz w:val="28"/>
-          <w:szCs w:val="28"/>
-        </w:rPr>
-        <w:t>Il décrira les interactions entre :</w:t>
-      </w:r>
-    </w:p>
-    <w:p>
-      <w:pPr>
-        <w:numPr>
-          <w:ilvl w:val="0"/>
-          <w:numId w:val="80"/>
+        <w:t>21. Modèle de données (Présentation)</w:t>
+      </w:r>
+    </w:p>
+    <w:p>
+      <w:pPr>
+        <w:rPr>
+          <w:rFonts w:ascii="Times New Roman" w:hAnsi="Times New Roman" w:cs="Times New Roman"/>
+          <w:sz w:val="28"/>
+          <w:szCs w:val="28"/>
+        </w:rPr>
+      </w:pPr>
+      <w:r>
+        <w:rPr>
+          <w:rFonts w:ascii="Times New Roman" w:hAnsi="Times New Roman" w:cs="Times New Roman"/>
+          <w:sz w:val="28"/>
+          <w:szCs w:val="28"/>
+        </w:rPr>
+        <w:t>Le modèle de données de NextStep repose sur plusieurs entités principales :</w:t>
+      </w:r>
+    </w:p>
+    <w:p>
+      <w:pPr>
+        <w:numPr>
+          <w:ilvl w:val="0"/>
+          <w:numId w:val="79"/>
         </w:numPr>
         <w:rPr>
           <w:rFonts w:ascii="Times New Roman" w:hAnsi="Times New Roman" w:cs="Times New Roman"/>
@@ -22267,7 +22032,154 @@
       <w:pPr>
         <w:numPr>
           <w:ilvl w:val="0"/>
-          <w:numId w:val="80"/>
+          <w:numId w:val="79"/>
+        </w:numPr>
+        <w:rPr>
+          <w:rFonts w:ascii="Times New Roman" w:hAnsi="Times New Roman" w:cs="Times New Roman"/>
+          <w:sz w:val="28"/>
+          <w:szCs w:val="28"/>
+        </w:rPr>
+      </w:pPr>
+      <w:r>
+        <w:rPr>
+          <w:rFonts w:ascii="Times New Roman" w:hAnsi="Times New Roman" w:cs="Times New Roman"/>
+          <w:sz w:val="28"/>
+          <w:szCs w:val="28"/>
+        </w:rPr>
+        <w:t xml:space="preserve">Test </w:t>
+      </w:r>
+    </w:p>
+    <w:p>
+      <w:pPr>
+        <w:numPr>
+          <w:ilvl w:val="0"/>
+          <w:numId w:val="79"/>
+        </w:numPr>
+        <w:rPr>
+          <w:rFonts w:ascii="Times New Roman" w:hAnsi="Times New Roman" w:cs="Times New Roman"/>
+          <w:sz w:val="28"/>
+          <w:szCs w:val="28"/>
+        </w:rPr>
+      </w:pPr>
+      <w:r>
+        <w:rPr>
+          <w:rFonts w:ascii="Times New Roman" w:hAnsi="Times New Roman" w:cs="Times New Roman"/>
+          <w:sz w:val="28"/>
+          <w:szCs w:val="28"/>
+        </w:rPr>
+        <w:t xml:space="preserve">Réponse </w:t>
+      </w:r>
+    </w:p>
+    <w:p>
+      <w:pPr>
+        <w:numPr>
+          <w:ilvl w:val="0"/>
+          <w:numId w:val="79"/>
+        </w:numPr>
+        <w:rPr>
+          <w:rFonts w:ascii="Times New Roman" w:hAnsi="Times New Roman" w:cs="Times New Roman"/>
+          <w:sz w:val="28"/>
+          <w:szCs w:val="28"/>
+        </w:rPr>
+      </w:pPr>
+      <w:r>
+        <w:rPr>
+          <w:rFonts w:ascii="Times New Roman" w:hAnsi="Times New Roman" w:cs="Times New Roman"/>
+          <w:sz w:val="28"/>
+          <w:szCs w:val="28"/>
+        </w:rPr>
+        <w:t xml:space="preserve">Question </w:t>
+      </w:r>
+    </w:p>
+    <w:p>
+      <w:pPr>
+        <w:numPr>
+          <w:ilvl w:val="0"/>
+          <w:numId w:val="79"/>
+        </w:numPr>
+        <w:rPr>
+          <w:rFonts w:ascii="Times New Roman" w:hAnsi="Times New Roman" w:cs="Times New Roman"/>
+          <w:sz w:val="28"/>
+          <w:szCs w:val="28"/>
+        </w:rPr>
+      </w:pPr>
+      <w:r>
+        <w:rPr>
+          <w:rFonts w:ascii="Times New Roman" w:hAnsi="Times New Roman" w:cs="Times New Roman"/>
+          <w:sz w:val="28"/>
+          <w:szCs w:val="28"/>
+        </w:rPr>
+        <w:t xml:space="preserve">Profil RIASEC </w:t>
+      </w:r>
+    </w:p>
+    <w:p>
+      <w:pPr>
+        <w:numPr>
+          <w:ilvl w:val="0"/>
+          <w:numId w:val="79"/>
+        </w:numPr>
+        <w:rPr>
+          <w:rFonts w:ascii="Times New Roman" w:hAnsi="Times New Roman" w:cs="Times New Roman"/>
+          <w:sz w:val="28"/>
+          <w:szCs w:val="28"/>
+        </w:rPr>
+      </w:pPr>
+      <w:r>
+        <w:rPr>
+          <w:rFonts w:ascii="Times New Roman" w:hAnsi="Times New Roman" w:cs="Times New Roman"/>
+          <w:sz w:val="28"/>
+          <w:szCs w:val="28"/>
+        </w:rPr>
+        <w:t xml:space="preserve">Métier </w:t>
+      </w:r>
+    </w:p>
+    <w:p>
+      <w:pPr>
+        <w:numPr>
+          <w:ilvl w:val="0"/>
+          <w:numId w:val="79"/>
+        </w:numPr>
+        <w:rPr>
+          <w:rFonts w:ascii="Times New Roman" w:hAnsi="Times New Roman" w:cs="Times New Roman"/>
+          <w:sz w:val="28"/>
+          <w:szCs w:val="28"/>
+        </w:rPr>
+      </w:pPr>
+      <w:r>
+        <w:rPr>
+          <w:rFonts w:ascii="Times New Roman" w:hAnsi="Times New Roman" w:cs="Times New Roman"/>
+          <w:sz w:val="28"/>
+          <w:szCs w:val="28"/>
+        </w:rPr>
+        <w:t xml:space="preserve">Filière </w:t>
+      </w:r>
+    </w:p>
+    <w:p>
+      <w:pPr>
+        <w:numPr>
+          <w:ilvl w:val="0"/>
+          <w:numId w:val="79"/>
+        </w:numPr>
+        <w:rPr>
+          <w:rFonts w:ascii="Times New Roman" w:hAnsi="Times New Roman" w:cs="Times New Roman"/>
+          <w:sz w:val="28"/>
+          <w:szCs w:val="28"/>
+        </w:rPr>
+      </w:pPr>
+      <w:r>
+        <w:rPr>
+          <w:rFonts w:ascii="Times New Roman" w:hAnsi="Times New Roman" w:cs="Times New Roman"/>
+          <w:sz w:val="28"/>
+          <w:szCs w:val="28"/>
+        </w:rPr>
+        <w:t xml:space="preserve">Université </w:t>
+      </w:r>
+    </w:p>
+    <w:p>
+      <w:pPr>
+        <w:numPr>
+          <w:ilvl w:val="0"/>
+          <w:numId w:val="79"/>
         </w:numPr>
         <w:rPr>
           <w:rFonts w:ascii="Times New Roman" w:hAnsi="Times New Roman" w:cs="Times New Roman"/>
@@ -22288,38 +22200,76 @@
       <w:pPr>
         <w:numPr>
           <w:ilvl w:val="0"/>
-          <w:numId w:val="80"/>
-        </w:numPr>
-        <w:rPr>
-          <w:rFonts w:ascii="Times New Roman" w:hAnsi="Times New Roman" w:cs="Times New Roman"/>
-          <w:sz w:val="28"/>
-          <w:szCs w:val="28"/>
-        </w:rPr>
-      </w:pPr>
-      <w:r>
-        <w:rPr>
-          <w:rFonts w:ascii="Times New Roman" w:hAnsi="Times New Roman" w:cs="Times New Roman"/>
-          <w:sz w:val="28"/>
-          <w:szCs w:val="28"/>
-        </w:rPr>
-        <w:t xml:space="preserve">Administrateur </w:t>
-      </w:r>
-    </w:p>
-    <w:p>
-      <w:pPr>
-        <w:rPr>
-          <w:rFonts w:ascii="Times New Roman" w:hAnsi="Times New Roman" w:cs="Times New Roman"/>
-          <w:sz w:val="28"/>
-          <w:szCs w:val="28"/>
-        </w:rPr>
-      </w:pPr>
-      <w:r>
-        <w:rPr>
-          <w:rFonts w:ascii="Times New Roman" w:hAnsi="Times New Roman" w:cs="Times New Roman"/>
-          <w:sz w:val="28"/>
-          <w:szCs w:val="28"/>
-        </w:rPr>
-        <w:pict w14:anchorId="0DDB0E53">
+          <w:numId w:val="79"/>
+        </w:numPr>
+        <w:rPr>
+          <w:rFonts w:ascii="Times New Roman" w:hAnsi="Times New Roman" w:cs="Times New Roman"/>
+          <w:sz w:val="28"/>
+          <w:szCs w:val="28"/>
+        </w:rPr>
+      </w:pPr>
+      <w:r>
+        <w:rPr>
+          <w:rFonts w:ascii="Times New Roman" w:hAnsi="Times New Roman" w:cs="Times New Roman"/>
+          <w:sz w:val="28"/>
+          <w:szCs w:val="28"/>
+        </w:rPr>
+        <w:t xml:space="preserve">Historique </w:t>
+      </w:r>
+    </w:p>
+    <w:p>
+      <w:pPr>
+        <w:numPr>
+          <w:ilvl w:val="0"/>
+          <w:numId w:val="79"/>
+        </w:numPr>
+        <w:rPr>
+          <w:rFonts w:ascii="Times New Roman" w:hAnsi="Times New Roman" w:cs="Times New Roman"/>
+          <w:sz w:val="28"/>
+          <w:szCs w:val="28"/>
+        </w:rPr>
+      </w:pPr>
+      <w:r>
+        <w:rPr>
+          <w:rFonts w:ascii="Times New Roman" w:hAnsi="Times New Roman" w:cs="Times New Roman"/>
+          <w:sz w:val="28"/>
+          <w:szCs w:val="28"/>
+        </w:rPr>
+        <w:t xml:space="preserve">Favori </w:t>
+      </w:r>
+    </w:p>
+    <w:p>
+      <w:pPr>
+        <w:rPr>
+          <w:rFonts w:ascii="Times New Roman" w:hAnsi="Times New Roman" w:cs="Times New Roman"/>
+          <w:sz w:val="28"/>
+          <w:szCs w:val="28"/>
+        </w:rPr>
+      </w:pPr>
+      <w:r>
+        <w:rPr>
+          <w:rFonts w:ascii="Times New Roman" w:hAnsi="Times New Roman" w:cs="Times New Roman"/>
+          <w:sz w:val="28"/>
+          <w:szCs w:val="28"/>
+        </w:rPr>
+        <w:t>Les modèles conceptuel (MCD), logique (MLD) et physique (MPD) seront développés dans un document technique dédié.</w:t>
+      </w:r>
+    </w:p>
+    <w:p>
+      <w:pPr>
+        <w:rPr>
+          <w:rFonts w:ascii="Times New Roman" w:hAnsi="Times New Roman" w:cs="Times New Roman"/>
+          <w:sz w:val="28"/>
+          <w:szCs w:val="28"/>
+        </w:rPr>
+      </w:pPr>
+      <w:r>
+        <w:rPr>
+          <w:rFonts w:ascii="Times New Roman" w:hAnsi="Times New Roman" w:cs="Times New Roman"/>
+          <w:sz w:val="28"/>
+          <w:szCs w:val="28"/>
+        </w:rPr>
+        <w:pict w14:anchorId="2F98A412">
           <v:rect id="_x0000_i1138" style="width:0;height:1.5pt" o:hralign="center" o:hrstd="t" o:hr="t" fillcolor="#a0a0a0" stroked="f"/>
         </w:pict>
       </w:r>
@@ -22342,6 +22292,164 @@
           <w:sz w:val="28"/>
           <w:szCs w:val="28"/>
         </w:rPr>
+        <w:t>22. Diagrammes UML</w:t>
+      </w:r>
+    </w:p>
+    <w:p>
+      <w:pPr>
+        <w:rPr>
+          <w:rFonts w:ascii="Times New Roman" w:hAnsi="Times New Roman" w:cs="Times New Roman"/>
+          <w:sz w:val="28"/>
+          <w:szCs w:val="28"/>
+        </w:rPr>
+      </w:pPr>
+      <w:r>
+        <w:rPr>
+          <w:rFonts w:ascii="Times New Roman" w:hAnsi="Times New Roman" w:cs="Times New Roman"/>
+          <w:sz w:val="28"/>
+          <w:szCs w:val="28"/>
+        </w:rPr>
+        <w:t>Pour faciliter le développement, les diagrammes suivants seront produits :</w:t>
+      </w:r>
+    </w:p>
+    <w:p>
+      <w:pPr>
+        <w:rPr>
+          <w:rFonts w:ascii="Times New Roman" w:hAnsi="Times New Roman" w:cs="Times New Roman"/>
+          <w:b/>
+          <w:bCs/>
+          <w:sz w:val="28"/>
+          <w:szCs w:val="28"/>
+        </w:rPr>
+      </w:pPr>
+      <w:r>
+        <w:rPr>
+          <w:rFonts w:ascii="Times New Roman" w:hAnsi="Times New Roman" w:cs="Times New Roman"/>
+          <w:b/>
+          <w:bCs/>
+          <w:sz w:val="28"/>
+          <w:szCs w:val="28"/>
+        </w:rPr>
+        <w:t>Diagramme de cas d'utilisation</w:t>
+      </w:r>
+    </w:p>
+    <w:p>
+      <w:pPr>
+        <w:rPr>
+          <w:rFonts w:ascii="Times New Roman" w:hAnsi="Times New Roman" w:cs="Times New Roman"/>
+          <w:sz w:val="28"/>
+          <w:szCs w:val="28"/>
+        </w:rPr>
+      </w:pPr>
+      <w:r>
+        <w:rPr>
+          <w:rFonts w:ascii="Times New Roman" w:hAnsi="Times New Roman" w:cs="Times New Roman"/>
+          <w:sz w:val="28"/>
+          <w:szCs w:val="28"/>
+        </w:rPr>
+        <w:t>Il décrira les interactions entre :</w:t>
+      </w:r>
+    </w:p>
+    <w:p>
+      <w:pPr>
+        <w:numPr>
+          <w:ilvl w:val="0"/>
+          <w:numId w:val="80"/>
+        </w:numPr>
+        <w:rPr>
+          <w:rFonts w:ascii="Times New Roman" w:hAnsi="Times New Roman" w:cs="Times New Roman"/>
+          <w:sz w:val="28"/>
+          <w:szCs w:val="28"/>
+        </w:rPr>
+      </w:pPr>
+      <w:r>
+        <w:rPr>
+          <w:rFonts w:ascii="Times New Roman" w:hAnsi="Times New Roman" w:cs="Times New Roman"/>
+          <w:sz w:val="28"/>
+          <w:szCs w:val="28"/>
+        </w:rPr>
+        <w:t xml:space="preserve">Utilisateur </w:t>
+      </w:r>
+    </w:p>
+    <w:p>
+      <w:pPr>
+        <w:numPr>
+          <w:ilvl w:val="0"/>
+          <w:numId w:val="80"/>
+        </w:numPr>
+        <w:rPr>
+          <w:rFonts w:ascii="Times New Roman" w:hAnsi="Times New Roman" w:cs="Times New Roman"/>
+          <w:sz w:val="28"/>
+          <w:szCs w:val="28"/>
+        </w:rPr>
+      </w:pPr>
+      <w:r>
+        <w:rPr>
+          <w:rFonts w:ascii="Times New Roman" w:hAnsi="Times New Roman" w:cs="Times New Roman"/>
+          <w:sz w:val="28"/>
+          <w:szCs w:val="28"/>
+        </w:rPr>
+        <w:t xml:space="preserve">Conseiller </w:t>
+      </w:r>
+    </w:p>
+    <w:p>
+      <w:pPr>
+        <w:numPr>
+          <w:ilvl w:val="0"/>
+          <w:numId w:val="80"/>
+        </w:numPr>
+        <w:rPr>
+          <w:rFonts w:ascii="Times New Roman" w:hAnsi="Times New Roman" w:cs="Times New Roman"/>
+          <w:sz w:val="28"/>
+          <w:szCs w:val="28"/>
+        </w:rPr>
+      </w:pPr>
+      <w:r>
+        <w:rPr>
+          <w:rFonts w:ascii="Times New Roman" w:hAnsi="Times New Roman" w:cs="Times New Roman"/>
+          <w:sz w:val="28"/>
+          <w:szCs w:val="28"/>
+        </w:rPr>
+        <w:t xml:space="preserve">Administrateur </w:t>
+      </w:r>
+    </w:p>
+    <w:p>
+      <w:pPr>
+        <w:rPr>
+          <w:rFonts w:ascii="Times New Roman" w:hAnsi="Times New Roman" w:cs="Times New Roman"/>
+          <w:sz w:val="28"/>
+          <w:szCs w:val="28"/>
+        </w:rPr>
+      </w:pPr>
+      <w:r>
+        <w:rPr>
+          <w:rFonts w:ascii="Times New Roman" w:hAnsi="Times New Roman" w:cs="Times New Roman"/>
+          <w:sz w:val="28"/>
+          <w:szCs w:val="28"/>
+        </w:rPr>
+        <w:pict w14:anchorId="0DDB0E53">
+          <v:rect id="_x0000_i1139" style="width:0;height:1.5pt" o:hralign="center" o:hrstd="t" o:hr="t" fillcolor="#a0a0a0" stroked="f"/>
+        </w:pict>
+      </w:r>
+    </w:p>
+    <w:p>
+      <w:pPr>
+        <w:rPr>
+          <w:rFonts w:ascii="Times New Roman" w:hAnsi="Times New Roman" w:cs="Times New Roman"/>
+          <w:b/>
+          <w:bCs/>
+          <w:sz w:val="28"/>
+          <w:szCs w:val="28"/>
+        </w:rPr>
+      </w:pPr>
+      <w:r>
+        <w:rPr>
+          <w:rFonts w:ascii="Times New Roman" w:hAnsi="Times New Roman" w:cs="Times New Roman"/>
+          <w:b/>
+          <w:bCs/>
+          <w:sz w:val="28"/>
+          <w:szCs w:val="28"/>
+        </w:rPr>
         <w:lastRenderedPageBreak/>
         <w:t>Diagramme de classes</w:t>
       </w:r>
@@ -22441,126 +22549,6 @@
           <w:szCs w:val="28"/>
         </w:rPr>
         <w:pict w14:anchorId="27C13A14">
-          <v:rect id="_x0000_i1139" style="width:0;height:1.5pt" o:hralign="center" o:hrstd="t" o:hr="t" fillcolor="#a0a0a0" stroked="f"/>
-        </w:pict>
-      </w:r>
-    </w:p>
-    <w:p>
-      <w:pPr>
-        <w:rPr>
-          <w:rFonts w:ascii="Times New Roman" w:hAnsi="Times New Roman" w:cs="Times New Roman"/>
-          <w:b/>
-          <w:bCs/>
-          <w:sz w:val="28"/>
-          <w:szCs w:val="28"/>
-        </w:rPr>
-      </w:pPr>
-      <w:r>
-        <w:rPr>
-          <w:rFonts w:ascii="Times New Roman" w:hAnsi="Times New Roman" w:cs="Times New Roman"/>
-          <w:b/>
-          <w:bCs/>
-          <w:sz w:val="28"/>
-          <w:szCs w:val="28"/>
-        </w:rPr>
-        <w:t>Diagramme de séquence</w:t>
-      </w:r>
-    </w:p>
-    <w:p>
-      <w:pPr>
-        <w:rPr>
-          <w:rFonts w:ascii="Times New Roman" w:hAnsi="Times New Roman" w:cs="Times New Roman"/>
-          <w:sz w:val="28"/>
-          <w:szCs w:val="28"/>
-        </w:rPr>
-      </w:pPr>
-      <w:r>
-        <w:rPr>
-          <w:rFonts w:ascii="Times New Roman" w:hAnsi="Times New Roman" w:cs="Times New Roman"/>
-          <w:sz w:val="28"/>
-          <w:szCs w:val="28"/>
-        </w:rPr>
-        <w:t>Il décrira notamment :</w:t>
-      </w:r>
-    </w:p>
-    <w:p>
-      <w:pPr>
-        <w:numPr>
-          <w:ilvl w:val="0"/>
-          <w:numId w:val="82"/>
-        </w:numPr>
-        <w:rPr>
-          <w:rFonts w:ascii="Times New Roman" w:hAnsi="Times New Roman" w:cs="Times New Roman"/>
-          <w:sz w:val="28"/>
-          <w:szCs w:val="28"/>
-        </w:rPr>
-      </w:pPr>
-      <w:r>
-        <w:rPr>
-          <w:rFonts w:ascii="Times New Roman" w:hAnsi="Times New Roman" w:cs="Times New Roman"/>
-          <w:sz w:val="28"/>
-          <w:szCs w:val="28"/>
-        </w:rPr>
-        <w:t xml:space="preserve">le passage du test ; </w:t>
-      </w:r>
-    </w:p>
-    <w:p>
-      <w:pPr>
-        <w:numPr>
-          <w:ilvl w:val="0"/>
-          <w:numId w:val="82"/>
-        </w:numPr>
-        <w:rPr>
-          <w:rFonts w:ascii="Times New Roman" w:hAnsi="Times New Roman" w:cs="Times New Roman"/>
-          <w:sz w:val="28"/>
-          <w:szCs w:val="28"/>
-        </w:rPr>
-      </w:pPr>
-      <w:r>
-        <w:rPr>
-          <w:rFonts w:ascii="Times New Roman" w:hAnsi="Times New Roman" w:cs="Times New Roman"/>
-          <w:sz w:val="28"/>
-          <w:szCs w:val="28"/>
-        </w:rPr>
-        <w:t xml:space="preserve">la génération des résultats ; </w:t>
-      </w:r>
-    </w:p>
-    <w:p>
-      <w:pPr>
-        <w:numPr>
-          <w:ilvl w:val="0"/>
-          <w:numId w:val="82"/>
-        </w:numPr>
-        <w:rPr>
-          <w:rFonts w:ascii="Times New Roman" w:hAnsi="Times New Roman" w:cs="Times New Roman"/>
-          <w:sz w:val="28"/>
-          <w:szCs w:val="28"/>
-        </w:rPr>
-      </w:pPr>
-      <w:r>
-        <w:rPr>
-          <w:rFonts w:ascii="Times New Roman" w:hAnsi="Times New Roman" w:cs="Times New Roman"/>
-          <w:sz w:val="28"/>
-          <w:szCs w:val="28"/>
-        </w:rPr>
-        <w:t xml:space="preserve">la connexion. </w:t>
-      </w:r>
-    </w:p>
-    <w:p>
-      <w:pPr>
-        <w:rPr>
-          <w:rFonts w:ascii="Times New Roman" w:hAnsi="Times New Roman" w:cs="Times New Roman"/>
-          <w:sz w:val="28"/>
-          <w:szCs w:val="28"/>
-        </w:rPr>
-      </w:pPr>
-      <w:r>
-        <w:rPr>
-          <w:rFonts w:ascii="Times New Roman" w:hAnsi="Times New Roman" w:cs="Times New Roman"/>
-          <w:sz w:val="28"/>
-          <w:szCs w:val="28"/>
-        </w:rPr>
-        <w:pict w14:anchorId="3ADDE663">
           <v:rect id="_x0000_i1140" style="width:0;height:1.5pt" o:hralign="center" o:hrstd="t" o:hr="t" fillcolor="#a0a0a0" stroked="f"/>
         </w:pict>
       </w:r>
@@ -22583,83 +22571,104 @@
           <w:sz w:val="28"/>
           <w:szCs w:val="28"/>
         </w:rPr>
-        <w:t>Diagramme d'activité</w:t>
-      </w:r>
-    </w:p>
-    <w:p>
-      <w:pPr>
-        <w:rPr>
-          <w:rFonts w:ascii="Times New Roman" w:hAnsi="Times New Roman" w:cs="Times New Roman"/>
-          <w:sz w:val="28"/>
-          <w:szCs w:val="28"/>
-        </w:rPr>
-      </w:pPr>
-      <w:r>
-        <w:rPr>
-          <w:rFonts w:ascii="Times New Roman" w:hAnsi="Times New Roman" w:cs="Times New Roman"/>
-          <w:sz w:val="28"/>
-          <w:szCs w:val="28"/>
-        </w:rPr>
-        <w:t>Il représentera :</w:t>
-      </w:r>
-    </w:p>
-    <w:p>
-      <w:pPr>
-        <w:numPr>
-          <w:ilvl w:val="0"/>
-          <w:numId w:val="83"/>
-        </w:numPr>
-        <w:rPr>
-          <w:rFonts w:ascii="Times New Roman" w:hAnsi="Times New Roman" w:cs="Times New Roman"/>
-          <w:sz w:val="28"/>
-          <w:szCs w:val="28"/>
-        </w:rPr>
-      </w:pPr>
-      <w:r>
-        <w:rPr>
-          <w:rFonts w:ascii="Times New Roman" w:hAnsi="Times New Roman" w:cs="Times New Roman"/>
-          <w:sz w:val="28"/>
-          <w:szCs w:val="28"/>
-        </w:rPr>
-        <w:t xml:space="preserve">le parcours utilisateur ; </w:t>
-      </w:r>
-    </w:p>
-    <w:p>
-      <w:pPr>
-        <w:numPr>
-          <w:ilvl w:val="0"/>
-          <w:numId w:val="83"/>
-        </w:numPr>
-        <w:rPr>
-          <w:rFonts w:ascii="Times New Roman" w:hAnsi="Times New Roman" w:cs="Times New Roman"/>
-          <w:sz w:val="28"/>
-          <w:szCs w:val="28"/>
-        </w:rPr>
-      </w:pPr>
-      <w:r>
-        <w:rPr>
-          <w:rFonts w:ascii="Times New Roman" w:hAnsi="Times New Roman" w:cs="Times New Roman"/>
-          <w:sz w:val="28"/>
-          <w:szCs w:val="28"/>
-        </w:rPr>
-        <w:t xml:space="preserve">le fonctionnement de l'algorithme. </w:t>
-      </w:r>
-    </w:p>
-    <w:p>
-      <w:pPr>
-        <w:rPr>
-          <w:rFonts w:ascii="Times New Roman" w:hAnsi="Times New Roman" w:cs="Times New Roman"/>
-          <w:sz w:val="28"/>
-          <w:szCs w:val="28"/>
-        </w:rPr>
-      </w:pPr>
-      <w:r>
-        <w:rPr>
-          <w:rFonts w:ascii="Times New Roman" w:hAnsi="Times New Roman" w:cs="Times New Roman"/>
-          <w:sz w:val="28"/>
-          <w:szCs w:val="28"/>
-        </w:rPr>
-        <w:pict w14:anchorId="6DDC24A0">
+        <w:t>Diagramme de séquence</w:t>
+      </w:r>
+    </w:p>
+    <w:p>
+      <w:pPr>
+        <w:rPr>
+          <w:rFonts w:ascii="Times New Roman" w:hAnsi="Times New Roman" w:cs="Times New Roman"/>
+          <w:sz w:val="28"/>
+          <w:szCs w:val="28"/>
+        </w:rPr>
+      </w:pPr>
+      <w:r>
+        <w:rPr>
+          <w:rFonts w:ascii="Times New Roman" w:hAnsi="Times New Roman" w:cs="Times New Roman"/>
+          <w:sz w:val="28"/>
+          <w:szCs w:val="28"/>
+        </w:rPr>
+        <w:t>Il décrira notamment :</w:t>
+      </w:r>
+    </w:p>
+    <w:p>
+      <w:pPr>
+        <w:numPr>
+          <w:ilvl w:val="0"/>
+          <w:numId w:val="82"/>
+        </w:numPr>
+        <w:rPr>
+          <w:rFonts w:ascii="Times New Roman" w:hAnsi="Times New Roman" w:cs="Times New Roman"/>
+          <w:sz w:val="28"/>
+          <w:szCs w:val="28"/>
+        </w:rPr>
+      </w:pPr>
+      <w:r>
+        <w:rPr>
+          <w:rFonts w:ascii="Times New Roman" w:hAnsi="Times New Roman" w:cs="Times New Roman"/>
+          <w:sz w:val="28"/>
+          <w:szCs w:val="28"/>
+        </w:rPr>
+        <w:t xml:space="preserve">le passage du test ; </w:t>
+      </w:r>
+    </w:p>
+    <w:p>
+      <w:pPr>
+        <w:numPr>
+          <w:ilvl w:val="0"/>
+          <w:numId w:val="82"/>
+        </w:numPr>
+        <w:rPr>
+          <w:rFonts w:ascii="Times New Roman" w:hAnsi="Times New Roman" w:cs="Times New Roman"/>
+          <w:sz w:val="28"/>
+          <w:szCs w:val="28"/>
+        </w:rPr>
+      </w:pPr>
+      <w:r>
+        <w:rPr>
+          <w:rFonts w:ascii="Times New Roman" w:hAnsi="Times New Roman" w:cs="Times New Roman"/>
+          <w:sz w:val="28"/>
+          <w:szCs w:val="28"/>
+        </w:rPr>
+        <w:t xml:space="preserve">la génération des résultats ; </w:t>
+      </w:r>
+    </w:p>
+    <w:p>
+      <w:pPr>
+        <w:numPr>
+          <w:ilvl w:val="0"/>
+          <w:numId w:val="82"/>
+        </w:numPr>
+        <w:rPr>
+          <w:rFonts w:ascii="Times New Roman" w:hAnsi="Times New Roman" w:cs="Times New Roman"/>
+          <w:sz w:val="28"/>
+          <w:szCs w:val="28"/>
+        </w:rPr>
+      </w:pPr>
+      <w:r>
+        <w:rPr>
+          <w:rFonts w:ascii="Times New Roman" w:hAnsi="Times New Roman" w:cs="Times New Roman"/>
+          <w:sz w:val="28"/>
+          <w:szCs w:val="28"/>
+        </w:rPr>
+        <w:t xml:space="preserve">la connexion. </w:t>
+      </w:r>
+    </w:p>
+    <w:p>
+      <w:pPr>
+        <w:rPr>
+          <w:rFonts w:ascii="Times New Roman" w:hAnsi="Times New Roman" w:cs="Times New Roman"/>
+          <w:sz w:val="28"/>
+          <w:szCs w:val="28"/>
+        </w:rPr>
+      </w:pPr>
+      <w:r>
+        <w:rPr>
+          <w:rFonts w:ascii="Times New Roman" w:hAnsi="Times New Roman" w:cs="Times New Roman"/>
+          <w:sz w:val="28"/>
+          <w:szCs w:val="28"/>
+        </w:rPr>
+        <w:pict w14:anchorId="3ADDE663">
           <v:rect id="_x0000_i1141" style="width:0;height:1.5pt" o:hralign="center" o:hrstd="t" o:hr="t" fillcolor="#a0a0a0" stroked="f"/>
         </w:pict>
       </w:r>
@@ -22682,104 +22691,83 @@
           <w:sz w:val="28"/>
           <w:szCs w:val="28"/>
         </w:rPr>
-        <w:t>Diagramme d'états</w:t>
-      </w:r>
-    </w:p>
-    <w:p>
-      <w:pPr>
-        <w:rPr>
-          <w:rFonts w:ascii="Times New Roman" w:hAnsi="Times New Roman" w:cs="Times New Roman"/>
-          <w:sz w:val="28"/>
-          <w:szCs w:val="28"/>
-        </w:rPr>
-      </w:pPr>
-      <w:r>
-        <w:rPr>
-          <w:rFonts w:ascii="Times New Roman" w:hAnsi="Times New Roman" w:cs="Times New Roman"/>
-          <w:sz w:val="28"/>
-          <w:szCs w:val="28"/>
-        </w:rPr>
-        <w:t>Pour les objets importants :</w:t>
-      </w:r>
-    </w:p>
-    <w:p>
-      <w:pPr>
-        <w:numPr>
-          <w:ilvl w:val="0"/>
-          <w:numId w:val="84"/>
-        </w:numPr>
-        <w:rPr>
-          <w:rFonts w:ascii="Times New Roman" w:hAnsi="Times New Roman" w:cs="Times New Roman"/>
-          <w:sz w:val="28"/>
-          <w:szCs w:val="28"/>
-        </w:rPr>
-      </w:pPr>
-      <w:r>
-        <w:rPr>
-          <w:rFonts w:ascii="Times New Roman" w:hAnsi="Times New Roman" w:cs="Times New Roman"/>
-          <w:sz w:val="28"/>
-          <w:szCs w:val="28"/>
-        </w:rPr>
-        <w:t xml:space="preserve">Test </w:t>
-      </w:r>
-    </w:p>
-    <w:p>
-      <w:pPr>
-        <w:numPr>
-          <w:ilvl w:val="0"/>
-          <w:numId w:val="84"/>
-        </w:numPr>
-        <w:rPr>
-          <w:rFonts w:ascii="Times New Roman" w:hAnsi="Times New Roman" w:cs="Times New Roman"/>
-          <w:sz w:val="28"/>
-          <w:szCs w:val="28"/>
-        </w:rPr>
-      </w:pPr>
-      <w:r>
-        <w:rPr>
-          <w:rFonts w:ascii="Times New Roman" w:hAnsi="Times New Roman" w:cs="Times New Roman"/>
-          <w:sz w:val="28"/>
-          <w:szCs w:val="28"/>
-        </w:rPr>
-        <w:t xml:space="preserve">Demande de conseil </w:t>
-      </w:r>
-    </w:p>
-    <w:p>
-      <w:pPr>
-        <w:numPr>
-          <w:ilvl w:val="0"/>
-          <w:numId w:val="84"/>
-        </w:numPr>
-        <w:rPr>
-          <w:rFonts w:ascii="Times New Roman" w:hAnsi="Times New Roman" w:cs="Times New Roman"/>
-          <w:sz w:val="28"/>
-          <w:szCs w:val="28"/>
-        </w:rPr>
-      </w:pPr>
-      <w:r>
-        <w:rPr>
-          <w:rFonts w:ascii="Times New Roman" w:hAnsi="Times New Roman" w:cs="Times New Roman"/>
-          <w:sz w:val="28"/>
-          <w:szCs w:val="28"/>
-        </w:rPr>
-        <w:t xml:space="preserve">Compte utilisateur </w:t>
-      </w:r>
-    </w:p>
-    <w:p>
-      <w:pPr>
-        <w:rPr>
-          <w:rFonts w:ascii="Times New Roman" w:hAnsi="Times New Roman" w:cs="Times New Roman"/>
-          <w:sz w:val="28"/>
-          <w:szCs w:val="28"/>
-        </w:rPr>
-      </w:pPr>
-      <w:r>
-        <w:rPr>
-          <w:rFonts w:ascii="Times New Roman" w:hAnsi="Times New Roman" w:cs="Times New Roman"/>
-          <w:sz w:val="28"/>
-          <w:szCs w:val="28"/>
-        </w:rPr>
-        <w:pict w14:anchorId="317604F6">
+        <w:t>Diagramme d'activité</w:t>
+      </w:r>
+    </w:p>
+    <w:p>
+      <w:pPr>
+        <w:rPr>
+          <w:rFonts w:ascii="Times New Roman" w:hAnsi="Times New Roman" w:cs="Times New Roman"/>
+          <w:sz w:val="28"/>
+          <w:szCs w:val="28"/>
+        </w:rPr>
+      </w:pPr>
+      <w:r>
+        <w:rPr>
+          <w:rFonts w:ascii="Times New Roman" w:hAnsi="Times New Roman" w:cs="Times New Roman"/>
+          <w:sz w:val="28"/>
+          <w:szCs w:val="28"/>
+        </w:rPr>
+        <w:t>Il représentera :</w:t>
+      </w:r>
+    </w:p>
+    <w:p>
+      <w:pPr>
+        <w:numPr>
+          <w:ilvl w:val="0"/>
+          <w:numId w:val="83"/>
+        </w:numPr>
+        <w:rPr>
+          <w:rFonts w:ascii="Times New Roman" w:hAnsi="Times New Roman" w:cs="Times New Roman"/>
+          <w:sz w:val="28"/>
+          <w:szCs w:val="28"/>
+        </w:rPr>
+      </w:pPr>
+      <w:r>
+        <w:rPr>
+          <w:rFonts w:ascii="Times New Roman" w:hAnsi="Times New Roman" w:cs="Times New Roman"/>
+          <w:sz w:val="28"/>
+          <w:szCs w:val="28"/>
+        </w:rPr>
+        <w:t xml:space="preserve">le parcours utilisateur ; </w:t>
+      </w:r>
+    </w:p>
+    <w:p>
+      <w:pPr>
+        <w:numPr>
+          <w:ilvl w:val="0"/>
+          <w:numId w:val="83"/>
+        </w:numPr>
+        <w:rPr>
+          <w:rFonts w:ascii="Times New Roman" w:hAnsi="Times New Roman" w:cs="Times New Roman"/>
+          <w:sz w:val="28"/>
+          <w:szCs w:val="28"/>
+        </w:rPr>
+      </w:pPr>
+      <w:r>
+        <w:rPr>
+          <w:rFonts w:ascii="Times New Roman" w:hAnsi="Times New Roman" w:cs="Times New Roman"/>
+          <w:sz w:val="28"/>
+          <w:szCs w:val="28"/>
+        </w:rPr>
+        <w:t xml:space="preserve">le fonctionnement de l'algorithme. </w:t>
+      </w:r>
+    </w:p>
+    <w:p>
+      <w:pPr>
+        <w:rPr>
+          <w:rFonts w:ascii="Times New Roman" w:hAnsi="Times New Roman" w:cs="Times New Roman"/>
+          <w:sz w:val="28"/>
+          <w:szCs w:val="28"/>
+        </w:rPr>
+      </w:pPr>
+      <w:r>
+        <w:rPr>
+          <w:rFonts w:ascii="Times New Roman" w:hAnsi="Times New Roman" w:cs="Times New Roman"/>
+          <w:sz w:val="28"/>
+          <w:szCs w:val="28"/>
+        </w:rPr>
+        <w:pict w14:anchorId="6DDC24A0">
           <v:rect id="_x0000_i1142" style="width:0;height:1.5pt" o:hralign="center" o:hrstd="t" o:hr="t" fillcolor="#a0a0a0" stroked="f"/>
         </w:pict>
       </w:r>
@@ -22802,6 +22790,126 @@
           <w:sz w:val="28"/>
           <w:szCs w:val="28"/>
         </w:rPr>
+        <w:t>Diagramme d'états</w:t>
+      </w:r>
+    </w:p>
+    <w:p>
+      <w:pPr>
+        <w:rPr>
+          <w:rFonts w:ascii="Times New Roman" w:hAnsi="Times New Roman" w:cs="Times New Roman"/>
+          <w:sz w:val="28"/>
+          <w:szCs w:val="28"/>
+        </w:rPr>
+      </w:pPr>
+      <w:r>
+        <w:rPr>
+          <w:rFonts w:ascii="Times New Roman" w:hAnsi="Times New Roman" w:cs="Times New Roman"/>
+          <w:sz w:val="28"/>
+          <w:szCs w:val="28"/>
+        </w:rPr>
+        <w:t>Pour les objets importants :</w:t>
+      </w:r>
+    </w:p>
+    <w:p>
+      <w:pPr>
+        <w:numPr>
+          <w:ilvl w:val="0"/>
+          <w:numId w:val="84"/>
+        </w:numPr>
+        <w:rPr>
+          <w:rFonts w:ascii="Times New Roman" w:hAnsi="Times New Roman" w:cs="Times New Roman"/>
+          <w:sz w:val="28"/>
+          <w:szCs w:val="28"/>
+        </w:rPr>
+      </w:pPr>
+      <w:r>
+        <w:rPr>
+          <w:rFonts w:ascii="Times New Roman" w:hAnsi="Times New Roman" w:cs="Times New Roman"/>
+          <w:sz w:val="28"/>
+          <w:szCs w:val="28"/>
+        </w:rPr>
+        <w:t xml:space="preserve">Test </w:t>
+      </w:r>
+    </w:p>
+    <w:p>
+      <w:pPr>
+        <w:numPr>
+          <w:ilvl w:val="0"/>
+          <w:numId w:val="84"/>
+        </w:numPr>
+        <w:rPr>
+          <w:rFonts w:ascii="Times New Roman" w:hAnsi="Times New Roman" w:cs="Times New Roman"/>
+          <w:sz w:val="28"/>
+          <w:szCs w:val="28"/>
+        </w:rPr>
+      </w:pPr>
+      <w:r>
+        <w:rPr>
+          <w:rFonts w:ascii="Times New Roman" w:hAnsi="Times New Roman" w:cs="Times New Roman"/>
+          <w:sz w:val="28"/>
+          <w:szCs w:val="28"/>
+        </w:rPr>
+        <w:t xml:space="preserve">Demande de conseil </w:t>
+      </w:r>
+    </w:p>
+    <w:p>
+      <w:pPr>
+        <w:numPr>
+          <w:ilvl w:val="0"/>
+          <w:numId w:val="84"/>
+        </w:numPr>
+        <w:rPr>
+          <w:rFonts w:ascii="Times New Roman" w:hAnsi="Times New Roman" w:cs="Times New Roman"/>
+          <w:sz w:val="28"/>
+          <w:szCs w:val="28"/>
+        </w:rPr>
+      </w:pPr>
+      <w:r>
+        <w:rPr>
+          <w:rFonts w:ascii="Times New Roman" w:hAnsi="Times New Roman" w:cs="Times New Roman"/>
+          <w:sz w:val="28"/>
+          <w:szCs w:val="28"/>
+        </w:rPr>
+        <w:t xml:space="preserve">Compte utilisateur </w:t>
+      </w:r>
+    </w:p>
+    <w:p>
+      <w:pPr>
+        <w:rPr>
+          <w:rFonts w:ascii="Times New Roman" w:hAnsi="Times New Roman" w:cs="Times New Roman"/>
+          <w:sz w:val="28"/>
+          <w:szCs w:val="28"/>
+        </w:rPr>
+      </w:pPr>
+      <w:r>
+        <w:rPr>
+          <w:rFonts w:ascii="Times New Roman" w:hAnsi="Times New Roman" w:cs="Times New Roman"/>
+          <w:sz w:val="28"/>
+          <w:szCs w:val="28"/>
+        </w:rPr>
+        <w:pict w14:anchorId="317604F6">
+          <v:rect id="_x0000_i1143" style="width:0;height:1.5pt" o:hralign="center" o:hrstd="t" o:hr="t" fillcolor="#a0a0a0" stroked="f"/>
+        </w:pict>
+      </w:r>
+    </w:p>
+    <w:p>
+      <w:pPr>
+        <w:rPr>
+          <w:rFonts w:ascii="Times New Roman" w:hAnsi="Times New Roman" w:cs="Times New Roman"/>
+          <w:b/>
+          <w:bCs/>
+          <w:sz w:val="28"/>
+          <w:szCs w:val="28"/>
+        </w:rPr>
+      </w:pPr>
+      <w:r>
+        <w:rPr>
+          <w:rFonts w:ascii="Times New Roman" w:hAnsi="Times New Roman" w:cs="Times New Roman"/>
+          <w:b/>
+          <w:bCs/>
+          <w:sz w:val="28"/>
+          <w:szCs w:val="28"/>
+        </w:rPr>
         <w:t>23. Sécurité</w:t>
       </w:r>
     </w:p>
@@ -22950,101 +23058,6 @@
           <w:szCs w:val="28"/>
         </w:rPr>
         <w:pict w14:anchorId="17A92E81">
-          <v:rect id="_x0000_i1143" style="width:0;height:1.5pt" o:hralign="center" o:hrstd="t" o:hr="t" fillcolor="#a0a0a0" stroked="f"/>
-        </w:pict>
-      </w:r>
-    </w:p>
-    <w:p>
-      <w:pPr>
-        <w:rPr>
-          <w:rFonts w:ascii="Times New Roman" w:hAnsi="Times New Roman" w:cs="Times New Roman"/>
-          <w:b/>
-          <w:bCs/>
-          <w:sz w:val="28"/>
-          <w:szCs w:val="28"/>
-        </w:rPr>
-      </w:pPr>
-      <w:r>
-        <w:rPr>
-          <w:rFonts w:ascii="Times New Roman" w:hAnsi="Times New Roman" w:cs="Times New Roman"/>
-          <w:b/>
-          <w:bCs/>
-          <w:sz w:val="28"/>
-          <w:szCs w:val="28"/>
-        </w:rPr>
-        <w:t>Chiffrement</w:t>
-      </w:r>
-    </w:p>
-    <w:p>
-      <w:pPr>
-        <w:rPr>
-          <w:rFonts w:ascii="Times New Roman" w:hAnsi="Times New Roman" w:cs="Times New Roman"/>
-          <w:sz w:val="28"/>
-          <w:szCs w:val="28"/>
-        </w:rPr>
-      </w:pPr>
-      <w:r>
-        <w:rPr>
-          <w:rFonts w:ascii="Times New Roman" w:hAnsi="Times New Roman" w:cs="Times New Roman"/>
-          <w:sz w:val="28"/>
-          <w:szCs w:val="28"/>
-        </w:rPr>
-        <w:t xml:space="preserve">Les mots de passe seront hachés avec </w:t>
-      </w:r>
-      <w:r>
-        <w:rPr>
-          <w:rFonts w:ascii="Times New Roman" w:hAnsi="Times New Roman" w:cs="Times New Roman"/>
-          <w:b/>
-          <w:bCs/>
-          <w:sz w:val="28"/>
-          <w:szCs w:val="28"/>
-        </w:rPr>
-        <w:t>Argon2</w:t>
-      </w:r>
-      <w:r>
-        <w:rPr>
-          <w:rFonts w:ascii="Times New Roman" w:hAnsi="Times New Roman" w:cs="Times New Roman"/>
-          <w:sz w:val="28"/>
-          <w:szCs w:val="28"/>
-        </w:rPr>
-        <w:t xml:space="preserve"> (ou </w:t>
-      </w:r>
-      <w:proofErr w:type="spellStart"/>
-      <w:r>
-        <w:rPr>
-          <w:rFonts w:ascii="Times New Roman" w:hAnsi="Times New Roman" w:cs="Times New Roman"/>
-          <w:b/>
-          <w:bCs/>
-          <w:sz w:val="28"/>
-          <w:szCs w:val="28"/>
-        </w:rPr>
-        <w:t>bcrypt</w:t>
-      </w:r>
-      <w:proofErr w:type="spellEnd"/>
-      <w:r>
-        <w:rPr>
-          <w:rFonts w:ascii="Times New Roman" w:hAnsi="Times New Roman" w:cs="Times New Roman"/>
-          <w:sz w:val="28"/>
-          <w:szCs w:val="28"/>
-        </w:rPr>
-        <w:t xml:space="preserve"> si nécessaire).</w:t>
-      </w:r>
-    </w:p>
-    <w:p>
-      <w:pPr>
-        <w:rPr>
-          <w:rFonts w:ascii="Times New Roman" w:hAnsi="Times New Roman" w:cs="Times New Roman"/>
-          <w:sz w:val="28"/>
-          <w:szCs w:val="28"/>
-        </w:rPr>
-      </w:pPr>
-      <w:r>
-        <w:rPr>
-          <w:rFonts w:ascii="Times New Roman" w:hAnsi="Times New Roman" w:cs="Times New Roman"/>
-          <w:sz w:val="28"/>
-          <w:szCs w:val="28"/>
-        </w:rPr>
-        <w:pict w14:anchorId="5069DC3C">
           <v:rect id="_x0000_i1144" style="width:0;height:1.5pt" o:hralign="center" o:hrstd="t" o:hr="t" fillcolor="#a0a0a0" stroked="f"/>
         </w:pict>
       </w:r>
@@ -23067,108 +23080,79 @@
           <w:sz w:val="28"/>
           <w:szCs w:val="28"/>
         </w:rPr>
-        <w:t>Protection des données</w:t>
-      </w:r>
-    </w:p>
-    <w:p>
-      <w:pPr>
-        <w:numPr>
-          <w:ilvl w:val="0"/>
-          <w:numId w:val="86"/>
-        </w:numPr>
-        <w:rPr>
-          <w:rFonts w:ascii="Times New Roman" w:hAnsi="Times New Roman" w:cs="Times New Roman"/>
-          <w:sz w:val="28"/>
-          <w:szCs w:val="28"/>
-        </w:rPr>
-      </w:pPr>
-      <w:r>
-        <w:rPr>
-          <w:rFonts w:ascii="Times New Roman" w:hAnsi="Times New Roman" w:cs="Times New Roman"/>
-          <w:sz w:val="28"/>
-          <w:szCs w:val="28"/>
-        </w:rPr>
-        <w:t xml:space="preserve">HTTPS obligatoire </w:t>
-      </w:r>
-    </w:p>
-    <w:p>
-      <w:pPr>
-        <w:numPr>
-          <w:ilvl w:val="0"/>
-          <w:numId w:val="86"/>
-        </w:numPr>
-        <w:rPr>
-          <w:rFonts w:ascii="Times New Roman" w:hAnsi="Times New Roman" w:cs="Times New Roman"/>
-          <w:sz w:val="28"/>
-          <w:szCs w:val="28"/>
-        </w:rPr>
-      </w:pPr>
-      <w:r>
-        <w:rPr>
-          <w:rFonts w:ascii="Times New Roman" w:hAnsi="Times New Roman" w:cs="Times New Roman"/>
-          <w:sz w:val="28"/>
-          <w:szCs w:val="28"/>
-        </w:rPr>
-        <w:t xml:space="preserve">Protection CSRF </w:t>
-      </w:r>
-    </w:p>
-    <w:p>
-      <w:pPr>
-        <w:numPr>
-          <w:ilvl w:val="0"/>
-          <w:numId w:val="86"/>
-        </w:numPr>
-        <w:rPr>
-          <w:rFonts w:ascii="Times New Roman" w:hAnsi="Times New Roman" w:cs="Times New Roman"/>
-          <w:sz w:val="28"/>
-          <w:szCs w:val="28"/>
-        </w:rPr>
-      </w:pPr>
-      <w:r>
-        <w:rPr>
-          <w:rFonts w:ascii="Times New Roman" w:hAnsi="Times New Roman" w:cs="Times New Roman"/>
-          <w:sz w:val="28"/>
-          <w:szCs w:val="28"/>
-        </w:rPr>
-        <w:t xml:space="preserve">Protection XSS </w:t>
-      </w:r>
-    </w:p>
-    <w:p>
-      <w:pPr>
-        <w:numPr>
-          <w:ilvl w:val="0"/>
-          <w:numId w:val="86"/>
-        </w:numPr>
-        <w:rPr>
-          <w:rFonts w:ascii="Times New Roman" w:hAnsi="Times New Roman" w:cs="Times New Roman"/>
-          <w:sz w:val="28"/>
-          <w:szCs w:val="28"/>
-        </w:rPr>
-      </w:pPr>
-      <w:r>
-        <w:rPr>
-          <w:rFonts w:ascii="Times New Roman" w:hAnsi="Times New Roman" w:cs="Times New Roman"/>
-          <w:sz w:val="28"/>
-          <w:szCs w:val="28"/>
-        </w:rPr>
-        <w:t xml:space="preserve">Protection contre les injections SQL </w:t>
-      </w:r>
-    </w:p>
-    <w:p>
-      <w:pPr>
-        <w:rPr>
-          <w:rFonts w:ascii="Times New Roman" w:hAnsi="Times New Roman" w:cs="Times New Roman"/>
-          <w:sz w:val="28"/>
-          <w:szCs w:val="28"/>
-        </w:rPr>
-      </w:pPr>
-      <w:r>
-        <w:rPr>
-          <w:rFonts w:ascii="Times New Roman" w:hAnsi="Times New Roman" w:cs="Times New Roman"/>
-          <w:sz w:val="28"/>
-          <w:szCs w:val="28"/>
-        </w:rPr>
-        <w:pict w14:anchorId="0832CDAE">
+        <w:t>Chiffrement</w:t>
+      </w:r>
+    </w:p>
+    <w:p>
+      <w:pPr>
+        <w:rPr>
+          <w:rFonts w:ascii="Times New Roman" w:hAnsi="Times New Roman" w:cs="Times New Roman"/>
+          <w:sz w:val="28"/>
+          <w:szCs w:val="28"/>
+        </w:rPr>
+      </w:pPr>
+      <w:r>
+        <w:rPr>
+          <w:rFonts w:ascii="Times New Roman" w:hAnsi="Times New Roman" w:cs="Times New Roman"/>
+          <w:sz w:val="28"/>
+          <w:szCs w:val="28"/>
+        </w:rPr>
+        <w:t xml:space="preserve">Les mots de passe seront hachés avec </w:t>
+      </w:r>
+      <w:r>
+        <w:rPr>
+          <w:rFonts w:ascii="Times New Roman" w:hAnsi="Times New Roman" w:cs="Times New Roman"/>
+          <w:b/>
+          <w:bCs/>
+          <w:sz w:val="28"/>
+          <w:szCs w:val="28"/>
+        </w:rPr>
+        <w:t>Argon2</w:t>
+      </w:r>
+      <w:r>
+        <w:rPr>
+          <w:rFonts w:ascii="Times New Roman" w:hAnsi="Times New Roman" w:cs="Times New Roman"/>
+          <w:sz w:val="28"/>
+          <w:szCs w:val="28"/>
+        </w:rPr>
+        <w:t xml:space="preserve"> (ou </w:t>
+      </w:r>
+      <w:proofErr w:type="spellStart"/>
+      <w:r>
+        <w:rPr>
+          <w:rFonts w:ascii="Times New Roman" w:hAnsi="Times New Roman" w:cs="Times New Roman"/>
+          <w:b/>
+          <w:bCs/>
+          <w:sz w:val="28"/>
+          <w:szCs w:val="28"/>
+        </w:rPr>
+        <w:t>bcrypt</w:t>
+      </w:r>
+      <w:proofErr w:type="spellEnd"/>
+      <w:r>
+        <w:rPr>
+          <w:rFonts w:ascii="Times New Roman" w:hAnsi="Times New Roman" w:cs="Times New Roman"/>
+          <w:sz w:val="28"/>
+          <w:szCs w:val="28"/>
+        </w:rPr>
+        <w:t xml:space="preserve"> si nécessaire).</w:t>
+      </w:r>
+    </w:p>
+    <w:p>
+      <w:pPr>
+        <w:rPr>
+          <w:rFonts w:ascii="Times New Roman" w:hAnsi="Times New Roman" w:cs="Times New Roman"/>
+          <w:sz w:val="28"/>
+          <w:szCs w:val="28"/>
+        </w:rPr>
+      </w:pPr>
+      <w:r>
+        <w:rPr>
+          <w:rFonts w:ascii="Times New Roman" w:hAnsi="Times New Roman" w:cs="Times New Roman"/>
+          <w:sz w:val="28"/>
+          <w:szCs w:val="28"/>
+        </w:rPr>
+        <w:pict w14:anchorId="5069DC3C">
           <v:rect id="_x0000_i1145" style="width:0;height:1.5pt" o:hralign="center" o:hrstd="t" o:hr="t" fillcolor="#a0a0a0" stroked="f"/>
         </w:pict>
       </w:r>
@@ -23191,87 +23175,108 @@
           <w:sz w:val="28"/>
           <w:szCs w:val="28"/>
         </w:rPr>
-        <w:t>Sauvegardes</w:t>
-      </w:r>
-    </w:p>
-    <w:p>
-      <w:pPr>
-        <w:numPr>
-          <w:ilvl w:val="0"/>
-          <w:numId w:val="87"/>
-        </w:numPr>
-        <w:rPr>
-          <w:rFonts w:ascii="Times New Roman" w:hAnsi="Times New Roman" w:cs="Times New Roman"/>
-          <w:sz w:val="28"/>
-          <w:szCs w:val="28"/>
-        </w:rPr>
-      </w:pPr>
-      <w:r>
-        <w:rPr>
-          <w:rFonts w:ascii="Times New Roman" w:hAnsi="Times New Roman" w:cs="Times New Roman"/>
-          <w:sz w:val="28"/>
-          <w:szCs w:val="28"/>
-        </w:rPr>
-        <w:t xml:space="preserve">Sauvegarde quotidienne </w:t>
-      </w:r>
-    </w:p>
-    <w:p>
-      <w:pPr>
-        <w:numPr>
-          <w:ilvl w:val="0"/>
-          <w:numId w:val="87"/>
-        </w:numPr>
-        <w:rPr>
-          <w:rFonts w:ascii="Times New Roman" w:hAnsi="Times New Roman" w:cs="Times New Roman"/>
-          <w:sz w:val="28"/>
-          <w:szCs w:val="28"/>
-        </w:rPr>
-      </w:pPr>
-      <w:r>
-        <w:rPr>
-          <w:rFonts w:ascii="Times New Roman" w:hAnsi="Times New Roman" w:cs="Times New Roman"/>
-          <w:sz w:val="28"/>
-          <w:szCs w:val="28"/>
-        </w:rPr>
-        <w:t xml:space="preserve">Sauvegarde hebdomadaire </w:t>
-      </w:r>
-    </w:p>
-    <w:p>
-      <w:pPr>
-        <w:numPr>
-          <w:ilvl w:val="0"/>
-          <w:numId w:val="87"/>
-        </w:numPr>
-        <w:rPr>
-          <w:rFonts w:ascii="Times New Roman" w:hAnsi="Times New Roman" w:cs="Times New Roman"/>
-          <w:sz w:val="28"/>
-          <w:szCs w:val="28"/>
-        </w:rPr>
-      </w:pPr>
-      <w:r>
-        <w:rPr>
-          <w:rFonts w:ascii="Times New Roman" w:hAnsi="Times New Roman" w:cs="Times New Roman"/>
-          <w:sz w:val="28"/>
-          <w:szCs w:val="28"/>
-        </w:rPr>
-        <w:t xml:space="preserve">Sauvegarde mensuelle </w:t>
-      </w:r>
-    </w:p>
-    <w:p>
-      <w:pPr>
-        <w:rPr>
-          <w:rFonts w:ascii="Times New Roman" w:hAnsi="Times New Roman" w:cs="Times New Roman"/>
-          <w:sz w:val="28"/>
-          <w:szCs w:val="28"/>
-        </w:rPr>
-      </w:pPr>
-      <w:r>
-        <w:rPr>
-          <w:rFonts w:ascii="Times New Roman" w:hAnsi="Times New Roman" w:cs="Times New Roman"/>
-          <w:sz w:val="28"/>
-          <w:szCs w:val="28"/>
-        </w:rPr>
-        <w:pict w14:anchorId="2009448F">
+        <w:t>Protection des données</w:t>
+      </w:r>
+    </w:p>
+    <w:p>
+      <w:pPr>
+        <w:numPr>
+          <w:ilvl w:val="0"/>
+          <w:numId w:val="86"/>
+        </w:numPr>
+        <w:rPr>
+          <w:rFonts w:ascii="Times New Roman" w:hAnsi="Times New Roman" w:cs="Times New Roman"/>
+          <w:sz w:val="28"/>
+          <w:szCs w:val="28"/>
+        </w:rPr>
+      </w:pPr>
+      <w:r>
+        <w:rPr>
+          <w:rFonts w:ascii="Times New Roman" w:hAnsi="Times New Roman" w:cs="Times New Roman"/>
+          <w:sz w:val="28"/>
+          <w:szCs w:val="28"/>
+        </w:rPr>
+        <w:t xml:space="preserve">HTTPS obligatoire </w:t>
+      </w:r>
+    </w:p>
+    <w:p>
+      <w:pPr>
+        <w:numPr>
+          <w:ilvl w:val="0"/>
+          <w:numId w:val="86"/>
+        </w:numPr>
+        <w:rPr>
+          <w:rFonts w:ascii="Times New Roman" w:hAnsi="Times New Roman" w:cs="Times New Roman"/>
+          <w:sz w:val="28"/>
+          <w:szCs w:val="28"/>
+        </w:rPr>
+      </w:pPr>
+      <w:r>
+        <w:rPr>
+          <w:rFonts w:ascii="Times New Roman" w:hAnsi="Times New Roman" w:cs="Times New Roman"/>
+          <w:sz w:val="28"/>
+          <w:szCs w:val="28"/>
+        </w:rPr>
+        <w:t xml:space="preserve">Protection CSRF </w:t>
+      </w:r>
+    </w:p>
+    <w:p>
+      <w:pPr>
+        <w:numPr>
+          <w:ilvl w:val="0"/>
+          <w:numId w:val="86"/>
+        </w:numPr>
+        <w:rPr>
+          <w:rFonts w:ascii="Times New Roman" w:hAnsi="Times New Roman" w:cs="Times New Roman"/>
+          <w:sz w:val="28"/>
+          <w:szCs w:val="28"/>
+        </w:rPr>
+      </w:pPr>
+      <w:r>
+        <w:rPr>
+          <w:rFonts w:ascii="Times New Roman" w:hAnsi="Times New Roman" w:cs="Times New Roman"/>
+          <w:sz w:val="28"/>
+          <w:szCs w:val="28"/>
+        </w:rPr>
+        <w:t xml:space="preserve">Protection XSS </w:t>
+      </w:r>
+    </w:p>
+    <w:p>
+      <w:pPr>
+        <w:numPr>
+          <w:ilvl w:val="0"/>
+          <w:numId w:val="86"/>
+        </w:numPr>
+        <w:rPr>
+          <w:rFonts w:ascii="Times New Roman" w:hAnsi="Times New Roman" w:cs="Times New Roman"/>
+          <w:sz w:val="28"/>
+          <w:szCs w:val="28"/>
+        </w:rPr>
+      </w:pPr>
+      <w:r>
+        <w:rPr>
+          <w:rFonts w:ascii="Times New Roman" w:hAnsi="Times New Roman" w:cs="Times New Roman"/>
+          <w:sz w:val="28"/>
+          <w:szCs w:val="28"/>
+        </w:rPr>
+        <w:t xml:space="preserve">Protection contre les injections SQL </w:t>
+      </w:r>
+    </w:p>
+    <w:p>
+      <w:pPr>
+        <w:rPr>
+          <w:rFonts w:ascii="Times New Roman" w:hAnsi="Times New Roman" w:cs="Times New Roman"/>
+          <w:sz w:val="28"/>
+          <w:szCs w:val="28"/>
+        </w:rPr>
+      </w:pPr>
+      <w:r>
+        <w:rPr>
+          <w:rFonts w:ascii="Times New Roman" w:hAnsi="Times New Roman" w:cs="Times New Roman"/>
+          <w:sz w:val="28"/>
+          <w:szCs w:val="28"/>
+        </w:rPr>
+        <w:pict w14:anchorId="0832CDAE">
           <v:rect id="_x0000_i1146" style="width:0;height:1.5pt" o:hralign="center" o:hrstd="t" o:hr="t" fillcolor="#a0a0a0" stroked="f"/>
         </w:pict>
       </w:r>
@@ -23294,58 +23299,87 @@
           <w:sz w:val="28"/>
           <w:szCs w:val="28"/>
         </w:rPr>
-        <w:t>Confidentialité</w:t>
-      </w:r>
-    </w:p>
-    <w:p>
-      <w:pPr>
-        <w:rPr>
-          <w:rFonts w:ascii="Times New Roman" w:hAnsi="Times New Roman" w:cs="Times New Roman"/>
-          <w:sz w:val="28"/>
-          <w:szCs w:val="28"/>
-        </w:rPr>
-      </w:pPr>
-      <w:r>
-        <w:rPr>
-          <w:rFonts w:ascii="Times New Roman" w:hAnsi="Times New Roman" w:cs="Times New Roman"/>
-          <w:sz w:val="28"/>
-          <w:szCs w:val="28"/>
-        </w:rPr>
-        <w:t>Les résultats des tests sont strictement privés.</w:t>
-      </w:r>
-    </w:p>
-    <w:p>
-      <w:pPr>
-        <w:rPr>
-          <w:rFonts w:ascii="Times New Roman" w:hAnsi="Times New Roman" w:cs="Times New Roman"/>
-          <w:sz w:val="28"/>
-          <w:szCs w:val="28"/>
-        </w:rPr>
-      </w:pPr>
-      <w:r>
-        <w:rPr>
-          <w:rFonts w:ascii="Times New Roman" w:hAnsi="Times New Roman" w:cs="Times New Roman"/>
-          <w:sz w:val="28"/>
-          <w:szCs w:val="28"/>
-        </w:rPr>
-        <w:t>Aucun partenaire ne pourra consulter les résultats individuels sans le consentement explicite de l'utilisateur.</w:t>
-      </w:r>
-    </w:p>
-    <w:p>
-      <w:pPr>
-        <w:rPr>
-          <w:rFonts w:ascii="Times New Roman" w:hAnsi="Times New Roman" w:cs="Times New Roman"/>
-          <w:sz w:val="28"/>
-          <w:szCs w:val="28"/>
-        </w:rPr>
-      </w:pPr>
-      <w:r>
-        <w:rPr>
-          <w:rFonts w:ascii="Times New Roman" w:hAnsi="Times New Roman" w:cs="Times New Roman"/>
-          <w:sz w:val="28"/>
-          <w:szCs w:val="28"/>
-        </w:rPr>
-        <w:pict w14:anchorId="1E97EC35">
+        <w:t>Sauvegardes</w:t>
+      </w:r>
+    </w:p>
+    <w:p>
+      <w:pPr>
+        <w:numPr>
+          <w:ilvl w:val="0"/>
+          <w:numId w:val="87"/>
+        </w:numPr>
+        <w:rPr>
+          <w:rFonts w:ascii="Times New Roman" w:hAnsi="Times New Roman" w:cs="Times New Roman"/>
+          <w:sz w:val="28"/>
+          <w:szCs w:val="28"/>
+        </w:rPr>
+      </w:pPr>
+      <w:r>
+        <w:rPr>
+          <w:rFonts w:ascii="Times New Roman" w:hAnsi="Times New Roman" w:cs="Times New Roman"/>
+          <w:sz w:val="28"/>
+          <w:szCs w:val="28"/>
+        </w:rPr>
+        <w:t xml:space="preserve">Sauvegarde quotidienne </w:t>
+      </w:r>
+    </w:p>
+    <w:p>
+      <w:pPr>
+        <w:numPr>
+          <w:ilvl w:val="0"/>
+          <w:numId w:val="87"/>
+        </w:numPr>
+        <w:rPr>
+          <w:rFonts w:ascii="Times New Roman" w:hAnsi="Times New Roman" w:cs="Times New Roman"/>
+          <w:sz w:val="28"/>
+          <w:szCs w:val="28"/>
+        </w:rPr>
+      </w:pPr>
+      <w:r>
+        <w:rPr>
+          <w:rFonts w:ascii="Times New Roman" w:hAnsi="Times New Roman" w:cs="Times New Roman"/>
+          <w:sz w:val="28"/>
+          <w:szCs w:val="28"/>
+        </w:rPr>
+        <w:t xml:space="preserve">Sauvegarde hebdomadaire </w:t>
+      </w:r>
+    </w:p>
+    <w:p>
+      <w:pPr>
+        <w:numPr>
+          <w:ilvl w:val="0"/>
+          <w:numId w:val="87"/>
+        </w:numPr>
+        <w:rPr>
+          <w:rFonts w:ascii="Times New Roman" w:hAnsi="Times New Roman" w:cs="Times New Roman"/>
+          <w:sz w:val="28"/>
+          <w:szCs w:val="28"/>
+        </w:rPr>
+      </w:pPr>
+      <w:r>
+        <w:rPr>
+          <w:rFonts w:ascii="Times New Roman" w:hAnsi="Times New Roman" w:cs="Times New Roman"/>
+          <w:sz w:val="28"/>
+          <w:szCs w:val="28"/>
+        </w:rPr>
+        <w:t xml:space="preserve">Sauvegarde mensuelle </w:t>
+      </w:r>
+    </w:p>
+    <w:p>
+      <w:pPr>
+        <w:rPr>
+          <w:rFonts w:ascii="Times New Roman" w:hAnsi="Times New Roman" w:cs="Times New Roman"/>
+          <w:sz w:val="28"/>
+          <w:szCs w:val="28"/>
+        </w:rPr>
+      </w:pPr>
+      <w:r>
+        <w:rPr>
+          <w:rFonts w:ascii="Times New Roman" w:hAnsi="Times New Roman" w:cs="Times New Roman"/>
+          <w:sz w:val="28"/>
+          <w:szCs w:val="28"/>
+        </w:rPr>
+        <w:pict w14:anchorId="2009448F">
           <v:rect id="_x0000_i1147" style="width:0;height:1.5pt" o:hralign="center" o:hrstd="t" o:hr="t" fillcolor="#a0a0a0" stroked="f"/>
         </w:pict>
       </w:r>
@@ -23368,96 +23402,58 @@
           <w:sz w:val="28"/>
           <w:szCs w:val="28"/>
         </w:rPr>
-        <w:t>24. Plan de tests</w:t>
-      </w:r>
-    </w:p>
-    <w:p>
-      <w:pPr>
-        <w:rPr>
-          <w:rFonts w:ascii="Times New Roman" w:hAnsi="Times New Roman" w:cs="Times New Roman"/>
-          <w:sz w:val="28"/>
-          <w:szCs w:val="28"/>
-        </w:rPr>
-      </w:pPr>
-      <w:r>
-        <w:rPr>
-          <w:rFonts w:ascii="Times New Roman" w:hAnsi="Times New Roman" w:cs="Times New Roman"/>
-          <w:sz w:val="28"/>
-          <w:szCs w:val="28"/>
-        </w:rPr>
-        <w:t>Avant chaque mise en production, les fonctionnalités seront testées.</w:t>
-      </w:r>
-    </w:p>
-    <w:p>
-      <w:pPr>
-        <w:rPr>
-          <w:rFonts w:ascii="Times New Roman" w:hAnsi="Times New Roman" w:cs="Times New Roman"/>
-          <w:b/>
-          <w:bCs/>
-          <w:sz w:val="28"/>
-          <w:szCs w:val="28"/>
-        </w:rPr>
-      </w:pPr>
-      <w:r>
-        <w:rPr>
-          <w:rFonts w:ascii="Times New Roman" w:hAnsi="Times New Roman" w:cs="Times New Roman"/>
-          <w:b/>
-          <w:bCs/>
-          <w:sz w:val="28"/>
-          <w:szCs w:val="28"/>
-        </w:rPr>
-        <w:t>Tests unitaires</w:t>
-      </w:r>
-    </w:p>
-    <w:p>
-      <w:pPr>
-        <w:rPr>
-          <w:rFonts w:ascii="Times New Roman" w:hAnsi="Times New Roman" w:cs="Times New Roman"/>
-          <w:sz w:val="28"/>
-          <w:szCs w:val="28"/>
-        </w:rPr>
-      </w:pPr>
-      <w:r>
-        <w:rPr>
-          <w:rFonts w:ascii="Times New Roman" w:hAnsi="Times New Roman" w:cs="Times New Roman"/>
-          <w:sz w:val="28"/>
-          <w:szCs w:val="28"/>
-        </w:rPr>
-        <w:t>Exemple :</w:t>
-      </w:r>
-    </w:p>
-    <w:p>
-      <w:pPr>
-        <w:rPr>
-          <w:rFonts w:ascii="Times New Roman" w:hAnsi="Times New Roman" w:cs="Times New Roman"/>
-          <w:sz w:val="28"/>
-          <w:szCs w:val="28"/>
-        </w:rPr>
-      </w:pPr>
-      <w:r>
-        <w:rPr>
-          <w:rFonts w:ascii="Times New Roman" w:hAnsi="Times New Roman" w:cs="Times New Roman"/>
-          <w:sz w:val="28"/>
-          <w:szCs w:val="28"/>
-        </w:rPr>
-        <w:t>Calcul du score RIASEC.</w:t>
-      </w:r>
-    </w:p>
-    <w:p>
-      <w:pPr>
-        <w:rPr>
-          <w:rFonts w:ascii="Times New Roman" w:hAnsi="Times New Roman" w:cs="Times New Roman"/>
-          <w:sz w:val="28"/>
-          <w:szCs w:val="28"/>
-        </w:rPr>
-      </w:pPr>
-      <w:r>
-        <w:rPr>
-          <w:rFonts w:ascii="Times New Roman" w:hAnsi="Times New Roman" w:cs="Times New Roman"/>
-          <w:sz w:val="28"/>
-          <w:szCs w:val="28"/>
-        </w:rPr>
-        <w:pict w14:anchorId="454D60F4">
+        <w:t>Confidentialité</w:t>
+      </w:r>
+    </w:p>
+    <w:p>
+      <w:pPr>
+        <w:rPr>
+          <w:rFonts w:ascii="Times New Roman" w:hAnsi="Times New Roman" w:cs="Times New Roman"/>
+          <w:sz w:val="28"/>
+          <w:szCs w:val="28"/>
+        </w:rPr>
+      </w:pPr>
+      <w:r>
+        <w:rPr>
+          <w:rFonts w:ascii="Times New Roman" w:hAnsi="Times New Roman" w:cs="Times New Roman"/>
+          <w:sz w:val="28"/>
+          <w:szCs w:val="28"/>
+        </w:rPr>
+        <w:t>Les résultats des tests sont strictement privés.</w:t>
+      </w:r>
+    </w:p>
+    <w:p>
+      <w:pPr>
+        <w:rPr>
+          <w:rFonts w:ascii="Times New Roman" w:hAnsi="Times New Roman" w:cs="Times New Roman"/>
+          <w:sz w:val="28"/>
+          <w:szCs w:val="28"/>
+        </w:rPr>
+      </w:pPr>
+      <w:r>
+        <w:rPr>
+          <w:rFonts w:ascii="Times New Roman" w:hAnsi="Times New Roman" w:cs="Times New Roman"/>
+          <w:sz w:val="28"/>
+          <w:szCs w:val="28"/>
+        </w:rPr>
+        <w:t>Aucun partenaire ne pourra consulter les résultats individuels sans le consentement explicite de l'utilisateur.</w:t>
+      </w:r>
+    </w:p>
+    <w:p>
+      <w:pPr>
+        <w:rPr>
+          <w:rFonts w:ascii="Times New Roman" w:hAnsi="Times New Roman" w:cs="Times New Roman"/>
+          <w:sz w:val="28"/>
+          <w:szCs w:val="28"/>
+        </w:rPr>
+      </w:pPr>
+      <w:r>
+        <w:rPr>
+          <w:rFonts w:ascii="Times New Roman" w:hAnsi="Times New Roman" w:cs="Times New Roman"/>
+          <w:sz w:val="28"/>
+          <w:szCs w:val="28"/>
+        </w:rPr>
+        <w:pict w14:anchorId="1E97EC35">
           <v:rect id="_x0000_i1148" style="width:0;height:1.5pt" o:hralign="center" o:hrstd="t" o:hr="t" fillcolor="#a0a0a0" stroked="f"/>
         </w:pict>
       </w:r>
@@ -23480,6 +23476,118 @@
           <w:sz w:val="28"/>
           <w:szCs w:val="28"/>
         </w:rPr>
+        <w:t>24. Plan de tests</w:t>
+      </w:r>
+    </w:p>
+    <w:p>
+      <w:pPr>
+        <w:rPr>
+          <w:rFonts w:ascii="Times New Roman" w:hAnsi="Times New Roman" w:cs="Times New Roman"/>
+          <w:sz w:val="28"/>
+          <w:szCs w:val="28"/>
+        </w:rPr>
+      </w:pPr>
+      <w:r>
+        <w:rPr>
+          <w:rFonts w:ascii="Times New Roman" w:hAnsi="Times New Roman" w:cs="Times New Roman"/>
+          <w:sz w:val="28"/>
+          <w:szCs w:val="28"/>
+        </w:rPr>
+        <w:t>Avant chaque mise en production, les fonctionnalités seront testées.</w:t>
+      </w:r>
+    </w:p>
+    <w:p>
+      <w:pPr>
+        <w:rPr>
+          <w:rFonts w:ascii="Times New Roman" w:hAnsi="Times New Roman" w:cs="Times New Roman"/>
+          <w:b/>
+          <w:bCs/>
+          <w:sz w:val="28"/>
+          <w:szCs w:val="28"/>
+        </w:rPr>
+      </w:pPr>
+      <w:r>
+        <w:rPr>
+          <w:rFonts w:ascii="Times New Roman" w:hAnsi="Times New Roman" w:cs="Times New Roman"/>
+          <w:b/>
+          <w:bCs/>
+          <w:sz w:val="28"/>
+          <w:szCs w:val="28"/>
+        </w:rPr>
+        <w:t>Tests unitaires</w:t>
+      </w:r>
+    </w:p>
+    <w:p>
+      <w:pPr>
+        <w:rPr>
+          <w:rFonts w:ascii="Times New Roman" w:hAnsi="Times New Roman" w:cs="Times New Roman"/>
+          <w:sz w:val="28"/>
+          <w:szCs w:val="28"/>
+        </w:rPr>
+      </w:pPr>
+      <w:r>
+        <w:rPr>
+          <w:rFonts w:ascii="Times New Roman" w:hAnsi="Times New Roman" w:cs="Times New Roman"/>
+          <w:sz w:val="28"/>
+          <w:szCs w:val="28"/>
+        </w:rPr>
+        <w:t>Exemple :</w:t>
+      </w:r>
+    </w:p>
+    <w:p>
+      <w:pPr>
+        <w:rPr>
+          <w:rFonts w:ascii="Times New Roman" w:hAnsi="Times New Roman" w:cs="Times New Roman"/>
+          <w:sz w:val="28"/>
+          <w:szCs w:val="28"/>
+        </w:rPr>
+      </w:pPr>
+      <w:r>
+        <w:rPr>
+          <w:rFonts w:ascii="Times New Roman" w:hAnsi="Times New Roman" w:cs="Times New Roman"/>
+          <w:sz w:val="28"/>
+          <w:szCs w:val="28"/>
+        </w:rPr>
+        <w:t>Calcul du score RIASEC.</w:t>
+      </w:r>
+    </w:p>
+    <w:p>
+      <w:pPr>
+        <w:rPr>
+          <w:rFonts w:ascii="Times New Roman" w:hAnsi="Times New Roman" w:cs="Times New Roman"/>
+          <w:sz w:val="28"/>
+          <w:szCs w:val="28"/>
+        </w:rPr>
+      </w:pPr>
+      <w:r>
+        <w:rPr>
+          <w:rFonts w:ascii="Times New Roman" w:hAnsi="Times New Roman" w:cs="Times New Roman"/>
+          <w:sz w:val="28"/>
+          <w:szCs w:val="28"/>
+        </w:rPr>
+        <w:pict w14:anchorId="454D60F4">
+          <v:rect id="_x0000_i1149" style="width:0;height:1.5pt" o:hralign="center" o:hrstd="t" o:hr="t" fillcolor="#a0a0a0" stroked="f"/>
+        </w:pict>
+      </w:r>
+    </w:p>
+    <w:p>
+      <w:pPr>
+        <w:rPr>
+          <w:rFonts w:ascii="Times New Roman" w:hAnsi="Times New Roman" w:cs="Times New Roman"/>
+          <w:b/>
+          <w:bCs/>
+          <w:sz w:val="28"/>
+          <w:szCs w:val="28"/>
+        </w:rPr>
+      </w:pPr>
+      <w:r>
+        <w:rPr>
+          <w:rFonts w:ascii="Times New Roman" w:hAnsi="Times New Roman" w:cs="Times New Roman"/>
+          <w:b/>
+          <w:bCs/>
+          <w:sz w:val="28"/>
+          <w:szCs w:val="28"/>
+        </w:rPr>
         <w:lastRenderedPageBreak/>
         <w:t>Tests fonctionnels</w:t>
       </w:r>
@@ -23533,80 +23641,6 @@
           <w:szCs w:val="28"/>
         </w:rPr>
         <w:pict w14:anchorId="448D5738">
-          <v:rect id="_x0000_i1149" style="width:0;height:1.5pt" o:hralign="center" o:hrstd="t" o:hr="t" fillcolor="#a0a0a0" stroked="f"/>
-        </w:pict>
-      </w:r>
-    </w:p>
-    <w:p>
-      <w:pPr>
-        <w:rPr>
-          <w:rFonts w:ascii="Times New Roman" w:hAnsi="Times New Roman" w:cs="Times New Roman"/>
-          <w:b/>
-          <w:bCs/>
-          <w:sz w:val="28"/>
-          <w:szCs w:val="28"/>
-        </w:rPr>
-      </w:pPr>
-      <w:r>
-        <w:rPr>
-          <w:rFonts w:ascii="Times New Roman" w:hAnsi="Times New Roman" w:cs="Times New Roman"/>
-          <w:b/>
-          <w:bCs/>
-          <w:sz w:val="28"/>
-          <w:szCs w:val="28"/>
-        </w:rPr>
-        <w:t>Tests d'intégration</w:t>
-      </w:r>
-    </w:p>
-    <w:p>
-      <w:pPr>
-        <w:rPr>
-          <w:rFonts w:ascii="Times New Roman" w:hAnsi="Times New Roman" w:cs="Times New Roman"/>
-          <w:sz w:val="28"/>
-          <w:szCs w:val="28"/>
-        </w:rPr>
-      </w:pPr>
-      <w:r>
-        <w:rPr>
-          <w:rFonts w:ascii="Times New Roman" w:hAnsi="Times New Roman" w:cs="Times New Roman"/>
-          <w:sz w:val="28"/>
-          <w:szCs w:val="28"/>
-        </w:rPr>
-        <w:t>Exemple :</w:t>
-      </w:r>
-    </w:p>
-    <w:p>
-      <w:pPr>
-        <w:rPr>
-          <w:rFonts w:ascii="Times New Roman" w:hAnsi="Times New Roman" w:cs="Times New Roman"/>
-          <w:sz w:val="28"/>
-          <w:szCs w:val="28"/>
-        </w:rPr>
-      </w:pPr>
-      <w:r>
-        <w:rPr>
-          <w:rFonts w:ascii="Times New Roman" w:hAnsi="Times New Roman" w:cs="Times New Roman"/>
-          <w:sz w:val="28"/>
-          <w:szCs w:val="28"/>
-        </w:rPr>
-        <w:t>Connexion → Test → Résultat → Recommandations.</w:t>
-      </w:r>
-    </w:p>
-    <w:p>
-      <w:pPr>
-        <w:rPr>
-          <w:rFonts w:ascii="Times New Roman" w:hAnsi="Times New Roman" w:cs="Times New Roman"/>
-          <w:sz w:val="28"/>
-          <w:szCs w:val="28"/>
-        </w:rPr>
-      </w:pPr>
-      <w:r>
-        <w:rPr>
-          <w:rFonts w:ascii="Times New Roman" w:hAnsi="Times New Roman" w:cs="Times New Roman"/>
-          <w:sz w:val="28"/>
-          <w:szCs w:val="28"/>
-        </w:rPr>
-        <w:pict w14:anchorId="7D57CC5E">
           <v:rect id="_x0000_i1150" style="width:0;height:1.5pt" o:hralign="center" o:hrstd="t" o:hr="t" fillcolor="#a0a0a0" stroked="f"/>
         </w:pict>
       </w:r>
@@ -23629,121 +23663,58 @@
           <w:sz w:val="28"/>
           <w:szCs w:val="28"/>
         </w:rPr>
-        <w:t>Tests utilisateurs</w:t>
-      </w:r>
-    </w:p>
-    <w:p>
-      <w:pPr>
-        <w:rPr>
-          <w:rFonts w:ascii="Times New Roman" w:hAnsi="Times New Roman" w:cs="Times New Roman"/>
-          <w:sz w:val="28"/>
-          <w:szCs w:val="28"/>
-        </w:rPr>
-      </w:pPr>
-      <w:r>
-        <w:rPr>
-          <w:rFonts w:ascii="Times New Roman" w:hAnsi="Times New Roman" w:cs="Times New Roman"/>
-          <w:sz w:val="28"/>
-          <w:szCs w:val="28"/>
-        </w:rPr>
-        <w:t>Faire tester la plateforme à :</w:t>
-      </w:r>
-    </w:p>
-    <w:p>
-      <w:pPr>
-        <w:numPr>
-          <w:ilvl w:val="0"/>
-          <w:numId w:val="88"/>
-        </w:numPr>
-        <w:rPr>
-          <w:rFonts w:ascii="Times New Roman" w:hAnsi="Times New Roman" w:cs="Times New Roman"/>
-          <w:sz w:val="28"/>
-          <w:szCs w:val="28"/>
-        </w:rPr>
-      </w:pPr>
-      <w:r>
-        <w:rPr>
-          <w:rFonts w:ascii="Times New Roman" w:hAnsi="Times New Roman" w:cs="Times New Roman"/>
-          <w:sz w:val="28"/>
-          <w:szCs w:val="28"/>
-        </w:rPr>
-        <w:t xml:space="preserve">des lycéens ; </w:t>
-      </w:r>
-    </w:p>
-    <w:p>
-      <w:pPr>
-        <w:numPr>
-          <w:ilvl w:val="0"/>
-          <w:numId w:val="88"/>
-        </w:numPr>
-        <w:rPr>
-          <w:rFonts w:ascii="Times New Roman" w:hAnsi="Times New Roman" w:cs="Times New Roman"/>
-          <w:sz w:val="28"/>
-          <w:szCs w:val="28"/>
-        </w:rPr>
-      </w:pPr>
-      <w:r>
-        <w:rPr>
-          <w:rFonts w:ascii="Times New Roman" w:hAnsi="Times New Roman" w:cs="Times New Roman"/>
-          <w:sz w:val="28"/>
-          <w:szCs w:val="28"/>
-        </w:rPr>
-        <w:t xml:space="preserve">des étudiants ; </w:t>
-      </w:r>
-    </w:p>
-    <w:p>
-      <w:pPr>
-        <w:numPr>
-          <w:ilvl w:val="0"/>
-          <w:numId w:val="88"/>
-        </w:numPr>
-        <w:rPr>
-          <w:rFonts w:ascii="Times New Roman" w:hAnsi="Times New Roman" w:cs="Times New Roman"/>
-          <w:sz w:val="28"/>
-          <w:szCs w:val="28"/>
-        </w:rPr>
-      </w:pPr>
-      <w:r>
-        <w:rPr>
-          <w:rFonts w:ascii="Times New Roman" w:hAnsi="Times New Roman" w:cs="Times New Roman"/>
-          <w:sz w:val="28"/>
-          <w:szCs w:val="28"/>
-        </w:rPr>
-        <w:t xml:space="preserve">des conseillers d'orientation. </w:t>
-      </w:r>
-    </w:p>
-    <w:p>
-      <w:pPr>
-        <w:rPr>
-          <w:rFonts w:ascii="Times New Roman" w:hAnsi="Times New Roman" w:cs="Times New Roman"/>
-          <w:sz w:val="28"/>
-          <w:szCs w:val="28"/>
-        </w:rPr>
-      </w:pPr>
-      <w:r>
-        <w:rPr>
-          <w:rFonts w:ascii="Times New Roman" w:hAnsi="Times New Roman" w:cs="Times New Roman"/>
-          <w:sz w:val="28"/>
-          <w:szCs w:val="28"/>
-        </w:rPr>
-        <w:t>Leurs retours serviront à améliorer l'expérience utilisateur.</w:t>
-      </w:r>
-    </w:p>
-    <w:p>
-      <w:pPr>
-        <w:rPr>
-          <w:rFonts w:ascii="Times New Roman" w:hAnsi="Times New Roman" w:cs="Times New Roman"/>
-          <w:sz w:val="28"/>
-          <w:szCs w:val="28"/>
-        </w:rPr>
-      </w:pPr>
-      <w:r>
-        <w:rPr>
-          <w:rFonts w:ascii="Times New Roman" w:hAnsi="Times New Roman" w:cs="Times New Roman"/>
-          <w:sz w:val="28"/>
-          <w:szCs w:val="28"/>
-        </w:rPr>
-        <w:pict w14:anchorId="2C4827DD">
+        <w:t>Tests d'intégration</w:t>
+      </w:r>
+    </w:p>
+    <w:p>
+      <w:pPr>
+        <w:rPr>
+          <w:rFonts w:ascii="Times New Roman" w:hAnsi="Times New Roman" w:cs="Times New Roman"/>
+          <w:sz w:val="28"/>
+          <w:szCs w:val="28"/>
+        </w:rPr>
+      </w:pPr>
+      <w:r>
+        <w:rPr>
+          <w:rFonts w:ascii="Times New Roman" w:hAnsi="Times New Roman" w:cs="Times New Roman"/>
+          <w:sz w:val="28"/>
+          <w:szCs w:val="28"/>
+        </w:rPr>
+        <w:t>Exemple :</w:t>
+      </w:r>
+    </w:p>
+    <w:p>
+      <w:pPr>
+        <w:rPr>
+          <w:rFonts w:ascii="Times New Roman" w:hAnsi="Times New Roman" w:cs="Times New Roman"/>
+          <w:sz w:val="28"/>
+          <w:szCs w:val="28"/>
+        </w:rPr>
+      </w:pPr>
+      <w:r>
+        <w:rPr>
+          <w:rFonts w:ascii="Times New Roman" w:hAnsi="Times New Roman" w:cs="Times New Roman"/>
+          <w:sz w:val="28"/>
+          <w:szCs w:val="28"/>
+        </w:rPr>
+        <w:t>Connexion → Test → Résultat → Recommandations.</w:t>
+      </w:r>
+    </w:p>
+    <w:p>
+      <w:pPr>
+        <w:rPr>
+          <w:rFonts w:ascii="Times New Roman" w:hAnsi="Times New Roman" w:cs="Times New Roman"/>
+          <w:sz w:val="28"/>
+          <w:szCs w:val="28"/>
+        </w:rPr>
+      </w:pPr>
+      <w:r>
+        <w:rPr>
+          <w:rFonts w:ascii="Times New Roman" w:hAnsi="Times New Roman" w:cs="Times New Roman"/>
+          <w:sz w:val="28"/>
+          <w:szCs w:val="28"/>
+        </w:rPr>
+        <w:pict w14:anchorId="7D57CC5E">
           <v:rect id="_x0000_i1151" style="width:0;height:1.5pt" o:hralign="center" o:hrstd="t" o:hr="t" fillcolor="#a0a0a0" stroked="f"/>
         </w:pict>
       </w:r>
@@ -23766,96 +23737,121 @@
           <w:sz w:val="28"/>
           <w:szCs w:val="28"/>
         </w:rPr>
-        <w:t>25. Déploiement</w:t>
-      </w:r>
-    </w:p>
-    <w:p>
-      <w:pPr>
-        <w:rPr>
-          <w:rFonts w:ascii="Times New Roman" w:hAnsi="Times New Roman" w:cs="Times New Roman"/>
-          <w:sz w:val="28"/>
-          <w:szCs w:val="28"/>
-        </w:rPr>
-      </w:pPr>
-      <w:r>
-        <w:rPr>
-          <w:rFonts w:ascii="Times New Roman" w:hAnsi="Times New Roman" w:cs="Times New Roman"/>
-          <w:sz w:val="28"/>
-          <w:szCs w:val="28"/>
-        </w:rPr>
-        <w:t>Le déploiement se fera progressivement.</w:t>
-      </w:r>
-    </w:p>
-    <w:p>
-      <w:pPr>
-        <w:rPr>
-          <w:rFonts w:ascii="Times New Roman" w:hAnsi="Times New Roman" w:cs="Times New Roman"/>
-          <w:b/>
-          <w:bCs/>
-          <w:sz w:val="28"/>
-          <w:szCs w:val="28"/>
-        </w:rPr>
-      </w:pPr>
-      <w:r>
-        <w:rPr>
-          <w:rFonts w:ascii="Times New Roman" w:hAnsi="Times New Roman" w:cs="Times New Roman"/>
-          <w:b/>
-          <w:bCs/>
-          <w:sz w:val="28"/>
-          <w:szCs w:val="28"/>
-        </w:rPr>
-        <w:t>Phase 1</w:t>
-      </w:r>
-    </w:p>
-    <w:p>
-      <w:pPr>
-        <w:rPr>
-          <w:rFonts w:ascii="Times New Roman" w:hAnsi="Times New Roman" w:cs="Times New Roman"/>
-          <w:sz w:val="28"/>
-          <w:szCs w:val="28"/>
-        </w:rPr>
-      </w:pPr>
-      <w:r>
-        <w:rPr>
-          <w:rFonts w:ascii="Times New Roman" w:hAnsi="Times New Roman" w:cs="Times New Roman"/>
-          <w:sz w:val="28"/>
-          <w:szCs w:val="28"/>
-        </w:rPr>
-        <w:t>Version bêta.</w:t>
-      </w:r>
-    </w:p>
-    <w:p>
-      <w:pPr>
-        <w:rPr>
-          <w:rFonts w:ascii="Times New Roman" w:hAnsi="Times New Roman" w:cs="Times New Roman"/>
-          <w:sz w:val="28"/>
-          <w:szCs w:val="28"/>
-        </w:rPr>
-      </w:pPr>
-      <w:r>
-        <w:rPr>
-          <w:rFonts w:ascii="Times New Roman" w:hAnsi="Times New Roman" w:cs="Times New Roman"/>
-          <w:sz w:val="28"/>
-          <w:szCs w:val="28"/>
-        </w:rPr>
-        <w:t>Tests internes.</w:t>
-      </w:r>
-    </w:p>
-    <w:p>
-      <w:pPr>
-        <w:rPr>
-          <w:rFonts w:ascii="Times New Roman" w:hAnsi="Times New Roman" w:cs="Times New Roman"/>
-          <w:sz w:val="28"/>
-          <w:szCs w:val="28"/>
-        </w:rPr>
-      </w:pPr>
-      <w:r>
-        <w:rPr>
-          <w:rFonts w:ascii="Times New Roman" w:hAnsi="Times New Roman" w:cs="Times New Roman"/>
-          <w:sz w:val="28"/>
-          <w:szCs w:val="28"/>
-        </w:rPr>
-        <w:pict w14:anchorId="672E0A8C">
+        <w:t>Tests utilisateurs</w:t>
+      </w:r>
+    </w:p>
+    <w:p>
+      <w:pPr>
+        <w:rPr>
+          <w:rFonts w:ascii="Times New Roman" w:hAnsi="Times New Roman" w:cs="Times New Roman"/>
+          <w:sz w:val="28"/>
+          <w:szCs w:val="28"/>
+        </w:rPr>
+      </w:pPr>
+      <w:r>
+        <w:rPr>
+          <w:rFonts w:ascii="Times New Roman" w:hAnsi="Times New Roman" w:cs="Times New Roman"/>
+          <w:sz w:val="28"/>
+          <w:szCs w:val="28"/>
+        </w:rPr>
+        <w:t>Faire tester la plateforme à :</w:t>
+      </w:r>
+    </w:p>
+    <w:p>
+      <w:pPr>
+        <w:numPr>
+          <w:ilvl w:val="0"/>
+          <w:numId w:val="88"/>
+        </w:numPr>
+        <w:rPr>
+          <w:rFonts w:ascii="Times New Roman" w:hAnsi="Times New Roman" w:cs="Times New Roman"/>
+          <w:sz w:val="28"/>
+          <w:szCs w:val="28"/>
+        </w:rPr>
+      </w:pPr>
+      <w:r>
+        <w:rPr>
+          <w:rFonts w:ascii="Times New Roman" w:hAnsi="Times New Roman" w:cs="Times New Roman"/>
+          <w:sz w:val="28"/>
+          <w:szCs w:val="28"/>
+        </w:rPr>
+        <w:t xml:space="preserve">des lycéens ; </w:t>
+      </w:r>
+    </w:p>
+    <w:p>
+      <w:pPr>
+        <w:numPr>
+          <w:ilvl w:val="0"/>
+          <w:numId w:val="88"/>
+        </w:numPr>
+        <w:rPr>
+          <w:rFonts w:ascii="Times New Roman" w:hAnsi="Times New Roman" w:cs="Times New Roman"/>
+          <w:sz w:val="28"/>
+          <w:szCs w:val="28"/>
+        </w:rPr>
+      </w:pPr>
+      <w:r>
+        <w:rPr>
+          <w:rFonts w:ascii="Times New Roman" w:hAnsi="Times New Roman" w:cs="Times New Roman"/>
+          <w:sz w:val="28"/>
+          <w:szCs w:val="28"/>
+        </w:rPr>
+        <w:t xml:space="preserve">des étudiants ; </w:t>
+      </w:r>
+    </w:p>
+    <w:p>
+      <w:pPr>
+        <w:numPr>
+          <w:ilvl w:val="0"/>
+          <w:numId w:val="88"/>
+        </w:numPr>
+        <w:rPr>
+          <w:rFonts w:ascii="Times New Roman" w:hAnsi="Times New Roman" w:cs="Times New Roman"/>
+          <w:sz w:val="28"/>
+          <w:szCs w:val="28"/>
+        </w:rPr>
+      </w:pPr>
+      <w:r>
+        <w:rPr>
+          <w:rFonts w:ascii="Times New Roman" w:hAnsi="Times New Roman" w:cs="Times New Roman"/>
+          <w:sz w:val="28"/>
+          <w:szCs w:val="28"/>
+        </w:rPr>
+        <w:t xml:space="preserve">des conseillers d'orientation. </w:t>
+      </w:r>
+    </w:p>
+    <w:p>
+      <w:pPr>
+        <w:rPr>
+          <w:rFonts w:ascii="Times New Roman" w:hAnsi="Times New Roman" w:cs="Times New Roman"/>
+          <w:sz w:val="28"/>
+          <w:szCs w:val="28"/>
+        </w:rPr>
+      </w:pPr>
+      <w:r>
+        <w:rPr>
+          <w:rFonts w:ascii="Times New Roman" w:hAnsi="Times New Roman" w:cs="Times New Roman"/>
+          <w:sz w:val="28"/>
+          <w:szCs w:val="28"/>
+        </w:rPr>
+        <w:t>Leurs retours serviront à améliorer l'expérience utilisateur.</w:t>
+      </w:r>
+    </w:p>
+    <w:p>
+      <w:pPr>
+        <w:rPr>
+          <w:rFonts w:ascii="Times New Roman" w:hAnsi="Times New Roman" w:cs="Times New Roman"/>
+          <w:sz w:val="28"/>
+          <w:szCs w:val="28"/>
+        </w:rPr>
+      </w:pPr>
+      <w:r>
+        <w:rPr>
+          <w:rFonts w:ascii="Times New Roman" w:hAnsi="Times New Roman" w:cs="Times New Roman"/>
+          <w:sz w:val="28"/>
+          <w:szCs w:val="28"/>
+        </w:rPr>
+        <w:pict w14:anchorId="2C4827DD">
           <v:rect id="_x0000_i1152" style="width:0;height:1.5pt" o:hralign="center" o:hrstd="t" o:hr="t" fillcolor="#a0a0a0" stroked="f"/>
         </w:pict>
       </w:r>
@@ -23878,41 +23874,96 @@
           <w:sz w:val="28"/>
           <w:szCs w:val="28"/>
         </w:rPr>
-        <w:t>Phase 2</w:t>
-      </w:r>
-    </w:p>
-    <w:p>
-      <w:pPr>
-        <w:rPr>
-          <w:rFonts w:ascii="Times New Roman" w:hAnsi="Times New Roman" w:cs="Times New Roman"/>
-          <w:sz w:val="28"/>
-          <w:szCs w:val="28"/>
-        </w:rPr>
-      </w:pPr>
-      <w:r>
-        <w:rPr>
-          <w:rFonts w:ascii="Times New Roman" w:hAnsi="Times New Roman" w:cs="Times New Roman"/>
-          <w:sz w:val="28"/>
-          <w:szCs w:val="28"/>
-        </w:rPr>
-        <w:t>Universités partenaires.</w:t>
-      </w:r>
-    </w:p>
-    <w:p>
-      <w:pPr>
-        <w:rPr>
-          <w:rFonts w:ascii="Times New Roman" w:hAnsi="Times New Roman" w:cs="Times New Roman"/>
-          <w:sz w:val="28"/>
-          <w:szCs w:val="28"/>
-        </w:rPr>
-      </w:pPr>
-      <w:r>
-        <w:rPr>
-          <w:rFonts w:ascii="Times New Roman" w:hAnsi="Times New Roman" w:cs="Times New Roman"/>
-          <w:sz w:val="28"/>
-          <w:szCs w:val="28"/>
-        </w:rPr>
-        <w:pict w14:anchorId="6C577EB7">
+        <w:t>25. Déploiement</w:t>
+      </w:r>
+    </w:p>
+    <w:p>
+      <w:pPr>
+        <w:rPr>
+          <w:rFonts w:ascii="Times New Roman" w:hAnsi="Times New Roman" w:cs="Times New Roman"/>
+          <w:sz w:val="28"/>
+          <w:szCs w:val="28"/>
+        </w:rPr>
+      </w:pPr>
+      <w:r>
+        <w:rPr>
+          <w:rFonts w:ascii="Times New Roman" w:hAnsi="Times New Roman" w:cs="Times New Roman"/>
+          <w:sz w:val="28"/>
+          <w:szCs w:val="28"/>
+        </w:rPr>
+        <w:t>Le déploiement se fera progressivement.</w:t>
+      </w:r>
+    </w:p>
+    <w:p>
+      <w:pPr>
+        <w:rPr>
+          <w:rFonts w:ascii="Times New Roman" w:hAnsi="Times New Roman" w:cs="Times New Roman"/>
+          <w:b/>
+          <w:bCs/>
+          <w:sz w:val="28"/>
+          <w:szCs w:val="28"/>
+        </w:rPr>
+      </w:pPr>
+      <w:r>
+        <w:rPr>
+          <w:rFonts w:ascii="Times New Roman" w:hAnsi="Times New Roman" w:cs="Times New Roman"/>
+          <w:b/>
+          <w:bCs/>
+          <w:sz w:val="28"/>
+          <w:szCs w:val="28"/>
+        </w:rPr>
+        <w:t>Phase 1</w:t>
+      </w:r>
+    </w:p>
+    <w:p>
+      <w:pPr>
+        <w:rPr>
+          <w:rFonts w:ascii="Times New Roman" w:hAnsi="Times New Roman" w:cs="Times New Roman"/>
+          <w:sz w:val="28"/>
+          <w:szCs w:val="28"/>
+        </w:rPr>
+      </w:pPr>
+      <w:r>
+        <w:rPr>
+          <w:rFonts w:ascii="Times New Roman" w:hAnsi="Times New Roman" w:cs="Times New Roman"/>
+          <w:sz w:val="28"/>
+          <w:szCs w:val="28"/>
+        </w:rPr>
+        <w:t>Version bêta.</w:t>
+      </w:r>
+    </w:p>
+    <w:p>
+      <w:pPr>
+        <w:rPr>
+          <w:rFonts w:ascii="Times New Roman" w:hAnsi="Times New Roman" w:cs="Times New Roman"/>
+          <w:sz w:val="28"/>
+          <w:szCs w:val="28"/>
+        </w:rPr>
+      </w:pPr>
+      <w:r>
+        <w:rPr>
+          <w:rFonts w:ascii="Times New Roman" w:hAnsi="Times New Roman" w:cs="Times New Roman"/>
+          <w:sz w:val="28"/>
+          <w:szCs w:val="28"/>
+        </w:rPr>
+        <w:t>Tests internes.</w:t>
+      </w:r>
+    </w:p>
+    <w:p>
+      <w:pPr>
+        <w:rPr>
+          <w:rFonts w:ascii="Times New Roman" w:hAnsi="Times New Roman" w:cs="Times New Roman"/>
+          <w:sz w:val="28"/>
+          <w:szCs w:val="28"/>
+        </w:rPr>
+      </w:pPr>
+      <w:r>
+        <w:rPr>
+          <w:rFonts w:ascii="Times New Roman" w:hAnsi="Times New Roman" w:cs="Times New Roman"/>
+          <w:sz w:val="28"/>
+          <w:szCs w:val="28"/>
+        </w:rPr>
+        <w:pict w14:anchorId="672E0A8C">
           <v:rect id="_x0000_i1153" style="width:0;height:1.5pt" o:hralign="center" o:hrstd="t" o:hr="t" fillcolor="#a0a0a0" stroked="f"/>
         </w:pict>
       </w:r>
@@ -23935,41 +23986,41 @@
           <w:sz w:val="28"/>
           <w:szCs w:val="28"/>
         </w:rPr>
-        <w:t>Phase 3</w:t>
-      </w:r>
-    </w:p>
-    <w:p>
-      <w:pPr>
-        <w:rPr>
-          <w:rFonts w:ascii="Times New Roman" w:hAnsi="Times New Roman" w:cs="Times New Roman"/>
-          <w:sz w:val="28"/>
-          <w:szCs w:val="28"/>
-        </w:rPr>
-      </w:pPr>
-      <w:r>
-        <w:rPr>
-          <w:rFonts w:ascii="Times New Roman" w:hAnsi="Times New Roman" w:cs="Times New Roman"/>
-          <w:sz w:val="28"/>
-          <w:szCs w:val="28"/>
-        </w:rPr>
-        <w:t>Ouverture au Sénégal.</w:t>
-      </w:r>
-    </w:p>
-    <w:p>
-      <w:pPr>
-        <w:rPr>
-          <w:rFonts w:ascii="Times New Roman" w:hAnsi="Times New Roman" w:cs="Times New Roman"/>
-          <w:sz w:val="28"/>
-          <w:szCs w:val="28"/>
-        </w:rPr>
-      </w:pPr>
-      <w:r>
-        <w:rPr>
-          <w:rFonts w:ascii="Times New Roman" w:hAnsi="Times New Roman" w:cs="Times New Roman"/>
-          <w:sz w:val="28"/>
-          <w:szCs w:val="28"/>
-        </w:rPr>
-        <w:pict w14:anchorId="73A514DC">
+        <w:t>Phase 2</w:t>
+      </w:r>
+    </w:p>
+    <w:p>
+      <w:pPr>
+        <w:rPr>
+          <w:rFonts w:ascii="Times New Roman" w:hAnsi="Times New Roman" w:cs="Times New Roman"/>
+          <w:sz w:val="28"/>
+          <w:szCs w:val="28"/>
+        </w:rPr>
+      </w:pPr>
+      <w:r>
+        <w:rPr>
+          <w:rFonts w:ascii="Times New Roman" w:hAnsi="Times New Roman" w:cs="Times New Roman"/>
+          <w:sz w:val="28"/>
+          <w:szCs w:val="28"/>
+        </w:rPr>
+        <w:t>Universités partenaires.</w:t>
+      </w:r>
+    </w:p>
+    <w:p>
+      <w:pPr>
+        <w:rPr>
+          <w:rFonts w:ascii="Times New Roman" w:hAnsi="Times New Roman" w:cs="Times New Roman"/>
+          <w:sz w:val="28"/>
+          <w:szCs w:val="28"/>
+        </w:rPr>
+      </w:pPr>
+      <w:r>
+        <w:rPr>
+          <w:rFonts w:ascii="Times New Roman" w:hAnsi="Times New Roman" w:cs="Times New Roman"/>
+          <w:sz w:val="28"/>
+          <w:szCs w:val="28"/>
+        </w:rPr>
+        <w:pict w14:anchorId="6C577EB7">
           <v:rect id="_x0000_i1154" style="width:0;height:1.5pt" o:hralign="center" o:hrstd="t" o:hr="t" fillcolor="#a0a0a0" stroked="f"/>
         </w:pict>
       </w:r>
@@ -23992,6 +24043,63 @@
           <w:sz w:val="28"/>
           <w:szCs w:val="28"/>
         </w:rPr>
+        <w:t>Phase 3</w:t>
+      </w:r>
+    </w:p>
+    <w:p>
+      <w:pPr>
+        <w:rPr>
+          <w:rFonts w:ascii="Times New Roman" w:hAnsi="Times New Roman" w:cs="Times New Roman"/>
+          <w:sz w:val="28"/>
+          <w:szCs w:val="28"/>
+        </w:rPr>
+      </w:pPr>
+      <w:r>
+        <w:rPr>
+          <w:rFonts w:ascii="Times New Roman" w:hAnsi="Times New Roman" w:cs="Times New Roman"/>
+          <w:sz w:val="28"/>
+          <w:szCs w:val="28"/>
+        </w:rPr>
+        <w:t>Ouverture au Sénégal.</w:t>
+      </w:r>
+    </w:p>
+    <w:p>
+      <w:pPr>
+        <w:rPr>
+          <w:rFonts w:ascii="Times New Roman" w:hAnsi="Times New Roman" w:cs="Times New Roman"/>
+          <w:sz w:val="28"/>
+          <w:szCs w:val="28"/>
+        </w:rPr>
+      </w:pPr>
+      <w:r>
+        <w:rPr>
+          <w:rFonts w:ascii="Times New Roman" w:hAnsi="Times New Roman" w:cs="Times New Roman"/>
+          <w:sz w:val="28"/>
+          <w:szCs w:val="28"/>
+        </w:rPr>
+        <w:pict w14:anchorId="73A514DC">
+          <v:rect id="_x0000_i1155" style="width:0;height:1.5pt" o:hralign="center" o:hrstd="t" o:hr="t" fillcolor="#a0a0a0" stroked="f"/>
+        </w:pict>
+      </w:r>
+    </w:p>
+    <w:p>
+      <w:pPr>
+        <w:rPr>
+          <w:rFonts w:ascii="Times New Roman" w:hAnsi="Times New Roman" w:cs="Times New Roman"/>
+          <w:b/>
+          <w:bCs/>
+          <w:sz w:val="28"/>
+          <w:szCs w:val="28"/>
+        </w:rPr>
+      </w:pPr>
+      <w:r>
+        <w:rPr>
+          <w:rFonts w:ascii="Times New Roman" w:hAnsi="Times New Roman" w:cs="Times New Roman"/>
+          <w:b/>
+          <w:bCs/>
+          <w:sz w:val="28"/>
+          <w:szCs w:val="28"/>
+        </w:rPr>
         <w:lastRenderedPageBreak/>
         <w:t>Phase 4</w:t>
       </w:r>
@@ -24028,7 +24136,7 @@
           <w:szCs w:val="28"/>
         </w:rPr>
         <w:pict w14:anchorId="1F1E28CC">
-          <v:rect id="_x0000_i1155" style="width:0;height:1.5pt" o:hralign="center" o:hrstd="t" o:hr="t" fillcolor="#a0a0a0" stroked="f"/>
+          <v:rect id="_x0000_i1156" style="width:0;height:1.5pt" o:hralign="center" o:hrstd="t" o:hr="t" fillcolor="#a0a0a0" stroked="f"/>
         </w:pict>
       </w:r>
     </w:p>
@@ -24197,7 +24305,7 @@
           <w:szCs w:val="28"/>
         </w:rPr>
         <w:pict w14:anchorId="587CF54C">
-          <v:rect id="_x0000_i1309" style="width:0;height:1.5pt" o:hralign="center" o:hrstd="t" o:hr="t" fillcolor="#a0a0a0" stroked="f"/>
+          <v:rect id="_x0000_i1157" style="width:0;height:1.5pt" o:hralign="center" o:hrstd="t" o:hr="t" fillcolor="#a0a0a0" stroked="f"/>
         </w:pict>
       </w:r>
     </w:p>
@@ -24341,7 +24449,7 @@
           <w:szCs w:val="28"/>
         </w:rPr>
         <w:pict w14:anchorId="4CDB4F15">
-          <v:rect id="_x0000_i1310" style="width:0;height:1.5pt" o:hralign="center" o:hrstd="t" o:hr="t" fillcolor="#a0a0a0" stroked="f"/>
+          <v:rect id="_x0000_i1158" style="width:0;height:1.5pt" o:hralign="center" o:hrstd="t" o:hr="t" fillcolor="#a0a0a0" stroked="f"/>
         </w:pict>
       </w:r>
     </w:p>
@@ -24510,7 +24618,7 @@
           <w:szCs w:val="28"/>
         </w:rPr>
         <w:pict w14:anchorId="1475B6BE">
-          <v:rect id="_x0000_i1311" style="width:0;height:1.5pt" o:hralign="center" o:hrstd="t" o:hr="t" fillcolor="#a0a0a0" stroked="f"/>
+          <v:rect id="_x0000_i1159" style="width:0;height:1.5pt" o:hralign="center" o:hrstd="t" o:hr="t" fillcolor="#a0a0a0" stroked="f"/>
         </w:pict>
       </w:r>
     </w:p>
@@ -24630,7 +24738,7 @@
         </w:rPr>
         <w:lastRenderedPageBreak/>
         <w:pict w14:anchorId="02F04FE6">
-          <v:rect id="_x0000_i1312" style="width:0;height:1.5pt" o:hralign="center" o:hrstd="t" o:hr="t" fillcolor="#a0a0a0" stroked="f"/>
+          <v:rect id="_x0000_i1160" style="width:0;height:1.5pt" o:hralign="center" o:hrstd="t" o:hr="t" fillcolor="#a0a0a0" stroked="f"/>
         </w:pict>
       </w:r>
     </w:p>
@@ -25092,7 +25200,7 @@
           <w:szCs w:val="28"/>
         </w:rPr>
         <w:pict w14:anchorId="6DD56801">
-          <v:rect id="_x0000_i1160" style="width:0;height:1.5pt" o:hralign="center" o:hrstd="t" o:hr="t" fillcolor="#a0a0a0" stroked="f"/>
+          <v:rect id="_x0000_i1161" style="width:0;height:1.5pt" o:hralign="center" o:hrstd="t" o:hr="t" fillcolor="#a0a0a0" stroked="f"/>
         </w:pict>
       </w:r>
     </w:p>
@@ -25891,81 +25999,6 @@
           <w:szCs w:val="28"/>
         </w:rPr>
         <w:pict w14:anchorId="4F34E1F4">
-          <v:rect id="_x0000_i1161" style="width:0;height:1.5pt" o:hralign="center" o:hrstd="t" o:hr="t" fillcolor="#a0a0a0" stroked="f"/>
-        </w:pict>
-      </w:r>
-    </w:p>
-    <w:p>
-      <w:pPr>
-        <w:rPr>
-          <w:rFonts w:ascii="Times New Roman" w:hAnsi="Times New Roman" w:cs="Times New Roman"/>
-          <w:b/>
-          <w:bCs/>
-          <w:sz w:val="28"/>
-          <w:szCs w:val="28"/>
-        </w:rPr>
-      </w:pPr>
-      <w:r>
-        <w:rPr>
-          <w:rFonts w:ascii="Times New Roman" w:hAnsi="Times New Roman" w:cs="Times New Roman"/>
-          <w:b/>
-          <w:bCs/>
-          <w:sz w:val="28"/>
-          <w:szCs w:val="28"/>
-        </w:rPr>
-        <w:t>Annexe B</w:t>
-      </w:r>
-    </w:p>
-    <w:p>
-      <w:pPr>
-        <w:rPr>
-          <w:rFonts w:ascii="Times New Roman" w:hAnsi="Times New Roman" w:cs="Times New Roman"/>
-          <w:sz w:val="28"/>
-          <w:szCs w:val="28"/>
-        </w:rPr>
-      </w:pPr>
-      <w:r>
-        <w:rPr>
-          <w:rFonts w:ascii="Times New Roman" w:hAnsi="Times New Roman" w:cs="Times New Roman"/>
-          <w:sz w:val="28"/>
-          <w:szCs w:val="28"/>
-        </w:rPr>
-        <w:t xml:space="preserve">Les </w:t>
-      </w:r>
-      <w:r>
-        <w:rPr>
-          <w:rFonts w:ascii="Times New Roman" w:hAnsi="Times New Roman" w:cs="Times New Roman"/>
-          <w:b/>
-          <w:bCs/>
-          <w:sz w:val="28"/>
-          <w:szCs w:val="28"/>
-        </w:rPr>
-        <w:t>4 questions contextuelles</w:t>
-      </w:r>
-      <w:r>
-        <w:rPr>
-          <w:rFonts w:ascii="Times New Roman" w:hAnsi="Times New Roman" w:cs="Times New Roman"/>
-          <w:sz w:val="28"/>
-          <w:szCs w:val="28"/>
-        </w:rPr>
-        <w:t>.</w:t>
-      </w:r>
-    </w:p>
-    <w:p>
-      <w:pPr>
-        <w:rPr>
-          <w:rFonts w:ascii="Times New Roman" w:hAnsi="Times New Roman" w:cs="Times New Roman"/>
-          <w:sz w:val="28"/>
-          <w:szCs w:val="28"/>
-        </w:rPr>
-      </w:pPr>
-      <w:r>
-        <w:rPr>
-          <w:rFonts w:ascii="Times New Roman" w:hAnsi="Times New Roman" w:cs="Times New Roman"/>
-          <w:sz w:val="28"/>
-          <w:szCs w:val="28"/>
-        </w:rPr>
-        <w:pict w14:anchorId="3ACD3305">
           <v:rect id="_x0000_i1162" style="width:0;height:1.5pt" o:hralign="center" o:hrstd="t" o:hr="t" fillcolor="#a0a0a0" stroked="f"/>
         </w:pict>
       </w:r>
@@ -25988,41 +26021,59 @@
           <w:sz w:val="28"/>
           <w:szCs w:val="28"/>
         </w:rPr>
-        <w:t>Annexe C</w:t>
-      </w:r>
-    </w:p>
-    <w:p>
-      <w:pPr>
-        <w:rPr>
-          <w:rFonts w:ascii="Times New Roman" w:hAnsi="Times New Roman" w:cs="Times New Roman"/>
-          <w:sz w:val="28"/>
-          <w:szCs w:val="28"/>
-        </w:rPr>
-      </w:pPr>
-      <w:r>
-        <w:rPr>
-          <w:rFonts w:ascii="Times New Roman" w:hAnsi="Times New Roman" w:cs="Times New Roman"/>
-          <w:sz w:val="28"/>
-          <w:szCs w:val="28"/>
-        </w:rPr>
-        <w:t>La base de données des métiers.</w:t>
-      </w:r>
-    </w:p>
-    <w:p>
-      <w:pPr>
-        <w:rPr>
-          <w:rFonts w:ascii="Times New Roman" w:hAnsi="Times New Roman" w:cs="Times New Roman"/>
-          <w:sz w:val="28"/>
-          <w:szCs w:val="28"/>
-        </w:rPr>
-      </w:pPr>
-      <w:r>
-        <w:rPr>
-          <w:rFonts w:ascii="Times New Roman" w:hAnsi="Times New Roman" w:cs="Times New Roman"/>
-          <w:sz w:val="28"/>
-          <w:szCs w:val="28"/>
-        </w:rPr>
-        <w:pict w14:anchorId="6D2B1770">
+        <w:t>Annexe B</w:t>
+      </w:r>
+    </w:p>
+    <w:p>
+      <w:pPr>
+        <w:rPr>
+          <w:rFonts w:ascii="Times New Roman" w:hAnsi="Times New Roman" w:cs="Times New Roman"/>
+          <w:sz w:val="28"/>
+          <w:szCs w:val="28"/>
+        </w:rPr>
+      </w:pPr>
+      <w:r>
+        <w:rPr>
+          <w:rFonts w:ascii="Times New Roman" w:hAnsi="Times New Roman" w:cs="Times New Roman"/>
+          <w:sz w:val="28"/>
+          <w:szCs w:val="28"/>
+        </w:rPr>
+        <w:t xml:space="preserve">Les </w:t>
+      </w:r>
+      <w:r>
+        <w:rPr>
+          <w:rFonts w:ascii="Times New Roman" w:hAnsi="Times New Roman" w:cs="Times New Roman"/>
+          <w:b/>
+          <w:bCs/>
+          <w:sz w:val="28"/>
+          <w:szCs w:val="28"/>
+        </w:rPr>
+        <w:t>4 questions contextuelles</w:t>
+      </w:r>
+      <w:r>
+        <w:rPr>
+          <w:rFonts w:ascii="Times New Roman" w:hAnsi="Times New Roman" w:cs="Times New Roman"/>
+          <w:sz w:val="28"/>
+          <w:szCs w:val="28"/>
+        </w:rPr>
+        <w:t>.</w:t>
+      </w:r>
+    </w:p>
+    <w:p>
+      <w:pPr>
+        <w:rPr>
+          <w:rFonts w:ascii="Times New Roman" w:hAnsi="Times New Roman" w:cs="Times New Roman"/>
+          <w:sz w:val="28"/>
+          <w:szCs w:val="28"/>
+        </w:rPr>
+      </w:pPr>
+      <w:r>
+        <w:rPr>
+          <w:rFonts w:ascii="Times New Roman" w:hAnsi="Times New Roman" w:cs="Times New Roman"/>
+          <w:sz w:val="28"/>
+          <w:szCs w:val="28"/>
+        </w:rPr>
+        <w:pict w14:anchorId="3ACD3305">
           <v:rect id="_x0000_i1163" style="width:0;height:1.5pt" o:hralign="center" o:hrstd="t" o:hr="t" fillcolor="#a0a0a0" stroked="f"/>
         </w:pict>
       </w:r>
@@ -26045,6 +26096,63 @@
           <w:sz w:val="28"/>
           <w:szCs w:val="28"/>
         </w:rPr>
+        <w:t>Annexe C</w:t>
+      </w:r>
+    </w:p>
+    <w:p>
+      <w:pPr>
+        <w:rPr>
+          <w:rFonts w:ascii="Times New Roman" w:hAnsi="Times New Roman" w:cs="Times New Roman"/>
+          <w:sz w:val="28"/>
+          <w:szCs w:val="28"/>
+        </w:rPr>
+      </w:pPr>
+      <w:r>
+        <w:rPr>
+          <w:rFonts w:ascii="Times New Roman" w:hAnsi="Times New Roman" w:cs="Times New Roman"/>
+          <w:sz w:val="28"/>
+          <w:szCs w:val="28"/>
+        </w:rPr>
+        <w:t>La base de données des métiers.</w:t>
+      </w:r>
+    </w:p>
+    <w:p>
+      <w:pPr>
+        <w:rPr>
+          <w:rFonts w:ascii="Times New Roman" w:hAnsi="Times New Roman" w:cs="Times New Roman"/>
+          <w:sz w:val="28"/>
+          <w:szCs w:val="28"/>
+        </w:rPr>
+      </w:pPr>
+      <w:r>
+        <w:rPr>
+          <w:rFonts w:ascii="Times New Roman" w:hAnsi="Times New Roman" w:cs="Times New Roman"/>
+          <w:sz w:val="28"/>
+          <w:szCs w:val="28"/>
+        </w:rPr>
+        <w:pict w14:anchorId="6D2B1770">
+          <v:rect id="_x0000_i1164" style="width:0;height:1.5pt" o:hralign="center" o:hrstd="t" o:hr="t" fillcolor="#a0a0a0" stroked="f"/>
+        </w:pict>
+      </w:r>
+    </w:p>
+    <w:p>
+      <w:pPr>
+        <w:rPr>
+          <w:rFonts w:ascii="Times New Roman" w:hAnsi="Times New Roman" w:cs="Times New Roman"/>
+          <w:b/>
+          <w:bCs/>
+          <w:sz w:val="28"/>
+          <w:szCs w:val="28"/>
+        </w:rPr>
+      </w:pPr>
+      <w:r>
+        <w:rPr>
+          <w:rFonts w:ascii="Times New Roman" w:hAnsi="Times New Roman" w:cs="Times New Roman"/>
+          <w:b/>
+          <w:bCs/>
+          <w:sz w:val="28"/>
+          <w:szCs w:val="28"/>
+        </w:rPr>
         <w:t>Annexe D</w:t>
       </w:r>
     </w:p>
@@ -26081,63 +26189,6 @@
         </w:rPr>
         <w:lastRenderedPageBreak/>
         <w:pict w14:anchorId="292F0E9D">
-          <v:rect id="_x0000_i1164" style="width:0;height:1.5pt" o:hralign="center" o:hrstd="t" o:hr="t" fillcolor="#a0a0a0" stroked="f"/>
-        </w:pict>
-      </w:r>
-    </w:p>
-    <w:p>
-      <w:pPr>
-        <w:rPr>
-          <w:rFonts w:ascii="Times New Roman" w:hAnsi="Times New Roman" w:cs="Times New Roman"/>
-          <w:b/>
-          <w:bCs/>
-          <w:sz w:val="28"/>
-          <w:szCs w:val="28"/>
-        </w:rPr>
-      </w:pPr>
-      <w:r>
-        <w:rPr>
-          <w:rFonts w:ascii="Times New Roman" w:hAnsi="Times New Roman" w:cs="Times New Roman"/>
-          <w:b/>
-          <w:bCs/>
-          <w:sz w:val="28"/>
-          <w:szCs w:val="28"/>
-        </w:rPr>
-        <w:t>Annexe E</w:t>
-      </w:r>
-    </w:p>
-    <w:p>
-      <w:pPr>
-        <w:rPr>
-          <w:rFonts w:ascii="Times New Roman" w:hAnsi="Times New Roman" w:cs="Times New Roman"/>
-          <w:sz w:val="28"/>
-          <w:szCs w:val="28"/>
-        </w:rPr>
-      </w:pPr>
-      <w:r>
-        <w:rPr>
-          <w:rFonts w:ascii="Times New Roman" w:hAnsi="Times New Roman" w:cs="Times New Roman"/>
-          <w:sz w:val="28"/>
-          <w:szCs w:val="28"/>
-        </w:rPr>
-        <w:t>La base des universités publiques et privées du Sénégal.</w:t>
-      </w:r>
-    </w:p>
-    <w:p>
-      <w:pPr>
-        <w:rPr>
-          <w:rFonts w:ascii="Times New Roman" w:hAnsi="Times New Roman" w:cs="Times New Roman"/>
-          <w:sz w:val="28"/>
-          <w:szCs w:val="28"/>
-        </w:rPr>
-      </w:pPr>
-      <w:r>
-        <w:rPr>
-          <w:rFonts w:ascii="Times New Roman" w:hAnsi="Times New Roman" w:cs="Times New Roman"/>
-          <w:sz w:val="28"/>
-          <w:szCs w:val="28"/>
-        </w:rPr>
-        <w:pict w14:anchorId="0D50584F">
           <v:rect id="_x0000_i1165" style="width:0;height:1.5pt" o:hralign="center" o:hrstd="t" o:hr="t" fillcolor="#a0a0a0" stroked="f"/>
         </w:pict>
       </w:r>
@@ -26160,41 +26211,41 @@
           <w:sz w:val="28"/>
           <w:szCs w:val="28"/>
         </w:rPr>
-        <w:t>Annexe F</w:t>
-      </w:r>
-    </w:p>
-    <w:p>
-      <w:pPr>
-        <w:rPr>
-          <w:rFonts w:ascii="Times New Roman" w:hAnsi="Times New Roman" w:cs="Times New Roman"/>
-          <w:sz w:val="28"/>
-          <w:szCs w:val="28"/>
-        </w:rPr>
-      </w:pPr>
-      <w:r>
-        <w:rPr>
-          <w:rFonts w:ascii="Times New Roman" w:hAnsi="Times New Roman" w:cs="Times New Roman"/>
-          <w:sz w:val="28"/>
-          <w:szCs w:val="28"/>
-        </w:rPr>
-        <w:t>Le dictionnaire RIASEC.</w:t>
-      </w:r>
-    </w:p>
-    <w:p>
-      <w:pPr>
-        <w:rPr>
-          <w:rFonts w:ascii="Times New Roman" w:hAnsi="Times New Roman" w:cs="Times New Roman"/>
-          <w:sz w:val="28"/>
-          <w:szCs w:val="28"/>
-        </w:rPr>
-      </w:pPr>
-      <w:r>
-        <w:rPr>
-          <w:rFonts w:ascii="Times New Roman" w:hAnsi="Times New Roman" w:cs="Times New Roman"/>
-          <w:sz w:val="28"/>
-          <w:szCs w:val="28"/>
-        </w:rPr>
-        <w:pict w14:anchorId="5E5875CF">
+        <w:t>Annexe E</w:t>
+      </w:r>
+    </w:p>
+    <w:p>
+      <w:pPr>
+        <w:rPr>
+          <w:rFonts w:ascii="Times New Roman" w:hAnsi="Times New Roman" w:cs="Times New Roman"/>
+          <w:sz w:val="28"/>
+          <w:szCs w:val="28"/>
+        </w:rPr>
+      </w:pPr>
+      <w:r>
+        <w:rPr>
+          <w:rFonts w:ascii="Times New Roman" w:hAnsi="Times New Roman" w:cs="Times New Roman"/>
+          <w:sz w:val="28"/>
+          <w:szCs w:val="28"/>
+        </w:rPr>
+        <w:t>La base des universités publiques et privées du Sénégal.</w:t>
+      </w:r>
+    </w:p>
+    <w:p>
+      <w:pPr>
+        <w:rPr>
+          <w:rFonts w:ascii="Times New Roman" w:hAnsi="Times New Roman" w:cs="Times New Roman"/>
+          <w:sz w:val="28"/>
+          <w:szCs w:val="28"/>
+        </w:rPr>
+      </w:pPr>
+      <w:r>
+        <w:rPr>
+          <w:rFonts w:ascii="Times New Roman" w:hAnsi="Times New Roman" w:cs="Times New Roman"/>
+          <w:sz w:val="28"/>
+          <w:szCs w:val="28"/>
+        </w:rPr>
+        <w:pict w14:anchorId="0D50584F">
           <v:rect id="_x0000_i1166" style="width:0;height:1.5pt" o:hralign="center" o:hrstd="t" o:hr="t" fillcolor="#a0a0a0" stroked="f"/>
         </w:pict>
       </w:r>
@@ -26217,41 +26268,41 @@
           <w:sz w:val="28"/>
           <w:szCs w:val="28"/>
         </w:rPr>
-        <w:t>Annexe G</w:t>
-      </w:r>
-    </w:p>
-    <w:p>
-      <w:pPr>
-        <w:rPr>
-          <w:rFonts w:ascii="Times New Roman" w:hAnsi="Times New Roman" w:cs="Times New Roman"/>
-          <w:sz w:val="28"/>
-          <w:szCs w:val="28"/>
-        </w:rPr>
-      </w:pPr>
-      <w:r>
-        <w:rPr>
-          <w:rFonts w:ascii="Times New Roman" w:hAnsi="Times New Roman" w:cs="Times New Roman"/>
-          <w:sz w:val="28"/>
-          <w:szCs w:val="28"/>
-        </w:rPr>
-        <w:t>Le dictionnaire des compétences.</w:t>
-      </w:r>
-    </w:p>
-    <w:p>
-      <w:pPr>
-        <w:rPr>
-          <w:rFonts w:ascii="Times New Roman" w:hAnsi="Times New Roman" w:cs="Times New Roman"/>
-          <w:sz w:val="28"/>
-          <w:szCs w:val="28"/>
-        </w:rPr>
-      </w:pPr>
-      <w:r>
-        <w:rPr>
-          <w:rFonts w:ascii="Times New Roman" w:hAnsi="Times New Roman" w:cs="Times New Roman"/>
-          <w:sz w:val="28"/>
-          <w:szCs w:val="28"/>
-        </w:rPr>
-        <w:pict w14:anchorId="02AC7F5D">
+        <w:t>Annexe F</w:t>
+      </w:r>
+    </w:p>
+    <w:p>
+      <w:pPr>
+        <w:rPr>
+          <w:rFonts w:ascii="Times New Roman" w:hAnsi="Times New Roman" w:cs="Times New Roman"/>
+          <w:sz w:val="28"/>
+          <w:szCs w:val="28"/>
+        </w:rPr>
+      </w:pPr>
+      <w:r>
+        <w:rPr>
+          <w:rFonts w:ascii="Times New Roman" w:hAnsi="Times New Roman" w:cs="Times New Roman"/>
+          <w:sz w:val="28"/>
+          <w:szCs w:val="28"/>
+        </w:rPr>
+        <w:t>Le dictionnaire RIASEC.</w:t>
+      </w:r>
+    </w:p>
+    <w:p>
+      <w:pPr>
+        <w:rPr>
+          <w:rFonts w:ascii="Times New Roman" w:hAnsi="Times New Roman" w:cs="Times New Roman"/>
+          <w:sz w:val="28"/>
+          <w:szCs w:val="28"/>
+        </w:rPr>
+      </w:pPr>
+      <w:r>
+        <w:rPr>
+          <w:rFonts w:ascii="Times New Roman" w:hAnsi="Times New Roman" w:cs="Times New Roman"/>
+          <w:sz w:val="28"/>
+          <w:szCs w:val="28"/>
+        </w:rPr>
+        <w:pict w14:anchorId="5E5875CF">
           <v:rect id="_x0000_i1167" style="width:0;height:1.5pt" o:hralign="center" o:hrstd="t" o:hr="t" fillcolor="#a0a0a0" stroked="f"/>
         </w:pict>
       </w:r>
@@ -26274,41 +26325,41 @@
           <w:sz w:val="28"/>
           <w:szCs w:val="28"/>
         </w:rPr>
-        <w:t>Annexe H</w:t>
-      </w:r>
-    </w:p>
-    <w:p>
-      <w:pPr>
-        <w:rPr>
-          <w:rFonts w:ascii="Times New Roman" w:hAnsi="Times New Roman" w:cs="Times New Roman"/>
-          <w:sz w:val="28"/>
-          <w:szCs w:val="28"/>
-        </w:rPr>
-      </w:pPr>
-      <w:r>
-        <w:rPr>
-          <w:rFonts w:ascii="Times New Roman" w:hAnsi="Times New Roman" w:cs="Times New Roman"/>
-          <w:sz w:val="28"/>
-          <w:szCs w:val="28"/>
-        </w:rPr>
-        <w:t>Le dictionnaire des salaires (à titre indicatif).</w:t>
-      </w:r>
-    </w:p>
-    <w:p>
-      <w:pPr>
-        <w:rPr>
-          <w:rFonts w:ascii="Times New Roman" w:hAnsi="Times New Roman" w:cs="Times New Roman"/>
-          <w:sz w:val="28"/>
-          <w:szCs w:val="28"/>
-        </w:rPr>
-      </w:pPr>
-      <w:r>
-        <w:rPr>
-          <w:rFonts w:ascii="Times New Roman" w:hAnsi="Times New Roman" w:cs="Times New Roman"/>
-          <w:sz w:val="28"/>
-          <w:szCs w:val="28"/>
-        </w:rPr>
-        <w:pict w14:anchorId="2E9EBB3F">
+        <w:t>Annexe G</w:t>
+      </w:r>
+    </w:p>
+    <w:p>
+      <w:pPr>
+        <w:rPr>
+          <w:rFonts w:ascii="Times New Roman" w:hAnsi="Times New Roman" w:cs="Times New Roman"/>
+          <w:sz w:val="28"/>
+          <w:szCs w:val="28"/>
+        </w:rPr>
+      </w:pPr>
+      <w:r>
+        <w:rPr>
+          <w:rFonts w:ascii="Times New Roman" w:hAnsi="Times New Roman" w:cs="Times New Roman"/>
+          <w:sz w:val="28"/>
+          <w:szCs w:val="28"/>
+        </w:rPr>
+        <w:t>Le dictionnaire des compétences.</w:t>
+      </w:r>
+    </w:p>
+    <w:p>
+      <w:pPr>
+        <w:rPr>
+          <w:rFonts w:ascii="Times New Roman" w:hAnsi="Times New Roman" w:cs="Times New Roman"/>
+          <w:sz w:val="28"/>
+          <w:szCs w:val="28"/>
+        </w:rPr>
+      </w:pPr>
+      <w:r>
+        <w:rPr>
+          <w:rFonts w:ascii="Times New Roman" w:hAnsi="Times New Roman" w:cs="Times New Roman"/>
+          <w:sz w:val="28"/>
+          <w:szCs w:val="28"/>
+        </w:rPr>
+        <w:pict w14:anchorId="02AC7F5D">
           <v:rect id="_x0000_i1168" style="width:0;height:1.5pt" o:hralign="center" o:hrstd="t" o:hr="t" fillcolor="#a0a0a0" stroked="f"/>
         </w:pict>
       </w:r>
@@ -26331,6 +26382,63 @@
           <w:sz w:val="28"/>
           <w:szCs w:val="28"/>
         </w:rPr>
+        <w:t>Annexe H</w:t>
+      </w:r>
+    </w:p>
+    <w:p>
+      <w:pPr>
+        <w:rPr>
+          <w:rFonts w:ascii="Times New Roman" w:hAnsi="Times New Roman" w:cs="Times New Roman"/>
+          <w:sz w:val="28"/>
+          <w:szCs w:val="28"/>
+        </w:rPr>
+      </w:pPr>
+      <w:r>
+        <w:rPr>
+          <w:rFonts w:ascii="Times New Roman" w:hAnsi="Times New Roman" w:cs="Times New Roman"/>
+          <w:sz w:val="28"/>
+          <w:szCs w:val="28"/>
+        </w:rPr>
+        <w:t>Le dictionnaire des salaires (à titre indicatif).</w:t>
+      </w:r>
+    </w:p>
+    <w:p>
+      <w:pPr>
+        <w:rPr>
+          <w:rFonts w:ascii="Times New Roman" w:hAnsi="Times New Roman" w:cs="Times New Roman"/>
+          <w:sz w:val="28"/>
+          <w:szCs w:val="28"/>
+        </w:rPr>
+      </w:pPr>
+      <w:r>
+        <w:rPr>
+          <w:rFonts w:ascii="Times New Roman" w:hAnsi="Times New Roman" w:cs="Times New Roman"/>
+          <w:sz w:val="28"/>
+          <w:szCs w:val="28"/>
+        </w:rPr>
+        <w:pict w14:anchorId="2E9EBB3F">
+          <v:rect id="_x0000_i1169" style="width:0;height:1.5pt" o:hralign="center" o:hrstd="t" o:hr="t" fillcolor="#a0a0a0" stroked="f"/>
+        </w:pict>
+      </w:r>
+    </w:p>
+    <w:p>
+      <w:pPr>
+        <w:rPr>
+          <w:rFonts w:ascii="Times New Roman" w:hAnsi="Times New Roman" w:cs="Times New Roman"/>
+          <w:b/>
+          <w:bCs/>
+          <w:sz w:val="28"/>
+          <w:szCs w:val="28"/>
+        </w:rPr>
+      </w:pPr>
+      <w:r>
+        <w:rPr>
+          <w:rFonts w:ascii="Times New Roman" w:hAnsi="Times New Roman" w:cs="Times New Roman"/>
+          <w:b/>
+          <w:bCs/>
+          <w:sz w:val="28"/>
+          <w:szCs w:val="28"/>
+        </w:rPr>
         <w:t>Annexe I</w:t>
       </w:r>
     </w:p>
@@ -27138,7 +27246,7 @@
           <w:szCs w:val="28"/>
         </w:rPr>
         <w:pict w14:anchorId="4D51BF99">
-          <v:rect id="_x0000_i1169" style="width:0;height:1.5pt" o:hralign="center" o:hrstd="t" o:hr="t" fillcolor="#a0a0a0" stroked="f"/>
+          <v:rect id="_x0000_i1170" style="width:0;height:1.5pt" o:hralign="center" o:hrstd="t" o:hr="t" fillcolor="#a0a0a0" stroked="f"/>
         </w:pict>
       </w:r>
     </w:p>
@@ -27242,151 +27350,6 @@
           <w:szCs w:val="28"/>
         </w:rPr>
         <w:pict w14:anchorId="46ECAB17">
-          <v:rect id="_x0000_i1170" style="width:0;height:1.5pt" o:hralign="center" o:hrstd="t" o:hr="t" fillcolor="#a0a0a0" stroked="f"/>
-        </w:pict>
-      </w:r>
-    </w:p>
-    <w:p>
-      <w:pPr>
-        <w:rPr>
-          <w:rFonts w:ascii="Times New Roman" w:hAnsi="Times New Roman" w:cs="Times New Roman"/>
-          <w:b/>
-          <w:bCs/>
-          <w:sz w:val="28"/>
-          <w:szCs w:val="28"/>
-        </w:rPr>
-      </w:pPr>
-      <w:r>
-        <w:rPr>
-          <w:rFonts w:ascii="Times New Roman" w:hAnsi="Times New Roman" w:cs="Times New Roman"/>
-          <w:b/>
-          <w:bCs/>
-          <w:sz w:val="28"/>
-          <w:szCs w:val="28"/>
-        </w:rPr>
-        <w:t>Données métiers</w:t>
-      </w:r>
-    </w:p>
-    <w:p>
-      <w:pPr>
-        <w:numPr>
-          <w:ilvl w:val="0"/>
-          <w:numId w:val="95"/>
-        </w:numPr>
-        <w:rPr>
-          <w:rFonts w:ascii="Times New Roman" w:hAnsi="Times New Roman" w:cs="Times New Roman"/>
-          <w:sz w:val="28"/>
-          <w:szCs w:val="28"/>
-        </w:rPr>
-      </w:pPr>
-      <w:r>
-        <w:rPr>
-          <w:rFonts w:ascii="Times New Roman" w:hAnsi="Times New Roman" w:cs="Times New Roman"/>
-          <w:sz w:val="28"/>
-          <w:szCs w:val="28"/>
-        </w:rPr>
-        <w:t xml:space="preserve">description </w:t>
-      </w:r>
-    </w:p>
-    <w:p>
-      <w:pPr>
-        <w:numPr>
-          <w:ilvl w:val="0"/>
-          <w:numId w:val="95"/>
-        </w:numPr>
-        <w:rPr>
-          <w:rFonts w:ascii="Times New Roman" w:hAnsi="Times New Roman" w:cs="Times New Roman"/>
-          <w:sz w:val="28"/>
-          <w:szCs w:val="28"/>
-        </w:rPr>
-      </w:pPr>
-      <w:r>
-        <w:rPr>
-          <w:rFonts w:ascii="Times New Roman" w:hAnsi="Times New Roman" w:cs="Times New Roman"/>
-          <w:sz w:val="28"/>
-          <w:szCs w:val="28"/>
-        </w:rPr>
-        <w:t xml:space="preserve">compétences </w:t>
-      </w:r>
-    </w:p>
-    <w:p>
-      <w:pPr>
-        <w:numPr>
-          <w:ilvl w:val="0"/>
-          <w:numId w:val="95"/>
-        </w:numPr>
-        <w:rPr>
-          <w:rFonts w:ascii="Times New Roman" w:hAnsi="Times New Roman" w:cs="Times New Roman"/>
-          <w:sz w:val="28"/>
-          <w:szCs w:val="28"/>
-        </w:rPr>
-      </w:pPr>
-      <w:r>
-        <w:rPr>
-          <w:rFonts w:ascii="Times New Roman" w:hAnsi="Times New Roman" w:cs="Times New Roman"/>
-          <w:sz w:val="28"/>
-          <w:szCs w:val="28"/>
-        </w:rPr>
-        <w:t xml:space="preserve">salaire estimatif </w:t>
-      </w:r>
-    </w:p>
-    <w:p>
-      <w:pPr>
-        <w:numPr>
-          <w:ilvl w:val="0"/>
-          <w:numId w:val="95"/>
-        </w:numPr>
-        <w:rPr>
-          <w:rFonts w:ascii="Times New Roman" w:hAnsi="Times New Roman" w:cs="Times New Roman"/>
-          <w:sz w:val="28"/>
-          <w:szCs w:val="28"/>
-        </w:rPr>
-      </w:pPr>
-      <w:r>
-        <w:rPr>
-          <w:rFonts w:ascii="Times New Roman" w:hAnsi="Times New Roman" w:cs="Times New Roman"/>
-          <w:sz w:val="28"/>
-          <w:szCs w:val="28"/>
-        </w:rPr>
-        <w:t xml:space="preserve">perspectives </w:t>
-      </w:r>
-    </w:p>
-    <w:p>
-      <w:pPr>
-        <w:numPr>
-          <w:ilvl w:val="0"/>
-          <w:numId w:val="95"/>
-        </w:numPr>
-        <w:rPr>
-          <w:rFonts w:ascii="Times New Roman" w:hAnsi="Times New Roman" w:cs="Times New Roman"/>
-          <w:sz w:val="28"/>
-          <w:szCs w:val="28"/>
-        </w:rPr>
-      </w:pPr>
-      <w:r>
-        <w:rPr>
-          <w:rFonts w:ascii="Times New Roman" w:hAnsi="Times New Roman" w:cs="Times New Roman"/>
-          <w:sz w:val="28"/>
-          <w:szCs w:val="28"/>
-        </w:rPr>
-        <w:t xml:space="preserve">secteurs </w:t>
-      </w:r>
-    </w:p>
-    <w:p>
-      <w:pPr>
-        <w:rPr>
-          <w:rFonts w:ascii="Times New Roman" w:hAnsi="Times New Roman" w:cs="Times New Roman"/>
-          <w:sz w:val="28"/>
-          <w:szCs w:val="28"/>
-        </w:rPr>
-      </w:pPr>
-      <w:r>
-        <w:rPr>
-          <w:rFonts w:ascii="Times New Roman" w:hAnsi="Times New Roman" w:cs="Times New Roman"/>
-          <w:sz w:val="28"/>
-          <w:szCs w:val="28"/>
-        </w:rPr>
-        <w:pict w14:anchorId="006C72FE">
           <v:rect id="_x0000_i1171" style="width:0;height:1.5pt" o:hralign="center" o:hrstd="t" o:hr="t" fillcolor="#a0a0a0" stroked="f"/>
         </w:pict>
       </w:r>
@@ -27409,56 +27372,35 @@
           <w:sz w:val="28"/>
           <w:szCs w:val="28"/>
         </w:rPr>
-        <w:t>Données filières</w:t>
-      </w:r>
-    </w:p>
-    <w:p>
-      <w:pPr>
-        <w:numPr>
-          <w:ilvl w:val="0"/>
-          <w:numId w:val="96"/>
-        </w:numPr>
-        <w:rPr>
-          <w:rFonts w:ascii="Times New Roman" w:hAnsi="Times New Roman" w:cs="Times New Roman"/>
-          <w:sz w:val="28"/>
-          <w:szCs w:val="28"/>
-        </w:rPr>
-      </w:pPr>
-      <w:r>
-        <w:rPr>
-          <w:rFonts w:ascii="Times New Roman" w:hAnsi="Times New Roman" w:cs="Times New Roman"/>
-          <w:sz w:val="28"/>
-          <w:szCs w:val="28"/>
-        </w:rPr>
-        <w:t xml:space="preserve">durée </w:t>
-      </w:r>
-    </w:p>
-    <w:p>
-      <w:pPr>
-        <w:numPr>
-          <w:ilvl w:val="0"/>
-          <w:numId w:val="96"/>
-        </w:numPr>
-        <w:rPr>
-          <w:rFonts w:ascii="Times New Roman" w:hAnsi="Times New Roman" w:cs="Times New Roman"/>
-          <w:sz w:val="28"/>
-          <w:szCs w:val="28"/>
-        </w:rPr>
-      </w:pPr>
-      <w:r>
-        <w:rPr>
-          <w:rFonts w:ascii="Times New Roman" w:hAnsi="Times New Roman" w:cs="Times New Roman"/>
-          <w:sz w:val="28"/>
-          <w:szCs w:val="28"/>
-        </w:rPr>
-        <w:t xml:space="preserve">matières </w:t>
-      </w:r>
-    </w:p>
-    <w:p>
-      <w:pPr>
-        <w:numPr>
-          <w:ilvl w:val="0"/>
-          <w:numId w:val="96"/>
+        <w:t>Données métiers</w:t>
+      </w:r>
+    </w:p>
+    <w:p>
+      <w:pPr>
+        <w:numPr>
+          <w:ilvl w:val="0"/>
+          <w:numId w:val="95"/>
+        </w:numPr>
+        <w:rPr>
+          <w:rFonts w:ascii="Times New Roman" w:hAnsi="Times New Roman" w:cs="Times New Roman"/>
+          <w:sz w:val="28"/>
+          <w:szCs w:val="28"/>
+        </w:rPr>
+      </w:pPr>
+      <w:r>
+        <w:rPr>
+          <w:rFonts w:ascii="Times New Roman" w:hAnsi="Times New Roman" w:cs="Times New Roman"/>
+          <w:sz w:val="28"/>
+          <w:szCs w:val="28"/>
+        </w:rPr>
+        <w:t xml:space="preserve">description </w:t>
+      </w:r>
+    </w:p>
+    <w:p>
+      <w:pPr>
+        <w:numPr>
+          <w:ilvl w:val="0"/>
+          <w:numId w:val="95"/>
         </w:numPr>
         <w:rPr>
           <w:rFonts w:ascii="Times New Roman" w:hAnsi="Times New Roman" w:cs="Times New Roman"/>
@@ -27479,38 +27421,80 @@
       <w:pPr>
         <w:numPr>
           <w:ilvl w:val="0"/>
-          <w:numId w:val="96"/>
-        </w:numPr>
-        <w:rPr>
-          <w:rFonts w:ascii="Times New Roman" w:hAnsi="Times New Roman" w:cs="Times New Roman"/>
-          <w:sz w:val="28"/>
-          <w:szCs w:val="28"/>
-        </w:rPr>
-      </w:pPr>
-      <w:r>
-        <w:rPr>
-          <w:rFonts w:ascii="Times New Roman" w:hAnsi="Times New Roman" w:cs="Times New Roman"/>
-          <w:sz w:val="28"/>
-          <w:szCs w:val="28"/>
-        </w:rPr>
-        <w:t xml:space="preserve">débouchés </w:t>
-      </w:r>
-    </w:p>
-    <w:p>
-      <w:pPr>
-        <w:rPr>
-          <w:rFonts w:ascii="Times New Roman" w:hAnsi="Times New Roman" w:cs="Times New Roman"/>
-          <w:sz w:val="28"/>
-          <w:szCs w:val="28"/>
-        </w:rPr>
-      </w:pPr>
-      <w:r>
-        <w:rPr>
-          <w:rFonts w:ascii="Times New Roman" w:hAnsi="Times New Roman" w:cs="Times New Roman"/>
-          <w:sz w:val="28"/>
-          <w:szCs w:val="28"/>
-        </w:rPr>
-        <w:pict w14:anchorId="5B842162">
+          <w:numId w:val="95"/>
+        </w:numPr>
+        <w:rPr>
+          <w:rFonts w:ascii="Times New Roman" w:hAnsi="Times New Roman" w:cs="Times New Roman"/>
+          <w:sz w:val="28"/>
+          <w:szCs w:val="28"/>
+        </w:rPr>
+      </w:pPr>
+      <w:r>
+        <w:rPr>
+          <w:rFonts w:ascii="Times New Roman" w:hAnsi="Times New Roman" w:cs="Times New Roman"/>
+          <w:sz w:val="28"/>
+          <w:szCs w:val="28"/>
+        </w:rPr>
+        <w:t xml:space="preserve">salaire estimatif </w:t>
+      </w:r>
+    </w:p>
+    <w:p>
+      <w:pPr>
+        <w:numPr>
+          <w:ilvl w:val="0"/>
+          <w:numId w:val="95"/>
+        </w:numPr>
+        <w:rPr>
+          <w:rFonts w:ascii="Times New Roman" w:hAnsi="Times New Roman" w:cs="Times New Roman"/>
+          <w:sz w:val="28"/>
+          <w:szCs w:val="28"/>
+        </w:rPr>
+      </w:pPr>
+      <w:r>
+        <w:rPr>
+          <w:rFonts w:ascii="Times New Roman" w:hAnsi="Times New Roman" w:cs="Times New Roman"/>
+          <w:sz w:val="28"/>
+          <w:szCs w:val="28"/>
+        </w:rPr>
+        <w:t xml:space="preserve">perspectives </w:t>
+      </w:r>
+    </w:p>
+    <w:p>
+      <w:pPr>
+        <w:numPr>
+          <w:ilvl w:val="0"/>
+          <w:numId w:val="95"/>
+        </w:numPr>
+        <w:rPr>
+          <w:rFonts w:ascii="Times New Roman" w:hAnsi="Times New Roman" w:cs="Times New Roman"/>
+          <w:sz w:val="28"/>
+          <w:szCs w:val="28"/>
+        </w:rPr>
+      </w:pPr>
+      <w:r>
+        <w:rPr>
+          <w:rFonts w:ascii="Times New Roman" w:hAnsi="Times New Roman" w:cs="Times New Roman"/>
+          <w:sz w:val="28"/>
+          <w:szCs w:val="28"/>
+        </w:rPr>
+        <w:t xml:space="preserve">secteurs </w:t>
+      </w:r>
+    </w:p>
+    <w:p>
+      <w:pPr>
+        <w:rPr>
+          <w:rFonts w:ascii="Times New Roman" w:hAnsi="Times New Roman" w:cs="Times New Roman"/>
+          <w:sz w:val="28"/>
+          <w:szCs w:val="28"/>
+        </w:rPr>
+      </w:pPr>
+      <w:r>
+        <w:rPr>
+          <w:rFonts w:ascii="Times New Roman" w:hAnsi="Times New Roman" w:cs="Times New Roman"/>
+          <w:sz w:val="28"/>
+          <w:szCs w:val="28"/>
+        </w:rPr>
+        <w:pict w14:anchorId="006C72FE">
           <v:rect id="_x0000_i1172" style="width:0;height:1.5pt" o:hralign="center" o:hrstd="t" o:hr="t" fillcolor="#a0a0a0" stroked="f"/>
         </w:pict>
       </w:r>
@@ -27533,150 +27517,108 @@
           <w:sz w:val="28"/>
           <w:szCs w:val="28"/>
         </w:rPr>
-        <w:t>Données établissements</w:t>
-      </w:r>
-    </w:p>
-    <w:p>
-      <w:pPr>
-        <w:numPr>
-          <w:ilvl w:val="0"/>
-          <w:numId w:val="97"/>
-        </w:numPr>
-        <w:rPr>
-          <w:rFonts w:ascii="Times New Roman" w:hAnsi="Times New Roman" w:cs="Times New Roman"/>
-          <w:sz w:val="28"/>
-          <w:szCs w:val="28"/>
-        </w:rPr>
-      </w:pPr>
-      <w:r>
-        <w:rPr>
-          <w:rFonts w:ascii="Times New Roman" w:hAnsi="Times New Roman" w:cs="Times New Roman"/>
-          <w:sz w:val="28"/>
-          <w:szCs w:val="28"/>
-        </w:rPr>
-        <w:t xml:space="preserve">universités </w:t>
-      </w:r>
-    </w:p>
-    <w:p>
-      <w:pPr>
-        <w:numPr>
-          <w:ilvl w:val="0"/>
-          <w:numId w:val="97"/>
-        </w:numPr>
-        <w:rPr>
-          <w:rFonts w:ascii="Times New Roman" w:hAnsi="Times New Roman" w:cs="Times New Roman"/>
-          <w:sz w:val="28"/>
-          <w:szCs w:val="28"/>
-        </w:rPr>
-      </w:pPr>
-      <w:r>
-        <w:rPr>
-          <w:rFonts w:ascii="Times New Roman" w:hAnsi="Times New Roman" w:cs="Times New Roman"/>
-          <w:sz w:val="28"/>
-          <w:szCs w:val="28"/>
-        </w:rPr>
-        <w:t xml:space="preserve">écoles </w:t>
-      </w:r>
-    </w:p>
-    <w:p>
-      <w:pPr>
-        <w:numPr>
-          <w:ilvl w:val="0"/>
-          <w:numId w:val="97"/>
-        </w:numPr>
-        <w:rPr>
-          <w:rFonts w:ascii="Times New Roman" w:hAnsi="Times New Roman" w:cs="Times New Roman"/>
-          <w:sz w:val="28"/>
-          <w:szCs w:val="28"/>
-        </w:rPr>
-      </w:pPr>
-      <w:r>
-        <w:rPr>
-          <w:rFonts w:ascii="Times New Roman" w:hAnsi="Times New Roman" w:cs="Times New Roman"/>
-          <w:sz w:val="28"/>
-          <w:szCs w:val="28"/>
-        </w:rPr>
-        <w:t xml:space="preserve">instituts </w:t>
-      </w:r>
-    </w:p>
-    <w:p>
-      <w:pPr>
-        <w:numPr>
-          <w:ilvl w:val="0"/>
-          <w:numId w:val="97"/>
-        </w:numPr>
-        <w:rPr>
-          <w:rFonts w:ascii="Times New Roman" w:hAnsi="Times New Roman" w:cs="Times New Roman"/>
-          <w:sz w:val="28"/>
-          <w:szCs w:val="28"/>
-        </w:rPr>
-      </w:pPr>
-      <w:r>
-        <w:rPr>
-          <w:rFonts w:ascii="Times New Roman" w:hAnsi="Times New Roman" w:cs="Times New Roman"/>
-          <w:sz w:val="28"/>
-          <w:szCs w:val="28"/>
-        </w:rPr>
-        <w:t xml:space="preserve">BTS </w:t>
-      </w:r>
-    </w:p>
-    <w:p>
-      <w:pPr>
-        <w:numPr>
-          <w:ilvl w:val="0"/>
-          <w:numId w:val="97"/>
-        </w:numPr>
-        <w:rPr>
-          <w:rFonts w:ascii="Times New Roman" w:hAnsi="Times New Roman" w:cs="Times New Roman"/>
-          <w:sz w:val="28"/>
-          <w:szCs w:val="28"/>
-        </w:rPr>
-      </w:pPr>
-      <w:r>
-        <w:rPr>
-          <w:rFonts w:ascii="Times New Roman" w:hAnsi="Times New Roman" w:cs="Times New Roman"/>
-          <w:sz w:val="28"/>
-          <w:szCs w:val="28"/>
-        </w:rPr>
-        <w:t xml:space="preserve">licences </w:t>
-      </w:r>
-    </w:p>
-    <w:p>
-      <w:pPr>
-        <w:numPr>
-          <w:ilvl w:val="0"/>
-          <w:numId w:val="97"/>
-        </w:numPr>
-        <w:rPr>
-          <w:rFonts w:ascii="Times New Roman" w:hAnsi="Times New Roman" w:cs="Times New Roman"/>
-          <w:sz w:val="28"/>
-          <w:szCs w:val="28"/>
-        </w:rPr>
-      </w:pPr>
-      <w:r>
-        <w:rPr>
-          <w:rFonts w:ascii="Times New Roman" w:hAnsi="Times New Roman" w:cs="Times New Roman"/>
-          <w:sz w:val="28"/>
-          <w:szCs w:val="28"/>
-        </w:rPr>
-        <w:t>masters</w:t>
-      </w:r>
-    </w:p>
-    <w:p>
-      <w:pPr>
-        <w:rPr>
-          <w:rFonts w:ascii="Times New Roman" w:hAnsi="Times New Roman" w:cs="Times New Roman"/>
-          <w:sz w:val="28"/>
-          <w:szCs w:val="28"/>
-        </w:rPr>
-      </w:pPr>
-      <w:r>
-        <w:rPr>
-          <w:rFonts w:ascii="Times New Roman" w:hAnsi="Times New Roman" w:cs="Times New Roman"/>
-          <w:sz w:val="28"/>
-          <w:szCs w:val="28"/>
-        </w:rPr>
-        <w:pict w14:anchorId="72889C2F">
+        <w:t>Données filières</w:t>
+      </w:r>
+    </w:p>
+    <w:p>
+      <w:pPr>
+        <w:numPr>
+          <w:ilvl w:val="0"/>
+          <w:numId w:val="96"/>
+        </w:numPr>
+        <w:rPr>
+          <w:rFonts w:ascii="Times New Roman" w:hAnsi="Times New Roman" w:cs="Times New Roman"/>
+          <w:sz w:val="28"/>
+          <w:szCs w:val="28"/>
+        </w:rPr>
+      </w:pPr>
+      <w:r>
+        <w:rPr>
+          <w:rFonts w:ascii="Times New Roman" w:hAnsi="Times New Roman" w:cs="Times New Roman"/>
+          <w:sz w:val="28"/>
+          <w:szCs w:val="28"/>
+        </w:rPr>
+        <w:t xml:space="preserve">durée </w:t>
+      </w:r>
+    </w:p>
+    <w:p>
+      <w:pPr>
+        <w:numPr>
+          <w:ilvl w:val="0"/>
+          <w:numId w:val="96"/>
+        </w:numPr>
+        <w:rPr>
+          <w:rFonts w:ascii="Times New Roman" w:hAnsi="Times New Roman" w:cs="Times New Roman"/>
+          <w:sz w:val="28"/>
+          <w:szCs w:val="28"/>
+        </w:rPr>
+      </w:pPr>
+      <w:r>
+        <w:rPr>
+          <w:rFonts w:ascii="Times New Roman" w:hAnsi="Times New Roman" w:cs="Times New Roman"/>
+          <w:sz w:val="28"/>
+          <w:szCs w:val="28"/>
+        </w:rPr>
+        <w:t xml:space="preserve">matières </w:t>
+      </w:r>
+    </w:p>
+    <w:p>
+      <w:pPr>
+        <w:numPr>
+          <w:ilvl w:val="0"/>
+          <w:numId w:val="96"/>
+        </w:numPr>
+        <w:rPr>
+          <w:rFonts w:ascii="Times New Roman" w:hAnsi="Times New Roman" w:cs="Times New Roman"/>
+          <w:sz w:val="28"/>
+          <w:szCs w:val="28"/>
+        </w:rPr>
+      </w:pPr>
+      <w:r>
+        <w:rPr>
+          <w:rFonts w:ascii="Times New Roman" w:hAnsi="Times New Roman" w:cs="Times New Roman"/>
+          <w:sz w:val="28"/>
+          <w:szCs w:val="28"/>
+        </w:rPr>
+        <w:t xml:space="preserve">compétences </w:t>
+      </w:r>
+    </w:p>
+    <w:p>
+      <w:pPr>
+        <w:numPr>
+          <w:ilvl w:val="0"/>
+          <w:numId w:val="96"/>
+        </w:numPr>
+        <w:rPr>
+          <w:rFonts w:ascii="Times New Roman" w:hAnsi="Times New Roman" w:cs="Times New Roman"/>
+          <w:sz w:val="28"/>
+          <w:szCs w:val="28"/>
+        </w:rPr>
+      </w:pPr>
+      <w:r>
+        <w:rPr>
+          <w:rFonts w:ascii="Times New Roman" w:hAnsi="Times New Roman" w:cs="Times New Roman"/>
+          <w:sz w:val="28"/>
+          <w:szCs w:val="28"/>
+        </w:rPr>
+        <w:t xml:space="preserve">débouchés </w:t>
+      </w:r>
+    </w:p>
+    <w:p>
+      <w:pPr>
+        <w:rPr>
+          <w:rFonts w:ascii="Times New Roman" w:hAnsi="Times New Roman" w:cs="Times New Roman"/>
+          <w:sz w:val="28"/>
+          <w:szCs w:val="28"/>
+        </w:rPr>
+      </w:pPr>
+      <w:r>
+        <w:rPr>
+          <w:rFonts w:ascii="Times New Roman" w:hAnsi="Times New Roman" w:cs="Times New Roman"/>
+          <w:sz w:val="28"/>
+          <w:szCs w:val="28"/>
+        </w:rPr>
+        <w:pict w14:anchorId="5B842162">
           <v:rect id="_x0000_i1173" style="width:0;height:1.5pt" o:hralign="center" o:hrstd="t" o:hr="t" fillcolor="#a0a0a0" stroked="f"/>
         </w:pict>
       </w:r>
@@ -27699,6 +27641,172 @@
           <w:sz w:val="28"/>
           <w:szCs w:val="28"/>
         </w:rPr>
+        <w:t>Données établissements</w:t>
+      </w:r>
+    </w:p>
+    <w:p>
+      <w:pPr>
+        <w:numPr>
+          <w:ilvl w:val="0"/>
+          <w:numId w:val="97"/>
+        </w:numPr>
+        <w:rPr>
+          <w:rFonts w:ascii="Times New Roman" w:hAnsi="Times New Roman" w:cs="Times New Roman"/>
+          <w:sz w:val="28"/>
+          <w:szCs w:val="28"/>
+        </w:rPr>
+      </w:pPr>
+      <w:r>
+        <w:rPr>
+          <w:rFonts w:ascii="Times New Roman" w:hAnsi="Times New Roman" w:cs="Times New Roman"/>
+          <w:sz w:val="28"/>
+          <w:szCs w:val="28"/>
+        </w:rPr>
+        <w:t xml:space="preserve">universités </w:t>
+      </w:r>
+    </w:p>
+    <w:p>
+      <w:pPr>
+        <w:numPr>
+          <w:ilvl w:val="0"/>
+          <w:numId w:val="97"/>
+        </w:numPr>
+        <w:rPr>
+          <w:rFonts w:ascii="Times New Roman" w:hAnsi="Times New Roman" w:cs="Times New Roman"/>
+          <w:sz w:val="28"/>
+          <w:szCs w:val="28"/>
+        </w:rPr>
+      </w:pPr>
+      <w:r>
+        <w:rPr>
+          <w:rFonts w:ascii="Times New Roman" w:hAnsi="Times New Roman" w:cs="Times New Roman"/>
+          <w:sz w:val="28"/>
+          <w:szCs w:val="28"/>
+        </w:rPr>
+        <w:t xml:space="preserve">écoles </w:t>
+      </w:r>
+    </w:p>
+    <w:p>
+      <w:pPr>
+        <w:numPr>
+          <w:ilvl w:val="0"/>
+          <w:numId w:val="97"/>
+        </w:numPr>
+        <w:rPr>
+          <w:rFonts w:ascii="Times New Roman" w:hAnsi="Times New Roman" w:cs="Times New Roman"/>
+          <w:sz w:val="28"/>
+          <w:szCs w:val="28"/>
+        </w:rPr>
+      </w:pPr>
+      <w:r>
+        <w:rPr>
+          <w:rFonts w:ascii="Times New Roman" w:hAnsi="Times New Roman" w:cs="Times New Roman"/>
+          <w:sz w:val="28"/>
+          <w:szCs w:val="28"/>
+        </w:rPr>
+        <w:t xml:space="preserve">instituts </w:t>
+      </w:r>
+    </w:p>
+    <w:p>
+      <w:pPr>
+        <w:numPr>
+          <w:ilvl w:val="0"/>
+          <w:numId w:val="97"/>
+        </w:numPr>
+        <w:rPr>
+          <w:rFonts w:ascii="Times New Roman" w:hAnsi="Times New Roman" w:cs="Times New Roman"/>
+          <w:sz w:val="28"/>
+          <w:szCs w:val="28"/>
+        </w:rPr>
+      </w:pPr>
+      <w:r>
+        <w:rPr>
+          <w:rFonts w:ascii="Times New Roman" w:hAnsi="Times New Roman" w:cs="Times New Roman"/>
+          <w:sz w:val="28"/>
+          <w:szCs w:val="28"/>
+        </w:rPr>
+        <w:t xml:space="preserve">BTS </w:t>
+      </w:r>
+    </w:p>
+    <w:p>
+      <w:pPr>
+        <w:numPr>
+          <w:ilvl w:val="0"/>
+          <w:numId w:val="97"/>
+        </w:numPr>
+        <w:rPr>
+          <w:rFonts w:ascii="Times New Roman" w:hAnsi="Times New Roman" w:cs="Times New Roman"/>
+          <w:sz w:val="28"/>
+          <w:szCs w:val="28"/>
+        </w:rPr>
+      </w:pPr>
+      <w:r>
+        <w:rPr>
+          <w:rFonts w:ascii="Times New Roman" w:hAnsi="Times New Roman" w:cs="Times New Roman"/>
+          <w:sz w:val="28"/>
+          <w:szCs w:val="28"/>
+        </w:rPr>
+        <w:t xml:space="preserve">licences </w:t>
+      </w:r>
+    </w:p>
+    <w:p>
+      <w:pPr>
+        <w:numPr>
+          <w:ilvl w:val="0"/>
+          <w:numId w:val="97"/>
+        </w:numPr>
+        <w:rPr>
+          <w:rFonts w:ascii="Times New Roman" w:hAnsi="Times New Roman" w:cs="Times New Roman"/>
+          <w:sz w:val="28"/>
+          <w:szCs w:val="28"/>
+        </w:rPr>
+      </w:pPr>
+      <w:r>
+        <w:rPr>
+          <w:rFonts w:ascii="Times New Roman" w:hAnsi="Times New Roman" w:cs="Times New Roman"/>
+          <w:sz w:val="28"/>
+          <w:szCs w:val="28"/>
+        </w:rPr>
+        <w:t>masters</w:t>
+      </w:r>
+    </w:p>
+    <w:p>
+      <w:pPr>
+        <w:rPr>
+          <w:rFonts w:ascii="Times New Roman" w:hAnsi="Times New Roman" w:cs="Times New Roman"/>
+          <w:sz w:val="28"/>
+          <w:szCs w:val="28"/>
+        </w:rPr>
+      </w:pPr>
+      <w:r>
+        <w:rPr>
+          <w:rFonts w:ascii="Times New Roman" w:hAnsi="Times New Roman" w:cs="Times New Roman"/>
+          <w:sz w:val="28"/>
+          <w:szCs w:val="28"/>
+        </w:rPr>
+        <w:pict w14:anchorId="72889C2F">
+          <v:rect id="_x0000_i1174" style="width:0;height:1.5pt" o:hralign="center" o:hrstd="t" o:hr="t" fillcolor="#a0a0a0" stroked="f"/>
+        </w:pict>
+      </w:r>
+    </w:p>
+    <w:p>
+      <w:pPr>
+        <w:rPr>
+          <w:rFonts w:ascii="Times New Roman" w:hAnsi="Times New Roman" w:cs="Times New Roman"/>
+          <w:b/>
+          <w:bCs/>
+          <w:sz w:val="28"/>
+          <w:szCs w:val="28"/>
+        </w:rPr>
+      </w:pPr>
+      <w:r>
+        <w:rPr>
+          <w:rFonts w:ascii="Times New Roman" w:hAnsi="Times New Roman" w:cs="Times New Roman"/>
+          <w:b/>
+          <w:bCs/>
+          <w:sz w:val="28"/>
+          <w:szCs w:val="28"/>
+        </w:rPr>
         <w:t>29.4 Cycle de vie des données</w:t>
       </w:r>
     </w:p>
@@ -27973,7 +28081,7 @@
           <w:szCs w:val="28"/>
         </w:rPr>
         <w:pict w14:anchorId="7DDCBE17">
-          <v:rect id="_x0000_i1174" style="width:0;height:1.5pt" o:hralign="center" o:hrstd="t" o:hr="t" fillcolor="#a0a0a0" stroked="f"/>
+          <v:rect id="_x0000_i1175" style="width:0;height:1.5pt" o:hralign="center" o:hrstd="t" o:hr="t" fillcolor="#a0a0a0" stroked="f"/>
         </w:pict>
       </w:r>
     </w:p>
@@ -28136,88 +28244,6 @@
         </w:rPr>
         <w:lastRenderedPageBreak/>
         <w:pict w14:anchorId="187584D9">
-          <v:rect id="_x0000_i1175" style="width:0;height:1.5pt" o:hralign="center" o:hrstd="t" o:hr="t" fillcolor="#a0a0a0" stroked="f"/>
-        </w:pict>
-      </w:r>
-    </w:p>
-    <w:p>
-      <w:pPr>
-        <w:rPr>
-          <w:rFonts w:ascii="Times New Roman" w:hAnsi="Times New Roman" w:cs="Times New Roman"/>
-          <w:b/>
-          <w:bCs/>
-          <w:sz w:val="28"/>
-          <w:szCs w:val="28"/>
-        </w:rPr>
-      </w:pPr>
-      <w:r>
-        <w:rPr>
-          <w:rFonts w:ascii="Times New Roman" w:hAnsi="Times New Roman" w:cs="Times New Roman"/>
-          <w:b/>
-          <w:bCs/>
-          <w:sz w:val="28"/>
-          <w:szCs w:val="28"/>
-        </w:rPr>
-        <w:t>Conseiller</w:t>
-      </w:r>
-    </w:p>
-    <w:p>
-      <w:pPr>
-        <w:numPr>
-          <w:ilvl w:val="0"/>
-          <w:numId w:val="99"/>
-        </w:numPr>
-        <w:rPr>
-          <w:rFonts w:ascii="Times New Roman" w:hAnsi="Times New Roman" w:cs="Times New Roman"/>
-          <w:sz w:val="28"/>
-          <w:szCs w:val="28"/>
-        </w:rPr>
-      </w:pPr>
-      <w:r>
-        <w:rPr>
-          <w:rFonts w:ascii="Times New Roman" w:hAnsi="Times New Roman" w:cs="Times New Roman"/>
-          <w:sz w:val="28"/>
-          <w:szCs w:val="28"/>
-        </w:rPr>
-        <w:t xml:space="preserve">proposition de correction </w:t>
-      </w:r>
-    </w:p>
-    <w:p>
-      <w:pPr>
-        <w:numPr>
-          <w:ilvl w:val="0"/>
-          <w:numId w:val="99"/>
-        </w:numPr>
-        <w:rPr>
-          <w:rFonts w:ascii="Times New Roman" w:hAnsi="Times New Roman" w:cs="Times New Roman"/>
-          <w:sz w:val="28"/>
-          <w:szCs w:val="28"/>
-        </w:rPr>
-      </w:pPr>
-      <w:r>
-        <w:rPr>
-          <w:rFonts w:ascii="Times New Roman" w:hAnsi="Times New Roman" w:cs="Times New Roman"/>
-          <w:sz w:val="28"/>
-          <w:szCs w:val="28"/>
-        </w:rPr>
-        <w:t xml:space="preserve">signalement d'erreurs </w:t>
-      </w:r>
-    </w:p>
-    <w:p>
-      <w:pPr>
-        <w:rPr>
-          <w:rFonts w:ascii="Times New Roman" w:hAnsi="Times New Roman" w:cs="Times New Roman"/>
-          <w:sz w:val="28"/>
-          <w:szCs w:val="28"/>
-        </w:rPr>
-      </w:pPr>
-      <w:r>
-        <w:rPr>
-          <w:rFonts w:ascii="Times New Roman" w:hAnsi="Times New Roman" w:cs="Times New Roman"/>
-          <w:sz w:val="28"/>
-          <w:szCs w:val="28"/>
-        </w:rPr>
-        <w:pict w14:anchorId="6F76427C">
           <v:rect id="_x0000_i1176" style="width:0;height:1.5pt" o:hralign="center" o:hrstd="t" o:hr="t" fillcolor="#a0a0a0" stroked="f"/>
         </w:pict>
       </w:r>
@@ -28240,66 +28266,66 @@
           <w:sz w:val="28"/>
           <w:szCs w:val="28"/>
         </w:rPr>
-        <w:t>Utilisateur</w:t>
-      </w:r>
-    </w:p>
-    <w:p>
-      <w:pPr>
-        <w:numPr>
-          <w:ilvl w:val="0"/>
-          <w:numId w:val="100"/>
-        </w:numPr>
-        <w:rPr>
-          <w:rFonts w:ascii="Times New Roman" w:hAnsi="Times New Roman" w:cs="Times New Roman"/>
-          <w:sz w:val="28"/>
-          <w:szCs w:val="28"/>
-        </w:rPr>
-      </w:pPr>
-      <w:r>
-        <w:rPr>
-          <w:rFonts w:ascii="Times New Roman" w:hAnsi="Times New Roman" w:cs="Times New Roman"/>
-          <w:sz w:val="28"/>
-          <w:szCs w:val="28"/>
-        </w:rPr>
-        <w:t xml:space="preserve">signalement d'informations obsolètes </w:t>
-      </w:r>
-    </w:p>
-    <w:p>
-      <w:pPr>
-        <w:numPr>
-          <w:ilvl w:val="0"/>
-          <w:numId w:val="100"/>
-        </w:numPr>
-        <w:rPr>
-          <w:rFonts w:ascii="Times New Roman" w:hAnsi="Times New Roman" w:cs="Times New Roman"/>
-          <w:sz w:val="28"/>
-          <w:szCs w:val="28"/>
-        </w:rPr>
-      </w:pPr>
-      <w:r>
-        <w:rPr>
-          <w:rFonts w:ascii="Times New Roman" w:hAnsi="Times New Roman" w:cs="Times New Roman"/>
-          <w:sz w:val="28"/>
-          <w:szCs w:val="28"/>
-        </w:rPr>
-        <w:t xml:space="preserve">retour d'expérience </w:t>
-      </w:r>
-    </w:p>
-    <w:p>
-      <w:pPr>
-        <w:rPr>
-          <w:rFonts w:ascii="Times New Roman" w:hAnsi="Times New Roman" w:cs="Times New Roman"/>
-          <w:sz w:val="28"/>
-          <w:szCs w:val="28"/>
-        </w:rPr>
-      </w:pPr>
-      <w:r>
-        <w:rPr>
-          <w:rFonts w:ascii="Times New Roman" w:hAnsi="Times New Roman" w:cs="Times New Roman"/>
-          <w:sz w:val="28"/>
-          <w:szCs w:val="28"/>
-        </w:rPr>
-        <w:pict w14:anchorId="26E17E18">
+        <w:t>Conseiller</w:t>
+      </w:r>
+    </w:p>
+    <w:p>
+      <w:pPr>
+        <w:numPr>
+          <w:ilvl w:val="0"/>
+          <w:numId w:val="99"/>
+        </w:numPr>
+        <w:rPr>
+          <w:rFonts w:ascii="Times New Roman" w:hAnsi="Times New Roman" w:cs="Times New Roman"/>
+          <w:sz w:val="28"/>
+          <w:szCs w:val="28"/>
+        </w:rPr>
+      </w:pPr>
+      <w:r>
+        <w:rPr>
+          <w:rFonts w:ascii="Times New Roman" w:hAnsi="Times New Roman" w:cs="Times New Roman"/>
+          <w:sz w:val="28"/>
+          <w:szCs w:val="28"/>
+        </w:rPr>
+        <w:t xml:space="preserve">proposition de correction </w:t>
+      </w:r>
+    </w:p>
+    <w:p>
+      <w:pPr>
+        <w:numPr>
+          <w:ilvl w:val="0"/>
+          <w:numId w:val="99"/>
+        </w:numPr>
+        <w:rPr>
+          <w:rFonts w:ascii="Times New Roman" w:hAnsi="Times New Roman" w:cs="Times New Roman"/>
+          <w:sz w:val="28"/>
+          <w:szCs w:val="28"/>
+        </w:rPr>
+      </w:pPr>
+      <w:r>
+        <w:rPr>
+          <w:rFonts w:ascii="Times New Roman" w:hAnsi="Times New Roman" w:cs="Times New Roman"/>
+          <w:sz w:val="28"/>
+          <w:szCs w:val="28"/>
+        </w:rPr>
+        <w:t xml:space="preserve">signalement d'erreurs </w:t>
+      </w:r>
+    </w:p>
+    <w:p>
+      <w:pPr>
+        <w:rPr>
+          <w:rFonts w:ascii="Times New Roman" w:hAnsi="Times New Roman" w:cs="Times New Roman"/>
+          <w:sz w:val="28"/>
+          <w:szCs w:val="28"/>
+        </w:rPr>
+      </w:pPr>
+      <w:r>
+        <w:rPr>
+          <w:rFonts w:ascii="Times New Roman" w:hAnsi="Times New Roman" w:cs="Times New Roman"/>
+          <w:sz w:val="28"/>
+          <w:szCs w:val="28"/>
+        </w:rPr>
+        <w:pict w14:anchorId="6F76427C">
           <v:rect id="_x0000_i1177" style="width:0;height:1.5pt" o:hralign="center" o:hrstd="t" o:hr="t" fillcolor="#a0a0a0" stroked="f"/>
         </w:pict>
       </w:r>
@@ -28322,79 +28348,66 @@
           <w:sz w:val="28"/>
           <w:szCs w:val="28"/>
         </w:rPr>
-        <w:t>29.6 Mise à jour des données</w:t>
-      </w:r>
-    </w:p>
-    <w:p>
-      <w:pPr>
-        <w:rPr>
-          <w:rFonts w:ascii="Times New Roman" w:hAnsi="Times New Roman" w:cs="Times New Roman"/>
-          <w:sz w:val="28"/>
-          <w:szCs w:val="28"/>
-        </w:rPr>
-      </w:pPr>
-      <w:r>
-        <w:rPr>
-          <w:rFonts w:ascii="Times New Roman" w:hAnsi="Times New Roman" w:cs="Times New Roman"/>
-          <w:sz w:val="28"/>
-          <w:szCs w:val="28"/>
-        </w:rPr>
-        <w:t>Les bases devront être mises à jour périodiquement.</w:t>
-      </w:r>
-    </w:p>
-    <w:p>
-      <w:pPr>
-        <w:rPr>
-          <w:rFonts w:ascii="Times New Roman" w:hAnsi="Times New Roman" w:cs="Times New Roman"/>
-          <w:b/>
-          <w:bCs/>
-          <w:sz w:val="28"/>
-          <w:szCs w:val="28"/>
-        </w:rPr>
-      </w:pPr>
-      <w:r>
-        <w:rPr>
-          <w:rFonts w:ascii="Times New Roman" w:hAnsi="Times New Roman" w:cs="Times New Roman"/>
-          <w:b/>
-          <w:bCs/>
-          <w:sz w:val="28"/>
-          <w:szCs w:val="28"/>
-        </w:rPr>
-        <w:t>Universités</w:t>
-      </w:r>
-    </w:p>
-    <w:p>
-      <w:pPr>
-        <w:rPr>
-          <w:rFonts w:ascii="Times New Roman" w:hAnsi="Times New Roman" w:cs="Times New Roman"/>
-          <w:sz w:val="28"/>
-          <w:szCs w:val="28"/>
-        </w:rPr>
-      </w:pPr>
-      <w:r>
-        <w:rPr>
-          <w:rFonts w:ascii="Times New Roman" w:hAnsi="Times New Roman" w:cs="Times New Roman"/>
-          <w:sz w:val="28"/>
-          <w:szCs w:val="28"/>
-        </w:rPr>
-        <w:t>Au moins une fois par an.</w:t>
-      </w:r>
-    </w:p>
-    <w:p>
-      <w:pPr>
-        <w:rPr>
-          <w:rFonts w:ascii="Times New Roman" w:hAnsi="Times New Roman" w:cs="Times New Roman"/>
-          <w:sz w:val="28"/>
-          <w:szCs w:val="28"/>
-        </w:rPr>
-      </w:pPr>
-      <w:r>
-        <w:rPr>
-          <w:rFonts w:ascii="Times New Roman" w:hAnsi="Times New Roman" w:cs="Times New Roman"/>
-          <w:sz w:val="28"/>
-          <w:szCs w:val="28"/>
-        </w:rPr>
-        <w:pict w14:anchorId="33AF19B0">
+        <w:t>Utilisateur</w:t>
+      </w:r>
+    </w:p>
+    <w:p>
+      <w:pPr>
+        <w:numPr>
+          <w:ilvl w:val="0"/>
+          <w:numId w:val="100"/>
+        </w:numPr>
+        <w:rPr>
+          <w:rFonts w:ascii="Times New Roman" w:hAnsi="Times New Roman" w:cs="Times New Roman"/>
+          <w:sz w:val="28"/>
+          <w:szCs w:val="28"/>
+        </w:rPr>
+      </w:pPr>
+      <w:r>
+        <w:rPr>
+          <w:rFonts w:ascii="Times New Roman" w:hAnsi="Times New Roman" w:cs="Times New Roman"/>
+          <w:sz w:val="28"/>
+          <w:szCs w:val="28"/>
+        </w:rPr>
+        <w:t xml:space="preserve">signalement d'informations obsolètes </w:t>
+      </w:r>
+    </w:p>
+    <w:p>
+      <w:pPr>
+        <w:numPr>
+          <w:ilvl w:val="0"/>
+          <w:numId w:val="100"/>
+        </w:numPr>
+        <w:rPr>
+          <w:rFonts w:ascii="Times New Roman" w:hAnsi="Times New Roman" w:cs="Times New Roman"/>
+          <w:sz w:val="28"/>
+          <w:szCs w:val="28"/>
+        </w:rPr>
+      </w:pPr>
+      <w:r>
+        <w:rPr>
+          <w:rFonts w:ascii="Times New Roman" w:hAnsi="Times New Roman" w:cs="Times New Roman"/>
+          <w:sz w:val="28"/>
+          <w:szCs w:val="28"/>
+        </w:rPr>
+        <w:t xml:space="preserve">retour d'expérience </w:t>
+      </w:r>
+    </w:p>
+    <w:p>
+      <w:pPr>
+        <w:rPr>
+          <w:rFonts w:ascii="Times New Roman" w:hAnsi="Times New Roman" w:cs="Times New Roman"/>
+          <w:sz w:val="28"/>
+          <w:szCs w:val="28"/>
+        </w:rPr>
+      </w:pPr>
+      <w:r>
+        <w:rPr>
+          <w:rFonts w:ascii="Times New Roman" w:hAnsi="Times New Roman" w:cs="Times New Roman"/>
+          <w:sz w:val="28"/>
+          <w:szCs w:val="28"/>
+        </w:rPr>
+        <w:pict w14:anchorId="26E17E18">
           <v:rect id="_x0000_i1178" style="width:0;height:1.5pt" o:hralign="center" o:hrstd="t" o:hr="t" fillcolor="#a0a0a0" stroked="f"/>
         </w:pict>
       </w:r>
@@ -28417,41 +28430,79 @@
           <w:sz w:val="28"/>
           <w:szCs w:val="28"/>
         </w:rPr>
-        <w:t>Filières</w:t>
-      </w:r>
-    </w:p>
-    <w:p>
-      <w:pPr>
-        <w:rPr>
-          <w:rFonts w:ascii="Times New Roman" w:hAnsi="Times New Roman" w:cs="Times New Roman"/>
-          <w:sz w:val="28"/>
-          <w:szCs w:val="28"/>
-        </w:rPr>
-      </w:pPr>
-      <w:r>
-        <w:rPr>
-          <w:rFonts w:ascii="Times New Roman" w:hAnsi="Times New Roman" w:cs="Times New Roman"/>
-          <w:sz w:val="28"/>
-          <w:szCs w:val="28"/>
-        </w:rPr>
-        <w:t>À chaque modification officielle.</w:t>
-      </w:r>
-    </w:p>
-    <w:p>
-      <w:pPr>
-        <w:rPr>
-          <w:rFonts w:ascii="Times New Roman" w:hAnsi="Times New Roman" w:cs="Times New Roman"/>
-          <w:sz w:val="28"/>
-          <w:szCs w:val="28"/>
-        </w:rPr>
-      </w:pPr>
-      <w:r>
-        <w:rPr>
-          <w:rFonts w:ascii="Times New Roman" w:hAnsi="Times New Roman" w:cs="Times New Roman"/>
-          <w:sz w:val="28"/>
-          <w:szCs w:val="28"/>
-        </w:rPr>
-        <w:pict w14:anchorId="5F794CE7">
+        <w:t>29.6 Mise à jour des données</w:t>
+      </w:r>
+    </w:p>
+    <w:p>
+      <w:pPr>
+        <w:rPr>
+          <w:rFonts w:ascii="Times New Roman" w:hAnsi="Times New Roman" w:cs="Times New Roman"/>
+          <w:sz w:val="28"/>
+          <w:szCs w:val="28"/>
+        </w:rPr>
+      </w:pPr>
+      <w:r>
+        <w:rPr>
+          <w:rFonts w:ascii="Times New Roman" w:hAnsi="Times New Roman" w:cs="Times New Roman"/>
+          <w:sz w:val="28"/>
+          <w:szCs w:val="28"/>
+        </w:rPr>
+        <w:t>Les bases devront être mises à jour périodiquement.</w:t>
+      </w:r>
+    </w:p>
+    <w:p>
+      <w:pPr>
+        <w:rPr>
+          <w:rFonts w:ascii="Times New Roman" w:hAnsi="Times New Roman" w:cs="Times New Roman"/>
+          <w:b/>
+          <w:bCs/>
+          <w:sz w:val="28"/>
+          <w:szCs w:val="28"/>
+        </w:rPr>
+      </w:pPr>
+      <w:r>
+        <w:rPr>
+          <w:rFonts w:ascii="Times New Roman" w:hAnsi="Times New Roman" w:cs="Times New Roman"/>
+          <w:b/>
+          <w:bCs/>
+          <w:sz w:val="28"/>
+          <w:szCs w:val="28"/>
+        </w:rPr>
+        <w:t>Universités</w:t>
+      </w:r>
+    </w:p>
+    <w:p>
+      <w:pPr>
+        <w:rPr>
+          <w:rFonts w:ascii="Times New Roman" w:hAnsi="Times New Roman" w:cs="Times New Roman"/>
+          <w:sz w:val="28"/>
+          <w:szCs w:val="28"/>
+        </w:rPr>
+      </w:pPr>
+      <w:r>
+        <w:rPr>
+          <w:rFonts w:ascii="Times New Roman" w:hAnsi="Times New Roman" w:cs="Times New Roman"/>
+          <w:sz w:val="28"/>
+          <w:szCs w:val="28"/>
+        </w:rPr>
+        <w:t>Au moins une fois par an.</w:t>
+      </w:r>
+    </w:p>
+    <w:p>
+      <w:pPr>
+        <w:rPr>
+          <w:rFonts w:ascii="Times New Roman" w:hAnsi="Times New Roman" w:cs="Times New Roman"/>
+          <w:sz w:val="28"/>
+          <w:szCs w:val="28"/>
+        </w:rPr>
+      </w:pPr>
+      <w:r>
+        <w:rPr>
+          <w:rFonts w:ascii="Times New Roman" w:hAnsi="Times New Roman" w:cs="Times New Roman"/>
+          <w:sz w:val="28"/>
+          <w:szCs w:val="28"/>
+        </w:rPr>
+        <w:pict w14:anchorId="33AF19B0">
           <v:rect id="_x0000_i1179" style="width:0;height:1.5pt" o:hralign="center" o:hrstd="t" o:hr="t" fillcolor="#a0a0a0" stroked="f"/>
         </w:pict>
       </w:r>
@@ -28474,41 +28525,41 @@
           <w:sz w:val="28"/>
           <w:szCs w:val="28"/>
         </w:rPr>
-        <w:t>Métiers</w:t>
-      </w:r>
-    </w:p>
-    <w:p>
-      <w:pPr>
-        <w:rPr>
-          <w:rFonts w:ascii="Times New Roman" w:hAnsi="Times New Roman" w:cs="Times New Roman"/>
-          <w:sz w:val="28"/>
-          <w:szCs w:val="28"/>
-        </w:rPr>
-      </w:pPr>
-      <w:r>
-        <w:rPr>
-          <w:rFonts w:ascii="Times New Roman" w:hAnsi="Times New Roman" w:cs="Times New Roman"/>
-          <w:sz w:val="28"/>
-          <w:szCs w:val="28"/>
-        </w:rPr>
-        <w:t>Selon l'évolution du marché de l'emploi.</w:t>
-      </w:r>
-    </w:p>
-    <w:p>
-      <w:pPr>
-        <w:rPr>
-          <w:rFonts w:ascii="Times New Roman" w:hAnsi="Times New Roman" w:cs="Times New Roman"/>
-          <w:sz w:val="28"/>
-          <w:szCs w:val="28"/>
-        </w:rPr>
-      </w:pPr>
-      <w:r>
-        <w:rPr>
-          <w:rFonts w:ascii="Times New Roman" w:hAnsi="Times New Roman" w:cs="Times New Roman"/>
-          <w:sz w:val="28"/>
-          <w:szCs w:val="28"/>
-        </w:rPr>
-        <w:pict w14:anchorId="703F7EDF">
+        <w:t>Filières</w:t>
+      </w:r>
+    </w:p>
+    <w:p>
+      <w:pPr>
+        <w:rPr>
+          <w:rFonts w:ascii="Times New Roman" w:hAnsi="Times New Roman" w:cs="Times New Roman"/>
+          <w:sz w:val="28"/>
+          <w:szCs w:val="28"/>
+        </w:rPr>
+      </w:pPr>
+      <w:r>
+        <w:rPr>
+          <w:rFonts w:ascii="Times New Roman" w:hAnsi="Times New Roman" w:cs="Times New Roman"/>
+          <w:sz w:val="28"/>
+          <w:szCs w:val="28"/>
+        </w:rPr>
+        <w:t>À chaque modification officielle.</w:t>
+      </w:r>
+    </w:p>
+    <w:p>
+      <w:pPr>
+        <w:rPr>
+          <w:rFonts w:ascii="Times New Roman" w:hAnsi="Times New Roman" w:cs="Times New Roman"/>
+          <w:sz w:val="28"/>
+          <w:szCs w:val="28"/>
+        </w:rPr>
+      </w:pPr>
+      <w:r>
+        <w:rPr>
+          <w:rFonts w:ascii="Times New Roman" w:hAnsi="Times New Roman" w:cs="Times New Roman"/>
+          <w:sz w:val="28"/>
+          <w:szCs w:val="28"/>
+        </w:rPr>
+        <w:pict w14:anchorId="5F794CE7">
           <v:rect id="_x0000_i1180" style="width:0;height:1.5pt" o:hralign="center" o:hrstd="t" o:hr="t" fillcolor="#a0a0a0" stroked="f"/>
         </w:pict>
       </w:r>
@@ -28531,41 +28582,41 @@
           <w:sz w:val="28"/>
           <w:szCs w:val="28"/>
         </w:rPr>
-        <w:t>Salaires</w:t>
-      </w:r>
-    </w:p>
-    <w:p>
-      <w:pPr>
-        <w:rPr>
-          <w:rFonts w:ascii="Times New Roman" w:hAnsi="Times New Roman" w:cs="Times New Roman"/>
-          <w:sz w:val="28"/>
-          <w:szCs w:val="28"/>
-        </w:rPr>
-      </w:pPr>
-      <w:r>
-        <w:rPr>
-          <w:rFonts w:ascii="Times New Roman" w:hAnsi="Times New Roman" w:cs="Times New Roman"/>
-          <w:sz w:val="28"/>
-          <w:szCs w:val="28"/>
-        </w:rPr>
-        <w:t>Selon les statistiques disponibles.</w:t>
-      </w:r>
-    </w:p>
-    <w:p>
-      <w:pPr>
-        <w:rPr>
-          <w:rFonts w:ascii="Times New Roman" w:hAnsi="Times New Roman" w:cs="Times New Roman"/>
-          <w:sz w:val="28"/>
-          <w:szCs w:val="28"/>
-        </w:rPr>
-      </w:pPr>
-      <w:r>
-        <w:rPr>
-          <w:rFonts w:ascii="Times New Roman" w:hAnsi="Times New Roman" w:cs="Times New Roman"/>
-          <w:sz w:val="28"/>
-          <w:szCs w:val="28"/>
-        </w:rPr>
-        <w:pict w14:anchorId="4EF320A8">
+        <w:t>Métiers</w:t>
+      </w:r>
+    </w:p>
+    <w:p>
+      <w:pPr>
+        <w:rPr>
+          <w:rFonts w:ascii="Times New Roman" w:hAnsi="Times New Roman" w:cs="Times New Roman"/>
+          <w:sz w:val="28"/>
+          <w:szCs w:val="28"/>
+        </w:rPr>
+      </w:pPr>
+      <w:r>
+        <w:rPr>
+          <w:rFonts w:ascii="Times New Roman" w:hAnsi="Times New Roman" w:cs="Times New Roman"/>
+          <w:sz w:val="28"/>
+          <w:szCs w:val="28"/>
+        </w:rPr>
+        <w:t>Selon l'évolution du marché de l'emploi.</w:t>
+      </w:r>
+    </w:p>
+    <w:p>
+      <w:pPr>
+        <w:rPr>
+          <w:rFonts w:ascii="Times New Roman" w:hAnsi="Times New Roman" w:cs="Times New Roman"/>
+          <w:sz w:val="28"/>
+          <w:szCs w:val="28"/>
+        </w:rPr>
+      </w:pPr>
+      <w:r>
+        <w:rPr>
+          <w:rFonts w:ascii="Times New Roman" w:hAnsi="Times New Roman" w:cs="Times New Roman"/>
+          <w:sz w:val="28"/>
+          <w:szCs w:val="28"/>
+        </w:rPr>
+        <w:pict w14:anchorId="703F7EDF">
           <v:rect id="_x0000_i1181" style="width:0;height:1.5pt" o:hralign="center" o:hrstd="t" o:hr="t" fillcolor="#a0a0a0" stroked="f"/>
         </w:pict>
       </w:r>
@@ -28588,6 +28639,63 @@
           <w:sz w:val="28"/>
           <w:szCs w:val="28"/>
         </w:rPr>
+        <w:t>Salaires</w:t>
+      </w:r>
+    </w:p>
+    <w:p>
+      <w:pPr>
+        <w:rPr>
+          <w:rFonts w:ascii="Times New Roman" w:hAnsi="Times New Roman" w:cs="Times New Roman"/>
+          <w:sz w:val="28"/>
+          <w:szCs w:val="28"/>
+        </w:rPr>
+      </w:pPr>
+      <w:r>
+        <w:rPr>
+          <w:rFonts w:ascii="Times New Roman" w:hAnsi="Times New Roman" w:cs="Times New Roman"/>
+          <w:sz w:val="28"/>
+          <w:szCs w:val="28"/>
+        </w:rPr>
+        <w:t>Selon les statistiques disponibles.</w:t>
+      </w:r>
+    </w:p>
+    <w:p>
+      <w:pPr>
+        <w:rPr>
+          <w:rFonts w:ascii="Times New Roman" w:hAnsi="Times New Roman" w:cs="Times New Roman"/>
+          <w:sz w:val="28"/>
+          <w:szCs w:val="28"/>
+        </w:rPr>
+      </w:pPr>
+      <w:r>
+        <w:rPr>
+          <w:rFonts w:ascii="Times New Roman" w:hAnsi="Times New Roman" w:cs="Times New Roman"/>
+          <w:sz w:val="28"/>
+          <w:szCs w:val="28"/>
+        </w:rPr>
+        <w:pict w14:anchorId="4EF320A8">
+          <v:rect id="_x0000_i1182" style="width:0;height:1.5pt" o:hralign="center" o:hrstd="t" o:hr="t" fillcolor="#a0a0a0" stroked="f"/>
+        </w:pict>
+      </w:r>
+    </w:p>
+    <w:p>
+      <w:pPr>
+        <w:rPr>
+          <w:rFonts w:ascii="Times New Roman" w:hAnsi="Times New Roman" w:cs="Times New Roman"/>
+          <w:b/>
+          <w:bCs/>
+          <w:sz w:val="28"/>
+          <w:szCs w:val="28"/>
+        </w:rPr>
+      </w:pPr>
+      <w:r>
+        <w:rPr>
+          <w:rFonts w:ascii="Times New Roman" w:hAnsi="Times New Roman" w:cs="Times New Roman"/>
+          <w:b/>
+          <w:bCs/>
+          <w:sz w:val="28"/>
+          <w:szCs w:val="28"/>
+        </w:rPr>
         <w:t>29.7 Politique de qualité</w:t>
       </w:r>
     </w:p>
@@ -28749,178 +28857,6 @@
           <w:szCs w:val="28"/>
         </w:rPr>
         <w:pict w14:anchorId="60389962">
-          <v:rect id="_x0000_i1182" style="width:0;height:1.5pt" o:hralign="center" o:hrstd="t" o:hr="t" fillcolor="#a0a0a0" stroked="f"/>
-        </w:pict>
-      </w:r>
-    </w:p>
-    <w:p>
-      <w:pPr>
-        <w:rPr>
-          <w:rFonts w:ascii="Times New Roman" w:hAnsi="Times New Roman" w:cs="Times New Roman"/>
-          <w:b/>
-          <w:bCs/>
-          <w:sz w:val="28"/>
-          <w:szCs w:val="28"/>
-        </w:rPr>
-      </w:pPr>
-      <w:r>
-        <w:rPr>
-          <w:rFonts w:ascii="Times New Roman" w:hAnsi="Times New Roman" w:cs="Times New Roman"/>
-          <w:b/>
-          <w:bCs/>
-          <w:sz w:val="28"/>
-          <w:szCs w:val="28"/>
-        </w:rPr>
-        <w:t>29.8 Utilisation de l'Intelligence Artificielle</w:t>
-      </w:r>
-    </w:p>
-    <w:p>
-      <w:pPr>
-        <w:rPr>
-          <w:rFonts w:ascii="Times New Roman" w:hAnsi="Times New Roman" w:cs="Times New Roman"/>
-          <w:sz w:val="28"/>
-          <w:szCs w:val="28"/>
-        </w:rPr>
-      </w:pPr>
-      <w:r>
-        <w:rPr>
-          <w:rFonts w:ascii="Times New Roman" w:hAnsi="Times New Roman" w:cs="Times New Roman"/>
-          <w:sz w:val="28"/>
-          <w:szCs w:val="28"/>
-        </w:rPr>
-        <w:t xml:space="preserve">L'intelligence artificielle viendra </w:t>
-      </w:r>
-      <w:r>
-        <w:rPr>
-          <w:rFonts w:ascii="Times New Roman" w:hAnsi="Times New Roman" w:cs="Times New Roman"/>
-          <w:b/>
-          <w:bCs/>
-          <w:sz w:val="28"/>
-          <w:szCs w:val="28"/>
-        </w:rPr>
-        <w:t>compléter</w:t>
-      </w:r>
-      <w:r>
-        <w:rPr>
-          <w:rFonts w:ascii="Times New Roman" w:hAnsi="Times New Roman" w:cs="Times New Roman"/>
-          <w:sz w:val="28"/>
-          <w:szCs w:val="28"/>
-        </w:rPr>
-        <w:t xml:space="preserve"> le système de recommandation, mais ne le remplacera jamais.</w:t>
-      </w:r>
-    </w:p>
-    <w:p>
-      <w:pPr>
-        <w:rPr>
-          <w:rFonts w:ascii="Times New Roman" w:hAnsi="Times New Roman" w:cs="Times New Roman"/>
-          <w:sz w:val="28"/>
-          <w:szCs w:val="28"/>
-        </w:rPr>
-      </w:pPr>
-      <w:r>
-        <w:rPr>
-          <w:rFonts w:ascii="Times New Roman" w:hAnsi="Times New Roman" w:cs="Times New Roman"/>
-          <w:sz w:val="28"/>
-          <w:szCs w:val="28"/>
-        </w:rPr>
-        <w:t>Le moteur principal de NextStep restera fondé sur :</w:t>
-      </w:r>
-    </w:p>
-    <w:p>
-      <w:pPr>
-        <w:numPr>
-          <w:ilvl w:val="0"/>
-          <w:numId w:val="101"/>
-        </w:numPr>
-        <w:rPr>
-          <w:rFonts w:ascii="Times New Roman" w:hAnsi="Times New Roman" w:cs="Times New Roman"/>
-          <w:sz w:val="28"/>
-          <w:szCs w:val="28"/>
-        </w:rPr>
-      </w:pPr>
-      <w:r>
-        <w:rPr>
-          <w:rFonts w:ascii="Times New Roman" w:hAnsi="Times New Roman" w:cs="Times New Roman"/>
-          <w:sz w:val="28"/>
-          <w:szCs w:val="28"/>
-        </w:rPr>
-        <w:t xml:space="preserve">le modèle RIASEC ; </w:t>
-      </w:r>
-    </w:p>
-    <w:p>
-      <w:pPr>
-        <w:numPr>
-          <w:ilvl w:val="0"/>
-          <w:numId w:val="101"/>
-        </w:numPr>
-        <w:rPr>
-          <w:rFonts w:ascii="Times New Roman" w:hAnsi="Times New Roman" w:cs="Times New Roman"/>
-          <w:sz w:val="28"/>
-          <w:szCs w:val="28"/>
-        </w:rPr>
-      </w:pPr>
-      <w:r>
-        <w:rPr>
-          <w:rFonts w:ascii="Times New Roman" w:hAnsi="Times New Roman" w:cs="Times New Roman"/>
-          <w:sz w:val="28"/>
-          <w:szCs w:val="28"/>
-        </w:rPr>
-        <w:t xml:space="preserve">les règles métier ; </w:t>
-      </w:r>
-    </w:p>
-    <w:p>
-      <w:pPr>
-        <w:numPr>
-          <w:ilvl w:val="0"/>
-          <w:numId w:val="101"/>
-        </w:numPr>
-        <w:rPr>
-          <w:rFonts w:ascii="Times New Roman" w:hAnsi="Times New Roman" w:cs="Times New Roman"/>
-          <w:sz w:val="28"/>
-          <w:szCs w:val="28"/>
-        </w:rPr>
-      </w:pPr>
-      <w:r>
-        <w:rPr>
-          <w:rFonts w:ascii="Times New Roman" w:hAnsi="Times New Roman" w:cs="Times New Roman"/>
-          <w:sz w:val="28"/>
-          <w:szCs w:val="28"/>
-        </w:rPr>
-        <w:t xml:space="preserve">la base de connaissances. </w:t>
-      </w:r>
-    </w:p>
-    <w:p>
-      <w:pPr>
-        <w:rPr>
-          <w:rFonts w:ascii="Times New Roman" w:hAnsi="Times New Roman" w:cs="Times New Roman"/>
-          <w:sz w:val="28"/>
-          <w:szCs w:val="28"/>
-        </w:rPr>
-      </w:pPr>
-      <w:r>
-        <w:rPr>
-          <w:rFonts w:ascii="Times New Roman" w:hAnsi="Times New Roman" w:cs="Times New Roman"/>
-          <w:sz w:val="28"/>
-          <w:szCs w:val="28"/>
-        </w:rPr>
-        <w:t>L'IA servira uniquement à enrichir l'expérience utilisateur.</w:t>
-      </w:r>
-    </w:p>
-    <w:p>
-      <w:pPr>
-        <w:rPr>
-          <w:rFonts w:ascii="Times New Roman" w:hAnsi="Times New Roman" w:cs="Times New Roman"/>
-          <w:sz w:val="28"/>
-          <w:szCs w:val="28"/>
-        </w:rPr>
-      </w:pPr>
-      <w:r>
-        <w:rPr>
-          <w:rFonts w:ascii="Times New Roman" w:hAnsi="Times New Roman" w:cs="Times New Roman"/>
-          <w:sz w:val="28"/>
-          <w:szCs w:val="28"/>
-        </w:rPr>
-        <w:pict w14:anchorId="766121F6">
           <v:rect id="_x0000_i1183" style="width:0;height:1.5pt" o:hralign="center" o:hrstd="t" o:hr="t" fillcolor="#a0a0a0" stroked="f"/>
         </w:pict>
       </w:r>
@@ -28943,113 +28879,156 @@
           <w:sz w:val="28"/>
           <w:szCs w:val="28"/>
         </w:rPr>
-        <w:t>29.9 Cas d'utilisation de l'IA</w:t>
-      </w:r>
-    </w:p>
-    <w:p>
-      <w:pPr>
-        <w:rPr>
-          <w:rFonts w:ascii="Times New Roman" w:hAnsi="Times New Roman" w:cs="Times New Roman"/>
-          <w:sz w:val="28"/>
-          <w:szCs w:val="28"/>
-        </w:rPr>
-      </w:pPr>
-      <w:r>
-        <w:rPr>
-          <w:rFonts w:ascii="Times New Roman" w:hAnsi="Times New Roman" w:cs="Times New Roman"/>
-          <w:sz w:val="28"/>
-          <w:szCs w:val="28"/>
-        </w:rPr>
-        <w:t>L'intelligence artificielle pourra être utilisée pour :</w:t>
-      </w:r>
-    </w:p>
-    <w:p>
-      <w:pPr>
-        <w:rPr>
-          <w:rFonts w:ascii="Times New Roman" w:hAnsi="Times New Roman" w:cs="Times New Roman"/>
-          <w:b/>
-          <w:bCs/>
-          <w:sz w:val="28"/>
-          <w:szCs w:val="28"/>
-        </w:rPr>
-      </w:pPr>
-      <w:r>
-        <w:rPr>
-          <w:rFonts w:ascii="Times New Roman" w:hAnsi="Times New Roman" w:cs="Times New Roman"/>
-          <w:b/>
-          <w:bCs/>
-          <w:sz w:val="28"/>
-          <w:szCs w:val="28"/>
-        </w:rPr>
-        <w:t>Assistant conversationnel</w:t>
-      </w:r>
-    </w:p>
-    <w:p>
-      <w:pPr>
-        <w:rPr>
-          <w:rFonts w:ascii="Times New Roman" w:hAnsi="Times New Roman" w:cs="Times New Roman"/>
-          <w:sz w:val="28"/>
-          <w:szCs w:val="28"/>
-        </w:rPr>
-      </w:pPr>
-      <w:r>
-        <w:rPr>
-          <w:rFonts w:ascii="Times New Roman" w:hAnsi="Times New Roman" w:cs="Times New Roman"/>
-          <w:sz w:val="28"/>
-          <w:szCs w:val="28"/>
-        </w:rPr>
-        <w:t>Répondre aux questions des utilisateurs.</w:t>
-      </w:r>
-    </w:p>
-    <w:p>
-      <w:pPr>
-        <w:rPr>
-          <w:rFonts w:ascii="Times New Roman" w:hAnsi="Times New Roman" w:cs="Times New Roman"/>
-          <w:sz w:val="28"/>
-          <w:szCs w:val="28"/>
-        </w:rPr>
-      </w:pPr>
-      <w:r>
-        <w:rPr>
-          <w:rFonts w:ascii="Times New Roman" w:hAnsi="Times New Roman" w:cs="Times New Roman"/>
-          <w:sz w:val="28"/>
-          <w:szCs w:val="28"/>
-        </w:rPr>
-        <w:t>Exemple :</w:t>
-      </w:r>
-    </w:p>
-    <w:p>
-      <w:pPr>
-        <w:rPr>
-          <w:rFonts w:ascii="Times New Roman" w:hAnsi="Times New Roman" w:cs="Times New Roman"/>
-          <w:sz w:val="28"/>
-          <w:szCs w:val="28"/>
-        </w:rPr>
-      </w:pPr>
-      <w:r>
-        <w:rPr>
-          <w:rFonts w:ascii="Times New Roman" w:hAnsi="Times New Roman" w:cs="Times New Roman"/>
-          <w:sz w:val="28"/>
-          <w:szCs w:val="28"/>
-        </w:rPr>
-        <w:t>"Quelle différence entre Informatique et Data Science ?"</w:t>
-      </w:r>
-    </w:p>
-    <w:p>
-      <w:pPr>
-        <w:rPr>
-          <w:rFonts w:ascii="Times New Roman" w:hAnsi="Times New Roman" w:cs="Times New Roman"/>
-          <w:sz w:val="28"/>
-          <w:szCs w:val="28"/>
-        </w:rPr>
-      </w:pPr>
-      <w:r>
-        <w:rPr>
-          <w:rFonts w:ascii="Times New Roman" w:hAnsi="Times New Roman" w:cs="Times New Roman"/>
-          <w:sz w:val="28"/>
-          <w:szCs w:val="28"/>
-        </w:rPr>
-        <w:pict w14:anchorId="0760C0A6">
+        <w:t>29.8 Utilisation de l'Intelligence Artificielle</w:t>
+      </w:r>
+    </w:p>
+    <w:p>
+      <w:pPr>
+        <w:rPr>
+          <w:rFonts w:ascii="Times New Roman" w:hAnsi="Times New Roman" w:cs="Times New Roman"/>
+          <w:sz w:val="28"/>
+          <w:szCs w:val="28"/>
+        </w:rPr>
+      </w:pPr>
+      <w:r>
+        <w:rPr>
+          <w:rFonts w:ascii="Times New Roman" w:hAnsi="Times New Roman" w:cs="Times New Roman"/>
+          <w:sz w:val="28"/>
+          <w:szCs w:val="28"/>
+        </w:rPr>
+        <w:t xml:space="preserve">L'intelligence artificielle viendra </w:t>
+      </w:r>
+      <w:r>
+        <w:rPr>
+          <w:rFonts w:ascii="Times New Roman" w:hAnsi="Times New Roman" w:cs="Times New Roman"/>
+          <w:b/>
+          <w:bCs/>
+          <w:sz w:val="28"/>
+          <w:szCs w:val="28"/>
+        </w:rPr>
+        <w:t>compléter</w:t>
+      </w:r>
+      <w:r>
+        <w:rPr>
+          <w:rFonts w:ascii="Times New Roman" w:hAnsi="Times New Roman" w:cs="Times New Roman"/>
+          <w:sz w:val="28"/>
+          <w:szCs w:val="28"/>
+        </w:rPr>
+        <w:t xml:space="preserve"> le système de recommandation, mais ne le remplacera jamais.</w:t>
+      </w:r>
+    </w:p>
+    <w:p>
+      <w:pPr>
+        <w:rPr>
+          <w:rFonts w:ascii="Times New Roman" w:hAnsi="Times New Roman" w:cs="Times New Roman"/>
+          <w:sz w:val="28"/>
+          <w:szCs w:val="28"/>
+        </w:rPr>
+      </w:pPr>
+      <w:r>
+        <w:rPr>
+          <w:rFonts w:ascii="Times New Roman" w:hAnsi="Times New Roman" w:cs="Times New Roman"/>
+          <w:sz w:val="28"/>
+          <w:szCs w:val="28"/>
+        </w:rPr>
+        <w:t>Le moteur principal de NextStep restera fondé sur :</w:t>
+      </w:r>
+    </w:p>
+    <w:p>
+      <w:pPr>
+        <w:numPr>
+          <w:ilvl w:val="0"/>
+          <w:numId w:val="101"/>
+        </w:numPr>
+        <w:rPr>
+          <w:rFonts w:ascii="Times New Roman" w:hAnsi="Times New Roman" w:cs="Times New Roman"/>
+          <w:sz w:val="28"/>
+          <w:szCs w:val="28"/>
+        </w:rPr>
+      </w:pPr>
+      <w:r>
+        <w:rPr>
+          <w:rFonts w:ascii="Times New Roman" w:hAnsi="Times New Roman" w:cs="Times New Roman"/>
+          <w:sz w:val="28"/>
+          <w:szCs w:val="28"/>
+        </w:rPr>
+        <w:t xml:space="preserve">le modèle RIASEC ; </w:t>
+      </w:r>
+    </w:p>
+    <w:p>
+      <w:pPr>
+        <w:numPr>
+          <w:ilvl w:val="0"/>
+          <w:numId w:val="101"/>
+        </w:numPr>
+        <w:rPr>
+          <w:rFonts w:ascii="Times New Roman" w:hAnsi="Times New Roman" w:cs="Times New Roman"/>
+          <w:sz w:val="28"/>
+          <w:szCs w:val="28"/>
+        </w:rPr>
+      </w:pPr>
+      <w:r>
+        <w:rPr>
+          <w:rFonts w:ascii="Times New Roman" w:hAnsi="Times New Roman" w:cs="Times New Roman"/>
+          <w:sz w:val="28"/>
+          <w:szCs w:val="28"/>
+        </w:rPr>
+        <w:t xml:space="preserve">les règles métier ; </w:t>
+      </w:r>
+    </w:p>
+    <w:p>
+      <w:pPr>
+        <w:numPr>
+          <w:ilvl w:val="0"/>
+          <w:numId w:val="101"/>
+        </w:numPr>
+        <w:rPr>
+          <w:rFonts w:ascii="Times New Roman" w:hAnsi="Times New Roman" w:cs="Times New Roman"/>
+          <w:sz w:val="28"/>
+          <w:szCs w:val="28"/>
+        </w:rPr>
+      </w:pPr>
+      <w:r>
+        <w:rPr>
+          <w:rFonts w:ascii="Times New Roman" w:hAnsi="Times New Roman" w:cs="Times New Roman"/>
+          <w:sz w:val="28"/>
+          <w:szCs w:val="28"/>
+        </w:rPr>
+        <w:t xml:space="preserve">la base de connaissances. </w:t>
+      </w:r>
+    </w:p>
+    <w:p>
+      <w:pPr>
+        <w:rPr>
+          <w:rFonts w:ascii="Times New Roman" w:hAnsi="Times New Roman" w:cs="Times New Roman"/>
+          <w:sz w:val="28"/>
+          <w:szCs w:val="28"/>
+        </w:rPr>
+      </w:pPr>
+      <w:r>
+        <w:rPr>
+          <w:rFonts w:ascii="Times New Roman" w:hAnsi="Times New Roman" w:cs="Times New Roman"/>
+          <w:sz w:val="28"/>
+          <w:szCs w:val="28"/>
+        </w:rPr>
+        <w:t>L'IA servira uniquement à enrichir l'expérience utilisateur.</w:t>
+      </w:r>
+    </w:p>
+    <w:p>
+      <w:pPr>
+        <w:rPr>
+          <w:rFonts w:ascii="Times New Roman" w:hAnsi="Times New Roman" w:cs="Times New Roman"/>
+          <w:sz w:val="28"/>
+          <w:szCs w:val="28"/>
+        </w:rPr>
+      </w:pPr>
+      <w:r>
+        <w:rPr>
+          <w:rFonts w:ascii="Times New Roman" w:hAnsi="Times New Roman" w:cs="Times New Roman"/>
+          <w:sz w:val="28"/>
+          <w:szCs w:val="28"/>
+        </w:rPr>
+        <w:pict w14:anchorId="766121F6">
           <v:rect id="_x0000_i1184" style="width:0;height:1.5pt" o:hralign="center" o:hrstd="t" o:hr="t" fillcolor="#a0a0a0" stroked="f"/>
         </w:pict>
       </w:r>
@@ -29072,7 +29051,62 @@
           <w:sz w:val="28"/>
           <w:szCs w:val="28"/>
         </w:rPr>
-        <w:t>Explication des résultats</w:t>
+        <w:t>29.9 Cas d'utilisation de l'IA</w:t>
+      </w:r>
+    </w:p>
+    <w:p>
+      <w:pPr>
+        <w:rPr>
+          <w:rFonts w:ascii="Times New Roman" w:hAnsi="Times New Roman" w:cs="Times New Roman"/>
+          <w:sz w:val="28"/>
+          <w:szCs w:val="28"/>
+        </w:rPr>
+      </w:pPr>
+      <w:r>
+        <w:rPr>
+          <w:rFonts w:ascii="Times New Roman" w:hAnsi="Times New Roman" w:cs="Times New Roman"/>
+          <w:sz w:val="28"/>
+          <w:szCs w:val="28"/>
+        </w:rPr>
+        <w:t>L'intelligence artificielle pourra être utilisée pour :</w:t>
+      </w:r>
+    </w:p>
+    <w:p>
+      <w:pPr>
+        <w:rPr>
+          <w:rFonts w:ascii="Times New Roman" w:hAnsi="Times New Roman" w:cs="Times New Roman"/>
+          <w:b/>
+          <w:bCs/>
+          <w:sz w:val="28"/>
+          <w:szCs w:val="28"/>
+        </w:rPr>
+      </w:pPr>
+      <w:r>
+        <w:rPr>
+          <w:rFonts w:ascii="Times New Roman" w:hAnsi="Times New Roman" w:cs="Times New Roman"/>
+          <w:b/>
+          <w:bCs/>
+          <w:sz w:val="28"/>
+          <w:szCs w:val="28"/>
+        </w:rPr>
+        <w:t>Assistant conversationnel</w:t>
+      </w:r>
+    </w:p>
+    <w:p>
+      <w:pPr>
+        <w:rPr>
+          <w:rFonts w:ascii="Times New Roman" w:hAnsi="Times New Roman" w:cs="Times New Roman"/>
+          <w:sz w:val="28"/>
+          <w:szCs w:val="28"/>
+        </w:rPr>
+      </w:pPr>
+      <w:r>
+        <w:rPr>
+          <w:rFonts w:ascii="Times New Roman" w:hAnsi="Times New Roman" w:cs="Times New Roman"/>
+          <w:sz w:val="28"/>
+          <w:szCs w:val="28"/>
+        </w:rPr>
+        <w:t>Répondre aux questions des utilisateurs.</w:t>
       </w:r>
     </w:p>
     <w:p>
@@ -29106,24 +29140,24 @@
           <w:sz w:val="28"/>
           <w:szCs w:val="28"/>
         </w:rPr>
-        <w:t>"Pourquoi suis-je Investigatif à 89 % ?"</w:t>
-      </w:r>
-    </w:p>
-    <w:p>
-      <w:pPr>
-        <w:rPr>
-          <w:rFonts w:ascii="Times New Roman" w:hAnsi="Times New Roman" w:cs="Times New Roman"/>
-          <w:sz w:val="28"/>
-          <w:szCs w:val="28"/>
-        </w:rPr>
-      </w:pPr>
-      <w:r>
-        <w:rPr>
-          <w:rFonts w:ascii="Times New Roman" w:hAnsi="Times New Roman" w:cs="Times New Roman"/>
-          <w:sz w:val="28"/>
-          <w:szCs w:val="28"/>
-        </w:rPr>
-        <w:pict w14:anchorId="25CB5189">
+        <w:t>"Quelle différence entre Informatique et Data Science ?"</w:t>
+      </w:r>
+    </w:p>
+    <w:p>
+      <w:pPr>
+        <w:rPr>
+          <w:rFonts w:ascii="Times New Roman" w:hAnsi="Times New Roman" w:cs="Times New Roman"/>
+          <w:sz w:val="28"/>
+          <w:szCs w:val="28"/>
+        </w:rPr>
+      </w:pPr>
+      <w:r>
+        <w:rPr>
+          <w:rFonts w:ascii="Times New Roman" w:hAnsi="Times New Roman" w:cs="Times New Roman"/>
+          <w:sz w:val="28"/>
+          <w:szCs w:val="28"/>
+        </w:rPr>
+        <w:pict w14:anchorId="0760C0A6">
           <v:rect id="_x0000_i1185" style="width:0;height:1.5pt" o:hralign="center" o:hrstd="t" o:hr="t" fillcolor="#a0a0a0" stroked="f"/>
         </w:pict>
       </w:r>
@@ -29146,6 +29180,80 @@
           <w:sz w:val="28"/>
           <w:szCs w:val="28"/>
         </w:rPr>
+        <w:t>Explication des résultats</w:t>
+      </w:r>
+    </w:p>
+    <w:p>
+      <w:pPr>
+        <w:rPr>
+          <w:rFonts w:ascii="Times New Roman" w:hAnsi="Times New Roman" w:cs="Times New Roman"/>
+          <w:sz w:val="28"/>
+          <w:szCs w:val="28"/>
+        </w:rPr>
+      </w:pPr>
+      <w:r>
+        <w:rPr>
+          <w:rFonts w:ascii="Times New Roman" w:hAnsi="Times New Roman" w:cs="Times New Roman"/>
+          <w:sz w:val="28"/>
+          <w:szCs w:val="28"/>
+        </w:rPr>
+        <w:t>Exemple :</w:t>
+      </w:r>
+    </w:p>
+    <w:p>
+      <w:pPr>
+        <w:rPr>
+          <w:rFonts w:ascii="Times New Roman" w:hAnsi="Times New Roman" w:cs="Times New Roman"/>
+          <w:sz w:val="28"/>
+          <w:szCs w:val="28"/>
+        </w:rPr>
+      </w:pPr>
+      <w:r>
+        <w:rPr>
+          <w:rFonts w:ascii="Times New Roman" w:hAnsi="Times New Roman" w:cs="Times New Roman"/>
+          <w:sz w:val="28"/>
+          <w:szCs w:val="28"/>
+        </w:rPr>
+        <w:t>"Pourquoi suis-je Investigatif à 89 % ?"</w:t>
+      </w:r>
+    </w:p>
+    <w:p>
+      <w:pPr>
+        <w:rPr>
+          <w:rFonts w:ascii="Times New Roman" w:hAnsi="Times New Roman" w:cs="Times New Roman"/>
+          <w:sz w:val="28"/>
+          <w:szCs w:val="28"/>
+        </w:rPr>
+      </w:pPr>
+      <w:r>
+        <w:rPr>
+          <w:rFonts w:ascii="Times New Roman" w:hAnsi="Times New Roman" w:cs="Times New Roman"/>
+          <w:sz w:val="28"/>
+          <w:szCs w:val="28"/>
+        </w:rPr>
+        <w:pict w14:anchorId="25CB5189">
+          <v:rect id="_x0000_i1186" style="width:0;height:1.5pt" o:hralign="center" o:hrstd="t" o:hr="t" fillcolor="#a0a0a0" stroked="f"/>
+        </w:pict>
+      </w:r>
+    </w:p>
+    <w:p>
+      <w:pPr>
+        <w:rPr>
+          <w:rFonts w:ascii="Times New Roman" w:hAnsi="Times New Roman" w:cs="Times New Roman"/>
+          <w:b/>
+          <w:bCs/>
+          <w:sz w:val="28"/>
+          <w:szCs w:val="28"/>
+        </w:rPr>
+      </w:pPr>
+      <w:r>
+        <w:rPr>
+          <w:rFonts w:ascii="Times New Roman" w:hAnsi="Times New Roman" w:cs="Times New Roman"/>
+          <w:b/>
+          <w:bCs/>
+          <w:sz w:val="28"/>
+          <w:szCs w:val="28"/>
+        </w:rPr>
         <w:t>Conseils d'orientation</w:t>
       </w:r>
     </w:p>
@@ -29199,143 +29307,6 @@
         </w:rPr>
         <w:lastRenderedPageBreak/>
         <w:pict w14:anchorId="0403B536">
-          <v:rect id="_x0000_i1186" style="width:0;height:1.5pt" o:hralign="center" o:hrstd="t" o:hr="t" fillcolor="#a0a0a0" stroked="f"/>
-        </w:pict>
-      </w:r>
-    </w:p>
-    <w:p>
-      <w:pPr>
-        <w:rPr>
-          <w:rFonts w:ascii="Times New Roman" w:hAnsi="Times New Roman" w:cs="Times New Roman"/>
-          <w:b/>
-          <w:bCs/>
-          <w:sz w:val="28"/>
-          <w:szCs w:val="28"/>
-        </w:rPr>
-      </w:pPr>
-      <w:r>
-        <w:rPr>
-          <w:rFonts w:ascii="Times New Roman" w:hAnsi="Times New Roman" w:cs="Times New Roman"/>
-          <w:b/>
-          <w:bCs/>
-          <w:sz w:val="28"/>
-          <w:szCs w:val="28"/>
-        </w:rPr>
-        <w:t>Comparaison de carrières</w:t>
-      </w:r>
-    </w:p>
-    <w:p>
-      <w:pPr>
-        <w:rPr>
-          <w:rFonts w:ascii="Times New Roman" w:hAnsi="Times New Roman" w:cs="Times New Roman"/>
-          <w:sz w:val="28"/>
-          <w:szCs w:val="28"/>
-        </w:rPr>
-      </w:pPr>
-      <w:r>
-        <w:rPr>
-          <w:rFonts w:ascii="Times New Roman" w:hAnsi="Times New Roman" w:cs="Times New Roman"/>
-          <w:sz w:val="28"/>
-          <w:szCs w:val="28"/>
-        </w:rPr>
-        <w:t>Exemple :</w:t>
-      </w:r>
-    </w:p>
-    <w:p>
-      <w:pPr>
-        <w:rPr>
-          <w:rFonts w:ascii="Times New Roman" w:hAnsi="Times New Roman" w:cs="Times New Roman"/>
-          <w:sz w:val="28"/>
-          <w:szCs w:val="28"/>
-        </w:rPr>
-      </w:pPr>
-      <w:r>
-        <w:rPr>
-          <w:rFonts w:ascii="Times New Roman" w:hAnsi="Times New Roman" w:cs="Times New Roman"/>
-          <w:sz w:val="28"/>
-          <w:szCs w:val="28"/>
-        </w:rPr>
-        <w:t>Comparer :</w:t>
-      </w:r>
-    </w:p>
-    <w:p>
-      <w:pPr>
-        <w:numPr>
-          <w:ilvl w:val="0"/>
-          <w:numId w:val="102"/>
-        </w:numPr>
-        <w:rPr>
-          <w:rFonts w:ascii="Times New Roman" w:hAnsi="Times New Roman" w:cs="Times New Roman"/>
-          <w:sz w:val="28"/>
-          <w:szCs w:val="28"/>
-        </w:rPr>
-      </w:pPr>
-      <w:r>
-        <w:rPr>
-          <w:rFonts w:ascii="Times New Roman" w:hAnsi="Times New Roman" w:cs="Times New Roman"/>
-          <w:sz w:val="28"/>
-          <w:szCs w:val="28"/>
-        </w:rPr>
-        <w:t xml:space="preserve">Médecin </w:t>
-      </w:r>
-    </w:p>
-    <w:p>
-      <w:pPr>
-        <w:numPr>
-          <w:ilvl w:val="0"/>
-          <w:numId w:val="102"/>
-        </w:numPr>
-        <w:rPr>
-          <w:rFonts w:ascii="Times New Roman" w:hAnsi="Times New Roman" w:cs="Times New Roman"/>
-          <w:sz w:val="28"/>
-          <w:szCs w:val="28"/>
-        </w:rPr>
-      </w:pPr>
-      <w:r>
-        <w:rPr>
-          <w:rFonts w:ascii="Times New Roman" w:hAnsi="Times New Roman" w:cs="Times New Roman"/>
-          <w:sz w:val="28"/>
-          <w:szCs w:val="28"/>
-        </w:rPr>
-        <w:t xml:space="preserve">Pharmacien </w:t>
-      </w:r>
-    </w:p>
-    <w:p>
-      <w:pPr>
-        <w:numPr>
-          <w:ilvl w:val="0"/>
-          <w:numId w:val="102"/>
-        </w:numPr>
-        <w:rPr>
-          <w:rFonts w:ascii="Times New Roman" w:hAnsi="Times New Roman" w:cs="Times New Roman"/>
-          <w:sz w:val="28"/>
-          <w:szCs w:val="28"/>
-        </w:rPr>
-      </w:pPr>
-      <w:r>
-        <w:rPr>
-          <w:rFonts w:ascii="Times New Roman" w:hAnsi="Times New Roman" w:cs="Times New Roman"/>
-          <w:sz w:val="28"/>
-          <w:szCs w:val="28"/>
-        </w:rPr>
-        <w:t xml:space="preserve">Biologiste </w:t>
-      </w:r>
-    </w:p>
-    <w:p>
-      <w:pPr>
-        <w:rPr>
-          <w:rFonts w:ascii="Times New Roman" w:hAnsi="Times New Roman" w:cs="Times New Roman"/>
-          <w:sz w:val="28"/>
-          <w:szCs w:val="28"/>
-        </w:rPr>
-      </w:pPr>
-      <w:r>
-        <w:rPr>
-          <w:rFonts w:ascii="Times New Roman" w:hAnsi="Times New Roman" w:cs="Times New Roman"/>
-          <w:sz w:val="28"/>
-          <w:szCs w:val="28"/>
-        </w:rPr>
-        <w:pict w14:anchorId="1D4B9430">
           <v:rect id="_x0000_i1187" style="width:0;height:1.5pt" o:hralign="center" o:hrstd="t" o:hr="t" fillcolor="#a0a0a0" stroked="f"/>
         </w:pict>
       </w:r>
@@ -29358,7 +29329,7 @@
           <w:sz w:val="28"/>
           <w:szCs w:val="28"/>
         </w:rPr>
-        <w:t>Aide à la recherche</w:t>
+        <w:t>Comparaison de carrières</w:t>
       </w:r>
     </w:p>
     <w:p>
@@ -29392,24 +29363,87 @@
           <w:sz w:val="28"/>
           <w:szCs w:val="28"/>
         </w:rPr>
-        <w:t>"Je cherche un métier mêlant informatique et santé."</w:t>
-      </w:r>
-    </w:p>
-    <w:p>
-      <w:pPr>
-        <w:rPr>
-          <w:rFonts w:ascii="Times New Roman" w:hAnsi="Times New Roman" w:cs="Times New Roman"/>
-          <w:sz w:val="28"/>
-          <w:szCs w:val="28"/>
-        </w:rPr>
-      </w:pPr>
-      <w:r>
-        <w:rPr>
-          <w:rFonts w:ascii="Times New Roman" w:hAnsi="Times New Roman" w:cs="Times New Roman"/>
-          <w:sz w:val="28"/>
-          <w:szCs w:val="28"/>
-        </w:rPr>
-        <w:pict w14:anchorId="7780B86C">
+        <w:t>Comparer :</w:t>
+      </w:r>
+    </w:p>
+    <w:p>
+      <w:pPr>
+        <w:numPr>
+          <w:ilvl w:val="0"/>
+          <w:numId w:val="102"/>
+        </w:numPr>
+        <w:rPr>
+          <w:rFonts w:ascii="Times New Roman" w:hAnsi="Times New Roman" w:cs="Times New Roman"/>
+          <w:sz w:val="28"/>
+          <w:szCs w:val="28"/>
+        </w:rPr>
+      </w:pPr>
+      <w:r>
+        <w:rPr>
+          <w:rFonts w:ascii="Times New Roman" w:hAnsi="Times New Roman" w:cs="Times New Roman"/>
+          <w:sz w:val="28"/>
+          <w:szCs w:val="28"/>
+        </w:rPr>
+        <w:t xml:space="preserve">Médecin </w:t>
+      </w:r>
+    </w:p>
+    <w:p>
+      <w:pPr>
+        <w:numPr>
+          <w:ilvl w:val="0"/>
+          <w:numId w:val="102"/>
+        </w:numPr>
+        <w:rPr>
+          <w:rFonts w:ascii="Times New Roman" w:hAnsi="Times New Roman" w:cs="Times New Roman"/>
+          <w:sz w:val="28"/>
+          <w:szCs w:val="28"/>
+        </w:rPr>
+      </w:pPr>
+      <w:r>
+        <w:rPr>
+          <w:rFonts w:ascii="Times New Roman" w:hAnsi="Times New Roman" w:cs="Times New Roman"/>
+          <w:sz w:val="28"/>
+          <w:szCs w:val="28"/>
+        </w:rPr>
+        <w:t xml:space="preserve">Pharmacien </w:t>
+      </w:r>
+    </w:p>
+    <w:p>
+      <w:pPr>
+        <w:numPr>
+          <w:ilvl w:val="0"/>
+          <w:numId w:val="102"/>
+        </w:numPr>
+        <w:rPr>
+          <w:rFonts w:ascii="Times New Roman" w:hAnsi="Times New Roman" w:cs="Times New Roman"/>
+          <w:sz w:val="28"/>
+          <w:szCs w:val="28"/>
+        </w:rPr>
+      </w:pPr>
+      <w:r>
+        <w:rPr>
+          <w:rFonts w:ascii="Times New Roman" w:hAnsi="Times New Roman" w:cs="Times New Roman"/>
+          <w:sz w:val="28"/>
+          <w:szCs w:val="28"/>
+        </w:rPr>
+        <w:t xml:space="preserve">Biologiste </w:t>
+      </w:r>
+    </w:p>
+    <w:p>
+      <w:pPr>
+        <w:rPr>
+          <w:rFonts w:ascii="Times New Roman" w:hAnsi="Times New Roman" w:cs="Times New Roman"/>
+          <w:sz w:val="28"/>
+          <w:szCs w:val="28"/>
+        </w:rPr>
+      </w:pPr>
+      <w:r>
+        <w:rPr>
+          <w:rFonts w:ascii="Times New Roman" w:hAnsi="Times New Roman" w:cs="Times New Roman"/>
+          <w:sz w:val="28"/>
+          <w:szCs w:val="28"/>
+        </w:rPr>
+        <w:pict w14:anchorId="1D4B9430">
           <v:rect id="_x0000_i1188" style="width:0;height:1.5pt" o:hralign="center" o:hrstd="t" o:hr="t" fillcolor="#a0a0a0" stroked="f"/>
         </w:pict>
       </w:r>
@@ -29432,183 +29466,58 @@
           <w:sz w:val="28"/>
           <w:szCs w:val="28"/>
         </w:rPr>
-        <w:t>29.10 Limites de l'IA</w:t>
-      </w:r>
-    </w:p>
-    <w:p>
-      <w:pPr>
-        <w:rPr>
-          <w:rFonts w:ascii="Times New Roman" w:hAnsi="Times New Roman" w:cs="Times New Roman"/>
-          <w:sz w:val="28"/>
-          <w:szCs w:val="28"/>
-        </w:rPr>
-      </w:pPr>
-      <w:r>
-        <w:rPr>
-          <w:rFonts w:ascii="Times New Roman" w:hAnsi="Times New Roman" w:cs="Times New Roman"/>
-          <w:sz w:val="28"/>
-          <w:szCs w:val="28"/>
-        </w:rPr>
-        <w:t>L'IA ne devra jamais :</w:t>
-      </w:r>
-    </w:p>
-    <w:p>
-      <w:pPr>
-        <w:rPr>
-          <w:rFonts w:ascii="Times New Roman" w:hAnsi="Times New Roman" w:cs="Times New Roman"/>
-          <w:sz w:val="28"/>
-          <w:szCs w:val="28"/>
-        </w:rPr>
-      </w:pPr>
-      <w:r>
-        <w:rPr>
-          <w:rFonts w:ascii="Segoe UI Emoji" w:hAnsi="Segoe UI Emoji" w:cs="Segoe UI Emoji"/>
-          <w:sz w:val="28"/>
-          <w:szCs w:val="28"/>
-        </w:rPr>
-        <w:t>❌</w:t>
-      </w:r>
-      <w:r>
-        <w:rPr>
-          <w:rFonts w:ascii="Times New Roman" w:hAnsi="Times New Roman" w:cs="Times New Roman"/>
-          <w:sz w:val="28"/>
-          <w:szCs w:val="28"/>
-        </w:rPr>
-        <w:t xml:space="preserve"> choisir la carrière d'un utilisateur ;</w:t>
-      </w:r>
-    </w:p>
-    <w:p>
-      <w:pPr>
-        <w:rPr>
-          <w:rFonts w:ascii="Times New Roman" w:hAnsi="Times New Roman" w:cs="Times New Roman"/>
-          <w:sz w:val="28"/>
-          <w:szCs w:val="28"/>
-        </w:rPr>
-      </w:pPr>
-      <w:r>
-        <w:rPr>
-          <w:rFonts w:ascii="Segoe UI Emoji" w:hAnsi="Segoe UI Emoji" w:cs="Segoe UI Emoji"/>
-          <w:sz w:val="28"/>
-          <w:szCs w:val="28"/>
-        </w:rPr>
-        <w:t>❌</w:t>
-      </w:r>
-      <w:r>
-        <w:rPr>
-          <w:rFonts w:ascii="Times New Roman" w:hAnsi="Times New Roman" w:cs="Times New Roman"/>
-          <w:sz w:val="28"/>
-          <w:szCs w:val="28"/>
-        </w:rPr>
-        <w:t xml:space="preserve"> modifier les scores RIASEC ;</w:t>
-      </w:r>
-    </w:p>
-    <w:p>
-      <w:pPr>
-        <w:rPr>
-          <w:rFonts w:ascii="Times New Roman" w:hAnsi="Times New Roman" w:cs="Times New Roman"/>
-          <w:sz w:val="28"/>
-          <w:szCs w:val="28"/>
-        </w:rPr>
-      </w:pPr>
-      <w:r>
-        <w:rPr>
-          <w:rFonts w:ascii="Segoe UI Emoji" w:hAnsi="Segoe UI Emoji" w:cs="Segoe UI Emoji"/>
-          <w:sz w:val="28"/>
-          <w:szCs w:val="28"/>
-        </w:rPr>
-        <w:t>❌</w:t>
-      </w:r>
-      <w:r>
-        <w:rPr>
-          <w:rFonts w:ascii="Times New Roman" w:hAnsi="Times New Roman" w:cs="Times New Roman"/>
-          <w:sz w:val="28"/>
-          <w:szCs w:val="28"/>
-        </w:rPr>
-        <w:t xml:space="preserve"> inventer des formations ;</w:t>
-      </w:r>
-    </w:p>
-    <w:p>
-      <w:pPr>
-        <w:rPr>
-          <w:rFonts w:ascii="Times New Roman" w:hAnsi="Times New Roman" w:cs="Times New Roman"/>
-          <w:sz w:val="28"/>
-          <w:szCs w:val="28"/>
-        </w:rPr>
-      </w:pPr>
-      <w:r>
-        <w:rPr>
-          <w:rFonts w:ascii="Segoe UI Emoji" w:hAnsi="Segoe UI Emoji" w:cs="Segoe UI Emoji"/>
-          <w:sz w:val="28"/>
-          <w:szCs w:val="28"/>
-        </w:rPr>
-        <w:t>❌</w:t>
-      </w:r>
-      <w:r>
-        <w:rPr>
-          <w:rFonts w:ascii="Times New Roman" w:hAnsi="Times New Roman" w:cs="Times New Roman"/>
-          <w:sz w:val="28"/>
-          <w:szCs w:val="28"/>
-        </w:rPr>
-        <w:t xml:space="preserve"> inventer des universités ;</w:t>
-      </w:r>
-    </w:p>
-    <w:p>
-      <w:pPr>
-        <w:rPr>
-          <w:rFonts w:ascii="Times New Roman" w:hAnsi="Times New Roman" w:cs="Times New Roman"/>
-          <w:sz w:val="28"/>
-          <w:szCs w:val="28"/>
-        </w:rPr>
-      </w:pPr>
-      <w:r>
-        <w:rPr>
-          <w:rFonts w:ascii="Segoe UI Emoji" w:hAnsi="Segoe UI Emoji" w:cs="Segoe UI Emoji"/>
-          <w:sz w:val="28"/>
-          <w:szCs w:val="28"/>
-        </w:rPr>
-        <w:t>❌</w:t>
-      </w:r>
-      <w:r>
-        <w:rPr>
-          <w:rFonts w:ascii="Times New Roman" w:hAnsi="Times New Roman" w:cs="Times New Roman"/>
-          <w:sz w:val="28"/>
-          <w:szCs w:val="28"/>
-        </w:rPr>
-        <w:t xml:space="preserve"> générer des salaires non vérifiés.</w:t>
-      </w:r>
-    </w:p>
-    <w:p>
-      <w:pPr>
-        <w:rPr>
-          <w:rFonts w:ascii="Times New Roman" w:hAnsi="Times New Roman" w:cs="Times New Roman"/>
-          <w:sz w:val="28"/>
-          <w:szCs w:val="28"/>
-        </w:rPr>
-      </w:pPr>
-      <w:r>
-        <w:rPr>
-          <w:rFonts w:ascii="Times New Roman" w:hAnsi="Times New Roman" w:cs="Times New Roman"/>
-          <w:sz w:val="28"/>
-          <w:szCs w:val="28"/>
-        </w:rPr>
-        <w:t>Toutes les réponses devront être cohérentes avec les données officielles de NextStep.</w:t>
-      </w:r>
-    </w:p>
-    <w:p>
-      <w:pPr>
-        <w:rPr>
-          <w:rFonts w:ascii="Times New Roman" w:hAnsi="Times New Roman" w:cs="Times New Roman"/>
-          <w:sz w:val="28"/>
-          <w:szCs w:val="28"/>
-        </w:rPr>
-      </w:pPr>
-      <w:r>
-        <w:rPr>
-          <w:rFonts w:ascii="Times New Roman" w:hAnsi="Times New Roman" w:cs="Times New Roman"/>
-          <w:sz w:val="28"/>
-          <w:szCs w:val="28"/>
-        </w:rPr>
-        <w:pict w14:anchorId="202FEFE9">
+        <w:t>Aide à la recherche</w:t>
+      </w:r>
+    </w:p>
+    <w:p>
+      <w:pPr>
+        <w:rPr>
+          <w:rFonts w:ascii="Times New Roman" w:hAnsi="Times New Roman" w:cs="Times New Roman"/>
+          <w:sz w:val="28"/>
+          <w:szCs w:val="28"/>
+        </w:rPr>
+      </w:pPr>
+      <w:r>
+        <w:rPr>
+          <w:rFonts w:ascii="Times New Roman" w:hAnsi="Times New Roman" w:cs="Times New Roman"/>
+          <w:sz w:val="28"/>
+          <w:szCs w:val="28"/>
+        </w:rPr>
+        <w:t>Exemple :</w:t>
+      </w:r>
+    </w:p>
+    <w:p>
+      <w:pPr>
+        <w:rPr>
+          <w:rFonts w:ascii="Times New Roman" w:hAnsi="Times New Roman" w:cs="Times New Roman"/>
+          <w:sz w:val="28"/>
+          <w:szCs w:val="28"/>
+        </w:rPr>
+      </w:pPr>
+      <w:r>
+        <w:rPr>
+          <w:rFonts w:ascii="Times New Roman" w:hAnsi="Times New Roman" w:cs="Times New Roman"/>
+          <w:sz w:val="28"/>
+          <w:szCs w:val="28"/>
+        </w:rPr>
+        <w:t>"Je cherche un métier mêlant informatique et santé."</w:t>
+      </w:r>
+    </w:p>
+    <w:p>
+      <w:pPr>
+        <w:rPr>
+          <w:rFonts w:ascii="Times New Roman" w:hAnsi="Times New Roman" w:cs="Times New Roman"/>
+          <w:sz w:val="28"/>
+          <w:szCs w:val="28"/>
+        </w:rPr>
+      </w:pPr>
+      <w:r>
+        <w:rPr>
+          <w:rFonts w:ascii="Times New Roman" w:hAnsi="Times New Roman" w:cs="Times New Roman"/>
+          <w:sz w:val="28"/>
+          <w:szCs w:val="28"/>
+        </w:rPr>
+        <w:pict w14:anchorId="7780B86C">
           <v:rect id="_x0000_i1189" style="width:0;height:1.5pt" o:hralign="center" o:hrstd="t" o:hr="t" fillcolor="#a0a0a0" stroked="f"/>
         </w:pict>
       </w:r>
@@ -29631,6 +29540,205 @@
           <w:sz w:val="28"/>
           <w:szCs w:val="28"/>
         </w:rPr>
+        <w:t>29.10 Limites de l'IA</w:t>
+      </w:r>
+    </w:p>
+    <w:p>
+      <w:pPr>
+        <w:rPr>
+          <w:rFonts w:ascii="Times New Roman" w:hAnsi="Times New Roman" w:cs="Times New Roman"/>
+          <w:sz w:val="28"/>
+          <w:szCs w:val="28"/>
+        </w:rPr>
+      </w:pPr>
+      <w:r>
+        <w:rPr>
+          <w:rFonts w:ascii="Times New Roman" w:hAnsi="Times New Roman" w:cs="Times New Roman"/>
+          <w:sz w:val="28"/>
+          <w:szCs w:val="28"/>
+        </w:rPr>
+        <w:t>L'IA ne devra jamais :</w:t>
+      </w:r>
+    </w:p>
+    <w:p>
+      <w:pPr>
+        <w:rPr>
+          <w:rFonts w:ascii="Times New Roman" w:hAnsi="Times New Roman" w:cs="Times New Roman"/>
+          <w:sz w:val="28"/>
+          <w:szCs w:val="28"/>
+        </w:rPr>
+      </w:pPr>
+      <w:r>
+        <w:rPr>
+          <w:rFonts w:ascii="Segoe UI Emoji" w:hAnsi="Segoe UI Emoji" w:cs="Segoe UI Emoji"/>
+          <w:sz w:val="28"/>
+          <w:szCs w:val="28"/>
+        </w:rPr>
+        <w:t>❌</w:t>
+      </w:r>
+      <w:r>
+        <w:rPr>
+          <w:rFonts w:ascii="Times New Roman" w:hAnsi="Times New Roman" w:cs="Times New Roman"/>
+          <w:sz w:val="28"/>
+          <w:szCs w:val="28"/>
+        </w:rPr>
+        <w:t xml:space="preserve"> choisir la carrière d'un utilisateur ;</w:t>
+      </w:r>
+    </w:p>
+    <w:p>
+      <w:pPr>
+        <w:rPr>
+          <w:rFonts w:ascii="Times New Roman" w:hAnsi="Times New Roman" w:cs="Times New Roman"/>
+          <w:sz w:val="28"/>
+          <w:szCs w:val="28"/>
+        </w:rPr>
+      </w:pPr>
+      <w:r>
+        <w:rPr>
+          <w:rFonts w:ascii="Segoe UI Emoji" w:hAnsi="Segoe UI Emoji" w:cs="Segoe UI Emoji"/>
+          <w:sz w:val="28"/>
+          <w:szCs w:val="28"/>
+        </w:rPr>
+        <w:t>❌</w:t>
+      </w:r>
+      <w:r>
+        <w:rPr>
+          <w:rFonts w:ascii="Times New Roman" w:hAnsi="Times New Roman" w:cs="Times New Roman"/>
+          <w:sz w:val="28"/>
+          <w:szCs w:val="28"/>
+        </w:rPr>
+        <w:t xml:space="preserve"> modifier les scores RIASEC ;</w:t>
+      </w:r>
+    </w:p>
+    <w:p>
+      <w:pPr>
+        <w:rPr>
+          <w:rFonts w:ascii="Times New Roman" w:hAnsi="Times New Roman" w:cs="Times New Roman"/>
+          <w:sz w:val="28"/>
+          <w:szCs w:val="28"/>
+        </w:rPr>
+      </w:pPr>
+      <w:r>
+        <w:rPr>
+          <w:rFonts w:ascii="Segoe UI Emoji" w:hAnsi="Segoe UI Emoji" w:cs="Segoe UI Emoji"/>
+          <w:sz w:val="28"/>
+          <w:szCs w:val="28"/>
+        </w:rPr>
+        <w:t>❌</w:t>
+      </w:r>
+      <w:r>
+        <w:rPr>
+          <w:rFonts w:ascii="Times New Roman" w:hAnsi="Times New Roman" w:cs="Times New Roman"/>
+          <w:sz w:val="28"/>
+          <w:szCs w:val="28"/>
+        </w:rPr>
+        <w:t xml:space="preserve"> inventer des formations ;</w:t>
+      </w:r>
+    </w:p>
+    <w:p>
+      <w:pPr>
+        <w:rPr>
+          <w:rFonts w:ascii="Times New Roman" w:hAnsi="Times New Roman" w:cs="Times New Roman"/>
+          <w:sz w:val="28"/>
+          <w:szCs w:val="28"/>
+        </w:rPr>
+      </w:pPr>
+      <w:r>
+        <w:rPr>
+          <w:rFonts w:ascii="Segoe UI Emoji" w:hAnsi="Segoe UI Emoji" w:cs="Segoe UI Emoji"/>
+          <w:sz w:val="28"/>
+          <w:szCs w:val="28"/>
+        </w:rPr>
+        <w:t>❌</w:t>
+      </w:r>
+      <w:r>
+        <w:rPr>
+          <w:rFonts w:ascii="Times New Roman" w:hAnsi="Times New Roman" w:cs="Times New Roman"/>
+          <w:sz w:val="28"/>
+          <w:szCs w:val="28"/>
+        </w:rPr>
+        <w:t xml:space="preserve"> inventer des universités ;</w:t>
+      </w:r>
+    </w:p>
+    <w:p>
+      <w:pPr>
+        <w:rPr>
+          <w:rFonts w:ascii="Times New Roman" w:hAnsi="Times New Roman" w:cs="Times New Roman"/>
+          <w:sz w:val="28"/>
+          <w:szCs w:val="28"/>
+        </w:rPr>
+      </w:pPr>
+      <w:r>
+        <w:rPr>
+          <w:rFonts w:ascii="Segoe UI Emoji" w:hAnsi="Segoe UI Emoji" w:cs="Segoe UI Emoji"/>
+          <w:sz w:val="28"/>
+          <w:szCs w:val="28"/>
+        </w:rPr>
+        <w:t>❌</w:t>
+      </w:r>
+      <w:r>
+        <w:rPr>
+          <w:rFonts w:ascii="Times New Roman" w:hAnsi="Times New Roman" w:cs="Times New Roman"/>
+          <w:sz w:val="28"/>
+          <w:szCs w:val="28"/>
+        </w:rPr>
+        <w:t xml:space="preserve"> générer des salaires non vérifiés.</w:t>
+      </w:r>
+    </w:p>
+    <w:p>
+      <w:pPr>
+        <w:rPr>
+          <w:rFonts w:ascii="Times New Roman" w:hAnsi="Times New Roman" w:cs="Times New Roman"/>
+          <w:sz w:val="28"/>
+          <w:szCs w:val="28"/>
+        </w:rPr>
+      </w:pPr>
+      <w:r>
+        <w:rPr>
+          <w:rFonts w:ascii="Times New Roman" w:hAnsi="Times New Roman" w:cs="Times New Roman"/>
+          <w:sz w:val="28"/>
+          <w:szCs w:val="28"/>
+        </w:rPr>
+        <w:t>Toutes les réponses devront être cohérentes avec les données officielles de NextStep.</w:t>
+      </w:r>
+    </w:p>
+    <w:p>
+      <w:pPr>
+        <w:rPr>
+          <w:rFonts w:ascii="Times New Roman" w:hAnsi="Times New Roman" w:cs="Times New Roman"/>
+          <w:sz w:val="28"/>
+          <w:szCs w:val="28"/>
+        </w:rPr>
+      </w:pPr>
+      <w:r>
+        <w:rPr>
+          <w:rFonts w:ascii="Times New Roman" w:hAnsi="Times New Roman" w:cs="Times New Roman"/>
+          <w:sz w:val="28"/>
+          <w:szCs w:val="28"/>
+        </w:rPr>
+        <w:pict w14:anchorId="202FEFE9">
+          <v:rect id="_x0000_i1190" style="width:0;height:1.5pt" o:hralign="center" o:hrstd="t" o:hr="t" fillcolor="#a0a0a0" stroked="f"/>
+        </w:pict>
+      </w:r>
+    </w:p>
+    <w:p>
+      <w:pPr>
+        <w:rPr>
+          <w:rFonts w:ascii="Times New Roman" w:hAnsi="Times New Roman" w:cs="Times New Roman"/>
+          <w:b/>
+          <w:bCs/>
+          <w:sz w:val="28"/>
+          <w:szCs w:val="28"/>
+        </w:rPr>
+      </w:pPr>
+      <w:r>
+        <w:rPr>
+          <w:rFonts w:ascii="Times New Roman" w:hAnsi="Times New Roman" w:cs="Times New Roman"/>
+          <w:b/>
+          <w:bCs/>
+          <w:sz w:val="28"/>
+          <w:szCs w:val="28"/>
+        </w:rPr>
         <w:t>29.11 Explicabilité</w:t>
       </w:r>
     </w:p>
@@ -29785,143 +29893,6 @@
           <w:szCs w:val="28"/>
         </w:rPr>
         <w:pict w14:anchorId="6A138E0A">
-          <v:rect id="_x0000_i1190" style="width:0;height:1.5pt" o:hralign="center" o:hrstd="t" o:hr="t" fillcolor="#a0a0a0" stroked="f"/>
-        </w:pict>
-      </w:r>
-    </w:p>
-    <w:p>
-      <w:pPr>
-        <w:rPr>
-          <w:rFonts w:ascii="Times New Roman" w:hAnsi="Times New Roman" w:cs="Times New Roman"/>
-          <w:b/>
-          <w:bCs/>
-          <w:sz w:val="28"/>
-          <w:szCs w:val="28"/>
-        </w:rPr>
-      </w:pPr>
-      <w:r>
-        <w:rPr>
-          <w:rFonts w:ascii="Times New Roman" w:hAnsi="Times New Roman" w:cs="Times New Roman"/>
-          <w:b/>
-          <w:bCs/>
-          <w:sz w:val="28"/>
-          <w:szCs w:val="28"/>
-        </w:rPr>
-        <w:t>29.12 Confidentialité</w:t>
-      </w:r>
-    </w:p>
-    <w:p>
-      <w:pPr>
-        <w:rPr>
-          <w:rFonts w:ascii="Times New Roman" w:hAnsi="Times New Roman" w:cs="Times New Roman"/>
-          <w:sz w:val="28"/>
-          <w:szCs w:val="28"/>
-        </w:rPr>
-      </w:pPr>
-      <w:r>
-        <w:rPr>
-          <w:rFonts w:ascii="Times New Roman" w:hAnsi="Times New Roman" w:cs="Times New Roman"/>
-          <w:sz w:val="28"/>
-          <w:szCs w:val="28"/>
-        </w:rPr>
-        <w:t>Les données personnelles appartiennent exclusivement à l'utilisateur.</w:t>
-      </w:r>
-    </w:p>
-    <w:p>
-      <w:pPr>
-        <w:rPr>
-          <w:rFonts w:ascii="Times New Roman" w:hAnsi="Times New Roman" w:cs="Times New Roman"/>
-          <w:sz w:val="28"/>
-          <w:szCs w:val="28"/>
-        </w:rPr>
-      </w:pPr>
-      <w:r>
-        <w:rPr>
-          <w:rFonts w:ascii="Times New Roman" w:hAnsi="Times New Roman" w:cs="Times New Roman"/>
-          <w:sz w:val="28"/>
-          <w:szCs w:val="28"/>
-        </w:rPr>
-        <w:t>NextStep s'engage à :</w:t>
-      </w:r>
-    </w:p>
-    <w:p>
-      <w:pPr>
-        <w:numPr>
-          <w:ilvl w:val="0"/>
-          <w:numId w:val="104"/>
-        </w:numPr>
-        <w:rPr>
-          <w:rFonts w:ascii="Times New Roman" w:hAnsi="Times New Roman" w:cs="Times New Roman"/>
-          <w:sz w:val="28"/>
-          <w:szCs w:val="28"/>
-        </w:rPr>
-      </w:pPr>
-      <w:r>
-        <w:rPr>
-          <w:rFonts w:ascii="Times New Roman" w:hAnsi="Times New Roman" w:cs="Times New Roman"/>
-          <w:sz w:val="28"/>
-          <w:szCs w:val="28"/>
-        </w:rPr>
-        <w:t xml:space="preserve">ne jamais vendre les données ; </w:t>
-      </w:r>
-    </w:p>
-    <w:p>
-      <w:pPr>
-        <w:numPr>
-          <w:ilvl w:val="0"/>
-          <w:numId w:val="104"/>
-        </w:numPr>
-        <w:rPr>
-          <w:rFonts w:ascii="Times New Roman" w:hAnsi="Times New Roman" w:cs="Times New Roman"/>
-          <w:sz w:val="28"/>
-          <w:szCs w:val="28"/>
-        </w:rPr>
-      </w:pPr>
-      <w:r>
-        <w:rPr>
-          <w:rFonts w:ascii="Times New Roman" w:hAnsi="Times New Roman" w:cs="Times New Roman"/>
-          <w:sz w:val="28"/>
-          <w:szCs w:val="28"/>
-        </w:rPr>
-        <w:t xml:space="preserve">ne jamais transmettre les résultats sans autorisation ; </w:t>
-      </w:r>
-    </w:p>
-    <w:p>
-      <w:pPr>
-        <w:numPr>
-          <w:ilvl w:val="0"/>
-          <w:numId w:val="104"/>
-        </w:numPr>
-        <w:rPr>
-          <w:rFonts w:ascii="Times New Roman" w:hAnsi="Times New Roman" w:cs="Times New Roman"/>
-          <w:sz w:val="28"/>
-          <w:szCs w:val="28"/>
-        </w:rPr>
-      </w:pPr>
-      <w:r>
-        <w:rPr>
-          <w:rFonts w:ascii="Times New Roman" w:hAnsi="Times New Roman" w:cs="Times New Roman"/>
-          <w:sz w:val="28"/>
-          <w:szCs w:val="28"/>
-        </w:rPr>
-        <w:t xml:space="preserve">protéger les informations personnelles. </w:t>
-      </w:r>
-    </w:p>
-    <w:p>
-      <w:pPr>
-        <w:rPr>
-          <w:rFonts w:ascii="Times New Roman" w:hAnsi="Times New Roman" w:cs="Times New Roman"/>
-          <w:sz w:val="28"/>
-          <w:szCs w:val="28"/>
-        </w:rPr>
-      </w:pPr>
-      <w:r>
-        <w:rPr>
-          <w:rFonts w:ascii="Times New Roman" w:hAnsi="Times New Roman" w:cs="Times New Roman"/>
-          <w:sz w:val="28"/>
-          <w:szCs w:val="28"/>
-        </w:rPr>
-        <w:pict w14:anchorId="0B3D1204">
           <v:rect id="_x0000_i1191" style="width:0;height:1.5pt" o:hralign="center" o:hrstd="t" o:hr="t" fillcolor="#a0a0a0" stroked="f"/>
         </w:pict>
       </w:r>
@@ -29944,79 +29915,121 @@
           <w:sz w:val="28"/>
           <w:szCs w:val="28"/>
         </w:rPr>
-        <w:t>29.13 Éthique de l'IA</w:t>
-      </w:r>
-    </w:p>
-    <w:p>
-      <w:pPr>
-        <w:rPr>
-          <w:rFonts w:ascii="Times New Roman" w:hAnsi="Times New Roman" w:cs="Times New Roman"/>
-          <w:sz w:val="28"/>
-          <w:szCs w:val="28"/>
-        </w:rPr>
-      </w:pPr>
-      <w:r>
-        <w:rPr>
-          <w:rFonts w:ascii="Times New Roman" w:hAnsi="Times New Roman" w:cs="Times New Roman"/>
-          <w:sz w:val="28"/>
-          <w:szCs w:val="28"/>
-        </w:rPr>
-        <w:t>L'intelligence artificielle devra respecter les principes suivants :</w:t>
-      </w:r>
-    </w:p>
-    <w:p>
-      <w:pPr>
-        <w:rPr>
-          <w:rFonts w:ascii="Times New Roman" w:hAnsi="Times New Roman" w:cs="Times New Roman"/>
-          <w:b/>
-          <w:bCs/>
-          <w:sz w:val="28"/>
-          <w:szCs w:val="28"/>
-        </w:rPr>
-      </w:pPr>
-      <w:r>
-        <w:rPr>
-          <w:rFonts w:ascii="Times New Roman" w:hAnsi="Times New Roman" w:cs="Times New Roman"/>
-          <w:b/>
-          <w:bCs/>
-          <w:sz w:val="28"/>
-          <w:szCs w:val="28"/>
-        </w:rPr>
-        <w:t>Neutralité</w:t>
-      </w:r>
-    </w:p>
-    <w:p>
-      <w:pPr>
-        <w:rPr>
-          <w:rFonts w:ascii="Times New Roman" w:hAnsi="Times New Roman" w:cs="Times New Roman"/>
-          <w:sz w:val="28"/>
-          <w:szCs w:val="28"/>
-        </w:rPr>
-      </w:pPr>
-      <w:r>
-        <w:rPr>
-          <w:rFonts w:ascii="Times New Roman" w:hAnsi="Times New Roman" w:cs="Times New Roman"/>
-          <w:sz w:val="28"/>
-          <w:szCs w:val="28"/>
-        </w:rPr>
-        <w:t>Aucun établissement ne sera favorisé.</w:t>
-      </w:r>
-    </w:p>
-    <w:p>
-      <w:pPr>
-        <w:rPr>
-          <w:rFonts w:ascii="Times New Roman" w:hAnsi="Times New Roman" w:cs="Times New Roman"/>
-          <w:sz w:val="28"/>
-          <w:szCs w:val="28"/>
-        </w:rPr>
-      </w:pPr>
-      <w:r>
-        <w:rPr>
-          <w:rFonts w:ascii="Times New Roman" w:hAnsi="Times New Roman" w:cs="Times New Roman"/>
-          <w:sz w:val="28"/>
-          <w:szCs w:val="28"/>
-        </w:rPr>
-        <w:pict w14:anchorId="40E8EB03">
+        <w:t>29.12 Confidentialité</w:t>
+      </w:r>
+    </w:p>
+    <w:p>
+      <w:pPr>
+        <w:rPr>
+          <w:rFonts w:ascii="Times New Roman" w:hAnsi="Times New Roman" w:cs="Times New Roman"/>
+          <w:sz w:val="28"/>
+          <w:szCs w:val="28"/>
+        </w:rPr>
+      </w:pPr>
+      <w:r>
+        <w:rPr>
+          <w:rFonts w:ascii="Times New Roman" w:hAnsi="Times New Roman" w:cs="Times New Roman"/>
+          <w:sz w:val="28"/>
+          <w:szCs w:val="28"/>
+        </w:rPr>
+        <w:t>Les données personnelles appartiennent exclusivement à l'utilisateur.</w:t>
+      </w:r>
+    </w:p>
+    <w:p>
+      <w:pPr>
+        <w:rPr>
+          <w:rFonts w:ascii="Times New Roman" w:hAnsi="Times New Roman" w:cs="Times New Roman"/>
+          <w:sz w:val="28"/>
+          <w:szCs w:val="28"/>
+        </w:rPr>
+      </w:pPr>
+      <w:r>
+        <w:rPr>
+          <w:rFonts w:ascii="Times New Roman" w:hAnsi="Times New Roman" w:cs="Times New Roman"/>
+          <w:sz w:val="28"/>
+          <w:szCs w:val="28"/>
+        </w:rPr>
+        <w:t>NextStep s'engage à :</w:t>
+      </w:r>
+    </w:p>
+    <w:p>
+      <w:pPr>
+        <w:numPr>
+          <w:ilvl w:val="0"/>
+          <w:numId w:val="104"/>
+        </w:numPr>
+        <w:rPr>
+          <w:rFonts w:ascii="Times New Roman" w:hAnsi="Times New Roman" w:cs="Times New Roman"/>
+          <w:sz w:val="28"/>
+          <w:szCs w:val="28"/>
+        </w:rPr>
+      </w:pPr>
+      <w:r>
+        <w:rPr>
+          <w:rFonts w:ascii="Times New Roman" w:hAnsi="Times New Roman" w:cs="Times New Roman"/>
+          <w:sz w:val="28"/>
+          <w:szCs w:val="28"/>
+        </w:rPr>
+        <w:t xml:space="preserve">ne jamais vendre les données ; </w:t>
+      </w:r>
+    </w:p>
+    <w:p>
+      <w:pPr>
+        <w:numPr>
+          <w:ilvl w:val="0"/>
+          <w:numId w:val="104"/>
+        </w:numPr>
+        <w:rPr>
+          <w:rFonts w:ascii="Times New Roman" w:hAnsi="Times New Roman" w:cs="Times New Roman"/>
+          <w:sz w:val="28"/>
+          <w:szCs w:val="28"/>
+        </w:rPr>
+      </w:pPr>
+      <w:r>
+        <w:rPr>
+          <w:rFonts w:ascii="Times New Roman" w:hAnsi="Times New Roman" w:cs="Times New Roman"/>
+          <w:sz w:val="28"/>
+          <w:szCs w:val="28"/>
+        </w:rPr>
+        <w:t xml:space="preserve">ne jamais transmettre les résultats sans autorisation ; </w:t>
+      </w:r>
+    </w:p>
+    <w:p>
+      <w:pPr>
+        <w:numPr>
+          <w:ilvl w:val="0"/>
+          <w:numId w:val="104"/>
+        </w:numPr>
+        <w:rPr>
+          <w:rFonts w:ascii="Times New Roman" w:hAnsi="Times New Roman" w:cs="Times New Roman"/>
+          <w:sz w:val="28"/>
+          <w:szCs w:val="28"/>
+        </w:rPr>
+      </w:pPr>
+      <w:r>
+        <w:rPr>
+          <w:rFonts w:ascii="Times New Roman" w:hAnsi="Times New Roman" w:cs="Times New Roman"/>
+          <w:sz w:val="28"/>
+          <w:szCs w:val="28"/>
+        </w:rPr>
+        <w:t xml:space="preserve">protéger les informations personnelles. </w:t>
+      </w:r>
+    </w:p>
+    <w:p>
+      <w:pPr>
+        <w:rPr>
+          <w:rFonts w:ascii="Times New Roman" w:hAnsi="Times New Roman" w:cs="Times New Roman"/>
+          <w:sz w:val="28"/>
+          <w:szCs w:val="28"/>
+        </w:rPr>
+      </w:pPr>
+      <w:r>
+        <w:rPr>
+          <w:rFonts w:ascii="Times New Roman" w:hAnsi="Times New Roman" w:cs="Times New Roman"/>
+          <w:sz w:val="28"/>
+          <w:szCs w:val="28"/>
+        </w:rPr>
+        <w:pict w14:anchorId="0B3D1204">
           <v:rect id="_x0000_i1192" style="width:0;height:1.5pt" o:hralign="center" o:hrstd="t" o:hr="t" fillcolor="#a0a0a0" stroked="f"/>
         </w:pict>
       </w:r>
@@ -30039,41 +30052,79 @@
           <w:sz w:val="28"/>
           <w:szCs w:val="28"/>
         </w:rPr>
-        <w:t>Équité</w:t>
-      </w:r>
-    </w:p>
-    <w:p>
-      <w:pPr>
-        <w:rPr>
-          <w:rFonts w:ascii="Times New Roman" w:hAnsi="Times New Roman" w:cs="Times New Roman"/>
-          <w:sz w:val="28"/>
-          <w:szCs w:val="28"/>
-        </w:rPr>
-      </w:pPr>
-      <w:r>
-        <w:rPr>
-          <w:rFonts w:ascii="Times New Roman" w:hAnsi="Times New Roman" w:cs="Times New Roman"/>
-          <w:sz w:val="28"/>
-          <w:szCs w:val="28"/>
-        </w:rPr>
-        <w:t>Tous les utilisateurs bénéficieront du même traitement.</w:t>
-      </w:r>
-    </w:p>
-    <w:p>
-      <w:pPr>
-        <w:rPr>
-          <w:rFonts w:ascii="Times New Roman" w:hAnsi="Times New Roman" w:cs="Times New Roman"/>
-          <w:sz w:val="28"/>
-          <w:szCs w:val="28"/>
-        </w:rPr>
-      </w:pPr>
-      <w:r>
-        <w:rPr>
-          <w:rFonts w:ascii="Times New Roman" w:hAnsi="Times New Roman" w:cs="Times New Roman"/>
-          <w:sz w:val="28"/>
-          <w:szCs w:val="28"/>
-        </w:rPr>
-        <w:pict w14:anchorId="428C9779">
+        <w:t>29.13 Éthique de l'IA</w:t>
+      </w:r>
+    </w:p>
+    <w:p>
+      <w:pPr>
+        <w:rPr>
+          <w:rFonts w:ascii="Times New Roman" w:hAnsi="Times New Roman" w:cs="Times New Roman"/>
+          <w:sz w:val="28"/>
+          <w:szCs w:val="28"/>
+        </w:rPr>
+      </w:pPr>
+      <w:r>
+        <w:rPr>
+          <w:rFonts w:ascii="Times New Roman" w:hAnsi="Times New Roman" w:cs="Times New Roman"/>
+          <w:sz w:val="28"/>
+          <w:szCs w:val="28"/>
+        </w:rPr>
+        <w:t>L'intelligence artificielle devra respecter les principes suivants :</w:t>
+      </w:r>
+    </w:p>
+    <w:p>
+      <w:pPr>
+        <w:rPr>
+          <w:rFonts w:ascii="Times New Roman" w:hAnsi="Times New Roman" w:cs="Times New Roman"/>
+          <w:b/>
+          <w:bCs/>
+          <w:sz w:val="28"/>
+          <w:szCs w:val="28"/>
+        </w:rPr>
+      </w:pPr>
+      <w:r>
+        <w:rPr>
+          <w:rFonts w:ascii="Times New Roman" w:hAnsi="Times New Roman" w:cs="Times New Roman"/>
+          <w:b/>
+          <w:bCs/>
+          <w:sz w:val="28"/>
+          <w:szCs w:val="28"/>
+        </w:rPr>
+        <w:t>Neutralité</w:t>
+      </w:r>
+    </w:p>
+    <w:p>
+      <w:pPr>
+        <w:rPr>
+          <w:rFonts w:ascii="Times New Roman" w:hAnsi="Times New Roman" w:cs="Times New Roman"/>
+          <w:sz w:val="28"/>
+          <w:szCs w:val="28"/>
+        </w:rPr>
+      </w:pPr>
+      <w:r>
+        <w:rPr>
+          <w:rFonts w:ascii="Times New Roman" w:hAnsi="Times New Roman" w:cs="Times New Roman"/>
+          <w:sz w:val="28"/>
+          <w:szCs w:val="28"/>
+        </w:rPr>
+        <w:t>Aucun établissement ne sera favorisé.</w:t>
+      </w:r>
+    </w:p>
+    <w:p>
+      <w:pPr>
+        <w:rPr>
+          <w:rFonts w:ascii="Times New Roman" w:hAnsi="Times New Roman" w:cs="Times New Roman"/>
+          <w:sz w:val="28"/>
+          <w:szCs w:val="28"/>
+        </w:rPr>
+      </w:pPr>
+      <w:r>
+        <w:rPr>
+          <w:rFonts w:ascii="Times New Roman" w:hAnsi="Times New Roman" w:cs="Times New Roman"/>
+          <w:sz w:val="28"/>
+          <w:szCs w:val="28"/>
+        </w:rPr>
+        <w:pict w14:anchorId="40E8EB03">
           <v:rect id="_x0000_i1193" style="width:0;height:1.5pt" o:hralign="center" o:hrstd="t" o:hr="t" fillcolor="#a0a0a0" stroked="f"/>
         </w:pict>
       </w:r>
@@ -30096,41 +30147,41 @@
           <w:sz w:val="28"/>
           <w:szCs w:val="28"/>
         </w:rPr>
-        <w:t>Transparence</w:t>
-      </w:r>
-    </w:p>
-    <w:p>
-      <w:pPr>
-        <w:rPr>
-          <w:rFonts w:ascii="Times New Roman" w:hAnsi="Times New Roman" w:cs="Times New Roman"/>
-          <w:sz w:val="28"/>
-          <w:szCs w:val="28"/>
-        </w:rPr>
-      </w:pPr>
-      <w:r>
-        <w:rPr>
-          <w:rFonts w:ascii="Times New Roman" w:hAnsi="Times New Roman" w:cs="Times New Roman"/>
-          <w:sz w:val="28"/>
-          <w:szCs w:val="28"/>
-        </w:rPr>
-        <w:t>Les utilisateurs sauront lorsqu'une réponse est générée ou enrichie par l'IA.</w:t>
-      </w:r>
-    </w:p>
-    <w:p>
-      <w:pPr>
-        <w:rPr>
-          <w:rFonts w:ascii="Times New Roman" w:hAnsi="Times New Roman" w:cs="Times New Roman"/>
-          <w:sz w:val="28"/>
-          <w:szCs w:val="28"/>
-        </w:rPr>
-      </w:pPr>
-      <w:r>
-        <w:rPr>
-          <w:rFonts w:ascii="Times New Roman" w:hAnsi="Times New Roman" w:cs="Times New Roman"/>
-          <w:sz w:val="28"/>
-          <w:szCs w:val="28"/>
-        </w:rPr>
-        <w:pict w14:anchorId="269BDE71">
+        <w:t>Équité</w:t>
+      </w:r>
+    </w:p>
+    <w:p>
+      <w:pPr>
+        <w:rPr>
+          <w:rFonts w:ascii="Times New Roman" w:hAnsi="Times New Roman" w:cs="Times New Roman"/>
+          <w:sz w:val="28"/>
+          <w:szCs w:val="28"/>
+        </w:rPr>
+      </w:pPr>
+      <w:r>
+        <w:rPr>
+          <w:rFonts w:ascii="Times New Roman" w:hAnsi="Times New Roman" w:cs="Times New Roman"/>
+          <w:sz w:val="28"/>
+          <w:szCs w:val="28"/>
+        </w:rPr>
+        <w:t>Tous les utilisateurs bénéficieront du même traitement.</w:t>
+      </w:r>
+    </w:p>
+    <w:p>
+      <w:pPr>
+        <w:rPr>
+          <w:rFonts w:ascii="Times New Roman" w:hAnsi="Times New Roman" w:cs="Times New Roman"/>
+          <w:sz w:val="28"/>
+          <w:szCs w:val="28"/>
+        </w:rPr>
+      </w:pPr>
+      <w:r>
+        <w:rPr>
+          <w:rFonts w:ascii="Times New Roman" w:hAnsi="Times New Roman" w:cs="Times New Roman"/>
+          <w:sz w:val="28"/>
+          <w:szCs w:val="28"/>
+        </w:rPr>
+        <w:pict w14:anchorId="428C9779">
           <v:rect id="_x0000_i1194" style="width:0;height:1.5pt" o:hralign="center" o:hrstd="t" o:hr="t" fillcolor="#a0a0a0" stroked="f"/>
         </w:pict>
       </w:r>
@@ -30153,58 +30204,41 @@
           <w:sz w:val="28"/>
           <w:szCs w:val="28"/>
         </w:rPr>
-        <w:t>Responsabilité</w:t>
-      </w:r>
-    </w:p>
-    <w:p>
-      <w:pPr>
-        <w:rPr>
-          <w:rFonts w:ascii="Times New Roman" w:hAnsi="Times New Roman" w:cs="Times New Roman"/>
-          <w:sz w:val="28"/>
-          <w:szCs w:val="28"/>
-        </w:rPr>
-      </w:pPr>
-      <w:r>
-        <w:rPr>
-          <w:rFonts w:ascii="Times New Roman" w:hAnsi="Times New Roman" w:cs="Times New Roman"/>
-          <w:sz w:val="28"/>
-          <w:szCs w:val="28"/>
-        </w:rPr>
-        <w:t>Les recommandations restent des aides à la décision.</w:t>
-      </w:r>
-    </w:p>
-    <w:p>
-      <w:pPr>
-        <w:rPr>
-          <w:rFonts w:ascii="Times New Roman" w:hAnsi="Times New Roman" w:cs="Times New Roman"/>
-          <w:sz w:val="28"/>
-          <w:szCs w:val="28"/>
-        </w:rPr>
-      </w:pPr>
-      <w:r>
-        <w:rPr>
-          <w:rFonts w:ascii="Times New Roman" w:hAnsi="Times New Roman" w:cs="Times New Roman"/>
-          <w:sz w:val="28"/>
-          <w:szCs w:val="28"/>
-        </w:rPr>
-        <w:t>La décision finale appartient toujours à l'utilisateur.</w:t>
-      </w:r>
-    </w:p>
-    <w:p>
-      <w:pPr>
-        <w:rPr>
-          <w:rFonts w:ascii="Times New Roman" w:hAnsi="Times New Roman" w:cs="Times New Roman"/>
-          <w:sz w:val="28"/>
-          <w:szCs w:val="28"/>
-        </w:rPr>
-      </w:pPr>
-      <w:r>
-        <w:rPr>
-          <w:rFonts w:ascii="Times New Roman" w:hAnsi="Times New Roman" w:cs="Times New Roman"/>
-          <w:sz w:val="28"/>
-          <w:szCs w:val="28"/>
-        </w:rPr>
-        <w:pict w14:anchorId="44B15497">
+        <w:t>Transparence</w:t>
+      </w:r>
+    </w:p>
+    <w:p>
+      <w:pPr>
+        <w:rPr>
+          <w:rFonts w:ascii="Times New Roman" w:hAnsi="Times New Roman" w:cs="Times New Roman"/>
+          <w:sz w:val="28"/>
+          <w:szCs w:val="28"/>
+        </w:rPr>
+      </w:pPr>
+      <w:r>
+        <w:rPr>
+          <w:rFonts w:ascii="Times New Roman" w:hAnsi="Times New Roman" w:cs="Times New Roman"/>
+          <w:sz w:val="28"/>
+          <w:szCs w:val="28"/>
+        </w:rPr>
+        <w:t>Les utilisateurs sauront lorsqu'une réponse est générée ou enrichie par l'IA.</w:t>
+      </w:r>
+    </w:p>
+    <w:p>
+      <w:pPr>
+        <w:rPr>
+          <w:rFonts w:ascii="Times New Roman" w:hAnsi="Times New Roman" w:cs="Times New Roman"/>
+          <w:sz w:val="28"/>
+          <w:szCs w:val="28"/>
+        </w:rPr>
+      </w:pPr>
+      <w:r>
+        <w:rPr>
+          <w:rFonts w:ascii="Times New Roman" w:hAnsi="Times New Roman" w:cs="Times New Roman"/>
+          <w:sz w:val="28"/>
+          <w:szCs w:val="28"/>
+        </w:rPr>
+        <w:pict w14:anchorId="269BDE71">
           <v:rect id="_x0000_i1195" style="width:0;height:1.5pt" o:hralign="center" o:hrstd="t" o:hr="t" fillcolor="#a0a0a0" stroked="f"/>
         </w:pict>
       </w:r>
@@ -30227,6 +30261,80 @@
           <w:sz w:val="28"/>
           <w:szCs w:val="28"/>
         </w:rPr>
+        <w:t>Responsabilité</w:t>
+      </w:r>
+    </w:p>
+    <w:p>
+      <w:pPr>
+        <w:rPr>
+          <w:rFonts w:ascii="Times New Roman" w:hAnsi="Times New Roman" w:cs="Times New Roman"/>
+          <w:sz w:val="28"/>
+          <w:szCs w:val="28"/>
+        </w:rPr>
+      </w:pPr>
+      <w:r>
+        <w:rPr>
+          <w:rFonts w:ascii="Times New Roman" w:hAnsi="Times New Roman" w:cs="Times New Roman"/>
+          <w:sz w:val="28"/>
+          <w:szCs w:val="28"/>
+        </w:rPr>
+        <w:t>Les recommandations restent des aides à la décision.</w:t>
+      </w:r>
+    </w:p>
+    <w:p>
+      <w:pPr>
+        <w:rPr>
+          <w:rFonts w:ascii="Times New Roman" w:hAnsi="Times New Roman" w:cs="Times New Roman"/>
+          <w:sz w:val="28"/>
+          <w:szCs w:val="28"/>
+        </w:rPr>
+      </w:pPr>
+      <w:r>
+        <w:rPr>
+          <w:rFonts w:ascii="Times New Roman" w:hAnsi="Times New Roman" w:cs="Times New Roman"/>
+          <w:sz w:val="28"/>
+          <w:szCs w:val="28"/>
+        </w:rPr>
+        <w:t>La décision finale appartient toujours à l'utilisateur.</w:t>
+      </w:r>
+    </w:p>
+    <w:p>
+      <w:pPr>
+        <w:rPr>
+          <w:rFonts w:ascii="Times New Roman" w:hAnsi="Times New Roman" w:cs="Times New Roman"/>
+          <w:sz w:val="28"/>
+          <w:szCs w:val="28"/>
+        </w:rPr>
+      </w:pPr>
+      <w:r>
+        <w:rPr>
+          <w:rFonts w:ascii="Times New Roman" w:hAnsi="Times New Roman" w:cs="Times New Roman"/>
+          <w:sz w:val="28"/>
+          <w:szCs w:val="28"/>
+        </w:rPr>
+        <w:pict w14:anchorId="44B15497">
+          <v:rect id="_x0000_i1196" style="width:0;height:1.5pt" o:hralign="center" o:hrstd="t" o:hr="t" fillcolor="#a0a0a0" stroked="f"/>
+        </w:pict>
+      </w:r>
+    </w:p>
+    <w:p>
+      <w:pPr>
+        <w:rPr>
+          <w:rFonts w:ascii="Times New Roman" w:hAnsi="Times New Roman" w:cs="Times New Roman"/>
+          <w:b/>
+          <w:bCs/>
+          <w:sz w:val="28"/>
+          <w:szCs w:val="28"/>
+        </w:rPr>
+      </w:pPr>
+      <w:r>
+        <w:rPr>
+          <w:rFonts w:ascii="Times New Roman" w:hAnsi="Times New Roman" w:cs="Times New Roman"/>
+          <w:b/>
+          <w:bCs/>
+          <w:sz w:val="28"/>
+          <w:szCs w:val="28"/>
+        </w:rPr>
         <w:t>29.14 Évolutivité</w:t>
       </w:r>
     </w:p>
@@ -30368,7 +30476,7 @@
           <w:szCs w:val="28"/>
         </w:rPr>
         <w:pict w14:anchorId="29395F25">
-          <v:rect id="_x0000_i1196" style="width:0;height:1.5pt" o:hralign="center" o:hrstd="t" o:hr="t" fillcolor="#a0a0a0" stroked="f"/>
+          <v:rect id="_x0000_i1197" style="width:0;height:1.5pt" o:hralign="center" o:hrstd="t" o:hr="t" fillcolor="#a0a0a0" stroked="f"/>
         </w:pict>
       </w:r>
     </w:p>
@@ -30551,7 +30659,7 @@
           <w:szCs w:val="28"/>
         </w:rPr>
         <w:pict w14:anchorId="1903C7C4">
-          <v:rect id="_x0000_i1197" style="width:0;height:1.5pt" o:hralign="center" o:hrstd="t" o:hr="t" fillcolor="#a0a0a0" stroked="f"/>
+          <v:rect id="_x0000_i1198" style="width:0;height:1.5pt" o:hralign="center" o:hrstd="t" o:hr="t" fillcolor="#a0a0a0" stroked="f"/>
         </w:pict>
       </w:r>
     </w:p>
@@ -48304,6 +48412,7 @@
   <w:style w:type="character" w:default="1" w:styleId="Policepardfaut">
     <w:name w:val="Default Paragraph Font"/>
     <w:uiPriority w:val="1"/>
+    <w:semiHidden/>
     <w:unhideWhenUsed/>
   </w:style>
   <w:style w:type="table" w:default="1" w:styleId="TableauNormal">
